--- a/docs/Routineaufgaben_Automatisieren.docx
+++ b/docs/Routineaufgaben_Automatisieren.docx
@@ -17,17 +17,18 @@
       </w:r>
     </w:p>
     <w:p>
-      <w:proofErr w:type="gramStart"/>
-      <w:r>
-        <w:t>Wiederholung  Seite</w:t>
-      </w:r>
-      <w:proofErr w:type="gramEnd"/>
-      <w:r>
-        <w:t xml:space="preserve"> 229</w:t>
+      <w:r>
+        <w:t>Wiederholung  Seite 229</w:t>
       </w:r>
       <w:r>
         <w:t>, 215</w:t>
       </w:r>
+      <w:r>
+        <w:t>, 1</w:t>
+      </w:r>
+      <w:r>
+        <w:t>58</w:t>
+      </w:r>
     </w:p>
     <w:p>
       <w:r>
@@ -41,13 +42,8 @@
       </w:r>
     </w:p>
     <w:p>
-      <w:proofErr w:type="gramStart"/>
-      <w:r>
-        <w:t>Dicotonary.get(</w:t>
-      </w:r>
-      <w:proofErr w:type="gramEnd"/>
-      <w:r>
-        <w:t>k, de</w:t>
+      <w:r>
+        <w:t>Dicotonary.get(k, de</w:t>
       </w:r>
       <w:r>
         <w:t>f</w:t>
@@ -78,21 +74,16 @@
       </w:r>
     </w:p>
     <w:p>
-      <w:proofErr w:type="gramStart"/>
-      <w:r>
-        <w:t>spam.sort</w:t>
-      </w:r>
-      <w:proofErr w:type="gramEnd"/>
-      <w:r>
-        <w:t>(key=</w:t>
-      </w:r>
-      <w:proofErr w:type="gramStart"/>
-      <w:r>
-        <w:t>str.lower</w:t>
-      </w:r>
-      <w:proofErr w:type="gramEnd"/>
-      <w:r>
-        <w:t>)</w:t>
+      <w:pPr>
+        <w:rPr>
+          <w:lang w:val="en-US"/>
+        </w:rPr>
+      </w:pPr>
+      <w:r>
+        <w:rPr>
+          <w:lang w:val="en-US"/>
+        </w:rPr>
+        <w:t>spam.sort(key=str.lower)</w:t>
       </w:r>
     </w:p>
     <w:p>
@@ -103,48 +94,16 @@
     <w:p/>
     <w:p>
       <w:r>
-        <w:t xml:space="preserve">Die Methoden </w:t>
-      </w:r>
-      <w:proofErr w:type="gramStart"/>
-      <w:r>
-        <w:t>rjust(</w:t>
-      </w:r>
-      <w:proofErr w:type="gramEnd"/>
-      <w:r>
-        <w:t xml:space="preserve">) und </w:t>
-      </w:r>
-      <w:proofErr w:type="gramStart"/>
-      <w:r>
-        <w:t>ljust(</w:t>
-      </w:r>
-      <w:proofErr w:type="gramEnd"/>
-      <w:r>
-        <w:t xml:space="preserve">) werden für einen String aufgerufen und </w:t>
-      </w:r>
-      <w:proofErr w:type="gramStart"/>
-      <w:r>
-        <w:t xml:space="preserve">geben </w:t>
+        <w:t xml:space="preserve">Die Methoden rjust() und ljust() werden für einen String aufgerufen und geben </w:t>
       </w:r>
       <w:r>
         <w:t xml:space="preserve"> </w:t>
       </w:r>
       <w:r>
-        <w:t>eine</w:t>
-      </w:r>
-      <w:proofErr w:type="gramEnd"/>
-      <w:r>
-        <w:t xml:space="preserve"> Variante dieses Strings zurück, bei der der Text mithilfe von Leerzeichen ausgerichtet ist</w:t>
-      </w:r>
-      <w:r>
-        <w:t xml:space="preserve">. </w:t>
-      </w:r>
-      <w:proofErr w:type="gramStart"/>
-      <w:r>
-        <w:t>.center</w:t>
-      </w:r>
-      <w:proofErr w:type="gramEnd"/>
-      <w:r>
-        <w:t>()</w:t>
+        <w:t>eine Variante dieses Strings zurück, bei der der Text mithilfe von Leerzeichen ausgerichtet ist</w:t>
+      </w:r>
+      <w:r>
+        <w:t>. .center()</w:t>
       </w:r>
     </w:p>
     <w:p>
@@ -155,23 +114,7 @@
     <w:p/>
     <w:p>
       <w:r>
-        <w:t xml:space="preserve">Das Modul pyperclip enthält die Funktionen </w:t>
-      </w:r>
-      <w:proofErr w:type="gramStart"/>
-      <w:r>
-        <w:t>copy(</w:t>
-      </w:r>
-      <w:proofErr w:type="gramEnd"/>
-      <w:r>
-        <w:t xml:space="preserve">) und </w:t>
-      </w:r>
-      <w:proofErr w:type="gramStart"/>
-      <w:r>
-        <w:t>paste(</w:t>
-      </w:r>
-      <w:proofErr w:type="gramEnd"/>
-      <w:r>
-        <w:t>), die Text an die Zwischenablage des Computers senden bzw. von dort empfangen können.</w:t>
+        <w:t>Das Modul pyperclip enthält die Funktionen copy() und paste(), die Text an die Zwischenablage des Computers senden bzw. von dort empfangen können.</w:t>
       </w:r>
     </w:p>
     <w:p/>
@@ -193,23 +136,7 @@
     <w:p/>
     <w:p>
       <w:r>
-        <w:t xml:space="preserve">Aufgabe Projekt </w:t>
-      </w:r>
-      <w:proofErr w:type="gramStart"/>
-      <w:r>
-        <w:t>TablePrint</w:t>
-      </w:r>
-      <w:proofErr w:type="gramEnd"/>
-      <w:r>
-        <w:t xml:space="preserve"> Seite 187 wiederholen </w:t>
-      </w:r>
-      <w:proofErr w:type="gramStart"/>
-      <w:r>
-        <w:t>indexing  mit</w:t>
-      </w:r>
-      <w:proofErr w:type="gramEnd"/>
-      <w:r>
-        <w:t xml:space="preserve"> verschachtelten Schleifen und enum</w:t>
+        <w:t>Aufgabe Projekt TablePrint Seite 187 wiederholen indexing  mit verschachtelten Schleifen und enum</w:t>
       </w:r>
       <w:r>
         <w:t>erate üben</w:t>
@@ -225,28 +152,12 @@
     </w:p>
     <w:p>
       <w:r>
-        <w:t xml:space="preserve">Widerholungsfragen </w:t>
-      </w:r>
-      <w:proofErr w:type="gramStart"/>
-      <w:r>
-        <w:t>Regex</w:t>
-      </w:r>
-      <w:proofErr w:type="gramEnd"/>
-      <w:r>
-        <w:t xml:space="preserve"> Seite 218</w:t>
-      </w:r>
-    </w:p>
-    <w:p>
-      <w:r>
-        <w:t xml:space="preserve">Regex </w:t>
-      </w:r>
-      <w:proofErr w:type="gramStart"/>
-      <w:r>
-        <w:t>Projekt</w:t>
-      </w:r>
-      <w:proofErr w:type="gramEnd"/>
-      <w:r>
-        <w:t xml:space="preserve"> </w:t>
+        <w:t>Widerholungsfragen Regex Seite 218</w:t>
+      </w:r>
+    </w:p>
+    <w:p>
+      <w:r>
+        <w:t xml:space="preserve">Regex Projekt </w:t>
       </w:r>
       <w:r>
         <w:t xml:space="preserve">Seite 220 wiederholen. </w:t>
@@ -257,42 +168,13 @@
     </w:p>
     <w:p/>
     <w:p>
-      <w:proofErr w:type="gramStart"/>
-      <w:r>
-        <w:t>Ppritnt(</w:t>
-      </w:r>
-      <w:proofErr w:type="gramEnd"/>
-      <w:r>
-        <w:t>) „Saubere Ausgabe“ Kapitel 5 und Seite 236,</w:t>
-      </w:r>
-    </w:p>
-    <w:p>
-      <w:r>
-        <w:t xml:space="preserve">Zb. dictionarys die im Python-Format bleiben sollen mit </w:t>
-      </w:r>
-      <w:proofErr w:type="gramStart"/>
-      <w:r>
-        <w:t>pprint.pformat</w:t>
-      </w:r>
-      <w:proofErr w:type="gramEnd"/>
-      <w:r>
-        <w:t xml:space="preserve">() z.B. in als eigenständige Datei, als Modul speichern wird als </w:t>
-      </w:r>
-      <w:proofErr w:type="gramStart"/>
-      <w:r>
-        <w:t>liste</w:t>
-      </w:r>
-      <w:proofErr w:type="gramEnd"/>
-      <w:r>
-        <w:t xml:space="preserve"> die das dictionary </w:t>
-      </w:r>
-      <w:proofErr w:type="gramStart"/>
-      <w:r>
-        <w:t>enthält</w:t>
-      </w:r>
-      <w:proofErr w:type="gramEnd"/>
-      <w:r>
-        <w:t xml:space="preserve"> gespeichert. </w:t>
+      <w:r>
+        <w:t>Ppritnt() „Saubere Ausgabe“ Kapitel 5 und Seite 236,</w:t>
+      </w:r>
+    </w:p>
+    <w:p>
+      <w:r>
+        <w:t xml:space="preserve">Zb. dictionarys die im Python-Format bleiben sollen mit pprint.pformat() z.B. in als eigenständige Datei, als Modul speichern wird als liste die das dictionary enthält gespeichert. </w:t>
       </w:r>
     </w:p>
     <w:p>
@@ -307,23 +189,7 @@
           <w:highlight w:val="yellow"/>
           <w:u w:val="single"/>
         </w:rPr>
-        <w:t xml:space="preserve">Der </w:t>
-      </w:r>
-      <w:proofErr w:type="gramStart"/>
-      <w:r>
-        <w:rPr>
-          <w:highlight w:val="yellow"/>
-          <w:u w:val="single"/>
-        </w:rPr>
-        <w:t>bist</w:t>
-      </w:r>
-      <w:proofErr w:type="gramEnd"/>
-      <w:r>
-        <w:rPr>
-          <w:highlight w:val="yellow"/>
-          <w:u w:val="single"/>
-        </w:rPr>
-        <w:t xml:space="preserve"> jetzt beste Weg ein </w:t>
+        <w:t xml:space="preserve">Der bist jetzt beste Weg ein </w:t>
       </w:r>
       <w:r>
         <w:rPr>
@@ -397,15 +263,7 @@
       </w:r>
       <w:r>
         <w:br/>
-        <w:t xml:space="preserve">wiederum liest diese Argumente in die Liste </w:t>
-      </w:r>
-      <w:proofErr w:type="gramStart"/>
-      <w:r>
-        <w:t>sys.argv</w:t>
-      </w:r>
-      <w:proofErr w:type="gramEnd"/>
-      <w:r>
-        <w:t xml:space="preserve"> ein.</w:t>
+        <w:t>wiederum liest diese Argumente in die Liste sys.argv ein.</w:t>
       </w:r>
     </w:p>
     <w:p/>
@@ -794,21 +652,12 @@
           <w:lang w:val="en-US"/>
         </w:rPr>
       </w:pPr>
-      <w:proofErr w:type="gramStart"/>
       <w:r>
         <w:rPr>
           <w:lang w:val="en-US"/>
         </w:rPr>
-        <w:t>os.path</w:t>
-      </w:r>
-      <w:proofErr w:type="gramEnd"/>
-      <w:r>
-        <w:rPr>
-          <w:lang w:val="en-US"/>
-        </w:rPr>
-        <w:t>.</w:t>
-      </w:r>
-      <w:proofErr w:type="gramStart"/>
+        <w:t>os.path.</w:t>
+      </w:r>
       <w:r>
         <w:rPr>
           <w:b/>
@@ -820,24 +669,12 @@
         <w:rPr>
           <w:lang w:val="en-US"/>
         </w:rPr>
-        <w:t>(</w:t>
-      </w:r>
-      <w:proofErr w:type="gramEnd"/>
-      <w:r>
-        <w:rPr>
-          <w:lang w:val="en-US"/>
-        </w:rPr>
-        <w:t xml:space="preserve">'C:\\Windows', 'C:\\spam\\eggs') </w:t>
-      </w:r>
-    </w:p>
-    <w:p>
-      <w:proofErr w:type="gramStart"/>
-      <w:r>
-        <w:t>'..</w:t>
-      </w:r>
-      <w:proofErr w:type="gramEnd"/>
-      <w:r>
-        <w:t>\\..\\Windows'</w:t>
+        <w:t xml:space="preserve">('C:\\Windows', 'C:\\spam\\eggs') </w:t>
+      </w:r>
+    </w:p>
+    <w:p>
+      <w:r>
+        <w:t>'..\\..\\Windows'</w:t>
       </w:r>
     </w:p>
     <w:p/>
@@ -868,43 +705,20 @@
         <w:br/>
         <w:t xml:space="preserve">in OS:  </w:t>
       </w:r>
-      <w:proofErr w:type="gramStart"/>
-      <w:r>
-        <w:t>os.path</w:t>
-      </w:r>
-      <w:proofErr w:type="gramEnd"/>
-      <w:r>
-        <w:t>.basename(path)</w:t>
-      </w:r>
-    </w:p>
-    <w:p>
-      <w:r>
-        <w:t xml:space="preserve">Verzeichnisname in </w:t>
-      </w:r>
-      <w:proofErr w:type="gramStart"/>
-      <w:r>
-        <w:t>pathlib:=</w:t>
-      </w:r>
-      <w:proofErr w:type="gramEnd"/>
-      <w:r>
-        <w:t xml:space="preserve"> path_</w:t>
-      </w:r>
-      <w:proofErr w:type="gramStart"/>
-      <w:r>
-        <w:t>objekt.parent</w:t>
-      </w:r>
-      <w:proofErr w:type="gramEnd"/>
+      <w:r>
+        <w:t>os.path.basename(path)</w:t>
+      </w:r>
+    </w:p>
+    <w:p>
+      <w:r>
+        <w:t>Verzeichnisname in pathlib:= path_objekt.parent</w:t>
+      </w:r>
       <w:r>
         <w:br/>
         <w:t xml:space="preserve">in OS: </w:t>
       </w:r>
-      <w:proofErr w:type="gramStart"/>
-      <w:r>
-        <w:t>os.path</w:t>
-      </w:r>
-      <w:proofErr w:type="gramEnd"/>
-      <w:r>
-        <w:t>.</w:t>
+      <w:r>
+        <w:t>os.path.</w:t>
       </w:r>
       <w:r>
         <w:t>dirname</w:t>
@@ -914,21 +728,11 @@
       </w:r>
     </w:p>
     <w:p>
-      <w:proofErr w:type="gramStart"/>
-      <w:r>
-        <w:t>Tupel(</w:t>
-      </w:r>
-      <w:proofErr w:type="gramEnd"/>
-      <w:r>
-        <w:t xml:space="preserve">vezeinsname, basename) = </w:t>
-      </w:r>
-      <w:proofErr w:type="gramStart"/>
-      <w:r>
-        <w:t>os.path</w:t>
-      </w:r>
-      <w:proofErr w:type="gramEnd"/>
-      <w:r>
-        <w:t>.split(</w:t>
+      <w:r>
+        <w:t xml:space="preserve">Tupel(vezeinsname, basename) = </w:t>
+      </w:r>
+      <w:r>
+        <w:t>os.path.split(</w:t>
       </w:r>
       <w:r>
         <w:t>path</w:t>
@@ -945,124 +749,34 @@
           <w:sz w:val="16"/>
           <w:szCs w:val="16"/>
         </w:rPr>
-        <w:t xml:space="preserve">Allerdings ist </w:t>
-      </w:r>
-      <w:proofErr w:type="gramStart"/>
+        <w:t>Allerdings ist os.path.split() eine praktische Abkürzung.</w:t>
+      </w:r>
       <w:r>
         <w:rPr>
           <w:rFonts w:ascii="Arial" w:hAnsi="Arial" w:cs="Arial"/>
           <w:sz w:val="16"/>
           <w:szCs w:val="16"/>
         </w:rPr>
-        <w:t>os.path</w:t>
-      </w:r>
-      <w:proofErr w:type="gramEnd"/>
+        <w:br/>
+        <w:t xml:space="preserve">Beachten Sie aber, dass os.path.split() keinen Dateipfad entgegennimmt und </w:t>
+      </w:r>
       <w:r>
         <w:rPr>
           <w:rFonts w:ascii="Arial" w:hAnsi="Arial" w:cs="Arial"/>
           <w:sz w:val="16"/>
           <w:szCs w:val="16"/>
         </w:rPr>
-        <w:t>.</w:t>
-      </w:r>
-      <w:proofErr w:type="gramStart"/>
+        <w:br/>
+        <w:t xml:space="preserve">daraus eine Liste der Strings für die einzelnen Ordner zurückgibt. Für diesen </w:t>
+      </w:r>
       <w:r>
         <w:rPr>
           <w:rFonts w:ascii="Arial" w:hAnsi="Arial" w:cs="Arial"/>
           <w:sz w:val="16"/>
           <w:szCs w:val="16"/>
         </w:rPr>
-        <w:t>split(</w:t>
-      </w:r>
-      <w:proofErr w:type="gramEnd"/>
-      <w:r>
-        <w:rPr>
-          <w:rFonts w:ascii="Arial" w:hAnsi="Arial" w:cs="Arial"/>
-          <w:sz w:val="16"/>
-          <w:szCs w:val="16"/>
-        </w:rPr>
-        <w:t>) eine praktische Abkürzung.</w:t>
-      </w:r>
-      <w:r>
-        <w:rPr>
-          <w:rFonts w:ascii="Arial" w:hAnsi="Arial" w:cs="Arial"/>
-          <w:sz w:val="16"/>
-          <w:szCs w:val="16"/>
-        </w:rPr>
-        <w:br/>
-        <w:t xml:space="preserve">Beachten Sie aber, dass </w:t>
-      </w:r>
-      <w:proofErr w:type="gramStart"/>
-      <w:r>
-        <w:rPr>
-          <w:rFonts w:ascii="Arial" w:hAnsi="Arial" w:cs="Arial"/>
-          <w:sz w:val="16"/>
-          <w:szCs w:val="16"/>
-        </w:rPr>
-        <w:t>os.path</w:t>
-      </w:r>
-      <w:proofErr w:type="gramEnd"/>
-      <w:r>
-        <w:rPr>
-          <w:rFonts w:ascii="Arial" w:hAnsi="Arial" w:cs="Arial"/>
-          <w:sz w:val="16"/>
-          <w:szCs w:val="16"/>
-        </w:rPr>
-        <w:t>.</w:t>
-      </w:r>
-      <w:proofErr w:type="gramStart"/>
-      <w:r>
-        <w:rPr>
-          <w:rFonts w:ascii="Arial" w:hAnsi="Arial" w:cs="Arial"/>
-          <w:sz w:val="16"/>
-          <w:szCs w:val="16"/>
-        </w:rPr>
-        <w:t>split(</w:t>
-      </w:r>
-      <w:proofErr w:type="gramEnd"/>
-      <w:r>
-        <w:rPr>
-          <w:rFonts w:ascii="Arial" w:hAnsi="Arial" w:cs="Arial"/>
-          <w:sz w:val="16"/>
-          <w:szCs w:val="16"/>
-        </w:rPr>
-        <w:t xml:space="preserve">) keinen Dateipfad entgegennimmt und </w:t>
-      </w:r>
-      <w:r>
-        <w:rPr>
-          <w:rFonts w:ascii="Arial" w:hAnsi="Arial" w:cs="Arial"/>
-          <w:sz w:val="16"/>
-          <w:szCs w:val="16"/>
-        </w:rPr>
-        <w:br/>
-        <w:t xml:space="preserve">daraus eine Liste der Strings für die einzelnen Ordner zurückgibt. Für diesen </w:t>
-      </w:r>
-      <w:r>
-        <w:rPr>
-          <w:rFonts w:ascii="Arial" w:hAnsi="Arial" w:cs="Arial"/>
-          <w:sz w:val="16"/>
-          <w:szCs w:val="16"/>
-        </w:rPr>
-        <w:br/>
-        <w:t xml:space="preserve">Zweck müssen Sie den Pfad mit der Stringmethode </w:t>
-      </w:r>
-      <w:proofErr w:type="gramStart"/>
-      <w:r>
-        <w:rPr>
-          <w:rFonts w:ascii="Arial" w:hAnsi="Arial" w:cs="Arial"/>
-          <w:sz w:val="16"/>
-          <w:szCs w:val="16"/>
-        </w:rPr>
-        <w:t>split(</w:t>
-      </w:r>
-      <w:proofErr w:type="gramEnd"/>
-      <w:r>
-        <w:rPr>
-          <w:rFonts w:ascii="Arial" w:hAnsi="Arial" w:cs="Arial"/>
-          <w:sz w:val="16"/>
-          <w:szCs w:val="16"/>
-        </w:rPr>
-        <w:t xml:space="preserve">) zerlegen und ihr die </w:t>
+        <w:br/>
+        <w:t xml:space="preserve">Zweck müssen Sie den Pfad mit der Stringmethode split() zerlegen und ihr die </w:t>
       </w:r>
       <w:r>
         <w:rPr>
@@ -1106,15 +820,7 @@
     </w:p>
     <w:p>
       <w:r>
-        <w:t>Die Methode `Path.chmod</w:t>
-      </w:r>
-      <w:proofErr w:type="gramStart"/>
-      <w:r>
-        <w:t>()`</w:t>
-      </w:r>
-      <w:proofErr w:type="gramEnd"/>
-      <w:r>
-        <w:t xml:space="preserve"> in der `pathlib`-Bibliothek wird verwendet, um die Berechtigungen (Zugriffsrechte) einer Datei oder eines Verzeichnisses zu ändern. Diese Methode ist eine Entsprechung zu `os.chmod()` und ermöglicht es dir, die Zugriffsrechte auf Dateien und Verzeichnisse zu setzen, indem du den entsprechenden Berechtigungsmodus angibst.</w:t>
+        <w:t>Die Methode `Path.chmod()` in der `pathlib`-Bibliothek wird verwendet, um die Berechtigungen (Zugriffsrechte) einer Datei oder eines Verzeichnisses zu ändern. Diese Methode ist eine Entsprechung zu `os.chmod()` und ermöglicht es dir, die Zugriffsrechte auf Dateien und Verzeichnisse zu setzen, indem du den entsprechenden Berechtigungsmodus angibst.</w:t>
       </w:r>
       <w:r>
         <w:br/>
@@ -1280,15 +986,7 @@
       </w:r>
       <w:r>
         <w:br/>
-        <w:t>2. Die Berechtigungen der Datei werden vor und nach der Verwendung von `</w:t>
-      </w:r>
-      <w:proofErr w:type="gramStart"/>
-      <w:r>
-        <w:t>chmod(</w:t>
-      </w:r>
-      <w:proofErr w:type="gramEnd"/>
-      <w:r>
-        <w:t>)` ausgedruckt.</w:t>
+        <w:t>2. Die Berechtigungen der Datei werden vor und nach der Verwendung von `chmod()` ausgedruckt.</w:t>
       </w:r>
       <w:r>
         <w:br/>
@@ -1310,35 +1008,11 @@
       </w:r>
       <w:r>
         <w:br/>
-        <w:t>- **Berechtigungsänderungen**: `</w:t>
-      </w:r>
-      <w:proofErr w:type="gramStart"/>
-      <w:r>
-        <w:t>chmod(</w:t>
-      </w:r>
-      <w:proofErr w:type="gramEnd"/>
-      <w:r>
-        <w:t>)` funktioniert nur bei Dateien und Verzeichnissen, die im Dateisystem existieren.</w:t>
-      </w:r>
-      <w:r>
-        <w:br/>
-        <w:t>- **Plattformabhängigkeit**: `</w:t>
-      </w:r>
-      <w:proofErr w:type="gramStart"/>
-      <w:r>
-        <w:t>chmod(</w:t>
-      </w:r>
-      <w:proofErr w:type="gramEnd"/>
-      <w:r>
-        <w:t>)` funktioniert in der Regel auf Unix-ähnlichen Systemen (wie Linux und macOS). Auf Windows-Systemen werden Berechtigungen anders gehandhabt, und `</w:t>
-      </w:r>
-      <w:proofErr w:type="gramStart"/>
-      <w:r>
-        <w:t>chmod(</w:t>
-      </w:r>
-      <w:proofErr w:type="gramEnd"/>
-      <w:r>
-        <w:t>)` hat möglicherweise eine eingeschränkte Wirkung.</w:t>
+        <w:t>- **Berechtigungsänderungen**: `chmod()` funktioniert nur bei Dateien und Verzeichnissen, die im Dateisystem existieren.</w:t>
+      </w:r>
+      <w:r>
+        <w:br/>
+        <w:t>- **Plattformabhängigkeit**: `chmod()` funktioniert in der Regel auf Unix-ähnlichen Systemen (wie Linux und macOS). Auf Windows-Systemen werden Berechtigungen anders gehandhabt, und `chmod()` hat möglicherweise eine eingeschränkte Wirkung.</w:t>
       </w:r>
       <w:r>
         <w:br/>
@@ -1348,89 +1022,38 @@
       </w:r>
       <w:r>
         <w:lastRenderedPageBreak/>
-        <w:t>Die Methode `Path.chmod</w:t>
-      </w:r>
-      <w:proofErr w:type="gramStart"/>
-      <w:r>
-        <w:t>()`</w:t>
-      </w:r>
-      <w:proofErr w:type="gramEnd"/>
-      <w:r>
-        <w:t xml:space="preserve"> bietet eine objektorientierte Möglichkeit, Dateiberechtigungen zu ändern, und integriert sich nahtlos in die `pathlib`-Bibliothek, die für die Arbeit mit Pfaden und Dateien in Python entwickelt wurde.</w:t>
-      </w:r>
-      <w:r>
-        <w:br/>
-      </w:r>
-    </w:p>
-    <w:p>
-      <w:r>
-        <w:t xml:space="preserve">pathlib bietet eine Methode zur Bestimmung der Größe einer Datei, die der Funktion </w:t>
-      </w:r>
-      <w:proofErr w:type="gramStart"/>
-      <w:r>
-        <w:t>os.path</w:t>
-      </w:r>
-      <w:proofErr w:type="gramEnd"/>
-      <w:r>
-        <w:t>.</w:t>
-      </w:r>
-      <w:proofErr w:type="gramStart"/>
-      <w:r>
-        <w:t>getsize(</w:t>
-      </w:r>
-      <w:proofErr w:type="gramEnd"/>
-      <w:r>
-        <w:t>) entspricht.</w:t>
-      </w:r>
-    </w:p>
-    <w:p>
-      <w:r>
-        <w:t xml:space="preserve">In pathlib kannst du die </w:t>
-      </w:r>
-      <w:proofErr w:type="gramStart"/>
-      <w:r>
-        <w:t xml:space="preserve">Methode </w:t>
+        <w:t>Die Methode `Path.chmod()` bietet eine objektorientierte Möglichkeit, Dateiberechtigungen zu ändern, und integriert sich nahtlos in die `pathlib`-Bibliothek, die für die Arbeit mit Pfaden und Dateien in Python entwickelt wurde.</w:t>
+      </w:r>
+      <w:r>
+        <w:br/>
+      </w:r>
+    </w:p>
+    <w:p>
+      <w:r>
+        <w:t>pathlib bietet eine Methode zur Bestimmung der Größe einer Datei, die der Funktion os.path.getsize() entspricht.</w:t>
+      </w:r>
+    </w:p>
+    <w:p>
+      <w:r>
+        <w:t xml:space="preserve">In pathlib kannst du die Methode </w:t>
       </w:r>
       <w:r>
         <w:rPr>
           <w:b/>
         </w:rPr>
-        <w:t>.stat</w:t>
-      </w:r>
-      <w:proofErr w:type="gramEnd"/>
+        <w:t>.stat()</w:t>
+      </w:r>
+      <w:r>
+        <w:t xml:space="preserve"> verwenden, um verschiedene Dateieigenschaften abzurufen, einschließlich der Größe der Datei. Die Größe wird im Attribut </w:t>
+      </w:r>
       <w:r>
         <w:rPr>
           <w:b/>
         </w:rPr>
-        <w:t>()</w:t>
-      </w:r>
-      <w:r>
-        <w:t xml:space="preserve"> verwenden, um verschiedene Dateieigenschaften abzurufen, einschließlich der Größe der Datei. Die Größe wird im Attribut </w:t>
-      </w:r>
-      <w:r>
-        <w:rPr>
-          <w:b/>
-        </w:rPr>
         <w:t>st_size</w:t>
       </w:r>
       <w:r>
-        <w:t xml:space="preserve"> des </w:t>
-      </w:r>
-      <w:proofErr w:type="gramStart"/>
-      <w:r>
-        <w:t>os.stat</w:t>
-      </w:r>
-      <w:proofErr w:type="gramEnd"/>
-      <w:r>
-        <w:t xml:space="preserve">_result-Objekts gespeichert, das </w:t>
-      </w:r>
-      <w:proofErr w:type="gramStart"/>
-      <w:r>
-        <w:t>von .stat</w:t>
-      </w:r>
-      <w:proofErr w:type="gramEnd"/>
-      <w:r>
-        <w:t>() zurückgegeben wird.</w:t>
+        <w:t xml:space="preserve"> des os.stat_result-Objekts gespeichert, das von .stat() zurückgegeben wird.</w:t>
       </w:r>
     </w:p>
     <w:p/>
@@ -1507,23 +1130,23 @@
           <w:rFonts w:ascii="JetBrains Mono NL" w:hAnsi="JetBrains Mono NL" w:cs="JetBrains Mono NL"/>
           <w:lang w:val="en-US"/>
         </w:rPr>
-        <w:t xml:space="preserve"> raise </w:t>
-      </w:r>
-      <w:proofErr w:type="gramStart"/>
+        <w:t xml:space="preserve"> raise Exception('This is the error message.') </w:t>
+      </w:r>
       <w:r>
         <w:rPr>
           <w:rFonts w:ascii="JetBrains Mono NL" w:hAnsi="JetBrains Mono NL" w:cs="JetBrains Mono NL"/>
           <w:lang w:val="en-US"/>
         </w:rPr>
-        <w:t>Exception(</w:t>
-      </w:r>
-      <w:proofErr w:type="gramEnd"/>
+        <w:br/>
+        <w:t xml:space="preserve">except: </w:t>
+      </w:r>
       <w:r>
         <w:rPr>
           <w:rFonts w:ascii="JetBrains Mono NL" w:hAnsi="JetBrains Mono NL" w:cs="JetBrains Mono NL"/>
           <w:lang w:val="en-US"/>
         </w:rPr>
-        <w:t xml:space="preserve">'This is the error message.') </w:t>
+        <w:br/>
+        <w:t xml:space="preserve"> errorFile = open('errorInfo.txt', 'w') </w:t>
       </w:r>
       <w:r>
         <w:rPr>
@@ -1531,7 +1154,7 @@
           <w:lang w:val="en-US"/>
         </w:rPr>
         <w:br/>
-        <w:t xml:space="preserve">except: </w:t>
+        <w:t xml:space="preserve"> errorFile.write(traceback.format_exc()) </w:t>
       </w:r>
       <w:r>
         <w:rPr>
@@ -1539,95 +1162,15 @@
           <w:lang w:val="en-US"/>
         </w:rPr>
         <w:br/>
-        <w:t xml:space="preserve"> errorFile = </w:t>
-      </w:r>
-      <w:proofErr w:type="gramStart"/>
+        <w:t xml:space="preserve"> errorFile.close() </w:t>
+      </w:r>
       <w:r>
         <w:rPr>
           <w:rFonts w:ascii="JetBrains Mono NL" w:hAnsi="JetBrains Mono NL" w:cs="JetBrains Mono NL"/>
           <w:lang w:val="en-US"/>
         </w:rPr>
-        <w:t>open(</w:t>
-      </w:r>
-      <w:proofErr w:type="gramEnd"/>
-      <w:r>
-        <w:rPr>
-          <w:rFonts w:ascii="JetBrains Mono NL" w:hAnsi="JetBrains Mono NL" w:cs="JetBrains Mono NL"/>
-          <w:lang w:val="en-US"/>
-        </w:rPr>
-        <w:t xml:space="preserve">'errorInfo.txt', 'w') </w:t>
-      </w:r>
-      <w:r>
-        <w:rPr>
-          <w:rFonts w:ascii="JetBrains Mono NL" w:hAnsi="JetBrains Mono NL" w:cs="JetBrains Mono NL"/>
-          <w:lang w:val="en-US"/>
-        </w:rPr>
-        <w:br/>
-        <w:t xml:space="preserve"> errorFile.write(</w:t>
-      </w:r>
-      <w:proofErr w:type="gramStart"/>
-      <w:r>
-        <w:rPr>
-          <w:rFonts w:ascii="JetBrains Mono NL" w:hAnsi="JetBrains Mono NL" w:cs="JetBrains Mono NL"/>
-          <w:lang w:val="en-US"/>
-        </w:rPr>
-        <w:t>traceback.format</w:t>
-      </w:r>
-      <w:proofErr w:type="gramEnd"/>
-      <w:r>
-        <w:rPr>
-          <w:rFonts w:ascii="JetBrains Mono NL" w:hAnsi="JetBrains Mono NL" w:cs="JetBrains Mono NL"/>
-          <w:lang w:val="en-US"/>
-        </w:rPr>
-        <w:t>_</w:t>
-      </w:r>
-      <w:proofErr w:type="gramStart"/>
-      <w:r>
-        <w:rPr>
-          <w:rFonts w:ascii="JetBrains Mono NL" w:hAnsi="JetBrains Mono NL" w:cs="JetBrains Mono NL"/>
-          <w:lang w:val="en-US"/>
-        </w:rPr>
-        <w:t>exc(</w:t>
-      </w:r>
-      <w:proofErr w:type="gramEnd"/>
-      <w:r>
-        <w:rPr>
-          <w:rFonts w:ascii="JetBrains Mono NL" w:hAnsi="JetBrains Mono NL" w:cs="JetBrains Mono NL"/>
-          <w:lang w:val="en-US"/>
-        </w:rPr>
-        <w:t xml:space="preserve">)) </w:t>
-      </w:r>
-      <w:r>
-        <w:rPr>
-          <w:rFonts w:ascii="JetBrains Mono NL" w:hAnsi="JetBrains Mono NL" w:cs="JetBrains Mono NL"/>
-          <w:lang w:val="en-US"/>
-        </w:rPr>
-        <w:br/>
-        <w:t xml:space="preserve"> errorFile.close() </w:t>
-      </w:r>
-      <w:r>
-        <w:rPr>
-          <w:rFonts w:ascii="JetBrains Mono NL" w:hAnsi="JetBrains Mono NL" w:cs="JetBrains Mono NL"/>
-          <w:lang w:val="en-US"/>
-        </w:rPr>
-        <w:br/>
-        <w:t xml:space="preserve"> </w:t>
-      </w:r>
-      <w:proofErr w:type="gramStart"/>
-      <w:r>
-        <w:rPr>
-          <w:rFonts w:ascii="JetBrains Mono NL" w:hAnsi="JetBrains Mono NL" w:cs="JetBrains Mono NL"/>
-          <w:lang w:val="en-US"/>
-        </w:rPr>
-        <w:t>print(</w:t>
-      </w:r>
-      <w:proofErr w:type="gramEnd"/>
-      <w:r>
-        <w:rPr>
-          <w:rFonts w:ascii="JetBrains Mono NL" w:hAnsi="JetBrains Mono NL" w:cs="JetBrains Mono NL"/>
-          <w:lang w:val="en-US"/>
-        </w:rPr>
-        <w:t xml:space="preserve">'The traceback info was written to errorInfo.txt.') </w:t>
+        <w:br/>
+        <w:t xml:space="preserve"> print('The traceback info was written to errorInfo.txt.') </w:t>
       </w:r>
       <w:r>
         <w:rPr>
@@ -1703,15 +1246,7 @@
     <w:p>
       <w:r>
         <w:lastRenderedPageBreak/>
-        <w:t xml:space="preserve">Wiederholen </w:t>
-      </w:r>
-      <w:proofErr w:type="gramStart"/>
-      <w:r>
-        <w:t>RegEx</w:t>
-      </w:r>
-      <w:proofErr w:type="gramEnd"/>
-      <w:r>
-        <w:t xml:space="preserve"> Seite 198</w:t>
+        <w:t>Wiederholen RegEx Seite 198</w:t>
       </w:r>
     </w:p>
     <w:sectPr>

--- a/docs/Routineaufgaben_Automatisieren.docx
+++ b/docs/Routineaufgaben_Automatisieren.docx
@@ -17,8 +17,13 @@
       </w:r>
     </w:p>
     <w:p>
-      <w:r>
-        <w:t>Wiederholung  Seite 229</w:t>
+      <w:proofErr w:type="gramStart"/>
+      <w:r>
+        <w:t>Wiederholung  Seite</w:t>
+      </w:r>
+      <w:proofErr w:type="gramEnd"/>
+      <w:r>
+        <w:t xml:space="preserve"> 229</w:t>
       </w:r>
       <w:r>
         <w:t>, 215</w:t>
@@ -42,14 +47,32 @@
       </w:r>
     </w:p>
     <w:p>
-      <w:r>
-        <w:t>Dicotonary.get(k, de</w:t>
+      <w:proofErr w:type="spellStart"/>
+      <w:proofErr w:type="gramStart"/>
+      <w:r>
+        <w:t>Dicotonary.get</w:t>
+      </w:r>
+      <w:proofErr w:type="spellEnd"/>
+      <w:r>
+        <w:t>(</w:t>
+      </w:r>
+      <w:proofErr w:type="gramEnd"/>
+      <w:r>
+        <w:t xml:space="preserve">k, </w:t>
+      </w:r>
+      <w:proofErr w:type="spellStart"/>
+      <w:r>
+        <w:t>de</w:t>
       </w:r>
       <w:r>
         <w:t>f</w:t>
       </w:r>
       <w:r>
-        <w:t>ault) + 1</w:t>
+        <w:t>ault</w:t>
+      </w:r>
+      <w:proofErr w:type="spellEnd"/>
+      <w:r>
+        <w:t>) + 1</w:t>
       </w:r>
       <w:r>
         <w:tab/>
@@ -74,36 +97,80 @@
       </w:r>
     </w:p>
     <w:p>
-      <w:pPr>
-        <w:rPr>
-          <w:lang w:val="en-US"/>
-        </w:rPr>
-      </w:pPr>
-      <w:r>
-        <w:rPr>
-          <w:lang w:val="en-US"/>
-        </w:rPr>
+      <w:r>
         <w:t>spam.sort(key=str.lower)</w:t>
       </w:r>
     </w:p>
     <w:p>
-      <w:r>
-        <w:t>isX-Stringmethoden Seite 172</w:t>
+      <w:proofErr w:type="spellStart"/>
+      <w:r>
+        <w:t>isX-Stringmethoden</w:t>
+      </w:r>
+      <w:proofErr w:type="spellEnd"/>
+      <w:r>
+        <w:t xml:space="preserve"> Seite 172</w:t>
       </w:r>
     </w:p>
     <w:p/>
     <w:p>
       <w:r>
-        <w:t xml:space="preserve">Die Methoden rjust() und ljust() werden für einen String aufgerufen und geben </w:t>
+        <w:t xml:space="preserve">Die Methoden </w:t>
+      </w:r>
+      <w:proofErr w:type="spellStart"/>
+      <w:proofErr w:type="gramStart"/>
+      <w:r>
+        <w:t>rjust</w:t>
+      </w:r>
+      <w:proofErr w:type="spellEnd"/>
+      <w:r>
+        <w:t>(</w:t>
+      </w:r>
+      <w:proofErr w:type="gramEnd"/>
+      <w:r>
+        <w:t xml:space="preserve">) und </w:t>
+      </w:r>
+      <w:proofErr w:type="spellStart"/>
+      <w:proofErr w:type="gramStart"/>
+      <w:r>
+        <w:t>ljust</w:t>
+      </w:r>
+      <w:proofErr w:type="spellEnd"/>
+      <w:r>
+        <w:t>(</w:t>
+      </w:r>
+      <w:proofErr w:type="gramEnd"/>
+      <w:r>
+        <w:t xml:space="preserve">) werden für einen String aufgerufen und </w:t>
+      </w:r>
+      <w:proofErr w:type="gramStart"/>
+      <w:r>
+        <w:t xml:space="preserve">geben </w:t>
       </w:r>
       <w:r>
         <w:t xml:space="preserve"> </w:t>
       </w:r>
       <w:r>
-        <w:t>eine Variante dieses Strings zurück, bei der der Text mithilfe von Leerzeichen ausgerichtet ist</w:t>
-      </w:r>
-      <w:r>
-        <w:t>. .center()</w:t>
+        <w:t>eine</w:t>
+      </w:r>
+      <w:proofErr w:type="gramEnd"/>
+      <w:r>
+        <w:t xml:space="preserve"> Variante dieses Strings zurück, bei der der Text mithilfe von Leerzeichen ausgerichtet ist</w:t>
+      </w:r>
+      <w:r>
+        <w:t xml:space="preserve">. </w:t>
+      </w:r>
+      <w:proofErr w:type="gramStart"/>
+      <w:r>
+        <w:t>.</w:t>
+      </w:r>
+      <w:proofErr w:type="spellStart"/>
+      <w:r>
+        <w:t>center</w:t>
+      </w:r>
+      <w:proofErr w:type="spellEnd"/>
+      <w:proofErr w:type="gramEnd"/>
+      <w:r>
+        <w:t>()</w:t>
       </w:r>
     </w:p>
     <w:p>
@@ -114,7 +181,41 @@
     <w:p/>
     <w:p>
       <w:r>
-        <w:t>Das Modul pyperclip enthält die Funktionen copy() und paste(), die Text an die Zwischenablage des Computers senden bzw. von dort empfangen können.</w:t>
+        <w:t xml:space="preserve">Das Modul </w:t>
+      </w:r>
+      <w:proofErr w:type="spellStart"/>
+      <w:r>
+        <w:t>pyperclip</w:t>
+      </w:r>
+      <w:proofErr w:type="spellEnd"/>
+      <w:r>
+        <w:t xml:space="preserve"> enthält die Funktionen </w:t>
+      </w:r>
+      <w:proofErr w:type="spellStart"/>
+      <w:proofErr w:type="gramStart"/>
+      <w:r>
+        <w:t>copy</w:t>
+      </w:r>
+      <w:proofErr w:type="spellEnd"/>
+      <w:r>
+        <w:t>(</w:t>
+      </w:r>
+      <w:proofErr w:type="gramEnd"/>
+      <w:r>
+        <w:t xml:space="preserve">) und </w:t>
+      </w:r>
+      <w:proofErr w:type="spellStart"/>
+      <w:proofErr w:type="gramStart"/>
+      <w:r>
+        <w:t>paste</w:t>
+      </w:r>
+      <w:proofErr w:type="spellEnd"/>
+      <w:r>
+        <w:t>(</w:t>
+      </w:r>
+      <w:proofErr w:type="gramEnd"/>
+      <w:r>
+        <w:t>), die Text an die Zwischenablage des Computers senden bzw. von dort empfangen können.</w:t>
       </w:r>
     </w:p>
     <w:p/>
@@ -125,8 +226,13 @@
     </w:p>
     <w:p/>
     <w:p>
-      <w:r>
-        <w:t xml:space="preserve">Sys.argv </w:t>
+      <w:proofErr w:type="spellStart"/>
+      <w:r>
+        <w:t>Sys.argv</w:t>
+      </w:r>
+      <w:proofErr w:type="spellEnd"/>
+      <w:r>
+        <w:t xml:space="preserve"> </w:t>
       </w:r>
       <w:r>
         <w:tab/>
@@ -136,10 +242,41 @@
     <w:p/>
     <w:p>
       <w:r>
-        <w:t>Aufgabe Projekt TablePrint Seite 187 wiederholen indexing  mit verschachtelten Schleifen und enum</w:t>
-      </w:r>
-      <w:r>
-        <w:t>erate üben</w:t>
+        <w:t xml:space="preserve">Aufgabe Projekt </w:t>
+      </w:r>
+      <w:proofErr w:type="spellStart"/>
+      <w:proofErr w:type="gramStart"/>
+      <w:r>
+        <w:t>TablePrint</w:t>
+      </w:r>
+      <w:proofErr w:type="spellEnd"/>
+      <w:proofErr w:type="gramEnd"/>
+      <w:r>
+        <w:t xml:space="preserve"> Seite 187 wiederholen </w:t>
+      </w:r>
+      <w:proofErr w:type="spellStart"/>
+      <w:proofErr w:type="gramStart"/>
+      <w:r>
+        <w:t>indexing</w:t>
+      </w:r>
+      <w:proofErr w:type="spellEnd"/>
+      <w:r>
+        <w:t xml:space="preserve">  mit</w:t>
+      </w:r>
+      <w:proofErr w:type="gramEnd"/>
+      <w:r>
+        <w:t xml:space="preserve"> verschachtelten Schleifen und </w:t>
+      </w:r>
+      <w:proofErr w:type="spellStart"/>
+      <w:r>
+        <w:t>enum</w:t>
+      </w:r>
+      <w:r>
+        <w:t>erate</w:t>
+      </w:r>
+      <w:proofErr w:type="spellEnd"/>
+      <w:r>
+        <w:t xml:space="preserve"> üben</w:t>
       </w:r>
       <w:r>
         <w:t xml:space="preserve">. </w:t>
@@ -152,29 +289,114 @@
     </w:p>
     <w:p>
       <w:r>
-        <w:t>Widerholungsfragen Regex Seite 218</w:t>
-      </w:r>
-    </w:p>
-    <w:p>
-      <w:r>
-        <w:t xml:space="preserve">Regex Projekt </w:t>
+        <w:t xml:space="preserve">Widerholungsfragen </w:t>
+      </w:r>
+      <w:proofErr w:type="spellStart"/>
+      <w:proofErr w:type="gramStart"/>
+      <w:r>
+        <w:t>Regex</w:t>
+      </w:r>
+      <w:proofErr w:type="spellEnd"/>
+      <w:proofErr w:type="gramEnd"/>
+      <w:r>
+        <w:t xml:space="preserve"> Seite 218</w:t>
+      </w:r>
+    </w:p>
+    <w:p>
+      <w:proofErr w:type="spellStart"/>
+      <w:r>
+        <w:t>Regex</w:t>
+      </w:r>
+      <w:proofErr w:type="spellEnd"/>
+      <w:r>
+        <w:t xml:space="preserve"> </w:t>
+      </w:r>
+      <w:proofErr w:type="gramStart"/>
+      <w:r>
+        <w:t>Projekt</w:t>
+      </w:r>
+      <w:proofErr w:type="gramEnd"/>
+      <w:r>
+        <w:t xml:space="preserve"> </w:t>
       </w:r>
       <w:r>
         <w:t xml:space="preserve">Seite 220 wiederholen. </w:t>
       </w:r>
-      <w:r>
-        <w:t xml:space="preserve">Regex Projekt 248 wiederholen. </w:t>
+      <w:proofErr w:type="spellStart"/>
+      <w:r>
+        <w:t>Regex</w:t>
+      </w:r>
+      <w:proofErr w:type="spellEnd"/>
+      <w:r>
+        <w:t xml:space="preserve"> Projekt 248 wiederholen. </w:t>
       </w:r>
     </w:p>
     <w:p/>
     <w:p>
-      <w:r>
-        <w:t>Ppritnt() „Saubere Ausgabe“ Kapitel 5 und Seite 236,</w:t>
-      </w:r>
-    </w:p>
-    <w:p>
-      <w:r>
-        <w:t xml:space="preserve">Zb. dictionarys die im Python-Format bleiben sollen mit pprint.pformat() z.B. in als eigenständige Datei, als Modul speichern wird als liste die das dictionary enthält gespeichert. </w:t>
+      <w:proofErr w:type="spellStart"/>
+      <w:proofErr w:type="gramStart"/>
+      <w:r>
+        <w:t>Ppritnt</w:t>
+      </w:r>
+      <w:proofErr w:type="spellEnd"/>
+      <w:r>
+        <w:t>(</w:t>
+      </w:r>
+      <w:proofErr w:type="gramEnd"/>
+      <w:r>
+        <w:t>) „Saubere Ausgabe“ Kapitel 5 und Seite 236,</w:t>
+      </w:r>
+    </w:p>
+    <w:p>
+      <w:proofErr w:type="spellStart"/>
+      <w:r>
+        <w:t>Zb</w:t>
+      </w:r>
+      <w:proofErr w:type="spellEnd"/>
+      <w:r>
+        <w:t xml:space="preserve">. </w:t>
+      </w:r>
+      <w:proofErr w:type="spellStart"/>
+      <w:r>
+        <w:t>dictionarys</w:t>
+      </w:r>
+      <w:proofErr w:type="spellEnd"/>
+      <w:r>
+        <w:t xml:space="preserve"> die im Python-Format bleiben sollen mit </w:t>
+      </w:r>
+      <w:proofErr w:type="spellStart"/>
+      <w:proofErr w:type="gramStart"/>
+      <w:r>
+        <w:t>pprint.pformat</w:t>
+      </w:r>
+      <w:proofErr w:type="spellEnd"/>
+      <w:proofErr w:type="gramEnd"/>
+      <w:r>
+        <w:t xml:space="preserve">() z.B. in als eigenständige Datei, als Modul speichern wird als </w:t>
+      </w:r>
+      <w:proofErr w:type="gramStart"/>
+      <w:r>
+        <w:t>liste</w:t>
+      </w:r>
+      <w:proofErr w:type="gramEnd"/>
+      <w:r>
+        <w:t xml:space="preserve"> die das </w:t>
+      </w:r>
+      <w:proofErr w:type="spellStart"/>
+      <w:r>
+        <w:t>dictionary</w:t>
+      </w:r>
+      <w:proofErr w:type="spellEnd"/>
+      <w:r>
+        <w:t xml:space="preserve"> </w:t>
+      </w:r>
+      <w:proofErr w:type="gramStart"/>
+      <w:r>
+        <w:t>enthält</w:t>
+      </w:r>
+      <w:proofErr w:type="gramEnd"/>
+      <w:r>
+        <w:t xml:space="preserve"> gespeichert. </w:t>
       </w:r>
     </w:p>
     <w:p>
@@ -189,7 +411,23 @@
           <w:highlight w:val="yellow"/>
           <w:u w:val="single"/>
         </w:rPr>
-        <w:t xml:space="preserve">Der bist jetzt beste Weg ein </w:t>
+        <w:t xml:space="preserve">Der </w:t>
+      </w:r>
+      <w:proofErr w:type="gramStart"/>
+      <w:r>
+        <w:rPr>
+          <w:highlight w:val="yellow"/>
+          <w:u w:val="single"/>
+        </w:rPr>
+        <w:t>bist</w:t>
+      </w:r>
+      <w:proofErr w:type="gramEnd"/>
+      <w:r>
+        <w:rPr>
+          <w:highlight w:val="yellow"/>
+          <w:u w:val="single"/>
+        </w:rPr>
+        <w:t xml:space="preserve"> jetzt beste Weg ein </w:t>
       </w:r>
       <w:r>
         <w:rPr>
@@ -198,13 +436,33 @@
           <w:highlight w:val="yellow"/>
           <w:u w:val="single"/>
         </w:rPr>
-        <w:t xml:space="preserve">Skript aufzurufen, Bat datei </w:t>
-      </w:r>
-      <w:r>
-        <w:rPr>
+        <w:t xml:space="preserve">Skript aufzurufen, Bat </w:t>
+      </w:r>
+      <w:proofErr w:type="spellStart"/>
+      <w:r>
+        <w:rPr>
+          <w:b/>
+          <w:bCs/>
           <w:highlight w:val="yellow"/>
           <w:u w:val="single"/>
         </w:rPr>
+        <w:t>datei</w:t>
+      </w:r>
+      <w:proofErr w:type="spellEnd"/>
+      <w:r>
+        <w:rPr>
+          <w:b/>
+          <w:bCs/>
+          <w:highlight w:val="yellow"/>
+          <w:u w:val="single"/>
+        </w:rPr>
+        <w:t xml:space="preserve"> </w:t>
+      </w:r>
+      <w:r>
+        <w:rPr>
+          <w:highlight w:val="yellow"/>
+          <w:u w:val="single"/>
+        </w:rPr>
         <w:t>in einen Path-Ordner:</w:t>
       </w:r>
       <w:r>
@@ -263,14 +521,32 @@
       </w:r>
       <w:r>
         <w:br/>
-        <w:t>wiederum liest diese Argumente in die Liste sys.argv ein.</w:t>
+        <w:t xml:space="preserve">wiederum liest diese Argumente in die Liste </w:t>
+      </w:r>
+      <w:proofErr w:type="spellStart"/>
+      <w:proofErr w:type="gramStart"/>
+      <w:r>
+        <w:t>sys.argv</w:t>
+      </w:r>
+      <w:proofErr w:type="spellEnd"/>
+      <w:proofErr w:type="gramEnd"/>
+      <w:r>
+        <w:t xml:space="preserve"> ein.</w:t>
       </w:r>
     </w:p>
     <w:p/>
     <w:p/>
     <w:p>
       <w:r>
-        <w:t>Beispiel Raw-String über mehre Zeilen, „…\“darf nicht am ende der Zeile stehen</w:t>
+        <w:t xml:space="preserve">Beispiel Raw-String über mehre Zeilen, „…\“darf nicht am </w:t>
+      </w:r>
+      <w:proofErr w:type="spellStart"/>
+      <w:r>
+        <w:t>ende</w:t>
+      </w:r>
+      <w:proofErr w:type="spellEnd"/>
+      <w:r>
+        <w:t xml:space="preserve"> der Zeile stehen</w:t>
       </w:r>
     </w:p>
     <w:p>
@@ -287,6 +563,7 @@
           <w14:ligatures w14:val="none"/>
         </w:rPr>
       </w:pPr>
+      <w:proofErr w:type="spellStart"/>
       <w:r>
         <w:rPr>
           <w:rFonts w:ascii="JetBrains Mono NL" w:eastAsia="Times New Roman" w:hAnsi="JetBrains Mono NL" w:cs="JetBrains Mono NL"/>
@@ -299,6 +576,7 @@
         </w:rPr>
         <w:t>zipdatei</w:t>
       </w:r>
+      <w:proofErr w:type="spellEnd"/>
       <w:r>
         <w:rPr>
           <w:rFonts w:ascii="JetBrains Mono NL" w:eastAsia="Times New Roman" w:hAnsi="JetBrains Mono NL" w:cs="JetBrains Mono NL"/>
@@ -543,7 +821,20 @@
           <w:lang w:eastAsia="de-DE"/>
           <w14:ligatures w14:val="none"/>
         </w:rPr>
-        <w:t>\R</w:t>
+        <w:t>\</w:t>
+      </w:r>
+      <w:proofErr w:type="spellStart"/>
+      <w:r>
+        <w:rPr>
+          <w:rFonts w:ascii="JetBrains Mono NL" w:eastAsia="Times New Roman" w:hAnsi="JetBrains Mono NL" w:cs="JetBrains Mono NL"/>
+          <w:color w:val="56B6C2"/>
+          <w:kern w:val="0"/>
+          <w:sz w:val="18"/>
+          <w:szCs w:val="18"/>
+          <w:lang w:eastAsia="de-DE"/>
+          <w14:ligatures w14:val="none"/>
+        </w:rPr>
+        <w:t>R</w:t>
       </w:r>
       <w:r>
         <w:rPr>
@@ -557,6 +848,7 @@
         </w:rPr>
         <w:t>outine_Aufgaben_Automatisieren</w:t>
       </w:r>
+      <w:proofErr w:type="spellEnd"/>
       <w:r>
         <w:rPr>
           <w:rFonts w:ascii="JetBrains Mono NL" w:eastAsia="Times New Roman" w:hAnsi="JetBrains Mono NL" w:cs="JetBrains Mono NL"/>
@@ -621,6 +913,7 @@
         </w:rPr>
         <w:t xml:space="preserve">wiederholen </w:t>
       </w:r>
+      <w:proofErr w:type="spellStart"/>
       <w:r>
         <w:rPr>
           <w:b/>
@@ -637,13 +930,19 @@
         </w:rPr>
         <w:t>gEx</w:t>
       </w:r>
+      <w:proofErr w:type="spellEnd"/>
     </w:p>
     <w:p>
       <w:pPr>
         <w:pStyle w:val="berschrift2"/>
       </w:pPr>
-      <w:r>
-        <w:t>Pathlib, OS, Pfade usw.</w:t>
+      <w:proofErr w:type="spellStart"/>
+      <w:r>
+        <w:t>Pathlib</w:t>
+      </w:r>
+      <w:proofErr w:type="spellEnd"/>
+      <w:r>
+        <w:t>, OS, Pfade usw.</w:t>
       </w:r>
     </w:p>
     <w:p>
@@ -652,12 +951,22 @@
           <w:lang w:val="en-US"/>
         </w:rPr>
       </w:pPr>
-      <w:r>
-        <w:rPr>
-          <w:lang w:val="en-US"/>
-        </w:rPr>
-        <w:t>os.path.</w:t>
-      </w:r>
+      <w:proofErr w:type="spellStart"/>
+      <w:proofErr w:type="gramStart"/>
+      <w:r>
+        <w:rPr>
+          <w:lang w:val="en-US"/>
+        </w:rPr>
+        <w:t>os.path</w:t>
+      </w:r>
+      <w:proofErr w:type="gramEnd"/>
+      <w:r>
+        <w:rPr>
+          <w:lang w:val="en-US"/>
+        </w:rPr>
+        <w:t>.</w:t>
+      </w:r>
+      <w:proofErr w:type="gramStart"/>
       <w:r>
         <w:rPr>
           <w:b/>
@@ -665,16 +974,29 @@
         </w:rPr>
         <w:t>relpath</w:t>
       </w:r>
-      <w:r>
-        <w:rPr>
-          <w:lang w:val="en-US"/>
-        </w:rPr>
-        <w:t xml:space="preserve">('C:\\Windows', 'C:\\spam\\eggs') </w:t>
-      </w:r>
-    </w:p>
-    <w:p>
-      <w:r>
-        <w:t>'..\\..\\Windows'</w:t>
+      <w:proofErr w:type="spellEnd"/>
+      <w:r>
+        <w:rPr>
+          <w:lang w:val="en-US"/>
+        </w:rPr>
+        <w:t>(</w:t>
+      </w:r>
+      <w:proofErr w:type="gramEnd"/>
+      <w:r>
+        <w:rPr>
+          <w:lang w:val="en-US"/>
+        </w:rPr>
+        <w:t xml:space="preserve">'C:\\Windows', 'C:\\spam\\eggs') </w:t>
+      </w:r>
+    </w:p>
+    <w:p>
+      <w:proofErr w:type="gramStart"/>
+      <w:r>
+        <w:t>'..</w:t>
+      </w:r>
+      <w:proofErr w:type="gramEnd"/>
+      <w:r>
+        <w:t>\\..\\Windows'</w:t>
       </w:r>
     </w:p>
     <w:p/>
@@ -699,44 +1021,143 @@
     </w:p>
     <w:p>
       <w:r>
-        <w:t>Basisname eines Path-Objektes in pathlib = .name</w:t>
-      </w:r>
+        <w:t xml:space="preserve">Basisname eines Path-Objektes in </w:t>
+      </w:r>
+      <w:proofErr w:type="spellStart"/>
+      <w:r>
+        <w:t>pathlib</w:t>
+      </w:r>
+      <w:proofErr w:type="spellEnd"/>
+      <w:r>
+        <w:t xml:space="preserve"> = .</w:t>
+      </w:r>
+      <w:proofErr w:type="spellStart"/>
+      <w:r>
+        <w:t>name</w:t>
+      </w:r>
+      <w:proofErr w:type="spellEnd"/>
       <w:r>
         <w:br/>
         <w:t xml:space="preserve">in OS:  </w:t>
       </w:r>
-      <w:r>
-        <w:t>os.path.basename(path)</w:t>
-      </w:r>
-    </w:p>
-    <w:p>
-      <w:r>
-        <w:t>Verzeichnisname in pathlib:= path_objekt.parent</w:t>
-      </w:r>
+      <w:proofErr w:type="spellStart"/>
+      <w:proofErr w:type="gramStart"/>
+      <w:r>
+        <w:t>os.path</w:t>
+      </w:r>
+      <w:proofErr w:type="gramEnd"/>
+      <w:r>
+        <w:t>.basename</w:t>
+      </w:r>
+      <w:proofErr w:type="spellEnd"/>
+      <w:r>
+        <w:t>(</w:t>
+      </w:r>
+      <w:proofErr w:type="spellStart"/>
+      <w:r>
+        <w:t>path</w:t>
+      </w:r>
+      <w:proofErr w:type="spellEnd"/>
+      <w:r>
+        <w:t>)</w:t>
+      </w:r>
+    </w:p>
+    <w:p>
+      <w:r>
+        <w:t xml:space="preserve">Verzeichnisname in </w:t>
+      </w:r>
+      <w:proofErr w:type="spellStart"/>
+      <w:proofErr w:type="gramStart"/>
+      <w:r>
+        <w:t>pathlib</w:t>
+      </w:r>
+      <w:proofErr w:type="spellEnd"/>
+      <w:r>
+        <w:t>:=</w:t>
+      </w:r>
+      <w:proofErr w:type="gramEnd"/>
+      <w:r>
+        <w:t xml:space="preserve"> </w:t>
+      </w:r>
+      <w:proofErr w:type="spellStart"/>
+      <w:r>
+        <w:t>path_</w:t>
+      </w:r>
+      <w:proofErr w:type="gramStart"/>
+      <w:r>
+        <w:t>objekt.parent</w:t>
+      </w:r>
+      <w:proofErr w:type="spellEnd"/>
+      <w:proofErr w:type="gramEnd"/>
       <w:r>
         <w:br/>
         <w:t xml:space="preserve">in OS: </w:t>
       </w:r>
-      <w:r>
-        <w:t>os.path.</w:t>
+      <w:proofErr w:type="spellStart"/>
+      <w:proofErr w:type="gramStart"/>
+      <w:r>
+        <w:t>os.path</w:t>
+      </w:r>
+      <w:proofErr w:type="gramEnd"/>
+      <w:r>
+        <w:t>.</w:t>
       </w:r>
       <w:r>
         <w:t>dirname</w:t>
       </w:r>
-      <w:r>
-        <w:t>(path)</w:t>
-      </w:r>
-    </w:p>
-    <w:p>
-      <w:r>
-        <w:t xml:space="preserve">Tupel(vezeinsname, basename) = </w:t>
-      </w:r>
-      <w:r>
-        <w:t>os.path.split(</w:t>
-      </w:r>
+      <w:proofErr w:type="spellEnd"/>
+      <w:r>
+        <w:t>(</w:t>
+      </w:r>
+      <w:proofErr w:type="spellStart"/>
       <w:r>
         <w:t>path</w:t>
       </w:r>
+      <w:proofErr w:type="spellEnd"/>
+      <w:r>
+        <w:t>)</w:t>
+      </w:r>
+    </w:p>
+    <w:p>
+      <w:proofErr w:type="gramStart"/>
+      <w:r>
+        <w:t>Tupel(</w:t>
+      </w:r>
+      <w:proofErr w:type="spellStart"/>
+      <w:proofErr w:type="gramEnd"/>
+      <w:r>
+        <w:t>vezeinsname</w:t>
+      </w:r>
+      <w:proofErr w:type="spellEnd"/>
+      <w:r>
+        <w:t xml:space="preserve">, </w:t>
+      </w:r>
+      <w:proofErr w:type="spellStart"/>
+      <w:r>
+        <w:t>basename</w:t>
+      </w:r>
+      <w:proofErr w:type="spellEnd"/>
+      <w:r>
+        <w:t xml:space="preserve">) = </w:t>
+      </w:r>
+      <w:proofErr w:type="spellStart"/>
+      <w:proofErr w:type="gramStart"/>
+      <w:r>
+        <w:t>os.path</w:t>
+      </w:r>
+      <w:proofErr w:type="gramEnd"/>
+      <w:r>
+        <w:t>.split</w:t>
+      </w:r>
+      <w:proofErr w:type="spellEnd"/>
+      <w:r>
+        <w:t>(</w:t>
+      </w:r>
+      <w:proofErr w:type="spellStart"/>
+      <w:r>
+        <w:t>path</w:t>
+      </w:r>
+      <w:proofErr w:type="spellEnd"/>
       <w:r>
         <w:t>)</w:t>
       </w:r>
@@ -749,44 +1170,183 @@
           <w:sz w:val="16"/>
           <w:szCs w:val="16"/>
         </w:rPr>
-        <w:t>Allerdings ist os.path.split() eine praktische Abkürzung.</w:t>
-      </w:r>
+        <w:t xml:space="preserve">Allerdings ist </w:t>
+      </w:r>
+      <w:proofErr w:type="spellStart"/>
+      <w:proofErr w:type="gramStart"/>
       <w:r>
         <w:rPr>
           <w:rFonts w:ascii="Arial" w:hAnsi="Arial" w:cs="Arial"/>
           <w:sz w:val="16"/>
           <w:szCs w:val="16"/>
         </w:rPr>
-        <w:br/>
-        <w:t xml:space="preserve">Beachten Sie aber, dass os.path.split() keinen Dateipfad entgegennimmt und </w:t>
-      </w:r>
+        <w:t>os.path</w:t>
+      </w:r>
+      <w:proofErr w:type="gramEnd"/>
       <w:r>
         <w:rPr>
           <w:rFonts w:ascii="Arial" w:hAnsi="Arial" w:cs="Arial"/>
           <w:sz w:val="16"/>
           <w:szCs w:val="16"/>
         </w:rPr>
-        <w:br/>
-        <w:t xml:space="preserve">daraus eine Liste der Strings für die einzelnen Ordner zurückgibt. Für diesen </w:t>
-      </w:r>
+        <w:t>.</w:t>
+      </w:r>
+      <w:proofErr w:type="gramStart"/>
       <w:r>
         <w:rPr>
           <w:rFonts w:ascii="Arial" w:hAnsi="Arial" w:cs="Arial"/>
           <w:sz w:val="16"/>
           <w:szCs w:val="16"/>
         </w:rPr>
-        <w:br/>
-        <w:t xml:space="preserve">Zweck müssen Sie den Pfad mit der Stringmethode split() zerlegen und ihr die </w:t>
-      </w:r>
+        <w:t>split</w:t>
+      </w:r>
+      <w:proofErr w:type="spellEnd"/>
       <w:r>
         <w:rPr>
           <w:rFonts w:ascii="Arial" w:hAnsi="Arial" w:cs="Arial"/>
           <w:sz w:val="16"/>
           <w:szCs w:val="16"/>
         </w:rPr>
+        <w:t>(</w:t>
+      </w:r>
+      <w:proofErr w:type="gramEnd"/>
+      <w:r>
+        <w:rPr>
+          <w:rFonts w:ascii="Arial" w:hAnsi="Arial" w:cs="Arial"/>
+          <w:sz w:val="16"/>
+          <w:szCs w:val="16"/>
+        </w:rPr>
+        <w:t>) eine praktische Abkürzung.</w:t>
+      </w:r>
+      <w:r>
+        <w:rPr>
+          <w:rFonts w:ascii="Arial" w:hAnsi="Arial" w:cs="Arial"/>
+          <w:sz w:val="16"/>
+          <w:szCs w:val="16"/>
+        </w:rPr>
+        <w:br/>
+        <w:t xml:space="preserve">Beachten Sie aber, dass </w:t>
+      </w:r>
+      <w:proofErr w:type="spellStart"/>
+      <w:proofErr w:type="gramStart"/>
+      <w:r>
+        <w:rPr>
+          <w:rFonts w:ascii="Arial" w:hAnsi="Arial" w:cs="Arial"/>
+          <w:sz w:val="16"/>
+          <w:szCs w:val="16"/>
+        </w:rPr>
+        <w:t>os.path</w:t>
+      </w:r>
+      <w:proofErr w:type="gramEnd"/>
+      <w:r>
+        <w:rPr>
+          <w:rFonts w:ascii="Arial" w:hAnsi="Arial" w:cs="Arial"/>
+          <w:sz w:val="16"/>
+          <w:szCs w:val="16"/>
+        </w:rPr>
+        <w:t>.</w:t>
+      </w:r>
+      <w:proofErr w:type="gramStart"/>
+      <w:r>
+        <w:rPr>
+          <w:rFonts w:ascii="Arial" w:hAnsi="Arial" w:cs="Arial"/>
+          <w:sz w:val="16"/>
+          <w:szCs w:val="16"/>
+        </w:rPr>
+        <w:t>split</w:t>
+      </w:r>
+      <w:proofErr w:type="spellEnd"/>
+      <w:r>
+        <w:rPr>
+          <w:rFonts w:ascii="Arial" w:hAnsi="Arial" w:cs="Arial"/>
+          <w:sz w:val="16"/>
+          <w:szCs w:val="16"/>
+        </w:rPr>
+        <w:t>(</w:t>
+      </w:r>
+      <w:proofErr w:type="gramEnd"/>
+      <w:r>
+        <w:rPr>
+          <w:rFonts w:ascii="Arial" w:hAnsi="Arial" w:cs="Arial"/>
+          <w:sz w:val="16"/>
+          <w:szCs w:val="16"/>
+        </w:rPr>
+        <w:t xml:space="preserve">) keinen Dateipfad entgegennimmt und </w:t>
+      </w:r>
+      <w:r>
+        <w:rPr>
+          <w:rFonts w:ascii="Arial" w:hAnsi="Arial" w:cs="Arial"/>
+          <w:sz w:val="16"/>
+          <w:szCs w:val="16"/>
+        </w:rPr>
+        <w:br/>
+        <w:t xml:space="preserve">daraus eine Liste der Strings für die einzelnen Ordner zurückgibt. Für diesen </w:t>
+      </w:r>
+      <w:r>
+        <w:rPr>
+          <w:rFonts w:ascii="Arial" w:hAnsi="Arial" w:cs="Arial"/>
+          <w:sz w:val="16"/>
+          <w:szCs w:val="16"/>
+        </w:rPr>
+        <w:br/>
+        <w:t xml:space="preserve">Zweck müssen Sie den Pfad mit der </w:t>
+      </w:r>
+      <w:proofErr w:type="spellStart"/>
+      <w:r>
+        <w:rPr>
+          <w:rFonts w:ascii="Arial" w:hAnsi="Arial" w:cs="Arial"/>
+          <w:sz w:val="16"/>
+          <w:szCs w:val="16"/>
+        </w:rPr>
+        <w:t>Stringmethode</w:t>
+      </w:r>
+      <w:proofErr w:type="spellEnd"/>
+      <w:r>
+        <w:rPr>
+          <w:rFonts w:ascii="Arial" w:hAnsi="Arial" w:cs="Arial"/>
+          <w:sz w:val="16"/>
+          <w:szCs w:val="16"/>
+        </w:rPr>
+        <w:t xml:space="preserve"> </w:t>
+      </w:r>
+      <w:proofErr w:type="spellStart"/>
+      <w:proofErr w:type="gramStart"/>
+      <w:r>
+        <w:rPr>
+          <w:rFonts w:ascii="Arial" w:hAnsi="Arial" w:cs="Arial"/>
+          <w:sz w:val="16"/>
+          <w:szCs w:val="16"/>
+        </w:rPr>
+        <w:t>split</w:t>
+      </w:r>
+      <w:proofErr w:type="spellEnd"/>
+      <w:r>
+        <w:rPr>
+          <w:rFonts w:ascii="Arial" w:hAnsi="Arial" w:cs="Arial"/>
+          <w:sz w:val="16"/>
+          <w:szCs w:val="16"/>
+        </w:rPr>
+        <w:t>(</w:t>
+      </w:r>
+      <w:proofErr w:type="gramEnd"/>
+      <w:r>
+        <w:rPr>
+          <w:rFonts w:ascii="Arial" w:hAnsi="Arial" w:cs="Arial"/>
+          <w:sz w:val="16"/>
+          <w:szCs w:val="16"/>
+        </w:rPr>
+        <w:t xml:space="preserve">) zerlegen und ihr die </w:t>
+      </w:r>
+      <w:r>
+        <w:rPr>
+          <w:rFonts w:ascii="Arial" w:hAnsi="Arial" w:cs="Arial"/>
+          <w:sz w:val="16"/>
+          <w:szCs w:val="16"/>
+        </w:rPr>
         <w:br/>
         <w:t xml:space="preserve">Variable </w:t>
       </w:r>
+      <w:proofErr w:type="spellStart"/>
       <w:r>
         <w:rPr>
           <w:rFonts w:ascii="Arial" w:hAnsi="Arial" w:cs="Arial"/>
@@ -797,6 +1357,7 @@
         </w:rPr>
         <w:t>os.path.sep</w:t>
       </w:r>
+      <w:proofErr w:type="spellEnd"/>
       <w:r>
         <w:rPr>
           <w:rFonts w:ascii="Arial" w:hAnsi="Arial" w:cs="Arial"/>
@@ -820,50 +1381,155 @@
     </w:p>
     <w:p>
       <w:r>
-        <w:t>Die Methode `Path.chmod()` in der `pathlib`-Bibliothek wird verwendet, um die Berechtigungen (Zugriffsrechte) einer Datei oder eines Verzeichnisses zu ändern. Diese Methode ist eine Entsprechung zu `os.chmod()` und ermöglicht es dir, die Zugriffsrechte auf Dateien und Verzeichnisse zu setzen, indem du den entsprechenden Berechtigungsmodus angibst.</w:t>
-      </w:r>
-      <w:r>
-        <w:br/>
-      </w:r>
-      <w:r>
-        <w:br/>
-        <w:t>### Verwendung von `Path.chmod()`</w:t>
-      </w:r>
-      <w:r>
-        <w:br/>
-      </w:r>
-      <w:r>
-        <w:br/>
-        <w:t>```python</w:t>
-      </w:r>
-      <w:r>
-        <w:br/>
-        <w:t>from pathlib import Path</w:t>
-      </w:r>
-      <w:r>
-        <w:br/>
-      </w:r>
-      <w:r>
-        <w:br/>
-        <w:t># Definiere den Pfad zur Datei</w:t>
-      </w:r>
-      <w:r>
-        <w:br/>
-      </w:r>
+        <w:t>Die Methode `</w:t>
+      </w:r>
+      <w:proofErr w:type="spellStart"/>
+      <w:r>
+        <w:t>Path.chmod</w:t>
+      </w:r>
+      <w:proofErr w:type="spellEnd"/>
+      <w:proofErr w:type="gramStart"/>
+      <w:r>
+        <w:t>()`</w:t>
+      </w:r>
+      <w:proofErr w:type="gramEnd"/>
+      <w:r>
+        <w:t xml:space="preserve"> in der `</w:t>
+      </w:r>
+      <w:proofErr w:type="spellStart"/>
+      <w:r>
+        <w:t>pathlib</w:t>
+      </w:r>
+      <w:proofErr w:type="spellEnd"/>
+      <w:r>
+        <w:t>`-Bibliothek wird verwendet, um die Berechtigungen (Zugriffsrechte) einer Datei oder eines Verzeichnisses zu ändern. Diese Methode ist eine Entsprechung zu `</w:t>
+      </w:r>
+      <w:proofErr w:type="spellStart"/>
+      <w:r>
+        <w:t>os.chmod</w:t>
+      </w:r>
+      <w:proofErr w:type="spellEnd"/>
+      <w:r>
+        <w:t>()` und ermöglicht es dir, die Zugriffsrechte auf Dateien und Verzeichnisse zu setzen, indem du den entsprechenden Berechtigungsmodus angibst.</w:t>
+      </w:r>
+      <w:r>
+        <w:br/>
+      </w:r>
+      <w:r>
+        <w:br/>
+        <w:t>### Verwendung von `</w:t>
+      </w:r>
+      <w:proofErr w:type="spellStart"/>
+      <w:r>
+        <w:t>Path.chmod</w:t>
+      </w:r>
+      <w:proofErr w:type="spellEnd"/>
+      <w:proofErr w:type="gramStart"/>
+      <w:r>
+        <w:t>()`</w:t>
+      </w:r>
+      <w:proofErr w:type="gramEnd"/>
+      <w:r>
+        <w:br/>
+      </w:r>
+      <w:r>
+        <w:br/>
+        <w:t>```</w:t>
+      </w:r>
+      <w:proofErr w:type="spellStart"/>
+      <w:r>
+        <w:t>python</w:t>
+      </w:r>
+      <w:proofErr w:type="spellEnd"/>
+      <w:r>
+        <w:br/>
+      </w:r>
+      <w:proofErr w:type="spellStart"/>
+      <w:r>
+        <w:t>from</w:t>
+      </w:r>
+      <w:proofErr w:type="spellEnd"/>
+      <w:r>
+        <w:t xml:space="preserve"> </w:t>
+      </w:r>
+      <w:proofErr w:type="spellStart"/>
+      <w:r>
+        <w:t>pathlib</w:t>
+      </w:r>
+      <w:proofErr w:type="spellEnd"/>
+      <w:r>
+        <w:t xml:space="preserve"> </w:t>
+      </w:r>
+      <w:proofErr w:type="spellStart"/>
+      <w:r>
+        <w:t>import</w:t>
+      </w:r>
+      <w:proofErr w:type="spellEnd"/>
+      <w:r>
+        <w:t xml:space="preserve"> Path</w:t>
+      </w:r>
+      <w:r>
+        <w:br/>
+      </w:r>
+      <w:r>
+        <w:br/>
+        <w:t xml:space="preserve"># </w:t>
+      </w:r>
+      <w:proofErr w:type="gramStart"/>
+      <w:r>
+        <w:t>Definiere</w:t>
+      </w:r>
+      <w:proofErr w:type="gramEnd"/>
+      <w:r>
+        <w:t xml:space="preserve"> den Pfad zur Datei</w:t>
+      </w:r>
+      <w:r>
+        <w:br/>
+      </w:r>
+      <w:proofErr w:type="spellStart"/>
       <w:r>
         <w:lastRenderedPageBreak/>
-        <w:t>path = Path('example.txt')</w:t>
-      </w:r>
-      <w:r>
-        <w:br/>
-      </w:r>
-      <w:r>
-        <w:br/>
-        <w:t># Ändere die Berechtigungen auf 0o644 (rw-r--r--)</w:t>
-      </w:r>
-      <w:r>
-        <w:br/>
-        <w:t>path.chmod(0o644)</w:t>
+        <w:t>path</w:t>
+      </w:r>
+      <w:proofErr w:type="spellEnd"/>
+      <w:r>
+        <w:t xml:space="preserve"> = Path('example.txt')</w:t>
+      </w:r>
+      <w:r>
+        <w:br/>
+      </w:r>
+      <w:r>
+        <w:br/>
+        <w:t xml:space="preserve"># </w:t>
+      </w:r>
+      <w:proofErr w:type="gramStart"/>
+      <w:r>
+        <w:t>Ändere</w:t>
+      </w:r>
+      <w:proofErr w:type="gramEnd"/>
+      <w:r>
+        <w:t xml:space="preserve"> die Berechtigungen auf 0o644 (</w:t>
+      </w:r>
+      <w:proofErr w:type="spellStart"/>
+      <w:r>
+        <w:t>rw</w:t>
+      </w:r>
+      <w:proofErr w:type="spellEnd"/>
+      <w:r>
+        <w:t>-r--r--)</w:t>
+      </w:r>
+      <w:r>
+        <w:br/>
+      </w:r>
+      <w:proofErr w:type="spellStart"/>
+      <w:proofErr w:type="gramStart"/>
+      <w:r>
+        <w:t>path.chmod</w:t>
+      </w:r>
+      <w:proofErr w:type="spellEnd"/>
+      <w:proofErr w:type="gramEnd"/>
+      <w:r>
+        <w:t>(0o644)</w:t>
       </w:r>
       <w:r>
         <w:br/>
@@ -881,7 +1547,23 @@
       </w:r>
       <w:r>
         <w:br/>
-        <w:t>- **`mode`**: Der Modus ist eine Ganzzahl, die die Berechtigungen in Oktalnotation angibt. Zum Beispiel:</w:t>
+        <w:t>- **`</w:t>
+      </w:r>
+      <w:proofErr w:type="spellStart"/>
+      <w:r>
+        <w:t>mode</w:t>
+      </w:r>
+      <w:proofErr w:type="spellEnd"/>
+      <w:r>
+        <w:t xml:space="preserve">`**: Der Modus ist eine Ganzzahl, die die Berechtigungen in </w:t>
+      </w:r>
+      <w:proofErr w:type="spellStart"/>
+      <w:r>
+        <w:t>Oktalnotation</w:t>
+      </w:r>
+      <w:proofErr w:type="spellEnd"/>
+      <w:r>
+        <w:t xml:space="preserve"> angibt. Zum Beispiel:</w:t>
       </w:r>
       <w:r>
         <w:br/>
@@ -919,18 +1601,54 @@
       </w:r>
       <w:r>
         <w:br/>
-        <w:t>Hier ist ein vollständiges Beispiel zur Verwendung von `Path.chmod()`:</w:t>
-      </w:r>
-      <w:r>
-        <w:br/>
-      </w:r>
-      <w:r>
-        <w:br/>
-        <w:t>```python</w:t>
-      </w:r>
-      <w:r>
-        <w:br/>
-        <w:t>from pathlib import Path</w:t>
+        <w:t>Hier ist ein vollständiges Beispiel zur Verwendung von `</w:t>
+      </w:r>
+      <w:proofErr w:type="spellStart"/>
+      <w:r>
+        <w:t>Path.chmod</w:t>
+      </w:r>
+      <w:proofErr w:type="spellEnd"/>
+      <w:r>
+        <w:t>()`:</w:t>
+      </w:r>
+      <w:r>
+        <w:br/>
+      </w:r>
+      <w:r>
+        <w:br/>
+        <w:t>```</w:t>
+      </w:r>
+      <w:proofErr w:type="spellStart"/>
+      <w:r>
+        <w:t>python</w:t>
+      </w:r>
+      <w:proofErr w:type="spellEnd"/>
+      <w:r>
+        <w:br/>
+      </w:r>
+      <w:proofErr w:type="spellStart"/>
+      <w:r>
+        <w:t>from</w:t>
+      </w:r>
+      <w:proofErr w:type="spellEnd"/>
+      <w:r>
+        <w:t xml:space="preserve"> </w:t>
+      </w:r>
+      <w:proofErr w:type="spellStart"/>
+      <w:r>
+        <w:t>pathlib</w:t>
+      </w:r>
+      <w:proofErr w:type="spellEnd"/>
+      <w:r>
+        <w:t xml:space="preserve"> </w:t>
+      </w:r>
+      <w:proofErr w:type="spellStart"/>
+      <w:r>
+        <w:t>import</w:t>
+      </w:r>
+      <w:proofErr w:type="spellEnd"/>
+      <w:r>
+        <w:t xml:space="preserve"> Path</w:t>
       </w:r>
       <w:r>
         <w:br/>
@@ -941,11 +1659,25 @@
       </w:r>
       <w:r>
         <w:br/>
-        <w:t>path = Path('example.txt')</w:t>
-      </w:r>
-      <w:r>
-        <w:br/>
-        <w:t>path.write_text('Dies ist ein Test.')</w:t>
+      </w:r>
+      <w:proofErr w:type="spellStart"/>
+      <w:r>
+        <w:t>path</w:t>
+      </w:r>
+      <w:proofErr w:type="spellEnd"/>
+      <w:r>
+        <w:t xml:space="preserve"> = Path('example.txt')</w:t>
+      </w:r>
+      <w:r>
+        <w:br/>
+      </w:r>
+      <w:proofErr w:type="spellStart"/>
+      <w:r>
+        <w:t>path.write_text</w:t>
+      </w:r>
+      <w:proofErr w:type="spellEnd"/>
+      <w:r>
+        <w:t>('Dies ist ein Test.')</w:t>
       </w:r>
       <w:r>
         <w:br/>
@@ -956,15 +1688,100 @@
       </w:r>
       <w:r>
         <w:br/>
-        <w:t>print(f"Vorherige Berechtigungen: {oct(path.stat().st_mode &amp; 0o777)}")</w:t>
-      </w:r>
-      <w:r>
-        <w:br/>
-        <w:t>path.chmod(0o600)  # Nur Lese- und Schreibrechte für den Eigentümer</w:t>
-      </w:r>
-      <w:r>
-        <w:br/>
-        <w:t>print(f"Nachherige Berechtigungen: {oct(path.stat().st_mode &amp; 0o777)}")</w:t>
+      </w:r>
+      <w:proofErr w:type="spellStart"/>
+      <w:r>
+        <w:t>print</w:t>
+      </w:r>
+      <w:proofErr w:type="spellEnd"/>
+      <w:r>
+        <w:t>(</w:t>
+      </w:r>
+      <w:proofErr w:type="spellStart"/>
+      <w:r>
+        <w:t>f"Vorherige</w:t>
+      </w:r>
+      <w:proofErr w:type="spellEnd"/>
+      <w:r>
+        <w:t xml:space="preserve"> Berechtigungen: {</w:t>
+      </w:r>
+      <w:proofErr w:type="spellStart"/>
+      <w:r>
+        <w:t>oct</w:t>
+      </w:r>
+      <w:proofErr w:type="spellEnd"/>
+      <w:r>
+        <w:t>(</w:t>
+      </w:r>
+      <w:proofErr w:type="spellStart"/>
+      <w:r>
+        <w:t>path.stat</w:t>
+      </w:r>
+      <w:proofErr w:type="spellEnd"/>
+      <w:r>
+        <w:t>().</w:t>
+      </w:r>
+      <w:proofErr w:type="spellStart"/>
+      <w:r>
+        <w:t>st_mode</w:t>
+      </w:r>
+      <w:proofErr w:type="spellEnd"/>
+      <w:r>
+        <w:t xml:space="preserve"> &amp; 0o777)}")</w:t>
+      </w:r>
+      <w:r>
+        <w:br/>
+      </w:r>
+      <w:proofErr w:type="spellStart"/>
+      <w:r>
+        <w:t>path.chmod</w:t>
+      </w:r>
+      <w:proofErr w:type="spellEnd"/>
+      <w:r>
+        <w:t>(0o600)  # Nur Lese- und Schreibrechte für den Eigentümer</w:t>
+      </w:r>
+      <w:r>
+        <w:br/>
+      </w:r>
+      <w:proofErr w:type="spellStart"/>
+      <w:r>
+        <w:t>print</w:t>
+      </w:r>
+      <w:proofErr w:type="spellEnd"/>
+      <w:r>
+        <w:t>(</w:t>
+      </w:r>
+      <w:proofErr w:type="spellStart"/>
+      <w:r>
+        <w:t>f"Nachherige</w:t>
+      </w:r>
+      <w:proofErr w:type="spellEnd"/>
+      <w:r>
+        <w:t xml:space="preserve"> Berechtigungen: {</w:t>
+      </w:r>
+      <w:proofErr w:type="spellStart"/>
+      <w:r>
+        <w:t>oct</w:t>
+      </w:r>
+      <w:proofErr w:type="spellEnd"/>
+      <w:r>
+        <w:t>(</w:t>
+      </w:r>
+      <w:proofErr w:type="spellStart"/>
+      <w:r>
+        <w:t>path.stat</w:t>
+      </w:r>
+      <w:proofErr w:type="spellEnd"/>
+      <w:r>
+        <w:t>().</w:t>
+      </w:r>
+      <w:proofErr w:type="spellStart"/>
+      <w:r>
+        <w:t>st_mode</w:t>
+      </w:r>
+      <w:proofErr w:type="spellEnd"/>
+      <w:r>
+        <w:t xml:space="preserve"> &amp; 0o777)}")</w:t>
       </w:r>
       <w:r>
         <w:br/>
@@ -986,7 +1803,20 @@
       </w:r>
       <w:r>
         <w:br/>
-        <w:t>2. Die Berechtigungen der Datei werden vor und nach der Verwendung von `chmod()` ausgedruckt.</w:t>
+        <w:t>2. Die Berechtigungen der Datei werden vor und nach der Verwendung von `</w:t>
+      </w:r>
+      <w:proofErr w:type="spellStart"/>
+      <w:proofErr w:type="gramStart"/>
+      <w:r>
+        <w:t>chmod</w:t>
+      </w:r>
+      <w:proofErr w:type="spellEnd"/>
+      <w:r>
+        <w:t>(</w:t>
+      </w:r>
+      <w:proofErr w:type="gramEnd"/>
+      <w:r>
+        <w:t>)` ausgedruckt.</w:t>
       </w:r>
       <w:r>
         <w:br/>
@@ -1004,15 +1834,70 @@
       </w:r>
       <w:r>
         <w:br/>
-        <w:t>- **Zugriffsrechte**: Die Berechtigungen werden in Oktalnotation angegeben. Zum Beispiel steht `0o644` für Lese- und Schreibrechte des Eigentümers und nur Leserechte für andere.</w:t>
-      </w:r>
-      <w:r>
-        <w:br/>
-        <w:t>- **Berechtigungsänderungen**: `chmod()` funktioniert nur bei Dateien und Verzeichnissen, die im Dateisystem existieren.</w:t>
-      </w:r>
-      <w:r>
-        <w:br/>
-        <w:t>- **Plattformabhängigkeit**: `chmod()` funktioniert in der Regel auf Unix-ähnlichen Systemen (wie Linux und macOS). Auf Windows-Systemen werden Berechtigungen anders gehandhabt, und `chmod()` hat möglicherweise eine eingeschränkte Wirkung.</w:t>
+        <w:t xml:space="preserve">- **Zugriffsrechte**: Die Berechtigungen werden in </w:t>
+      </w:r>
+      <w:proofErr w:type="spellStart"/>
+      <w:r>
+        <w:t>Oktalnotation</w:t>
+      </w:r>
+      <w:proofErr w:type="spellEnd"/>
+      <w:r>
+        <w:t xml:space="preserve"> angegeben. Zum Beispiel steht `0o644` für Lese- und Schreibrechte des Eigentümers und nur Leserechte für andere.</w:t>
+      </w:r>
+      <w:r>
+        <w:br/>
+        <w:t>- **Berechtigungsänderungen**: `</w:t>
+      </w:r>
+      <w:proofErr w:type="spellStart"/>
+      <w:proofErr w:type="gramStart"/>
+      <w:r>
+        <w:t>chmod</w:t>
+      </w:r>
+      <w:proofErr w:type="spellEnd"/>
+      <w:r>
+        <w:t>(</w:t>
+      </w:r>
+      <w:proofErr w:type="gramEnd"/>
+      <w:r>
+        <w:t>)` funktioniert nur bei Dateien und Verzeichnissen, die im Dateisystem existieren.</w:t>
+      </w:r>
+      <w:r>
+        <w:br/>
+        <w:t>- **Plattformabhängigkeit**: `</w:t>
+      </w:r>
+      <w:proofErr w:type="spellStart"/>
+      <w:proofErr w:type="gramStart"/>
+      <w:r>
+        <w:t>chmod</w:t>
+      </w:r>
+      <w:proofErr w:type="spellEnd"/>
+      <w:r>
+        <w:t>(</w:t>
+      </w:r>
+      <w:proofErr w:type="gramEnd"/>
+      <w:r>
+        <w:t xml:space="preserve">)` funktioniert in der Regel auf Unix-ähnlichen Systemen (wie Linux und </w:t>
+      </w:r>
+      <w:proofErr w:type="spellStart"/>
+      <w:r>
+        <w:t>macOS</w:t>
+      </w:r>
+      <w:proofErr w:type="spellEnd"/>
+      <w:r>
+        <w:t>). Auf Windows-Systemen werden Berechtigungen anders gehandhabt, und `</w:t>
+      </w:r>
+      <w:proofErr w:type="spellStart"/>
+      <w:proofErr w:type="gramStart"/>
+      <w:r>
+        <w:t>chmod</w:t>
+      </w:r>
+      <w:proofErr w:type="spellEnd"/>
+      <w:r>
+        <w:t>(</w:t>
+      </w:r>
+      <w:proofErr w:type="gramEnd"/>
+      <w:r>
+        <w:t>)` hat möglicherweise eine eingeschränkte Wirkung.</w:t>
       </w:r>
       <w:r>
         <w:br/>
@@ -1022,38 +1907,140 @@
       </w:r>
       <w:r>
         <w:lastRenderedPageBreak/>
-        <w:t>Die Methode `Path.chmod()` bietet eine objektorientierte Möglichkeit, Dateiberechtigungen zu ändern, und integriert sich nahtlos in die `pathlib`-Bibliothek, die für die Arbeit mit Pfaden und Dateien in Python entwickelt wurde.</w:t>
-      </w:r>
-      <w:r>
-        <w:br/>
-      </w:r>
-    </w:p>
-    <w:p>
-      <w:r>
-        <w:t>pathlib bietet eine Methode zur Bestimmung der Größe einer Datei, die der Funktion os.path.getsize() entspricht.</w:t>
-      </w:r>
-    </w:p>
-    <w:p>
-      <w:r>
-        <w:t xml:space="preserve">In pathlib kannst du die Methode </w:t>
+        <w:t>Die Methode `</w:t>
+      </w:r>
+      <w:proofErr w:type="spellStart"/>
+      <w:r>
+        <w:t>Path.chmod</w:t>
+      </w:r>
+      <w:proofErr w:type="spellEnd"/>
+      <w:proofErr w:type="gramStart"/>
+      <w:r>
+        <w:t>()`</w:t>
+      </w:r>
+      <w:proofErr w:type="gramEnd"/>
+      <w:r>
+        <w:t xml:space="preserve"> bietet eine objektorientierte Möglichkeit, Dateiberechtigungen zu ändern, und integriert sich nahtlos in die `</w:t>
+      </w:r>
+      <w:proofErr w:type="spellStart"/>
+      <w:r>
+        <w:t>pathlib</w:t>
+      </w:r>
+      <w:proofErr w:type="spellEnd"/>
+      <w:r>
+        <w:t>`-Bibliothek, die für die Arbeit mit Pfaden und Dateien in Python entwickelt wurde.</w:t>
+      </w:r>
+      <w:r>
+        <w:br/>
+      </w:r>
+    </w:p>
+    <w:p>
+      <w:proofErr w:type="spellStart"/>
+      <w:r>
+        <w:t>pathlib</w:t>
+      </w:r>
+      <w:proofErr w:type="spellEnd"/>
+      <w:r>
+        <w:t xml:space="preserve"> bietet eine Methode zur Bestimmung der Größe einer Datei, die der Funktion </w:t>
+      </w:r>
+      <w:proofErr w:type="spellStart"/>
+      <w:proofErr w:type="gramStart"/>
+      <w:r>
+        <w:t>os.path</w:t>
+      </w:r>
+      <w:proofErr w:type="gramEnd"/>
+      <w:r>
+        <w:t>.</w:t>
+      </w:r>
+      <w:proofErr w:type="gramStart"/>
+      <w:r>
+        <w:t>getsize</w:t>
+      </w:r>
+      <w:proofErr w:type="spellEnd"/>
+      <w:r>
+        <w:t>(</w:t>
+      </w:r>
+      <w:proofErr w:type="gramEnd"/>
+      <w:r>
+        <w:t>) entspricht.</w:t>
+      </w:r>
+    </w:p>
+    <w:p>
+      <w:r>
+        <w:t xml:space="preserve">In </w:t>
+      </w:r>
+      <w:proofErr w:type="spellStart"/>
+      <w:r>
+        <w:t>pathlib</w:t>
+      </w:r>
+      <w:proofErr w:type="spellEnd"/>
+      <w:r>
+        <w:t xml:space="preserve"> kannst du die </w:t>
+      </w:r>
+      <w:proofErr w:type="gramStart"/>
+      <w:r>
+        <w:t xml:space="preserve">Methode </w:t>
       </w:r>
       <w:r>
         <w:rPr>
           <w:b/>
         </w:rPr>
-        <w:t>.stat()</w:t>
+        <w:t>.</w:t>
+      </w:r>
+      <w:proofErr w:type="spellStart"/>
+      <w:r>
+        <w:rPr>
+          <w:b/>
+        </w:rPr>
+        <w:t>stat</w:t>
+      </w:r>
+      <w:proofErr w:type="spellEnd"/>
+      <w:proofErr w:type="gramEnd"/>
+      <w:r>
+        <w:rPr>
+          <w:b/>
+        </w:rPr>
+        <w:t>()</w:t>
       </w:r>
       <w:r>
         <w:t xml:space="preserve"> verwenden, um verschiedene Dateieigenschaften abzurufen, einschließlich der Größe der Datei. Die Größe wird im Attribut </w:t>
       </w:r>
+      <w:proofErr w:type="spellStart"/>
       <w:r>
         <w:rPr>
           <w:b/>
         </w:rPr>
         <w:t>st_size</w:t>
       </w:r>
-      <w:r>
-        <w:t xml:space="preserve"> des os.stat_result-Objekts gespeichert, das von .stat() zurückgegeben wird.</w:t>
+      <w:proofErr w:type="spellEnd"/>
+      <w:r>
+        <w:t xml:space="preserve"> des </w:t>
+      </w:r>
+      <w:proofErr w:type="spellStart"/>
+      <w:proofErr w:type="gramStart"/>
+      <w:r>
+        <w:t>os.stat</w:t>
+      </w:r>
+      <w:proofErr w:type="gramEnd"/>
+      <w:r>
+        <w:t>_result</w:t>
+      </w:r>
+      <w:proofErr w:type="spellEnd"/>
+      <w:r>
+        <w:t xml:space="preserve">-Objekts gespeichert, das </w:t>
+      </w:r>
+      <w:proofErr w:type="gramStart"/>
+      <w:r>
+        <w:t>von .</w:t>
+      </w:r>
+      <w:proofErr w:type="spellStart"/>
+      <w:r>
+        <w:t>stat</w:t>
+      </w:r>
+      <w:proofErr w:type="spellEnd"/>
+      <w:proofErr w:type="gramEnd"/>
+      <w:r>
+        <w:t>() zurückgegeben wird.</w:t>
       </w:r>
     </w:p>
     <w:p/>
@@ -1090,8 +2077,16 @@
         <w:rPr>
           <w:b/>
         </w:rPr>
-        <w:t xml:space="preserve"> traceback</w:t>
-      </w:r>
+        <w:t xml:space="preserve"> </w:t>
+      </w:r>
+      <w:proofErr w:type="spellStart"/>
+      <w:r>
+        <w:rPr>
+          <w:b/>
+        </w:rPr>
+        <w:t>traceback</w:t>
+      </w:r>
+      <w:proofErr w:type="spellEnd"/>
       <w:r>
         <w:t>:</w:t>
       </w:r>
@@ -1130,13 +2125,29 @@
           <w:rFonts w:ascii="JetBrains Mono NL" w:hAnsi="JetBrains Mono NL" w:cs="JetBrains Mono NL"/>
           <w:lang w:val="en-US"/>
         </w:rPr>
-        <w:t xml:space="preserve"> raise Exception('This is the error message.') </w:t>
-      </w:r>
+        <w:t xml:space="preserve"> raise </w:t>
+      </w:r>
+      <w:proofErr w:type="gramStart"/>
       <w:r>
         <w:rPr>
           <w:rFonts w:ascii="JetBrains Mono NL" w:hAnsi="JetBrains Mono NL" w:cs="JetBrains Mono NL"/>
           <w:lang w:val="en-US"/>
         </w:rPr>
+        <w:t>Exception(</w:t>
+      </w:r>
+      <w:proofErr w:type="gramEnd"/>
+      <w:r>
+        <w:rPr>
+          <w:rFonts w:ascii="JetBrains Mono NL" w:hAnsi="JetBrains Mono NL" w:cs="JetBrains Mono NL"/>
+          <w:lang w:val="en-US"/>
+        </w:rPr>
+        <w:t xml:space="preserve">'This is the error message.') </w:t>
+      </w:r>
+      <w:r>
+        <w:rPr>
+          <w:rFonts w:ascii="JetBrains Mono NL" w:hAnsi="JetBrains Mono NL" w:cs="JetBrains Mono NL"/>
+          <w:lang w:val="en-US"/>
+        </w:rPr>
         <w:br/>
         <w:t xml:space="preserve">except: </w:t>
       </w:r>
@@ -1146,45 +2157,198 @@
           <w:lang w:val="en-US"/>
         </w:rPr>
         <w:br/>
-        <w:t xml:space="preserve"> errorFile = open('errorInfo.txt', 'w') </w:t>
-      </w:r>
+        <w:t xml:space="preserve"> </w:t>
+      </w:r>
+      <w:proofErr w:type="spellStart"/>
       <w:r>
         <w:rPr>
           <w:rFonts w:ascii="JetBrains Mono NL" w:hAnsi="JetBrains Mono NL" w:cs="JetBrains Mono NL"/>
           <w:lang w:val="en-US"/>
         </w:rPr>
-        <w:br/>
-        <w:t xml:space="preserve"> errorFile.write(traceback.format_exc()) </w:t>
-      </w:r>
+        <w:t>errorFile</w:t>
+      </w:r>
+      <w:proofErr w:type="spellEnd"/>
       <w:r>
         <w:rPr>
           <w:rFonts w:ascii="JetBrains Mono NL" w:hAnsi="JetBrains Mono NL" w:cs="JetBrains Mono NL"/>
           <w:lang w:val="en-US"/>
         </w:rPr>
-        <w:br/>
-        <w:t xml:space="preserve"> errorFile.close() </w:t>
-      </w:r>
+        <w:t xml:space="preserve"> = </w:t>
+      </w:r>
+      <w:proofErr w:type="gramStart"/>
       <w:r>
         <w:rPr>
           <w:rFonts w:ascii="JetBrains Mono NL" w:hAnsi="JetBrains Mono NL" w:cs="JetBrains Mono NL"/>
           <w:lang w:val="en-US"/>
         </w:rPr>
-        <w:br/>
-        <w:t xml:space="preserve"> print('The traceback info was written to errorInfo.txt.') </w:t>
-      </w:r>
+        <w:t>open(</w:t>
+      </w:r>
+      <w:proofErr w:type="gramEnd"/>
       <w:r>
         <w:rPr>
           <w:rFonts w:ascii="JetBrains Mono NL" w:hAnsi="JetBrains Mono NL" w:cs="JetBrains Mono NL"/>
           <w:lang w:val="en-US"/>
         </w:rPr>
-        <w:br/>
+        <w:t xml:space="preserve">'errorInfo.txt', 'w') </w:t>
       </w:r>
       <w:r>
         <w:rPr>
           <w:rFonts w:ascii="JetBrains Mono NL" w:hAnsi="JetBrains Mono NL" w:cs="JetBrains Mono NL"/>
           <w:lang w:val="en-US"/>
         </w:rPr>
-        <w:t># schreibt den traceback in die Datei “errorInfo.txt”</w:t>
+        <w:br/>
+        <w:t xml:space="preserve"> </w:t>
+      </w:r>
+      <w:proofErr w:type="spellStart"/>
+      <w:r>
+        <w:rPr>
+          <w:rFonts w:ascii="JetBrains Mono NL" w:hAnsi="JetBrains Mono NL" w:cs="JetBrains Mono NL"/>
+          <w:lang w:val="en-US"/>
+        </w:rPr>
+        <w:t>errorFile.write</w:t>
+      </w:r>
+      <w:proofErr w:type="spellEnd"/>
+      <w:r>
+        <w:rPr>
+          <w:rFonts w:ascii="JetBrains Mono NL" w:hAnsi="JetBrains Mono NL" w:cs="JetBrains Mono NL"/>
+          <w:lang w:val="en-US"/>
+        </w:rPr>
+        <w:t>(</w:t>
+      </w:r>
+      <w:proofErr w:type="spellStart"/>
+      <w:proofErr w:type="gramStart"/>
+      <w:r>
+        <w:rPr>
+          <w:rFonts w:ascii="JetBrains Mono NL" w:hAnsi="JetBrains Mono NL" w:cs="JetBrains Mono NL"/>
+          <w:lang w:val="en-US"/>
+        </w:rPr>
+        <w:t>traceback.format</w:t>
+      </w:r>
+      <w:proofErr w:type="gramEnd"/>
+      <w:r>
+        <w:rPr>
+          <w:rFonts w:ascii="JetBrains Mono NL" w:hAnsi="JetBrains Mono NL" w:cs="JetBrains Mono NL"/>
+          <w:lang w:val="en-US"/>
+        </w:rPr>
+        <w:t>_</w:t>
+      </w:r>
+      <w:proofErr w:type="gramStart"/>
+      <w:r>
+        <w:rPr>
+          <w:rFonts w:ascii="JetBrains Mono NL" w:hAnsi="JetBrains Mono NL" w:cs="JetBrains Mono NL"/>
+          <w:lang w:val="en-US"/>
+        </w:rPr>
+        <w:t>exc</w:t>
+      </w:r>
+      <w:proofErr w:type="spellEnd"/>
+      <w:r>
+        <w:rPr>
+          <w:rFonts w:ascii="JetBrains Mono NL" w:hAnsi="JetBrains Mono NL" w:cs="JetBrains Mono NL"/>
+          <w:lang w:val="en-US"/>
+        </w:rPr>
+        <w:t>(</w:t>
+      </w:r>
+      <w:proofErr w:type="gramEnd"/>
+      <w:r>
+        <w:rPr>
+          <w:rFonts w:ascii="JetBrains Mono NL" w:hAnsi="JetBrains Mono NL" w:cs="JetBrains Mono NL"/>
+          <w:lang w:val="en-US"/>
+        </w:rPr>
+        <w:t xml:space="preserve">)) </w:t>
+      </w:r>
+      <w:r>
+        <w:rPr>
+          <w:rFonts w:ascii="JetBrains Mono NL" w:hAnsi="JetBrains Mono NL" w:cs="JetBrains Mono NL"/>
+          <w:lang w:val="en-US"/>
+        </w:rPr>
+        <w:br/>
+        <w:t xml:space="preserve"> </w:t>
+      </w:r>
+      <w:proofErr w:type="spellStart"/>
+      <w:r>
+        <w:rPr>
+          <w:rFonts w:ascii="JetBrains Mono NL" w:hAnsi="JetBrains Mono NL" w:cs="JetBrains Mono NL"/>
+          <w:lang w:val="en-US"/>
+        </w:rPr>
+        <w:t>errorFile.close</w:t>
+      </w:r>
+      <w:proofErr w:type="spellEnd"/>
+      <w:r>
+        <w:rPr>
+          <w:rFonts w:ascii="JetBrains Mono NL" w:hAnsi="JetBrains Mono NL" w:cs="JetBrains Mono NL"/>
+          <w:lang w:val="en-US"/>
+        </w:rPr>
+        <w:t xml:space="preserve">() </w:t>
+      </w:r>
+      <w:r>
+        <w:rPr>
+          <w:rFonts w:ascii="JetBrains Mono NL" w:hAnsi="JetBrains Mono NL" w:cs="JetBrains Mono NL"/>
+          <w:lang w:val="en-US"/>
+        </w:rPr>
+        <w:br/>
+        <w:t xml:space="preserve"> </w:t>
+      </w:r>
+      <w:proofErr w:type="gramStart"/>
+      <w:r>
+        <w:rPr>
+          <w:rFonts w:ascii="JetBrains Mono NL" w:hAnsi="JetBrains Mono NL" w:cs="JetBrains Mono NL"/>
+          <w:lang w:val="en-US"/>
+        </w:rPr>
+        <w:t>print(</w:t>
+      </w:r>
+      <w:proofErr w:type="gramEnd"/>
+      <w:r>
+        <w:rPr>
+          <w:rFonts w:ascii="JetBrains Mono NL" w:hAnsi="JetBrains Mono NL" w:cs="JetBrains Mono NL"/>
+          <w:lang w:val="en-US"/>
+        </w:rPr>
+        <w:t xml:space="preserve">'The traceback info was written to errorInfo.txt.') </w:t>
+      </w:r>
+      <w:r>
+        <w:rPr>
+          <w:rFonts w:ascii="JetBrains Mono NL" w:hAnsi="JetBrains Mono NL" w:cs="JetBrains Mono NL"/>
+          <w:lang w:val="en-US"/>
+        </w:rPr>
+        <w:br/>
+      </w:r>
+      <w:r>
+        <w:rPr>
+          <w:rFonts w:ascii="JetBrains Mono NL" w:hAnsi="JetBrains Mono NL" w:cs="JetBrains Mono NL"/>
+          <w:lang w:val="en-US"/>
+        </w:rPr>
+        <w:t xml:space="preserve"># </w:t>
+      </w:r>
+      <w:proofErr w:type="spellStart"/>
+      <w:r>
+        <w:rPr>
+          <w:rFonts w:ascii="JetBrains Mono NL" w:hAnsi="JetBrains Mono NL" w:cs="JetBrains Mono NL"/>
+          <w:lang w:val="en-US"/>
+        </w:rPr>
+        <w:t>schreibt</w:t>
+      </w:r>
+      <w:proofErr w:type="spellEnd"/>
+      <w:r>
+        <w:rPr>
+          <w:rFonts w:ascii="JetBrains Mono NL" w:hAnsi="JetBrains Mono NL" w:cs="JetBrains Mono NL"/>
+          <w:lang w:val="en-US"/>
+        </w:rPr>
+        <w:t xml:space="preserve"> den traceback in die </w:t>
+      </w:r>
+      <w:proofErr w:type="spellStart"/>
+      <w:r>
+        <w:rPr>
+          <w:rFonts w:ascii="JetBrains Mono NL" w:hAnsi="JetBrains Mono NL" w:cs="JetBrains Mono NL"/>
+          <w:lang w:val="en-US"/>
+        </w:rPr>
+        <w:t>Datei</w:t>
+      </w:r>
+      <w:proofErr w:type="spellEnd"/>
+      <w:r>
+        <w:rPr>
+          <w:rFonts w:ascii="JetBrains Mono NL" w:hAnsi="JetBrains Mono NL" w:cs="JetBrains Mono NL"/>
+          <w:lang w:val="en-US"/>
+        </w:rPr>
+        <w:t xml:space="preserve"> “errorInfo.txt”</w:t>
       </w:r>
     </w:p>
     <w:p>
@@ -1195,21 +2359,47 @@
       </w:pPr>
     </w:p>
     <w:p>
-      <w:r>
-        <w:t>assert prüf</w:t>
-      </w:r>
-      <w:r>
-        <w:t>ung_ob_True, „Message“</w:t>
-      </w:r>
-      <w:r>
-        <w:br/>
-        <w:t>Zusicherungen(assert) lassen sich deaktivieren, indem Sie bei der Ausführung von Python die Option -0 übergeben</w:t>
+      <w:proofErr w:type="spellStart"/>
+      <w:r>
+        <w:t>assert</w:t>
+      </w:r>
+      <w:proofErr w:type="spellEnd"/>
+      <w:r>
+        <w:t xml:space="preserve"> </w:t>
+      </w:r>
+      <w:proofErr w:type="spellStart"/>
+      <w:r>
+        <w:t>prüf</w:t>
+      </w:r>
+      <w:r>
+        <w:t>ung_ob_True</w:t>
+      </w:r>
+      <w:proofErr w:type="spellEnd"/>
+      <w:r>
+        <w:t>, „Message“</w:t>
+      </w:r>
+      <w:r>
+        <w:br/>
+        <w:t>Zusicherungen(</w:t>
+      </w:r>
+      <w:proofErr w:type="spellStart"/>
+      <w:r>
+        <w:t>assert</w:t>
+      </w:r>
+      <w:proofErr w:type="spellEnd"/>
+      <w:r>
+        <w:t>) lassen sich deaktivieren, indem Sie bei der Ausführung von Python die Option -0 übergeben</w:t>
       </w:r>
     </w:p>
     <w:p/>
     <w:p>
-      <w:r>
-        <w:t>logging:</w:t>
+      <w:proofErr w:type="spellStart"/>
+      <w:r>
+        <w:t>logging</w:t>
+      </w:r>
+      <w:proofErr w:type="spellEnd"/>
+      <w:r>
+        <w:t>:</w:t>
       </w:r>
     </w:p>
     <w:p>
@@ -1223,7 +2413,15 @@
         <w:br/>
       </w:r>
       <w:r>
-        <w:t xml:space="preserve">Seite 294 Web Scraping </w:t>
+        <w:t xml:space="preserve">Seite 294 Web </w:t>
+      </w:r>
+      <w:proofErr w:type="spellStart"/>
+      <w:r>
+        <w:t>Scraping</w:t>
+      </w:r>
+      <w:proofErr w:type="spellEnd"/>
+      <w:r>
+        <w:t xml:space="preserve"> </w:t>
       </w:r>
       <w:r>
         <w:br/>
@@ -1246,7 +2444,17 @@
     <w:p>
       <w:r>
         <w:lastRenderedPageBreak/>
-        <w:t>Wiederholen RegEx Seite 198</w:t>
+        <w:t xml:space="preserve">Wiederholen </w:t>
+      </w:r>
+      <w:proofErr w:type="spellStart"/>
+      <w:proofErr w:type="gramStart"/>
+      <w:r>
+        <w:t>RegEx</w:t>
+      </w:r>
+      <w:proofErr w:type="spellEnd"/>
+      <w:proofErr w:type="gramEnd"/>
+      <w:r>
+        <w:t xml:space="preserve"> Seite 198</w:t>
       </w:r>
     </w:p>
     <w:sectPr>

--- a/docs/Routineaufgaben_Automatisieren.docx
+++ b/docs/Routineaufgaben_Automatisieren.docx
@@ -17,13 +17,8 @@
       </w:r>
     </w:p>
     <w:p>
-      <w:proofErr w:type="gramStart"/>
-      <w:r>
-        <w:t>Wiederholung  Seite</w:t>
-      </w:r>
-      <w:proofErr w:type="gramEnd"/>
-      <w:r>
-        <w:t xml:space="preserve"> 229</w:t>
+      <w:r>
+        <w:t>Wiederholung  Seite 229</w:t>
       </w:r>
       <w:r>
         <w:t>, 215</w:t>
@@ -32,7 +27,7 @@
         <w:t>, 1</w:t>
       </w:r>
       <w:r>
-        <w:t>58</w:t>
+        <w:t>73</w:t>
       </w:r>
     </w:p>
     <w:p>
@@ -47,32 +42,14 @@
       </w:r>
     </w:p>
     <w:p>
-      <w:proofErr w:type="spellStart"/>
-      <w:proofErr w:type="gramStart"/>
-      <w:r>
-        <w:t>Dicotonary.get</w:t>
-      </w:r>
-      <w:proofErr w:type="spellEnd"/>
-      <w:r>
-        <w:t>(</w:t>
-      </w:r>
-      <w:proofErr w:type="gramEnd"/>
-      <w:r>
-        <w:t xml:space="preserve">k, </w:t>
-      </w:r>
-      <w:proofErr w:type="spellStart"/>
-      <w:r>
-        <w:t>de</w:t>
+      <w:r>
+        <w:t>Dicotonary.get(k, de</w:t>
       </w:r>
       <w:r>
         <w:t>f</w:t>
       </w:r>
       <w:r>
-        <w:t>ault</w:t>
-      </w:r>
-      <w:proofErr w:type="spellEnd"/>
-      <w:r>
-        <w:t>) + 1</w:t>
+        <w:t>ault) + 1</w:t>
       </w:r>
       <w:r>
         <w:tab/>
@@ -102,75 +79,23 @@
       </w:r>
     </w:p>
     <w:p>
-      <w:proofErr w:type="spellStart"/>
-      <w:r>
-        <w:t>isX-Stringmethoden</w:t>
-      </w:r>
-      <w:proofErr w:type="spellEnd"/>
-      <w:r>
-        <w:t xml:space="preserve"> Seite 172</w:t>
+      <w:r>
+        <w:t>isX-Stringmethoden Seite 172</w:t>
       </w:r>
     </w:p>
     <w:p/>
     <w:p>
       <w:r>
-        <w:t xml:space="preserve">Die Methoden </w:t>
-      </w:r>
-      <w:proofErr w:type="spellStart"/>
-      <w:proofErr w:type="gramStart"/>
-      <w:r>
-        <w:t>rjust</w:t>
-      </w:r>
-      <w:proofErr w:type="spellEnd"/>
-      <w:r>
-        <w:t>(</w:t>
-      </w:r>
-      <w:proofErr w:type="gramEnd"/>
-      <w:r>
-        <w:t xml:space="preserve">) und </w:t>
-      </w:r>
-      <w:proofErr w:type="spellStart"/>
-      <w:proofErr w:type="gramStart"/>
-      <w:r>
-        <w:t>ljust</w:t>
-      </w:r>
-      <w:proofErr w:type="spellEnd"/>
-      <w:r>
-        <w:t>(</w:t>
-      </w:r>
-      <w:proofErr w:type="gramEnd"/>
-      <w:r>
-        <w:t xml:space="preserve">) werden für einen String aufgerufen und </w:t>
-      </w:r>
-      <w:proofErr w:type="gramStart"/>
-      <w:r>
-        <w:t xml:space="preserve">geben </w:t>
+        <w:t xml:space="preserve">Die Methoden rjust() und ljust() werden für einen String aufgerufen und geben </w:t>
       </w:r>
       <w:r>
         <w:t xml:space="preserve"> </w:t>
       </w:r>
       <w:r>
-        <w:t>eine</w:t>
-      </w:r>
-      <w:proofErr w:type="gramEnd"/>
-      <w:r>
-        <w:t xml:space="preserve"> Variante dieses Strings zurück, bei der der Text mithilfe von Leerzeichen ausgerichtet ist</w:t>
-      </w:r>
-      <w:r>
-        <w:t xml:space="preserve">. </w:t>
-      </w:r>
-      <w:proofErr w:type="gramStart"/>
-      <w:r>
-        <w:t>.</w:t>
-      </w:r>
-      <w:proofErr w:type="spellStart"/>
-      <w:r>
-        <w:t>center</w:t>
-      </w:r>
-      <w:proofErr w:type="spellEnd"/>
-      <w:proofErr w:type="gramEnd"/>
-      <w:r>
-        <w:t>()</w:t>
+        <w:t>eine Variante dieses Strings zurück, bei der der Text mithilfe von Leerzeichen ausgerichtet ist</w:t>
+      </w:r>
+      <w:r>
+        <w:t>. .center()</w:t>
       </w:r>
     </w:p>
     <w:p>
@@ -181,41 +106,7 @@
     <w:p/>
     <w:p>
       <w:r>
-        <w:t xml:space="preserve">Das Modul </w:t>
-      </w:r>
-      <w:proofErr w:type="spellStart"/>
-      <w:r>
-        <w:t>pyperclip</w:t>
-      </w:r>
-      <w:proofErr w:type="spellEnd"/>
-      <w:r>
-        <w:t xml:space="preserve"> enthält die Funktionen </w:t>
-      </w:r>
-      <w:proofErr w:type="spellStart"/>
-      <w:proofErr w:type="gramStart"/>
-      <w:r>
-        <w:t>copy</w:t>
-      </w:r>
-      <w:proofErr w:type="spellEnd"/>
-      <w:r>
-        <w:t>(</w:t>
-      </w:r>
-      <w:proofErr w:type="gramEnd"/>
-      <w:r>
-        <w:t xml:space="preserve">) und </w:t>
-      </w:r>
-      <w:proofErr w:type="spellStart"/>
-      <w:proofErr w:type="gramStart"/>
-      <w:r>
-        <w:t>paste</w:t>
-      </w:r>
-      <w:proofErr w:type="spellEnd"/>
-      <w:r>
-        <w:t>(</w:t>
-      </w:r>
-      <w:proofErr w:type="gramEnd"/>
-      <w:r>
-        <w:t>), die Text an die Zwischenablage des Computers senden bzw. von dort empfangen können.</w:t>
+        <w:t>Das Modul pyperclip enthält die Funktionen copy() und paste(), die Text an die Zwischenablage des Computers senden bzw. von dort empfangen können.</w:t>
       </w:r>
     </w:p>
     <w:p/>
@@ -226,13 +117,8 @@
     </w:p>
     <w:p/>
     <w:p>
-      <w:proofErr w:type="spellStart"/>
-      <w:r>
-        <w:t>Sys.argv</w:t>
-      </w:r>
-      <w:proofErr w:type="spellEnd"/>
-      <w:r>
-        <w:t xml:space="preserve"> </w:t>
+      <w:r>
+        <w:t xml:space="preserve">Sys.argv </w:t>
       </w:r>
       <w:r>
         <w:tab/>
@@ -242,41 +128,10 @@
     <w:p/>
     <w:p>
       <w:r>
-        <w:t xml:space="preserve">Aufgabe Projekt </w:t>
-      </w:r>
-      <w:proofErr w:type="spellStart"/>
-      <w:proofErr w:type="gramStart"/>
-      <w:r>
-        <w:t>TablePrint</w:t>
-      </w:r>
-      <w:proofErr w:type="spellEnd"/>
-      <w:proofErr w:type="gramEnd"/>
-      <w:r>
-        <w:t xml:space="preserve"> Seite 187 wiederholen </w:t>
-      </w:r>
-      <w:proofErr w:type="spellStart"/>
-      <w:proofErr w:type="gramStart"/>
-      <w:r>
-        <w:t>indexing</w:t>
-      </w:r>
-      <w:proofErr w:type="spellEnd"/>
-      <w:r>
-        <w:t xml:space="preserve">  mit</w:t>
-      </w:r>
-      <w:proofErr w:type="gramEnd"/>
-      <w:r>
-        <w:t xml:space="preserve"> verschachtelten Schleifen und </w:t>
-      </w:r>
-      <w:proofErr w:type="spellStart"/>
-      <w:r>
-        <w:t>enum</w:t>
-      </w:r>
-      <w:r>
-        <w:t>erate</w:t>
-      </w:r>
-      <w:proofErr w:type="spellEnd"/>
-      <w:r>
-        <w:t xml:space="preserve"> üben</w:t>
+        <w:t>Aufgabe Projekt TablePrint Seite 187 wiederholen indexing  mit verschachtelten Schleifen und enum</w:t>
+      </w:r>
+      <w:r>
+        <w:t>erate üben</w:t>
       </w:r>
       <w:r>
         <w:t xml:space="preserve">. </w:t>
@@ -289,114 +144,29 @@
     </w:p>
     <w:p>
       <w:r>
-        <w:t xml:space="preserve">Widerholungsfragen </w:t>
-      </w:r>
-      <w:proofErr w:type="spellStart"/>
-      <w:proofErr w:type="gramStart"/>
-      <w:r>
-        <w:t>Regex</w:t>
-      </w:r>
-      <w:proofErr w:type="spellEnd"/>
-      <w:proofErr w:type="gramEnd"/>
-      <w:r>
-        <w:t xml:space="preserve"> Seite 218</w:t>
-      </w:r>
-    </w:p>
-    <w:p>
-      <w:proofErr w:type="spellStart"/>
-      <w:r>
-        <w:t>Regex</w:t>
-      </w:r>
-      <w:proofErr w:type="spellEnd"/>
-      <w:r>
-        <w:t xml:space="preserve"> </w:t>
-      </w:r>
-      <w:proofErr w:type="gramStart"/>
-      <w:r>
-        <w:t>Projekt</w:t>
-      </w:r>
-      <w:proofErr w:type="gramEnd"/>
-      <w:r>
-        <w:t xml:space="preserve"> </w:t>
+        <w:t>Widerholungsfragen Regex Seite 218</w:t>
+      </w:r>
+    </w:p>
+    <w:p>
+      <w:r>
+        <w:t xml:space="preserve">Regex Projekt </w:t>
       </w:r>
       <w:r>
         <w:t xml:space="preserve">Seite 220 wiederholen. </w:t>
       </w:r>
-      <w:proofErr w:type="spellStart"/>
-      <w:r>
-        <w:t>Regex</w:t>
-      </w:r>
-      <w:proofErr w:type="spellEnd"/>
-      <w:r>
-        <w:t xml:space="preserve"> Projekt 248 wiederholen. </w:t>
+      <w:r>
+        <w:t xml:space="preserve">Regex Projekt 248 wiederholen. </w:t>
       </w:r>
     </w:p>
     <w:p/>
     <w:p>
-      <w:proofErr w:type="spellStart"/>
-      <w:proofErr w:type="gramStart"/>
-      <w:r>
-        <w:t>Ppritnt</w:t>
-      </w:r>
-      <w:proofErr w:type="spellEnd"/>
-      <w:r>
-        <w:t>(</w:t>
-      </w:r>
-      <w:proofErr w:type="gramEnd"/>
-      <w:r>
-        <w:t>) „Saubere Ausgabe“ Kapitel 5 und Seite 236,</w:t>
-      </w:r>
-    </w:p>
-    <w:p>
-      <w:proofErr w:type="spellStart"/>
-      <w:r>
-        <w:t>Zb</w:t>
-      </w:r>
-      <w:proofErr w:type="spellEnd"/>
-      <w:r>
-        <w:t xml:space="preserve">. </w:t>
-      </w:r>
-      <w:proofErr w:type="spellStart"/>
-      <w:r>
-        <w:t>dictionarys</w:t>
-      </w:r>
-      <w:proofErr w:type="spellEnd"/>
-      <w:r>
-        <w:t xml:space="preserve"> die im Python-Format bleiben sollen mit </w:t>
-      </w:r>
-      <w:proofErr w:type="spellStart"/>
-      <w:proofErr w:type="gramStart"/>
-      <w:r>
-        <w:t>pprint.pformat</w:t>
-      </w:r>
-      <w:proofErr w:type="spellEnd"/>
-      <w:proofErr w:type="gramEnd"/>
-      <w:r>
-        <w:t xml:space="preserve">() z.B. in als eigenständige Datei, als Modul speichern wird als </w:t>
-      </w:r>
-      <w:proofErr w:type="gramStart"/>
-      <w:r>
-        <w:t>liste</w:t>
-      </w:r>
-      <w:proofErr w:type="gramEnd"/>
-      <w:r>
-        <w:t xml:space="preserve"> die das </w:t>
-      </w:r>
-      <w:proofErr w:type="spellStart"/>
-      <w:r>
-        <w:t>dictionary</w:t>
-      </w:r>
-      <w:proofErr w:type="spellEnd"/>
-      <w:r>
-        <w:t xml:space="preserve"> </w:t>
-      </w:r>
-      <w:proofErr w:type="gramStart"/>
-      <w:r>
-        <w:t>enthält</w:t>
-      </w:r>
-      <w:proofErr w:type="gramEnd"/>
-      <w:r>
-        <w:t xml:space="preserve"> gespeichert. </w:t>
+      <w:r>
+        <w:t>Ppritnt() „Saubere Ausgabe“ Kapitel 5 und Seite 236,</w:t>
+      </w:r>
+    </w:p>
+    <w:p>
+      <w:r>
+        <w:t xml:space="preserve">Zb. dictionarys die im Python-Format bleiben sollen mit pprint.pformat() z.B. in als eigenständige Datei, als Modul speichern wird als liste die das dictionary enthält gespeichert. </w:t>
       </w:r>
     </w:p>
     <w:p>
@@ -411,23 +181,7 @@
           <w:highlight w:val="yellow"/>
           <w:u w:val="single"/>
         </w:rPr>
-        <w:t xml:space="preserve">Der </w:t>
-      </w:r>
-      <w:proofErr w:type="gramStart"/>
-      <w:r>
-        <w:rPr>
-          <w:highlight w:val="yellow"/>
-          <w:u w:val="single"/>
-        </w:rPr>
-        <w:t>bist</w:t>
-      </w:r>
-      <w:proofErr w:type="gramEnd"/>
-      <w:r>
-        <w:rPr>
-          <w:highlight w:val="yellow"/>
-          <w:u w:val="single"/>
-        </w:rPr>
-        <w:t xml:space="preserve"> jetzt beste Weg ein </w:t>
+        <w:t xml:space="preserve">Der bist jetzt beste Weg ein </w:t>
       </w:r>
       <w:r>
         <w:rPr>
@@ -436,33 +190,13 @@
           <w:highlight w:val="yellow"/>
           <w:u w:val="single"/>
         </w:rPr>
-        <w:t xml:space="preserve">Skript aufzurufen, Bat </w:t>
-      </w:r>
-      <w:proofErr w:type="spellStart"/>
-      <w:r>
-        <w:rPr>
-          <w:b/>
-          <w:bCs/>
+        <w:t xml:space="preserve">Skript aufzurufen, Bat datei </w:t>
+      </w:r>
+      <w:r>
+        <w:rPr>
           <w:highlight w:val="yellow"/>
           <w:u w:val="single"/>
         </w:rPr>
-        <w:t>datei</w:t>
-      </w:r>
-      <w:proofErr w:type="spellEnd"/>
-      <w:r>
-        <w:rPr>
-          <w:b/>
-          <w:bCs/>
-          <w:highlight w:val="yellow"/>
-          <w:u w:val="single"/>
-        </w:rPr>
-        <w:t xml:space="preserve"> </w:t>
-      </w:r>
-      <w:r>
-        <w:rPr>
-          <w:highlight w:val="yellow"/>
-          <w:u w:val="single"/>
-        </w:rPr>
         <w:t>in einen Path-Ordner:</w:t>
       </w:r>
       <w:r>
@@ -521,32 +255,14 @@
       </w:r>
       <w:r>
         <w:br/>
-        <w:t xml:space="preserve">wiederum liest diese Argumente in die Liste </w:t>
-      </w:r>
-      <w:proofErr w:type="spellStart"/>
-      <w:proofErr w:type="gramStart"/>
-      <w:r>
-        <w:t>sys.argv</w:t>
-      </w:r>
-      <w:proofErr w:type="spellEnd"/>
-      <w:proofErr w:type="gramEnd"/>
-      <w:r>
-        <w:t xml:space="preserve"> ein.</w:t>
+        <w:t>wiederum liest diese Argumente in die Liste sys.argv ein.</w:t>
       </w:r>
     </w:p>
     <w:p/>
     <w:p/>
     <w:p>
       <w:r>
-        <w:t xml:space="preserve">Beispiel Raw-String über mehre Zeilen, „…\“darf nicht am </w:t>
-      </w:r>
-      <w:proofErr w:type="spellStart"/>
-      <w:r>
-        <w:t>ende</w:t>
-      </w:r>
-      <w:proofErr w:type="spellEnd"/>
-      <w:r>
-        <w:t xml:space="preserve"> der Zeile stehen</w:t>
+        <w:t>Beispiel Raw-String über mehre Zeilen, „…\“darf nicht am ende der Zeile stehen</w:t>
       </w:r>
     </w:p>
     <w:p>
@@ -563,7 +279,6 @@
           <w14:ligatures w14:val="none"/>
         </w:rPr>
       </w:pPr>
-      <w:proofErr w:type="spellStart"/>
       <w:r>
         <w:rPr>
           <w:rFonts w:ascii="JetBrains Mono NL" w:eastAsia="Times New Roman" w:hAnsi="JetBrains Mono NL" w:cs="JetBrains Mono NL"/>
@@ -576,7 +291,6 @@
         </w:rPr>
         <w:t>zipdatei</w:t>
       </w:r>
-      <w:proofErr w:type="spellEnd"/>
       <w:r>
         <w:rPr>
           <w:rFonts w:ascii="JetBrains Mono NL" w:eastAsia="Times New Roman" w:hAnsi="JetBrains Mono NL" w:cs="JetBrains Mono NL"/>
@@ -821,9 +535,20 @@
           <w:lang w:eastAsia="de-DE"/>
           <w14:ligatures w14:val="none"/>
         </w:rPr>
-        <w:t>\</w:t>
-      </w:r>
-      <w:proofErr w:type="spellStart"/>
+        <w:t>\R</w:t>
+      </w:r>
+      <w:r>
+        <w:rPr>
+          <w:rFonts w:ascii="JetBrains Mono NL" w:eastAsia="Times New Roman" w:hAnsi="JetBrains Mono NL" w:cs="JetBrains Mono NL"/>
+          <w:color w:val="E06C75"/>
+          <w:kern w:val="0"/>
+          <w:sz w:val="18"/>
+          <w:szCs w:val="18"/>
+          <w:lang w:eastAsia="de-DE"/>
+          <w14:ligatures w14:val="none"/>
+        </w:rPr>
+        <w:t>outine_Aufgaben_Automatisieren</w:t>
+      </w:r>
       <w:r>
         <w:rPr>
           <w:rFonts w:ascii="JetBrains Mono NL" w:eastAsia="Times New Roman" w:hAnsi="JetBrains Mono NL" w:cs="JetBrains Mono NL"/>
@@ -834,7 +559,7 @@
           <w:lang w:eastAsia="de-DE"/>
           <w14:ligatures w14:val="none"/>
         </w:rPr>
-        <w:t>R</w:t>
+        <w:t>\n</w:t>
       </w:r>
       <w:r>
         <w:rPr>
@@ -846,31 +571,6 @@
           <w:lang w:eastAsia="de-DE"/>
           <w14:ligatures w14:val="none"/>
         </w:rPr>
-        <w:t>outine_Aufgaben_Automatisieren</w:t>
-      </w:r>
-      <w:proofErr w:type="spellEnd"/>
-      <w:r>
-        <w:rPr>
-          <w:rFonts w:ascii="JetBrains Mono NL" w:eastAsia="Times New Roman" w:hAnsi="JetBrains Mono NL" w:cs="JetBrains Mono NL"/>
-          <w:color w:val="56B6C2"/>
-          <w:kern w:val="0"/>
-          <w:sz w:val="18"/>
-          <w:szCs w:val="18"/>
-          <w:lang w:eastAsia="de-DE"/>
-          <w14:ligatures w14:val="none"/>
-        </w:rPr>
-        <w:t>\n</w:t>
-      </w:r>
-      <w:r>
-        <w:rPr>
-          <w:rFonts w:ascii="JetBrains Mono NL" w:eastAsia="Times New Roman" w:hAnsi="JetBrains Mono NL" w:cs="JetBrains Mono NL"/>
-          <w:color w:val="E06C75"/>
-          <w:kern w:val="0"/>
-          <w:sz w:val="18"/>
-          <w:szCs w:val="18"/>
-          <w:lang w:eastAsia="de-DE"/>
-          <w14:ligatures w14:val="none"/>
-        </w:rPr>
         <w:t>eu.zip"</w:t>
       </w:r>
       <w:r>
@@ -913,7 +613,6 @@
         </w:rPr>
         <w:t xml:space="preserve">wiederholen </w:t>
       </w:r>
-      <w:proofErr w:type="spellStart"/>
       <w:r>
         <w:rPr>
           <w:b/>
@@ -930,19 +629,13 @@
         </w:rPr>
         <w:t>gEx</w:t>
       </w:r>
-      <w:proofErr w:type="spellEnd"/>
     </w:p>
     <w:p>
       <w:pPr>
         <w:pStyle w:val="berschrift2"/>
       </w:pPr>
-      <w:proofErr w:type="spellStart"/>
-      <w:r>
-        <w:t>Pathlib</w:t>
-      </w:r>
-      <w:proofErr w:type="spellEnd"/>
-      <w:r>
-        <w:t>, OS, Pfade usw.</w:t>
+      <w:r>
+        <w:t>Pathlib, OS, Pfade usw.</w:t>
       </w:r>
     </w:p>
     <w:p>
@@ -951,22 +644,12 @@
           <w:lang w:val="en-US"/>
         </w:rPr>
       </w:pPr>
-      <w:proofErr w:type="spellStart"/>
-      <w:proofErr w:type="gramStart"/>
       <w:r>
         <w:rPr>
           <w:lang w:val="en-US"/>
         </w:rPr>
-        <w:t>os.path</w:t>
-      </w:r>
-      <w:proofErr w:type="gramEnd"/>
-      <w:r>
-        <w:rPr>
-          <w:lang w:val="en-US"/>
-        </w:rPr>
-        <w:t>.</w:t>
-      </w:r>
-      <w:proofErr w:type="gramStart"/>
+        <w:t>os.path.</w:t>
+      </w:r>
       <w:r>
         <w:rPr>
           <w:b/>
@@ -974,29 +657,16 @@
         </w:rPr>
         <w:t>relpath</w:t>
       </w:r>
-      <w:proofErr w:type="spellEnd"/>
       <w:r>
         <w:rPr>
           <w:lang w:val="en-US"/>
         </w:rPr>
-        <w:t>(</w:t>
-      </w:r>
-      <w:proofErr w:type="gramEnd"/>
-      <w:r>
-        <w:rPr>
-          <w:lang w:val="en-US"/>
-        </w:rPr>
-        <w:t xml:space="preserve">'C:\\Windows', 'C:\\spam\\eggs') </w:t>
-      </w:r>
-    </w:p>
-    <w:p>
-      <w:proofErr w:type="gramStart"/>
-      <w:r>
-        <w:t>'..</w:t>
-      </w:r>
-      <w:proofErr w:type="gramEnd"/>
-      <w:r>
-        <w:t>\\..\\Windows'</w:t>
+        <w:t xml:space="preserve">('C:\\Windows', 'C:\\spam\\eggs') </w:t>
+      </w:r>
+    </w:p>
+    <w:p>
+      <w:r>
+        <w:t>'..\\..\\Windows'</w:t>
       </w:r>
     </w:p>
     <w:p/>
@@ -1021,143 +691,44 @@
     </w:p>
     <w:p>
       <w:r>
-        <w:t xml:space="preserve">Basisname eines Path-Objektes in </w:t>
-      </w:r>
-      <w:proofErr w:type="spellStart"/>
-      <w:r>
-        <w:t>pathlib</w:t>
-      </w:r>
-      <w:proofErr w:type="spellEnd"/>
-      <w:r>
-        <w:t xml:space="preserve"> = .</w:t>
-      </w:r>
-      <w:proofErr w:type="spellStart"/>
-      <w:r>
-        <w:t>name</w:t>
-      </w:r>
-      <w:proofErr w:type="spellEnd"/>
+        <w:t>Basisname eines Path-Objektes in pathlib = .name</w:t>
+      </w:r>
       <w:r>
         <w:br/>
         <w:t xml:space="preserve">in OS:  </w:t>
       </w:r>
-      <w:proofErr w:type="spellStart"/>
-      <w:proofErr w:type="gramStart"/>
-      <w:r>
-        <w:t>os.path</w:t>
-      </w:r>
-      <w:proofErr w:type="gramEnd"/>
-      <w:r>
-        <w:t>.basename</w:t>
-      </w:r>
-      <w:proofErr w:type="spellEnd"/>
-      <w:r>
-        <w:t>(</w:t>
-      </w:r>
-      <w:proofErr w:type="spellStart"/>
+      <w:r>
+        <w:t>os.path.basename(path)</w:t>
+      </w:r>
+    </w:p>
+    <w:p>
+      <w:r>
+        <w:t>Verzeichnisname in pathlib:= path_objekt.parent</w:t>
+      </w:r>
+      <w:r>
+        <w:br/>
+        <w:t xml:space="preserve">in OS: </w:t>
+      </w:r>
+      <w:r>
+        <w:t>os.path.</w:t>
+      </w:r>
+      <w:r>
+        <w:t>dirname</w:t>
+      </w:r>
+      <w:r>
+        <w:t>(path)</w:t>
+      </w:r>
+    </w:p>
+    <w:p>
+      <w:r>
+        <w:t xml:space="preserve">Tupel(vezeinsname, basename) = </w:t>
+      </w:r>
+      <w:r>
+        <w:t>os.path.split(</w:t>
+      </w:r>
       <w:r>
         <w:t>path</w:t>
       </w:r>
-      <w:proofErr w:type="spellEnd"/>
-      <w:r>
-        <w:t>)</w:t>
-      </w:r>
-    </w:p>
-    <w:p>
-      <w:r>
-        <w:t xml:space="preserve">Verzeichnisname in </w:t>
-      </w:r>
-      <w:proofErr w:type="spellStart"/>
-      <w:proofErr w:type="gramStart"/>
-      <w:r>
-        <w:t>pathlib</w:t>
-      </w:r>
-      <w:proofErr w:type="spellEnd"/>
-      <w:r>
-        <w:t>:=</w:t>
-      </w:r>
-      <w:proofErr w:type="gramEnd"/>
-      <w:r>
-        <w:t xml:space="preserve"> </w:t>
-      </w:r>
-      <w:proofErr w:type="spellStart"/>
-      <w:r>
-        <w:t>path_</w:t>
-      </w:r>
-      <w:proofErr w:type="gramStart"/>
-      <w:r>
-        <w:t>objekt.parent</w:t>
-      </w:r>
-      <w:proofErr w:type="spellEnd"/>
-      <w:proofErr w:type="gramEnd"/>
-      <w:r>
-        <w:br/>
-        <w:t xml:space="preserve">in OS: </w:t>
-      </w:r>
-      <w:proofErr w:type="spellStart"/>
-      <w:proofErr w:type="gramStart"/>
-      <w:r>
-        <w:t>os.path</w:t>
-      </w:r>
-      <w:proofErr w:type="gramEnd"/>
-      <w:r>
-        <w:t>.</w:t>
-      </w:r>
-      <w:r>
-        <w:t>dirname</w:t>
-      </w:r>
-      <w:proofErr w:type="spellEnd"/>
-      <w:r>
-        <w:t>(</w:t>
-      </w:r>
-      <w:proofErr w:type="spellStart"/>
-      <w:r>
-        <w:t>path</w:t>
-      </w:r>
-      <w:proofErr w:type="spellEnd"/>
-      <w:r>
-        <w:t>)</w:t>
-      </w:r>
-    </w:p>
-    <w:p>
-      <w:proofErr w:type="gramStart"/>
-      <w:r>
-        <w:t>Tupel(</w:t>
-      </w:r>
-      <w:proofErr w:type="spellStart"/>
-      <w:proofErr w:type="gramEnd"/>
-      <w:r>
-        <w:t>vezeinsname</w:t>
-      </w:r>
-      <w:proofErr w:type="spellEnd"/>
-      <w:r>
-        <w:t xml:space="preserve">, </w:t>
-      </w:r>
-      <w:proofErr w:type="spellStart"/>
-      <w:r>
-        <w:t>basename</w:t>
-      </w:r>
-      <w:proofErr w:type="spellEnd"/>
-      <w:r>
-        <w:t xml:space="preserve">) = </w:t>
-      </w:r>
-      <w:proofErr w:type="spellStart"/>
-      <w:proofErr w:type="gramStart"/>
-      <w:r>
-        <w:t>os.path</w:t>
-      </w:r>
-      <w:proofErr w:type="gramEnd"/>
-      <w:r>
-        <w:t>.split</w:t>
-      </w:r>
-      <w:proofErr w:type="spellEnd"/>
-      <w:r>
-        <w:t>(</w:t>
-      </w:r>
-      <w:proofErr w:type="spellStart"/>
-      <w:r>
-        <w:t>path</w:t>
-      </w:r>
-      <w:proofErr w:type="spellEnd"/>
       <w:r>
         <w:t>)</w:t>
       </w:r>
@@ -1170,183 +741,44 @@
           <w:sz w:val="16"/>
           <w:szCs w:val="16"/>
         </w:rPr>
-        <w:t xml:space="preserve">Allerdings ist </w:t>
-      </w:r>
-      <w:proofErr w:type="spellStart"/>
-      <w:proofErr w:type="gramStart"/>
+        <w:t>Allerdings ist os.path.split() eine praktische Abkürzung.</w:t>
+      </w:r>
       <w:r>
         <w:rPr>
           <w:rFonts w:ascii="Arial" w:hAnsi="Arial" w:cs="Arial"/>
           <w:sz w:val="16"/>
           <w:szCs w:val="16"/>
         </w:rPr>
-        <w:t>os.path</w:t>
-      </w:r>
-      <w:proofErr w:type="gramEnd"/>
+        <w:br/>
+        <w:t xml:space="preserve">Beachten Sie aber, dass os.path.split() keinen Dateipfad entgegennimmt und </w:t>
+      </w:r>
       <w:r>
         <w:rPr>
           <w:rFonts w:ascii="Arial" w:hAnsi="Arial" w:cs="Arial"/>
           <w:sz w:val="16"/>
           <w:szCs w:val="16"/>
         </w:rPr>
-        <w:t>.</w:t>
-      </w:r>
-      <w:proofErr w:type="gramStart"/>
+        <w:br/>
+        <w:t xml:space="preserve">daraus eine Liste der Strings für die einzelnen Ordner zurückgibt. Für diesen </w:t>
+      </w:r>
       <w:r>
         <w:rPr>
           <w:rFonts w:ascii="Arial" w:hAnsi="Arial" w:cs="Arial"/>
           <w:sz w:val="16"/>
           <w:szCs w:val="16"/>
         </w:rPr>
-        <w:t>split</w:t>
-      </w:r>
-      <w:proofErr w:type="spellEnd"/>
+        <w:br/>
+        <w:t xml:space="preserve">Zweck müssen Sie den Pfad mit der Stringmethode split() zerlegen und ihr die </w:t>
+      </w:r>
       <w:r>
         <w:rPr>
           <w:rFonts w:ascii="Arial" w:hAnsi="Arial" w:cs="Arial"/>
           <w:sz w:val="16"/>
           <w:szCs w:val="16"/>
         </w:rPr>
-        <w:t>(</w:t>
-      </w:r>
-      <w:proofErr w:type="gramEnd"/>
-      <w:r>
-        <w:rPr>
-          <w:rFonts w:ascii="Arial" w:hAnsi="Arial" w:cs="Arial"/>
-          <w:sz w:val="16"/>
-          <w:szCs w:val="16"/>
-        </w:rPr>
-        <w:t>) eine praktische Abkürzung.</w:t>
-      </w:r>
-      <w:r>
-        <w:rPr>
-          <w:rFonts w:ascii="Arial" w:hAnsi="Arial" w:cs="Arial"/>
-          <w:sz w:val="16"/>
-          <w:szCs w:val="16"/>
-        </w:rPr>
-        <w:br/>
-        <w:t xml:space="preserve">Beachten Sie aber, dass </w:t>
-      </w:r>
-      <w:proofErr w:type="spellStart"/>
-      <w:proofErr w:type="gramStart"/>
-      <w:r>
-        <w:rPr>
-          <w:rFonts w:ascii="Arial" w:hAnsi="Arial" w:cs="Arial"/>
-          <w:sz w:val="16"/>
-          <w:szCs w:val="16"/>
-        </w:rPr>
-        <w:t>os.path</w:t>
-      </w:r>
-      <w:proofErr w:type="gramEnd"/>
-      <w:r>
-        <w:rPr>
-          <w:rFonts w:ascii="Arial" w:hAnsi="Arial" w:cs="Arial"/>
-          <w:sz w:val="16"/>
-          <w:szCs w:val="16"/>
-        </w:rPr>
-        <w:t>.</w:t>
-      </w:r>
-      <w:proofErr w:type="gramStart"/>
-      <w:r>
-        <w:rPr>
-          <w:rFonts w:ascii="Arial" w:hAnsi="Arial" w:cs="Arial"/>
-          <w:sz w:val="16"/>
-          <w:szCs w:val="16"/>
-        </w:rPr>
-        <w:t>split</w:t>
-      </w:r>
-      <w:proofErr w:type="spellEnd"/>
-      <w:r>
-        <w:rPr>
-          <w:rFonts w:ascii="Arial" w:hAnsi="Arial" w:cs="Arial"/>
-          <w:sz w:val="16"/>
-          <w:szCs w:val="16"/>
-        </w:rPr>
-        <w:t>(</w:t>
-      </w:r>
-      <w:proofErr w:type="gramEnd"/>
-      <w:r>
-        <w:rPr>
-          <w:rFonts w:ascii="Arial" w:hAnsi="Arial" w:cs="Arial"/>
-          <w:sz w:val="16"/>
-          <w:szCs w:val="16"/>
-        </w:rPr>
-        <w:t xml:space="preserve">) keinen Dateipfad entgegennimmt und </w:t>
-      </w:r>
-      <w:r>
-        <w:rPr>
-          <w:rFonts w:ascii="Arial" w:hAnsi="Arial" w:cs="Arial"/>
-          <w:sz w:val="16"/>
-          <w:szCs w:val="16"/>
-        </w:rPr>
-        <w:br/>
-        <w:t xml:space="preserve">daraus eine Liste der Strings für die einzelnen Ordner zurückgibt. Für diesen </w:t>
-      </w:r>
-      <w:r>
-        <w:rPr>
-          <w:rFonts w:ascii="Arial" w:hAnsi="Arial" w:cs="Arial"/>
-          <w:sz w:val="16"/>
-          <w:szCs w:val="16"/>
-        </w:rPr>
-        <w:br/>
-        <w:t xml:space="preserve">Zweck müssen Sie den Pfad mit der </w:t>
-      </w:r>
-      <w:proofErr w:type="spellStart"/>
-      <w:r>
-        <w:rPr>
-          <w:rFonts w:ascii="Arial" w:hAnsi="Arial" w:cs="Arial"/>
-          <w:sz w:val="16"/>
-          <w:szCs w:val="16"/>
-        </w:rPr>
-        <w:t>Stringmethode</w:t>
-      </w:r>
-      <w:proofErr w:type="spellEnd"/>
-      <w:r>
-        <w:rPr>
-          <w:rFonts w:ascii="Arial" w:hAnsi="Arial" w:cs="Arial"/>
-          <w:sz w:val="16"/>
-          <w:szCs w:val="16"/>
-        </w:rPr>
-        <w:t xml:space="preserve"> </w:t>
-      </w:r>
-      <w:proofErr w:type="spellStart"/>
-      <w:proofErr w:type="gramStart"/>
-      <w:r>
-        <w:rPr>
-          <w:rFonts w:ascii="Arial" w:hAnsi="Arial" w:cs="Arial"/>
-          <w:sz w:val="16"/>
-          <w:szCs w:val="16"/>
-        </w:rPr>
-        <w:t>split</w:t>
-      </w:r>
-      <w:proofErr w:type="spellEnd"/>
-      <w:r>
-        <w:rPr>
-          <w:rFonts w:ascii="Arial" w:hAnsi="Arial" w:cs="Arial"/>
-          <w:sz w:val="16"/>
-          <w:szCs w:val="16"/>
-        </w:rPr>
-        <w:t>(</w:t>
-      </w:r>
-      <w:proofErr w:type="gramEnd"/>
-      <w:r>
-        <w:rPr>
-          <w:rFonts w:ascii="Arial" w:hAnsi="Arial" w:cs="Arial"/>
-          <w:sz w:val="16"/>
-          <w:szCs w:val="16"/>
-        </w:rPr>
-        <w:t xml:space="preserve">) zerlegen und ihr die </w:t>
-      </w:r>
-      <w:r>
-        <w:rPr>
-          <w:rFonts w:ascii="Arial" w:hAnsi="Arial" w:cs="Arial"/>
-          <w:sz w:val="16"/>
-          <w:szCs w:val="16"/>
-        </w:rPr>
         <w:br/>
         <w:t xml:space="preserve">Variable </w:t>
       </w:r>
-      <w:proofErr w:type="spellStart"/>
       <w:r>
         <w:rPr>
           <w:rFonts w:ascii="Arial" w:hAnsi="Arial" w:cs="Arial"/>
@@ -1357,7 +789,6 @@
         </w:rPr>
         <w:t>os.path.sep</w:t>
       </w:r>
-      <w:proofErr w:type="spellEnd"/>
       <w:r>
         <w:rPr>
           <w:rFonts w:ascii="Arial" w:hAnsi="Arial" w:cs="Arial"/>
@@ -1381,666 +812,240 @@
     </w:p>
     <w:p>
       <w:r>
-        <w:t>Die Methode `</w:t>
-      </w:r>
-      <w:proofErr w:type="spellStart"/>
-      <w:r>
-        <w:t>Path.chmod</w:t>
-      </w:r>
-      <w:proofErr w:type="spellEnd"/>
-      <w:proofErr w:type="gramStart"/>
-      <w:r>
-        <w:t>()`</w:t>
-      </w:r>
-      <w:proofErr w:type="gramEnd"/>
-      <w:r>
-        <w:t xml:space="preserve"> in der `</w:t>
-      </w:r>
-      <w:proofErr w:type="spellStart"/>
-      <w:r>
-        <w:t>pathlib</w:t>
-      </w:r>
-      <w:proofErr w:type="spellEnd"/>
-      <w:r>
-        <w:t>`-Bibliothek wird verwendet, um die Berechtigungen (Zugriffsrechte) einer Datei oder eines Verzeichnisses zu ändern. Diese Methode ist eine Entsprechung zu `</w:t>
-      </w:r>
-      <w:proofErr w:type="spellStart"/>
-      <w:r>
-        <w:t>os.chmod</w:t>
-      </w:r>
-      <w:proofErr w:type="spellEnd"/>
-      <w:r>
-        <w:t>()` und ermöglicht es dir, die Zugriffsrechte auf Dateien und Verzeichnisse zu setzen, indem du den entsprechenden Berechtigungsmodus angibst.</w:t>
-      </w:r>
-      <w:r>
-        <w:br/>
-      </w:r>
-      <w:r>
-        <w:br/>
-        <w:t>### Verwendung von `</w:t>
-      </w:r>
-      <w:proofErr w:type="spellStart"/>
-      <w:r>
-        <w:t>Path.chmod</w:t>
-      </w:r>
-      <w:proofErr w:type="spellEnd"/>
-      <w:proofErr w:type="gramStart"/>
-      <w:r>
-        <w:t>()`</w:t>
-      </w:r>
-      <w:proofErr w:type="gramEnd"/>
-      <w:r>
-        <w:br/>
+        <w:t>Die Methode `Path.chmod()` in der `pathlib`-Bibliothek wird verwendet, um die Berechtigungen (Zugriffsrechte) einer Datei oder eines Verzeichnisses zu ändern. Diese Methode ist eine Entsprechung zu `os.chmod()` und ermöglicht es dir, die Zugriffsrechte auf Dateien und Verzeichnisse zu setzen, indem du den entsprechenden Berechtigungsmodus angibst.</w:t>
+      </w:r>
+      <w:r>
+        <w:br/>
+      </w:r>
+      <w:r>
+        <w:br/>
+        <w:t>### Verwendung von `Path.chmod()`</w:t>
+      </w:r>
+      <w:r>
+        <w:br/>
+      </w:r>
+      <w:r>
+        <w:br/>
+        <w:t>```python</w:t>
+      </w:r>
+      <w:r>
+        <w:br/>
+        <w:t>from pathlib import Path</w:t>
+      </w:r>
+      <w:r>
+        <w:br/>
+      </w:r>
+      <w:r>
+        <w:br/>
+        <w:t># Definiere den Pfad zur Datei</w:t>
+      </w:r>
+      <w:r>
+        <w:br/>
+      </w:r>
+      <w:r>
+        <w:lastRenderedPageBreak/>
+        <w:t>path = Path('example.txt')</w:t>
+      </w:r>
+      <w:r>
+        <w:br/>
+      </w:r>
+      <w:r>
+        <w:br/>
+        <w:t># Ändere die Berechtigungen auf 0o644 (rw-r--r--)</w:t>
+      </w:r>
+      <w:r>
+        <w:br/>
+        <w:t>path.chmod(0o644)</w:t>
       </w:r>
       <w:r>
         <w:br/>
         <w:t>```</w:t>
       </w:r>
-      <w:proofErr w:type="spellStart"/>
-      <w:r>
-        <w:t>python</w:t>
-      </w:r>
-      <w:proofErr w:type="spellEnd"/>
-      <w:r>
-        <w:br/>
-      </w:r>
-      <w:proofErr w:type="spellStart"/>
-      <w:r>
-        <w:t>from</w:t>
-      </w:r>
-      <w:proofErr w:type="spellEnd"/>
-      <w:r>
-        <w:t xml:space="preserve"> </w:t>
-      </w:r>
-      <w:proofErr w:type="spellStart"/>
-      <w:r>
-        <w:t>pathlib</w:t>
-      </w:r>
-      <w:proofErr w:type="spellEnd"/>
-      <w:r>
-        <w:t xml:space="preserve"> </w:t>
-      </w:r>
-      <w:proofErr w:type="spellStart"/>
-      <w:r>
-        <w:t>import</w:t>
-      </w:r>
-      <w:proofErr w:type="spellEnd"/>
-      <w:r>
-        <w:t xml:space="preserve"> Path</w:t>
-      </w:r>
-      <w:r>
-        <w:br/>
-      </w:r>
-      <w:r>
-        <w:br/>
-        <w:t xml:space="preserve"># </w:t>
-      </w:r>
-      <w:proofErr w:type="gramStart"/>
-      <w:r>
-        <w:t>Definiere</w:t>
-      </w:r>
-      <w:proofErr w:type="gramEnd"/>
-      <w:r>
-        <w:t xml:space="preserve"> den Pfad zur Datei</w:t>
-      </w:r>
-      <w:r>
-        <w:br/>
-      </w:r>
-      <w:proofErr w:type="spellStart"/>
+      <w:r>
+        <w:br/>
+      </w:r>
+      <w:r>
+        <w:br/>
+        <w:t>### Parameter:</w:t>
+      </w:r>
+      <w:r>
+        <w:br/>
+      </w:r>
+      <w:r>
+        <w:br/>
+        <w:t>- **`mode`**: Der Modus ist eine Ganzzahl, die die Berechtigungen in Oktalnotation angibt. Zum Beispiel:</w:t>
+      </w:r>
+      <w:r>
+        <w:br/>
+        <w:t xml:space="preserve">  </w:t>
+      </w:r>
+      <w:r>
+        <w:rPr>
+          <w:highlight w:val="lightGray"/>
+        </w:rPr>
+        <w:t>- `0o644`: Lese- und Schreibrechte für den Eigentümer, nur Leserechte für andere.</w:t>
+      </w:r>
+      <w:r>
+        <w:rPr>
+          <w:highlight w:val="lightGray"/>
+        </w:rPr>
+        <w:br/>
+        <w:t xml:space="preserve">  - `0o755`: Lese-, Schreib- und Ausführungsrechte für den Eigentümer, Lese- und Ausführungsrechte für andere.</w:t>
+      </w:r>
+      <w:r>
+        <w:rPr>
+          <w:highlight w:val="lightGray"/>
+        </w:rPr>
+        <w:br/>
+        <w:t xml:space="preserve">  - `0o700`: Lese-, Schreib- und Ausführungsrechte nur für den Eigentümer.</w:t>
+      </w:r>
+      <w:r>
+        <w:br/>
+      </w:r>
+      <w:r>
+        <w:br/>
+        <w:t>### Beispiel</w:t>
+      </w:r>
+      <w:r>
+        <w:br/>
+      </w:r>
+      <w:r>
+        <w:br/>
+        <w:t>Hier ist ein vollständiges Beispiel zur Verwendung von `Path.chmod()`:</w:t>
+      </w:r>
+      <w:r>
+        <w:br/>
+      </w:r>
+      <w:r>
+        <w:br/>
+        <w:t>```python</w:t>
+      </w:r>
+      <w:r>
+        <w:br/>
+        <w:t>from pathlib import Path</w:t>
+      </w:r>
+      <w:r>
+        <w:br/>
+      </w:r>
+      <w:r>
+        <w:br/>
+        <w:t># Erstelle eine Testdatei</w:t>
+      </w:r>
+      <w:r>
+        <w:br/>
+        <w:t>path = Path('example.txt')</w:t>
+      </w:r>
+      <w:r>
+        <w:br/>
+        <w:t>path.write_text('Dies ist ein Test.')</w:t>
+      </w:r>
+      <w:r>
+        <w:br/>
+      </w:r>
+      <w:r>
+        <w:br/>
+        <w:t># Ändere die Berechtigungen der Datei</w:t>
+      </w:r>
+      <w:r>
+        <w:br/>
+        <w:t>print(f"Vorherige Berechtigungen: {oct(path.stat().st_mode &amp; 0o777)}")</w:t>
+      </w:r>
+      <w:r>
+        <w:br/>
+        <w:t>path.chmod(0o600)  # Nur Lese- und Schreibrechte für den Eigentümer</w:t>
+      </w:r>
+      <w:r>
+        <w:br/>
+        <w:t>print(f"Nachherige Berechtigungen: {oct(path.stat().st_mode &amp; 0o777)}")</w:t>
+      </w:r>
+      <w:r>
+        <w:br/>
+        <w:t>```</w:t>
+      </w:r>
+      <w:r>
+        <w:br/>
+      </w:r>
+      <w:r>
+        <w:br/>
+        <w:t>In diesem Beispiel:</w:t>
+      </w:r>
+      <w:r>
+        <w:br/>
+      </w:r>
+      <w:r>
+        <w:br/>
+        <w:t>1. Eine Datei `example.txt` wird erstellt.</w:t>
+      </w:r>
+      <w:r>
+        <w:br/>
+        <w:t>2. Die Berechtigungen der Datei werden vor und nach der Verwendung von `chmod()` ausgedruckt.</w:t>
+      </w:r>
+      <w:r>
+        <w:br/>
+        <w:t>3. `0o600` setzt die Berechtigungen so, dass nur der Eigentümer Lese- und Schreibrechte hat.</w:t>
+      </w:r>
+      <w:r>
+        <w:br/>
+      </w:r>
+      <w:r>
+        <w:br/>
+        <w:t>### Wichtige Punkte:</w:t>
+      </w:r>
+      <w:r>
+        <w:br/>
+      </w:r>
+      <w:r>
+        <w:br/>
+        <w:t>- **Zugriffsrechte**: Die Berechtigungen werden in Oktalnotation angegeben. Zum Beispiel steht `0o644` für Lese- und Schreibrechte des Eigentümers und nur Leserechte für andere.</w:t>
+      </w:r>
+      <w:r>
+        <w:br/>
+        <w:t>- **Berechtigungsänderungen**: `chmod()` funktioniert nur bei Dateien und Verzeichnissen, die im Dateisystem existieren.</w:t>
+      </w:r>
+      <w:r>
+        <w:br/>
+        <w:t>- **Plattformabhängigkeit**: `chmod()` funktioniert in der Regel auf Unix-ähnlichen Systemen (wie Linux und macOS). Auf Windows-Systemen werden Berechtigungen anders gehandhabt, und `chmod()` hat möglicherweise eine eingeschränkte Wirkung.</w:t>
+      </w:r>
+      <w:r>
+        <w:br/>
+      </w:r>
+      <w:r>
+        <w:br/>
+      </w:r>
       <w:r>
         <w:lastRenderedPageBreak/>
-        <w:t>path</w:t>
-      </w:r>
-      <w:proofErr w:type="spellEnd"/>
-      <w:r>
-        <w:t xml:space="preserve"> = Path('example.txt')</w:t>
-      </w:r>
-      <w:r>
-        <w:br/>
-      </w:r>
-      <w:r>
-        <w:br/>
-        <w:t xml:space="preserve"># </w:t>
-      </w:r>
-      <w:proofErr w:type="gramStart"/>
-      <w:r>
-        <w:t>Ändere</w:t>
-      </w:r>
-      <w:proofErr w:type="gramEnd"/>
-      <w:r>
-        <w:t xml:space="preserve"> die Berechtigungen auf 0o644 (</w:t>
-      </w:r>
-      <w:proofErr w:type="spellStart"/>
-      <w:r>
-        <w:t>rw</w:t>
-      </w:r>
-      <w:proofErr w:type="spellEnd"/>
-      <w:r>
-        <w:t>-r--r--)</w:t>
-      </w:r>
-      <w:r>
-        <w:br/>
-      </w:r>
-      <w:proofErr w:type="spellStart"/>
-      <w:proofErr w:type="gramStart"/>
-      <w:r>
-        <w:t>path.chmod</w:t>
-      </w:r>
-      <w:proofErr w:type="spellEnd"/>
-      <w:proofErr w:type="gramEnd"/>
-      <w:r>
-        <w:t>(0o644)</w:t>
-      </w:r>
-      <w:r>
-        <w:br/>
-        <w:t>```</w:t>
-      </w:r>
-      <w:r>
-        <w:br/>
-      </w:r>
-      <w:r>
-        <w:br/>
-        <w:t>### Parameter:</w:t>
-      </w:r>
-      <w:r>
-        <w:br/>
-      </w:r>
-      <w:r>
-        <w:br/>
-        <w:t>- **`</w:t>
-      </w:r>
-      <w:proofErr w:type="spellStart"/>
-      <w:r>
-        <w:t>mode</w:t>
-      </w:r>
-      <w:proofErr w:type="spellEnd"/>
-      <w:r>
-        <w:t xml:space="preserve">`**: Der Modus ist eine Ganzzahl, die die Berechtigungen in </w:t>
-      </w:r>
-      <w:proofErr w:type="spellStart"/>
-      <w:r>
-        <w:t>Oktalnotation</w:t>
-      </w:r>
-      <w:proofErr w:type="spellEnd"/>
-      <w:r>
-        <w:t xml:space="preserve"> angibt. Zum Beispiel:</w:t>
-      </w:r>
-      <w:r>
-        <w:br/>
-        <w:t xml:space="preserve">  </w:t>
-      </w:r>
-      <w:r>
-        <w:rPr>
-          <w:highlight w:val="lightGray"/>
-        </w:rPr>
-        <w:t>- `0o644`: Lese- und Schreibrechte für den Eigentümer, nur Leserechte für andere.</w:t>
-      </w:r>
-      <w:r>
-        <w:rPr>
-          <w:highlight w:val="lightGray"/>
-        </w:rPr>
-        <w:br/>
-        <w:t xml:space="preserve">  - `0o755`: Lese-, Schreib- und Ausführungsrechte für den Eigentümer, Lese- und Ausführungsrechte für andere.</w:t>
-      </w:r>
-      <w:r>
-        <w:rPr>
-          <w:highlight w:val="lightGray"/>
-        </w:rPr>
-        <w:br/>
-        <w:t xml:space="preserve">  - `0o700`: Lese-, Schreib- und Ausführungsrechte nur für den Eigentümer.</w:t>
-      </w:r>
-      <w:r>
-        <w:br/>
-      </w:r>
-      <w:r>
-        <w:br/>
-        <w:t>### Beispiel</w:t>
-      </w:r>
-      <w:r>
-        <w:br/>
-      </w:r>
-      <w:r>
-        <w:br/>
-        <w:t>Hier ist ein vollständiges Beispiel zur Verwendung von `</w:t>
-      </w:r>
-      <w:proofErr w:type="spellStart"/>
-      <w:r>
-        <w:t>Path.chmod</w:t>
-      </w:r>
-      <w:proofErr w:type="spellEnd"/>
-      <w:r>
-        <w:t>()`:</w:t>
-      </w:r>
-      <w:r>
-        <w:br/>
-      </w:r>
-      <w:r>
-        <w:br/>
-        <w:t>```</w:t>
-      </w:r>
-      <w:proofErr w:type="spellStart"/>
-      <w:r>
-        <w:t>python</w:t>
-      </w:r>
-      <w:proofErr w:type="spellEnd"/>
-      <w:r>
-        <w:br/>
-      </w:r>
-      <w:proofErr w:type="spellStart"/>
-      <w:r>
-        <w:t>from</w:t>
-      </w:r>
-      <w:proofErr w:type="spellEnd"/>
-      <w:r>
-        <w:t xml:space="preserve"> </w:t>
-      </w:r>
-      <w:proofErr w:type="spellStart"/>
-      <w:r>
-        <w:t>pathlib</w:t>
-      </w:r>
-      <w:proofErr w:type="spellEnd"/>
-      <w:r>
-        <w:t xml:space="preserve"> </w:t>
-      </w:r>
-      <w:proofErr w:type="spellStart"/>
-      <w:r>
-        <w:t>import</w:t>
-      </w:r>
-      <w:proofErr w:type="spellEnd"/>
-      <w:r>
-        <w:t xml:space="preserve"> Path</w:t>
-      </w:r>
-      <w:r>
-        <w:br/>
-      </w:r>
-      <w:r>
-        <w:br/>
-        <w:t># Erstelle eine Testdatei</w:t>
-      </w:r>
-      <w:r>
-        <w:br/>
-      </w:r>
-      <w:proofErr w:type="spellStart"/>
-      <w:r>
-        <w:t>path</w:t>
-      </w:r>
-      <w:proofErr w:type="spellEnd"/>
-      <w:r>
-        <w:t xml:space="preserve"> = Path('example.txt')</w:t>
-      </w:r>
-      <w:r>
-        <w:br/>
-      </w:r>
-      <w:proofErr w:type="spellStart"/>
-      <w:r>
-        <w:t>path.write_text</w:t>
-      </w:r>
-      <w:proofErr w:type="spellEnd"/>
-      <w:r>
-        <w:t>('Dies ist ein Test.')</w:t>
-      </w:r>
-      <w:r>
-        <w:br/>
-      </w:r>
-      <w:r>
-        <w:br/>
-        <w:t># Ändere die Berechtigungen der Datei</w:t>
-      </w:r>
-      <w:r>
-        <w:br/>
-      </w:r>
-      <w:proofErr w:type="spellStart"/>
-      <w:r>
-        <w:t>print</w:t>
-      </w:r>
-      <w:proofErr w:type="spellEnd"/>
-      <w:r>
-        <w:t>(</w:t>
-      </w:r>
-      <w:proofErr w:type="spellStart"/>
-      <w:r>
-        <w:t>f"Vorherige</w:t>
-      </w:r>
-      <w:proofErr w:type="spellEnd"/>
-      <w:r>
-        <w:t xml:space="preserve"> Berechtigungen: {</w:t>
-      </w:r>
-      <w:proofErr w:type="spellStart"/>
-      <w:r>
-        <w:t>oct</w:t>
-      </w:r>
-      <w:proofErr w:type="spellEnd"/>
-      <w:r>
-        <w:t>(</w:t>
-      </w:r>
-      <w:proofErr w:type="spellStart"/>
-      <w:r>
-        <w:t>path.stat</w:t>
-      </w:r>
-      <w:proofErr w:type="spellEnd"/>
-      <w:r>
-        <w:t>().</w:t>
-      </w:r>
-      <w:proofErr w:type="spellStart"/>
-      <w:r>
-        <w:t>st_mode</w:t>
-      </w:r>
-      <w:proofErr w:type="spellEnd"/>
-      <w:r>
-        <w:t xml:space="preserve"> &amp; 0o777)}")</w:t>
-      </w:r>
-      <w:r>
-        <w:br/>
-      </w:r>
-      <w:proofErr w:type="spellStart"/>
-      <w:r>
-        <w:t>path.chmod</w:t>
-      </w:r>
-      <w:proofErr w:type="spellEnd"/>
-      <w:r>
-        <w:t>(0o600)  # Nur Lese- und Schreibrechte für den Eigentümer</w:t>
-      </w:r>
-      <w:r>
-        <w:br/>
-      </w:r>
-      <w:proofErr w:type="spellStart"/>
-      <w:r>
-        <w:t>print</w:t>
-      </w:r>
-      <w:proofErr w:type="spellEnd"/>
-      <w:r>
-        <w:t>(</w:t>
-      </w:r>
-      <w:proofErr w:type="spellStart"/>
-      <w:r>
-        <w:t>f"Nachherige</w:t>
-      </w:r>
-      <w:proofErr w:type="spellEnd"/>
-      <w:r>
-        <w:t xml:space="preserve"> Berechtigungen: {</w:t>
-      </w:r>
-      <w:proofErr w:type="spellStart"/>
-      <w:r>
-        <w:t>oct</w:t>
-      </w:r>
-      <w:proofErr w:type="spellEnd"/>
-      <w:r>
-        <w:t>(</w:t>
-      </w:r>
-      <w:proofErr w:type="spellStart"/>
-      <w:r>
-        <w:t>path.stat</w:t>
-      </w:r>
-      <w:proofErr w:type="spellEnd"/>
-      <w:r>
-        <w:t>().</w:t>
-      </w:r>
-      <w:proofErr w:type="spellStart"/>
-      <w:r>
-        <w:t>st_mode</w:t>
-      </w:r>
-      <w:proofErr w:type="spellEnd"/>
-      <w:r>
-        <w:t xml:space="preserve"> &amp; 0o777)}")</w:t>
-      </w:r>
-      <w:r>
-        <w:br/>
-        <w:t>```</w:t>
-      </w:r>
-      <w:r>
-        <w:br/>
-      </w:r>
-      <w:r>
-        <w:br/>
-        <w:t>In diesem Beispiel:</w:t>
-      </w:r>
-      <w:r>
-        <w:br/>
-      </w:r>
-      <w:r>
-        <w:br/>
-        <w:t>1. Eine Datei `example.txt` wird erstellt.</w:t>
-      </w:r>
-      <w:r>
-        <w:br/>
-        <w:t>2. Die Berechtigungen der Datei werden vor und nach der Verwendung von `</w:t>
-      </w:r>
-      <w:proofErr w:type="spellStart"/>
-      <w:proofErr w:type="gramStart"/>
-      <w:r>
-        <w:t>chmod</w:t>
-      </w:r>
-      <w:proofErr w:type="spellEnd"/>
-      <w:r>
-        <w:t>(</w:t>
-      </w:r>
-      <w:proofErr w:type="gramEnd"/>
-      <w:r>
-        <w:t>)` ausgedruckt.</w:t>
-      </w:r>
-      <w:r>
-        <w:br/>
-        <w:t>3. `0o600` setzt die Berechtigungen so, dass nur der Eigentümer Lese- und Schreibrechte hat.</w:t>
-      </w:r>
-      <w:r>
-        <w:br/>
-      </w:r>
-      <w:r>
-        <w:br/>
-        <w:t>### Wichtige Punkte:</w:t>
-      </w:r>
-      <w:r>
-        <w:br/>
-      </w:r>
-      <w:r>
-        <w:br/>
-        <w:t xml:space="preserve">- **Zugriffsrechte**: Die Berechtigungen werden in </w:t>
-      </w:r>
-      <w:proofErr w:type="spellStart"/>
-      <w:r>
-        <w:t>Oktalnotation</w:t>
-      </w:r>
-      <w:proofErr w:type="spellEnd"/>
-      <w:r>
-        <w:t xml:space="preserve"> angegeben. Zum Beispiel steht `0o644` für Lese- und Schreibrechte des Eigentümers und nur Leserechte für andere.</w:t>
-      </w:r>
-      <w:r>
-        <w:br/>
-        <w:t>- **Berechtigungsänderungen**: `</w:t>
-      </w:r>
-      <w:proofErr w:type="spellStart"/>
-      <w:proofErr w:type="gramStart"/>
-      <w:r>
-        <w:t>chmod</w:t>
-      </w:r>
-      <w:proofErr w:type="spellEnd"/>
-      <w:r>
-        <w:t>(</w:t>
-      </w:r>
-      <w:proofErr w:type="gramEnd"/>
-      <w:r>
-        <w:t>)` funktioniert nur bei Dateien und Verzeichnissen, die im Dateisystem existieren.</w:t>
-      </w:r>
-      <w:r>
-        <w:br/>
-        <w:t>- **Plattformabhängigkeit**: `</w:t>
-      </w:r>
-      <w:proofErr w:type="spellStart"/>
-      <w:proofErr w:type="gramStart"/>
-      <w:r>
-        <w:t>chmod</w:t>
-      </w:r>
-      <w:proofErr w:type="spellEnd"/>
-      <w:r>
-        <w:t>(</w:t>
-      </w:r>
-      <w:proofErr w:type="gramEnd"/>
-      <w:r>
-        <w:t xml:space="preserve">)` funktioniert in der Regel auf Unix-ähnlichen Systemen (wie Linux und </w:t>
-      </w:r>
-      <w:proofErr w:type="spellStart"/>
-      <w:r>
-        <w:t>macOS</w:t>
-      </w:r>
-      <w:proofErr w:type="spellEnd"/>
-      <w:r>
-        <w:t>). Auf Windows-Systemen werden Berechtigungen anders gehandhabt, und `</w:t>
-      </w:r>
-      <w:proofErr w:type="spellStart"/>
-      <w:proofErr w:type="gramStart"/>
-      <w:r>
-        <w:t>chmod</w:t>
-      </w:r>
-      <w:proofErr w:type="spellEnd"/>
-      <w:r>
-        <w:t>(</w:t>
-      </w:r>
-      <w:proofErr w:type="gramEnd"/>
-      <w:r>
-        <w:t>)` hat möglicherweise eine eingeschränkte Wirkung.</w:t>
-      </w:r>
-      <w:r>
-        <w:br/>
-      </w:r>
-      <w:r>
-        <w:br/>
-      </w:r>
-      <w:r>
-        <w:lastRenderedPageBreak/>
-        <w:t>Die Methode `</w:t>
-      </w:r>
-      <w:proofErr w:type="spellStart"/>
-      <w:r>
-        <w:t>Path.chmod</w:t>
-      </w:r>
-      <w:proofErr w:type="spellEnd"/>
-      <w:proofErr w:type="gramStart"/>
-      <w:r>
-        <w:t>()`</w:t>
-      </w:r>
-      <w:proofErr w:type="gramEnd"/>
-      <w:r>
-        <w:t xml:space="preserve"> bietet eine objektorientierte Möglichkeit, Dateiberechtigungen zu ändern, und integriert sich nahtlos in die `</w:t>
-      </w:r>
-      <w:proofErr w:type="spellStart"/>
-      <w:r>
-        <w:t>pathlib</w:t>
-      </w:r>
-      <w:proofErr w:type="spellEnd"/>
-      <w:r>
-        <w:t>`-Bibliothek, die für die Arbeit mit Pfaden und Dateien in Python entwickelt wurde.</w:t>
-      </w:r>
-      <w:r>
-        <w:br/>
-      </w:r>
-    </w:p>
-    <w:p>
-      <w:proofErr w:type="spellStart"/>
-      <w:r>
-        <w:t>pathlib</w:t>
-      </w:r>
-      <w:proofErr w:type="spellEnd"/>
-      <w:r>
-        <w:t xml:space="preserve"> bietet eine Methode zur Bestimmung der Größe einer Datei, die der Funktion </w:t>
-      </w:r>
-      <w:proofErr w:type="spellStart"/>
-      <w:proofErr w:type="gramStart"/>
-      <w:r>
-        <w:t>os.path</w:t>
-      </w:r>
-      <w:proofErr w:type="gramEnd"/>
-      <w:r>
-        <w:t>.</w:t>
-      </w:r>
-      <w:proofErr w:type="gramStart"/>
-      <w:r>
-        <w:t>getsize</w:t>
-      </w:r>
-      <w:proofErr w:type="spellEnd"/>
-      <w:r>
-        <w:t>(</w:t>
-      </w:r>
-      <w:proofErr w:type="gramEnd"/>
-      <w:r>
-        <w:t>) entspricht.</w:t>
-      </w:r>
-    </w:p>
-    <w:p>
-      <w:r>
-        <w:t xml:space="preserve">In </w:t>
-      </w:r>
-      <w:proofErr w:type="spellStart"/>
-      <w:r>
-        <w:t>pathlib</w:t>
-      </w:r>
-      <w:proofErr w:type="spellEnd"/>
-      <w:r>
-        <w:t xml:space="preserve"> kannst du die </w:t>
-      </w:r>
-      <w:proofErr w:type="gramStart"/>
-      <w:r>
-        <w:t xml:space="preserve">Methode </w:t>
+        <w:t>Die Methode `Path.chmod()` bietet eine objektorientierte Möglichkeit, Dateiberechtigungen zu ändern, und integriert sich nahtlos in die `pathlib`-Bibliothek, die für die Arbeit mit Pfaden und Dateien in Python entwickelt wurde.</w:t>
+      </w:r>
+      <w:r>
+        <w:br/>
+      </w:r>
+    </w:p>
+    <w:p>
+      <w:r>
+        <w:t>pathlib bietet eine Methode zur Bestimmung der Größe einer Datei, die der Funktion os.path.getsize() entspricht.</w:t>
+      </w:r>
+    </w:p>
+    <w:p>
+      <w:r>
+        <w:t xml:space="preserve">In pathlib kannst du die Methode </w:t>
       </w:r>
       <w:r>
         <w:rPr>
           <w:b/>
         </w:rPr>
-        <w:t>.</w:t>
-      </w:r>
-      <w:proofErr w:type="spellStart"/>
+        <w:t>.stat()</w:t>
+      </w:r>
+      <w:r>
+        <w:t xml:space="preserve"> verwenden, um verschiedene Dateieigenschaften abzurufen, einschließlich der Größe der Datei. Die Größe wird im Attribut </w:t>
+      </w:r>
       <w:r>
         <w:rPr>
           <w:b/>
         </w:rPr>
-        <w:t>stat</w:t>
-      </w:r>
-      <w:proofErr w:type="spellEnd"/>
-      <w:proofErr w:type="gramEnd"/>
-      <w:r>
-        <w:rPr>
-          <w:b/>
-        </w:rPr>
-        <w:t>()</w:t>
-      </w:r>
-      <w:r>
-        <w:t xml:space="preserve"> verwenden, um verschiedene Dateieigenschaften abzurufen, einschließlich der Größe der Datei. Die Größe wird im Attribut </w:t>
-      </w:r>
-      <w:proofErr w:type="spellStart"/>
-      <w:r>
-        <w:rPr>
-          <w:b/>
-        </w:rPr>
         <w:t>st_size</w:t>
       </w:r>
-      <w:proofErr w:type="spellEnd"/>
-      <w:r>
-        <w:t xml:space="preserve"> des </w:t>
-      </w:r>
-      <w:proofErr w:type="spellStart"/>
-      <w:proofErr w:type="gramStart"/>
-      <w:r>
-        <w:t>os.stat</w:t>
-      </w:r>
-      <w:proofErr w:type="gramEnd"/>
-      <w:r>
-        <w:t>_result</w:t>
-      </w:r>
-      <w:proofErr w:type="spellEnd"/>
-      <w:r>
-        <w:t xml:space="preserve">-Objekts gespeichert, das </w:t>
-      </w:r>
-      <w:proofErr w:type="gramStart"/>
-      <w:r>
-        <w:t>von .</w:t>
-      </w:r>
-      <w:proofErr w:type="spellStart"/>
-      <w:r>
-        <w:t>stat</w:t>
-      </w:r>
-      <w:proofErr w:type="spellEnd"/>
-      <w:proofErr w:type="gramEnd"/>
-      <w:r>
-        <w:t>() zurückgegeben wird.</w:t>
+      <w:r>
+        <w:t xml:space="preserve"> des os.stat_result-Objekts gespeichert, das von .stat() zurückgegeben wird.</w:t>
       </w:r>
     </w:p>
     <w:p/>
@@ -2077,16 +1082,8 @@
         <w:rPr>
           <w:b/>
         </w:rPr>
-        <w:t xml:space="preserve"> </w:t>
-      </w:r>
-      <w:proofErr w:type="spellStart"/>
-      <w:r>
-        <w:rPr>
-          <w:b/>
-        </w:rPr>
-        <w:t>traceback</w:t>
-      </w:r>
-      <w:proofErr w:type="spellEnd"/>
+        <w:t xml:space="preserve"> traceback</w:t>
+      </w:r>
       <w:r>
         <w:t>:</w:t>
       </w:r>
@@ -2125,23 +1122,23 @@
           <w:rFonts w:ascii="JetBrains Mono NL" w:hAnsi="JetBrains Mono NL" w:cs="JetBrains Mono NL"/>
           <w:lang w:val="en-US"/>
         </w:rPr>
-        <w:t xml:space="preserve"> raise </w:t>
-      </w:r>
-      <w:proofErr w:type="gramStart"/>
+        <w:t xml:space="preserve"> raise Exception('This is the error message.') </w:t>
+      </w:r>
       <w:r>
         <w:rPr>
           <w:rFonts w:ascii="JetBrains Mono NL" w:hAnsi="JetBrains Mono NL" w:cs="JetBrains Mono NL"/>
           <w:lang w:val="en-US"/>
         </w:rPr>
-        <w:t>Exception(</w:t>
-      </w:r>
-      <w:proofErr w:type="gramEnd"/>
+        <w:br/>
+        <w:t xml:space="preserve">except: </w:t>
+      </w:r>
       <w:r>
         <w:rPr>
           <w:rFonts w:ascii="JetBrains Mono NL" w:hAnsi="JetBrains Mono NL" w:cs="JetBrains Mono NL"/>
           <w:lang w:val="en-US"/>
         </w:rPr>
-        <w:t xml:space="preserve">'This is the error message.') </w:t>
+        <w:br/>
+        <w:t xml:space="preserve"> errorFile = open('errorInfo.txt', 'w') </w:t>
       </w:r>
       <w:r>
         <w:rPr>
@@ -2149,7 +1146,7 @@
           <w:lang w:val="en-US"/>
         </w:rPr>
         <w:br/>
-        <w:t xml:space="preserve">except: </w:t>
+        <w:t xml:space="preserve"> errorFile.write(traceback.format_exc()) </w:t>
       </w:r>
       <w:r>
         <w:rPr>
@@ -2157,249 +1154,54 @@
           <w:lang w:val="en-US"/>
         </w:rPr>
         <w:br/>
-        <w:t xml:space="preserve"> </w:t>
-      </w:r>
-      <w:proofErr w:type="spellStart"/>
+        <w:t xml:space="preserve"> errorFile.close() </w:t>
+      </w:r>
       <w:r>
         <w:rPr>
           <w:rFonts w:ascii="JetBrains Mono NL" w:hAnsi="JetBrains Mono NL" w:cs="JetBrains Mono NL"/>
           <w:lang w:val="en-US"/>
         </w:rPr>
-        <w:t>errorFile</w:t>
-      </w:r>
-      <w:proofErr w:type="spellEnd"/>
+        <w:br/>
+        <w:t xml:space="preserve"> print('The traceback info was written to errorInfo.txt.') </w:t>
+      </w:r>
       <w:r>
         <w:rPr>
           <w:rFonts w:ascii="JetBrains Mono NL" w:hAnsi="JetBrains Mono NL" w:cs="JetBrains Mono NL"/>
           <w:lang w:val="en-US"/>
         </w:rPr>
-        <w:t xml:space="preserve"> = </w:t>
-      </w:r>
-      <w:proofErr w:type="gramStart"/>
+        <w:br/>
+      </w:r>
       <w:r>
         <w:rPr>
           <w:rFonts w:ascii="JetBrains Mono NL" w:hAnsi="JetBrains Mono NL" w:cs="JetBrains Mono NL"/>
           <w:lang w:val="en-US"/>
         </w:rPr>
-        <w:t>open(</w:t>
-      </w:r>
-      <w:proofErr w:type="gramEnd"/>
-      <w:r>
-        <w:rPr>
-          <w:rFonts w:ascii="JetBrains Mono NL" w:hAnsi="JetBrains Mono NL" w:cs="JetBrains Mono NL"/>
+        <w:t># schreibt den traceback in die Datei “errorInfo.txt”</w:t>
+      </w:r>
+    </w:p>
+    <w:p>
+      <w:pPr>
+        <w:rPr>
           <w:lang w:val="en-US"/>
         </w:rPr>
-        <w:t xml:space="preserve">'errorInfo.txt', 'w') </w:t>
-      </w:r>
-      <w:r>
-        <w:rPr>
-          <w:rFonts w:ascii="JetBrains Mono NL" w:hAnsi="JetBrains Mono NL" w:cs="JetBrains Mono NL"/>
-          <w:lang w:val="en-US"/>
-        </w:rPr>
-        <w:br/>
-        <w:t xml:space="preserve"> </w:t>
-      </w:r>
-      <w:proofErr w:type="spellStart"/>
-      <w:r>
-        <w:rPr>
-          <w:rFonts w:ascii="JetBrains Mono NL" w:hAnsi="JetBrains Mono NL" w:cs="JetBrains Mono NL"/>
-          <w:lang w:val="en-US"/>
-        </w:rPr>
-        <w:t>errorFile.write</w:t>
-      </w:r>
-      <w:proofErr w:type="spellEnd"/>
-      <w:r>
-        <w:rPr>
-          <w:rFonts w:ascii="JetBrains Mono NL" w:hAnsi="JetBrains Mono NL" w:cs="JetBrains Mono NL"/>
-          <w:lang w:val="en-US"/>
-        </w:rPr>
-        <w:t>(</w:t>
-      </w:r>
-      <w:proofErr w:type="spellStart"/>
-      <w:proofErr w:type="gramStart"/>
-      <w:r>
-        <w:rPr>
-          <w:rFonts w:ascii="JetBrains Mono NL" w:hAnsi="JetBrains Mono NL" w:cs="JetBrains Mono NL"/>
-          <w:lang w:val="en-US"/>
-        </w:rPr>
-        <w:t>traceback.format</w:t>
-      </w:r>
-      <w:proofErr w:type="gramEnd"/>
-      <w:r>
-        <w:rPr>
-          <w:rFonts w:ascii="JetBrains Mono NL" w:hAnsi="JetBrains Mono NL" w:cs="JetBrains Mono NL"/>
-          <w:lang w:val="en-US"/>
-        </w:rPr>
-        <w:t>_</w:t>
-      </w:r>
-      <w:proofErr w:type="gramStart"/>
-      <w:r>
-        <w:rPr>
-          <w:rFonts w:ascii="JetBrains Mono NL" w:hAnsi="JetBrains Mono NL" w:cs="JetBrains Mono NL"/>
-          <w:lang w:val="en-US"/>
-        </w:rPr>
-        <w:t>exc</w:t>
-      </w:r>
-      <w:proofErr w:type="spellEnd"/>
-      <w:r>
-        <w:rPr>
-          <w:rFonts w:ascii="JetBrains Mono NL" w:hAnsi="JetBrains Mono NL" w:cs="JetBrains Mono NL"/>
-          <w:lang w:val="en-US"/>
-        </w:rPr>
-        <w:t>(</w:t>
-      </w:r>
-      <w:proofErr w:type="gramEnd"/>
-      <w:r>
-        <w:rPr>
-          <w:rFonts w:ascii="JetBrains Mono NL" w:hAnsi="JetBrains Mono NL" w:cs="JetBrains Mono NL"/>
-          <w:lang w:val="en-US"/>
-        </w:rPr>
-        <w:t xml:space="preserve">)) </w:t>
-      </w:r>
-      <w:r>
-        <w:rPr>
-          <w:rFonts w:ascii="JetBrains Mono NL" w:hAnsi="JetBrains Mono NL" w:cs="JetBrains Mono NL"/>
-          <w:lang w:val="en-US"/>
-        </w:rPr>
-        <w:br/>
-        <w:t xml:space="preserve"> </w:t>
-      </w:r>
-      <w:proofErr w:type="spellStart"/>
-      <w:r>
-        <w:rPr>
-          <w:rFonts w:ascii="JetBrains Mono NL" w:hAnsi="JetBrains Mono NL" w:cs="JetBrains Mono NL"/>
-          <w:lang w:val="en-US"/>
-        </w:rPr>
-        <w:t>errorFile.close</w:t>
-      </w:r>
-      <w:proofErr w:type="spellEnd"/>
-      <w:r>
-        <w:rPr>
-          <w:rFonts w:ascii="JetBrains Mono NL" w:hAnsi="JetBrains Mono NL" w:cs="JetBrains Mono NL"/>
-          <w:lang w:val="en-US"/>
-        </w:rPr>
-        <w:t xml:space="preserve">() </w:t>
-      </w:r>
-      <w:r>
-        <w:rPr>
-          <w:rFonts w:ascii="JetBrains Mono NL" w:hAnsi="JetBrains Mono NL" w:cs="JetBrains Mono NL"/>
-          <w:lang w:val="en-US"/>
-        </w:rPr>
-        <w:br/>
-        <w:t xml:space="preserve"> </w:t>
-      </w:r>
-      <w:proofErr w:type="gramStart"/>
-      <w:r>
-        <w:rPr>
-          <w:rFonts w:ascii="JetBrains Mono NL" w:hAnsi="JetBrains Mono NL" w:cs="JetBrains Mono NL"/>
-          <w:lang w:val="en-US"/>
-        </w:rPr>
-        <w:t>print(</w:t>
-      </w:r>
-      <w:proofErr w:type="gramEnd"/>
-      <w:r>
-        <w:rPr>
-          <w:rFonts w:ascii="JetBrains Mono NL" w:hAnsi="JetBrains Mono NL" w:cs="JetBrains Mono NL"/>
-          <w:lang w:val="en-US"/>
-        </w:rPr>
-        <w:t xml:space="preserve">'The traceback info was written to errorInfo.txt.') </w:t>
-      </w:r>
-      <w:r>
-        <w:rPr>
-          <w:rFonts w:ascii="JetBrains Mono NL" w:hAnsi="JetBrains Mono NL" w:cs="JetBrains Mono NL"/>
-          <w:lang w:val="en-US"/>
-        </w:rPr>
-        <w:br/>
-      </w:r>
-      <w:r>
-        <w:rPr>
-          <w:rFonts w:ascii="JetBrains Mono NL" w:hAnsi="JetBrains Mono NL" w:cs="JetBrains Mono NL"/>
-          <w:lang w:val="en-US"/>
-        </w:rPr>
-        <w:t xml:space="preserve"># </w:t>
-      </w:r>
-      <w:proofErr w:type="spellStart"/>
-      <w:r>
-        <w:rPr>
-          <w:rFonts w:ascii="JetBrains Mono NL" w:hAnsi="JetBrains Mono NL" w:cs="JetBrains Mono NL"/>
-          <w:lang w:val="en-US"/>
-        </w:rPr>
-        <w:t>schreibt</w:t>
-      </w:r>
-      <w:proofErr w:type="spellEnd"/>
-      <w:r>
-        <w:rPr>
-          <w:rFonts w:ascii="JetBrains Mono NL" w:hAnsi="JetBrains Mono NL" w:cs="JetBrains Mono NL"/>
-          <w:lang w:val="en-US"/>
-        </w:rPr>
-        <w:t xml:space="preserve"> den traceback in die </w:t>
-      </w:r>
-      <w:proofErr w:type="spellStart"/>
-      <w:r>
-        <w:rPr>
-          <w:rFonts w:ascii="JetBrains Mono NL" w:hAnsi="JetBrains Mono NL" w:cs="JetBrains Mono NL"/>
-          <w:lang w:val="en-US"/>
-        </w:rPr>
-        <w:t>Datei</w:t>
-      </w:r>
-      <w:proofErr w:type="spellEnd"/>
-      <w:r>
-        <w:rPr>
-          <w:rFonts w:ascii="JetBrains Mono NL" w:hAnsi="JetBrains Mono NL" w:cs="JetBrains Mono NL"/>
-          <w:lang w:val="en-US"/>
-        </w:rPr>
-        <w:t xml:space="preserve"> “errorInfo.txt”</w:t>
-      </w:r>
-    </w:p>
-    <w:p>
-      <w:pPr>
-        <w:rPr>
-          <w:lang w:val="en-US"/>
-        </w:rPr>
       </w:pPr>
     </w:p>
     <w:p>
-      <w:proofErr w:type="spellStart"/>
-      <w:r>
-        <w:t>assert</w:t>
-      </w:r>
-      <w:proofErr w:type="spellEnd"/>
-      <w:r>
-        <w:t xml:space="preserve"> </w:t>
-      </w:r>
-      <w:proofErr w:type="spellStart"/>
-      <w:r>
-        <w:t>prüf</w:t>
-      </w:r>
-      <w:r>
-        <w:t>ung_ob_True</w:t>
-      </w:r>
-      <w:proofErr w:type="spellEnd"/>
-      <w:r>
-        <w:t>, „Message“</w:t>
-      </w:r>
-      <w:r>
-        <w:br/>
-        <w:t>Zusicherungen(</w:t>
-      </w:r>
-      <w:proofErr w:type="spellStart"/>
-      <w:r>
-        <w:t>assert</w:t>
-      </w:r>
-      <w:proofErr w:type="spellEnd"/>
-      <w:r>
-        <w:t>) lassen sich deaktivieren, indem Sie bei der Ausführung von Python die Option -0 übergeben</w:t>
+      <w:r>
+        <w:t>assert prüf</w:t>
+      </w:r>
+      <w:r>
+        <w:t>ung_ob_True, „Message“</w:t>
+      </w:r>
+      <w:r>
+        <w:br/>
+        <w:t>Zusicherungen(assert) lassen sich deaktivieren, indem Sie bei der Ausführung von Python die Option -0 übergeben</w:t>
       </w:r>
     </w:p>
     <w:p/>
     <w:p>
-      <w:proofErr w:type="spellStart"/>
-      <w:r>
-        <w:t>logging</w:t>
-      </w:r>
-      <w:proofErr w:type="spellEnd"/>
-      <w:r>
-        <w:t>:</w:t>
+      <w:r>
+        <w:t>logging:</w:t>
       </w:r>
     </w:p>
     <w:p>
@@ -2413,15 +1215,7 @@
         <w:br/>
       </w:r>
       <w:r>
-        <w:t xml:space="preserve">Seite 294 Web </w:t>
-      </w:r>
-      <w:proofErr w:type="spellStart"/>
-      <w:r>
-        <w:t>Scraping</w:t>
-      </w:r>
-      <w:proofErr w:type="spellEnd"/>
-      <w:r>
-        <w:t xml:space="preserve"> </w:t>
+        <w:t xml:space="preserve">Seite 294 Web Scraping </w:t>
       </w:r>
       <w:r>
         <w:br/>
@@ -2444,17 +1238,7 @@
     <w:p>
       <w:r>
         <w:lastRenderedPageBreak/>
-        <w:t xml:space="preserve">Wiederholen </w:t>
-      </w:r>
-      <w:proofErr w:type="spellStart"/>
-      <w:proofErr w:type="gramStart"/>
-      <w:r>
-        <w:t>RegEx</w:t>
-      </w:r>
-      <w:proofErr w:type="spellEnd"/>
-      <w:proofErr w:type="gramEnd"/>
-      <w:r>
-        <w:t xml:space="preserve"> Seite 198</w:t>
+        <w:t>Wiederholen RegEx Seite 198</w:t>
       </w:r>
     </w:p>
     <w:sectPr>

--- a/docs/Routineaufgaben_Automatisieren.docx
+++ b/docs/Routineaufgaben_Automatisieren.docx
@@ -27,7 +27,7 @@
         <w:t>, 1</w:t>
       </w:r>
       <w:r>
-        <w:t>73</w:t>
+        <w:t>87</w:t>
       </w:r>
     </w:p>
     <w:p>
@@ -39,6 +39,26 @@
       </w:r>
       <w:r>
         <w:t xml:space="preserve"> </w:t>
+      </w:r>
+    </w:p>
+    <w:p>
+      <w:r>
+        <w:t xml:space="preserve">Übungsprojekt, </w:t>
+      </w:r>
+      <w:r>
+        <w:rPr>
+          <w:b/>
+        </w:rPr>
+        <w:t>Seite 187</w:t>
+      </w:r>
+      <w:r>
+        <w:t xml:space="preserve"> </w:t>
+      </w:r>
+      <w:r>
+        <w:rPr>
+          <w:highlight w:val="yellow"/>
+        </w:rPr>
+        <w:t>loop in loop table_frmt_print wiederholen!</w:t>
       </w:r>
     </w:p>
     <w:p>
@@ -1241,6 +1261,8 @@
         <w:t>Wiederholen RegEx Seite 198</w:t>
       </w:r>
     </w:p>
+    <w:p/>
+    <w:p/>
     <w:sectPr>
       <w:type w:val="continuous"/>
       <w:pgSz w:w="11906" w:h="16838"/>

--- a/docs/Routineaufgaben_Automatisieren.docx
+++ b/docs/Routineaufgaben_Automatisieren.docx
@@ -24,10 +24,10 @@
         <w:t>, 215</w:t>
       </w:r>
       <w:r>
-        <w:t>, 1</w:t>
-      </w:r>
-      <w:r>
-        <w:t>87</w:t>
+        <w:t xml:space="preserve">, </w:t>
+      </w:r>
+      <w:r>
+        <w:t>217</w:t>
       </w:r>
     </w:p>
     <w:p>

--- a/docs/Routineaufgaben_Automatisieren.docx
+++ b/docs/Routineaufgaben_Automatisieren.docx
@@ -27,7 +27,10 @@
         <w:t xml:space="preserve">, </w:t>
       </w:r>
       <w:r>
-        <w:t>217</w:t>
+        <w:t>2</w:t>
+      </w:r>
+      <w:r>
+        <w:t>41</w:t>
       </w:r>
     </w:p>
     <w:p>

--- a/docs/Routineaufgaben_Automatisieren.docx
+++ b/docs/Routineaufgaben_Automatisieren.docx
@@ -17,8 +17,13 @@
       </w:r>
     </w:p>
     <w:p>
-      <w:r>
-        <w:t>Wiederholung  Seite 229</w:t>
+      <w:proofErr w:type="gramStart"/>
+      <w:r>
+        <w:t>Wiederholung  Seite</w:t>
+      </w:r>
+      <w:proofErr w:type="gramEnd"/>
+      <w:r>
+        <w:t xml:space="preserve"> 229</w:t>
       </w:r>
       <w:r>
         <w:t>, 215</w:t>
@@ -61,18 +66,50 @@
         <w:rPr>
           <w:highlight w:val="yellow"/>
         </w:rPr>
-        <w:t>loop in loop table_frmt_print wiederholen!</w:t>
-      </w:r>
-    </w:p>
-    <w:p>
-      <w:r>
-        <w:t>Dicotonary.get(k, de</w:t>
+        <w:t xml:space="preserve">loop in loop </w:t>
+      </w:r>
+      <w:proofErr w:type="spellStart"/>
+      <w:r>
+        <w:rPr>
+          <w:highlight w:val="yellow"/>
+        </w:rPr>
+        <w:t>table_frmt_print</w:t>
+      </w:r>
+      <w:proofErr w:type="spellEnd"/>
+      <w:r>
+        <w:rPr>
+          <w:highlight w:val="yellow"/>
+        </w:rPr>
+        <w:t xml:space="preserve"> wiederholen!</w:t>
+      </w:r>
+    </w:p>
+    <w:p>
+      <w:proofErr w:type="spellStart"/>
+      <w:proofErr w:type="gramStart"/>
+      <w:r>
+        <w:t>Dicotonary.get</w:t>
+      </w:r>
+      <w:proofErr w:type="spellEnd"/>
+      <w:r>
+        <w:t>(</w:t>
+      </w:r>
+      <w:proofErr w:type="gramEnd"/>
+      <w:r>
+        <w:t xml:space="preserve">k, </w:t>
+      </w:r>
+      <w:proofErr w:type="spellStart"/>
+      <w:r>
+        <w:t>de</w:t>
       </w:r>
       <w:r>
         <w:t>f</w:t>
       </w:r>
       <w:r>
-        <w:t>ault) + 1</w:t>
+        <w:t>ault</w:t>
+      </w:r>
+      <w:proofErr w:type="spellEnd"/>
+      <w:r>
+        <w:t>) + 1</w:t>
       </w:r>
       <w:r>
         <w:tab/>
@@ -97,28 +134,105 @@
       </w:r>
     </w:p>
     <w:p>
-      <w:r>
-        <w:t>spam.sort(key=str.lower)</w:t>
-      </w:r>
-    </w:p>
-    <w:p>
-      <w:r>
-        <w:t>isX-Stringmethoden Seite 172</w:t>
+      <w:proofErr w:type="spellStart"/>
+      <w:proofErr w:type="gramStart"/>
+      <w:r>
+        <w:t>spam.sort</w:t>
+      </w:r>
+      <w:proofErr w:type="spellEnd"/>
+      <w:proofErr w:type="gramEnd"/>
+      <w:r>
+        <w:t>(</w:t>
+      </w:r>
+      <w:proofErr w:type="spellStart"/>
+      <w:r>
+        <w:t>key</w:t>
+      </w:r>
+      <w:proofErr w:type="spellEnd"/>
+      <w:r>
+        <w:t>=</w:t>
+      </w:r>
+      <w:proofErr w:type="spellStart"/>
+      <w:proofErr w:type="gramStart"/>
+      <w:r>
+        <w:t>str.lower</w:t>
+      </w:r>
+      <w:proofErr w:type="spellEnd"/>
+      <w:proofErr w:type="gramEnd"/>
+      <w:r>
+        <w:t>)</w:t>
+      </w:r>
+    </w:p>
+    <w:p>
+      <w:proofErr w:type="spellStart"/>
+      <w:r>
+        <w:t>isX-Stringmethoden</w:t>
+      </w:r>
+      <w:proofErr w:type="spellEnd"/>
+      <w:r>
+        <w:t xml:space="preserve"> Seite 172</w:t>
       </w:r>
     </w:p>
     <w:p/>
     <w:p>
       <w:r>
-        <w:t xml:space="preserve">Die Methoden rjust() und ljust() werden für einen String aufgerufen und geben </w:t>
+        <w:t xml:space="preserve">Die Methoden </w:t>
+      </w:r>
+      <w:proofErr w:type="spellStart"/>
+      <w:proofErr w:type="gramStart"/>
+      <w:r>
+        <w:t>rjust</w:t>
+      </w:r>
+      <w:proofErr w:type="spellEnd"/>
+      <w:r>
+        <w:t>(</w:t>
+      </w:r>
+      <w:proofErr w:type="gramEnd"/>
+      <w:r>
+        <w:t xml:space="preserve">) und </w:t>
+      </w:r>
+      <w:proofErr w:type="spellStart"/>
+      <w:proofErr w:type="gramStart"/>
+      <w:r>
+        <w:t>ljust</w:t>
+      </w:r>
+      <w:proofErr w:type="spellEnd"/>
+      <w:r>
+        <w:t>(</w:t>
+      </w:r>
+      <w:proofErr w:type="gramEnd"/>
+      <w:r>
+        <w:t xml:space="preserve">) werden für einen String aufgerufen und </w:t>
+      </w:r>
+      <w:proofErr w:type="gramStart"/>
+      <w:r>
+        <w:t xml:space="preserve">geben </w:t>
       </w:r>
       <w:r>
         <w:t xml:space="preserve"> </w:t>
       </w:r>
       <w:r>
-        <w:t>eine Variante dieses Strings zurück, bei der der Text mithilfe von Leerzeichen ausgerichtet ist</w:t>
-      </w:r>
-      <w:r>
-        <w:t>. .center()</w:t>
+        <w:t>eine</w:t>
+      </w:r>
+      <w:proofErr w:type="gramEnd"/>
+      <w:r>
+        <w:t xml:space="preserve"> Variante dieses Strings zurück, bei der der Text mithilfe von Leerzeichen ausgerichtet ist</w:t>
+      </w:r>
+      <w:r>
+        <w:t xml:space="preserve">. </w:t>
+      </w:r>
+      <w:proofErr w:type="gramStart"/>
+      <w:r>
+        <w:t>.</w:t>
+      </w:r>
+      <w:proofErr w:type="spellStart"/>
+      <w:r>
+        <w:t>center</w:t>
+      </w:r>
+      <w:proofErr w:type="spellEnd"/>
+      <w:proofErr w:type="gramEnd"/>
+      <w:r>
+        <w:t>()</w:t>
       </w:r>
     </w:p>
     <w:p>
@@ -129,7 +243,41 @@
     <w:p/>
     <w:p>
       <w:r>
-        <w:t>Das Modul pyperclip enthält die Funktionen copy() und paste(), die Text an die Zwischenablage des Computers senden bzw. von dort empfangen können.</w:t>
+        <w:t xml:space="preserve">Das Modul </w:t>
+      </w:r>
+      <w:proofErr w:type="spellStart"/>
+      <w:r>
+        <w:t>pyperclip</w:t>
+      </w:r>
+      <w:proofErr w:type="spellEnd"/>
+      <w:r>
+        <w:t xml:space="preserve"> enthält die Funktionen </w:t>
+      </w:r>
+      <w:proofErr w:type="spellStart"/>
+      <w:proofErr w:type="gramStart"/>
+      <w:r>
+        <w:t>copy</w:t>
+      </w:r>
+      <w:proofErr w:type="spellEnd"/>
+      <w:r>
+        <w:t>(</w:t>
+      </w:r>
+      <w:proofErr w:type="gramEnd"/>
+      <w:r>
+        <w:t xml:space="preserve">) und </w:t>
+      </w:r>
+      <w:proofErr w:type="spellStart"/>
+      <w:proofErr w:type="gramStart"/>
+      <w:r>
+        <w:t>paste</w:t>
+      </w:r>
+      <w:proofErr w:type="spellEnd"/>
+      <w:r>
+        <w:t>(</w:t>
+      </w:r>
+      <w:proofErr w:type="gramEnd"/>
+      <w:r>
+        <w:t>), die Text an die Zwischenablage des Computers senden bzw. von dort empfangen können.</w:t>
       </w:r>
     </w:p>
     <w:p/>
@@ -140,8 +288,13 @@
     </w:p>
     <w:p/>
     <w:p>
-      <w:r>
-        <w:t xml:space="preserve">Sys.argv </w:t>
+      <w:proofErr w:type="spellStart"/>
+      <w:r>
+        <w:t>Sys.argv</w:t>
+      </w:r>
+      <w:proofErr w:type="spellEnd"/>
+      <w:r>
+        <w:t xml:space="preserve"> </w:t>
       </w:r>
       <w:r>
         <w:tab/>
@@ -151,10 +304,41 @@
     <w:p/>
     <w:p>
       <w:r>
-        <w:t>Aufgabe Projekt TablePrint Seite 187 wiederholen indexing  mit verschachtelten Schleifen und enum</w:t>
-      </w:r>
-      <w:r>
-        <w:t>erate üben</w:t>
+        <w:t xml:space="preserve">Aufgabe Projekt </w:t>
+      </w:r>
+      <w:proofErr w:type="spellStart"/>
+      <w:proofErr w:type="gramStart"/>
+      <w:r>
+        <w:t>TablePrint</w:t>
+      </w:r>
+      <w:proofErr w:type="spellEnd"/>
+      <w:proofErr w:type="gramEnd"/>
+      <w:r>
+        <w:t xml:space="preserve"> Seite 187 wiederholen </w:t>
+      </w:r>
+      <w:proofErr w:type="spellStart"/>
+      <w:proofErr w:type="gramStart"/>
+      <w:r>
+        <w:t>indexing</w:t>
+      </w:r>
+      <w:proofErr w:type="spellEnd"/>
+      <w:r>
+        <w:t xml:space="preserve">  mit</w:t>
+      </w:r>
+      <w:proofErr w:type="gramEnd"/>
+      <w:r>
+        <w:t xml:space="preserve"> verschachtelten Schleifen und </w:t>
+      </w:r>
+      <w:proofErr w:type="spellStart"/>
+      <w:r>
+        <w:t>enum</w:t>
+      </w:r>
+      <w:r>
+        <w:t>erate</w:t>
+      </w:r>
+      <w:proofErr w:type="spellEnd"/>
+      <w:r>
+        <w:t xml:space="preserve"> üben</w:t>
       </w:r>
       <w:r>
         <w:t xml:space="preserve">. </w:t>
@@ -167,29 +351,114 @@
     </w:p>
     <w:p>
       <w:r>
-        <w:t>Widerholungsfragen Regex Seite 218</w:t>
-      </w:r>
-    </w:p>
-    <w:p>
-      <w:r>
-        <w:t xml:space="preserve">Regex Projekt </w:t>
+        <w:t xml:space="preserve">Widerholungsfragen </w:t>
+      </w:r>
+      <w:proofErr w:type="spellStart"/>
+      <w:proofErr w:type="gramStart"/>
+      <w:r>
+        <w:t>Regex</w:t>
+      </w:r>
+      <w:proofErr w:type="spellEnd"/>
+      <w:proofErr w:type="gramEnd"/>
+      <w:r>
+        <w:t xml:space="preserve"> Seite 218</w:t>
+      </w:r>
+    </w:p>
+    <w:p>
+      <w:proofErr w:type="spellStart"/>
+      <w:r>
+        <w:t>Regex</w:t>
+      </w:r>
+      <w:proofErr w:type="spellEnd"/>
+      <w:r>
+        <w:t xml:space="preserve"> </w:t>
+      </w:r>
+      <w:proofErr w:type="gramStart"/>
+      <w:r>
+        <w:t>Projekt</w:t>
+      </w:r>
+      <w:proofErr w:type="gramEnd"/>
+      <w:r>
+        <w:t xml:space="preserve"> </w:t>
       </w:r>
       <w:r>
         <w:t xml:space="preserve">Seite 220 wiederholen. </w:t>
       </w:r>
-      <w:r>
-        <w:t xml:space="preserve">Regex Projekt 248 wiederholen. </w:t>
+      <w:proofErr w:type="spellStart"/>
+      <w:r>
+        <w:t>Regex</w:t>
+      </w:r>
+      <w:proofErr w:type="spellEnd"/>
+      <w:r>
+        <w:t xml:space="preserve"> Projekt 248 wiederholen. </w:t>
       </w:r>
     </w:p>
     <w:p/>
     <w:p>
-      <w:r>
-        <w:t>Ppritnt() „Saubere Ausgabe“ Kapitel 5 und Seite 236,</w:t>
-      </w:r>
-    </w:p>
-    <w:p>
-      <w:r>
-        <w:t xml:space="preserve">Zb. dictionarys die im Python-Format bleiben sollen mit pprint.pformat() z.B. in als eigenständige Datei, als Modul speichern wird als liste die das dictionary enthält gespeichert. </w:t>
+      <w:proofErr w:type="spellStart"/>
+      <w:proofErr w:type="gramStart"/>
+      <w:r>
+        <w:t>Ppritnt</w:t>
+      </w:r>
+      <w:proofErr w:type="spellEnd"/>
+      <w:r>
+        <w:t>(</w:t>
+      </w:r>
+      <w:proofErr w:type="gramEnd"/>
+      <w:r>
+        <w:t>) „Saubere Ausgabe“ Kapitel 5 und Seite 236,</w:t>
+      </w:r>
+    </w:p>
+    <w:p>
+      <w:proofErr w:type="spellStart"/>
+      <w:r>
+        <w:t>Zb</w:t>
+      </w:r>
+      <w:proofErr w:type="spellEnd"/>
+      <w:r>
+        <w:t xml:space="preserve">. </w:t>
+      </w:r>
+      <w:proofErr w:type="spellStart"/>
+      <w:r>
+        <w:t>dictionarys</w:t>
+      </w:r>
+      <w:proofErr w:type="spellEnd"/>
+      <w:r>
+        <w:t xml:space="preserve"> die im Python-Format bleiben sollen mit </w:t>
+      </w:r>
+      <w:proofErr w:type="spellStart"/>
+      <w:proofErr w:type="gramStart"/>
+      <w:r>
+        <w:t>pprint.pformat</w:t>
+      </w:r>
+      <w:proofErr w:type="spellEnd"/>
+      <w:proofErr w:type="gramEnd"/>
+      <w:r>
+        <w:t xml:space="preserve">() z.B. in als eigenständige Datei, als Modul speichern wird als </w:t>
+      </w:r>
+      <w:proofErr w:type="gramStart"/>
+      <w:r>
+        <w:t>liste</w:t>
+      </w:r>
+      <w:proofErr w:type="gramEnd"/>
+      <w:r>
+        <w:t xml:space="preserve"> die das </w:t>
+      </w:r>
+      <w:proofErr w:type="spellStart"/>
+      <w:r>
+        <w:t>dictionary</w:t>
+      </w:r>
+      <w:proofErr w:type="spellEnd"/>
+      <w:r>
+        <w:t xml:space="preserve"> </w:t>
+      </w:r>
+      <w:proofErr w:type="gramStart"/>
+      <w:r>
+        <w:t>enthält</w:t>
+      </w:r>
+      <w:proofErr w:type="gramEnd"/>
+      <w:r>
+        <w:t xml:space="preserve"> gespeichert. </w:t>
       </w:r>
     </w:p>
     <w:p>
@@ -204,7 +473,23 @@
           <w:highlight w:val="yellow"/>
           <w:u w:val="single"/>
         </w:rPr>
-        <w:t xml:space="preserve">Der bist jetzt beste Weg ein </w:t>
+        <w:t xml:space="preserve">Der </w:t>
+      </w:r>
+      <w:proofErr w:type="gramStart"/>
+      <w:r>
+        <w:rPr>
+          <w:highlight w:val="yellow"/>
+          <w:u w:val="single"/>
+        </w:rPr>
+        <w:t>bist</w:t>
+      </w:r>
+      <w:proofErr w:type="gramEnd"/>
+      <w:r>
+        <w:rPr>
+          <w:highlight w:val="yellow"/>
+          <w:u w:val="single"/>
+        </w:rPr>
+        <w:t xml:space="preserve"> jetzt beste Weg ein </w:t>
       </w:r>
       <w:r>
         <w:rPr>
@@ -213,13 +498,33 @@
           <w:highlight w:val="yellow"/>
           <w:u w:val="single"/>
         </w:rPr>
-        <w:t xml:space="preserve">Skript aufzurufen, Bat datei </w:t>
-      </w:r>
-      <w:r>
-        <w:rPr>
+        <w:t xml:space="preserve">Skript aufzurufen, Bat </w:t>
+      </w:r>
+      <w:proofErr w:type="spellStart"/>
+      <w:r>
+        <w:rPr>
+          <w:b/>
+          <w:bCs/>
           <w:highlight w:val="yellow"/>
           <w:u w:val="single"/>
         </w:rPr>
+        <w:t>datei</w:t>
+      </w:r>
+      <w:proofErr w:type="spellEnd"/>
+      <w:r>
+        <w:rPr>
+          <w:b/>
+          <w:bCs/>
+          <w:highlight w:val="yellow"/>
+          <w:u w:val="single"/>
+        </w:rPr>
+        <w:t xml:space="preserve"> </w:t>
+      </w:r>
+      <w:r>
+        <w:rPr>
+          <w:highlight w:val="yellow"/>
+          <w:u w:val="single"/>
+        </w:rPr>
         <w:t>in einen Path-Ordner:</w:t>
       </w:r>
       <w:r>
@@ -278,14 +583,32 @@
       </w:r>
       <w:r>
         <w:br/>
-        <w:t>wiederum liest diese Argumente in die Liste sys.argv ein.</w:t>
+        <w:t xml:space="preserve">wiederum liest diese Argumente in die Liste </w:t>
+      </w:r>
+      <w:proofErr w:type="spellStart"/>
+      <w:proofErr w:type="gramStart"/>
+      <w:r>
+        <w:t>sys.argv</w:t>
+      </w:r>
+      <w:proofErr w:type="spellEnd"/>
+      <w:proofErr w:type="gramEnd"/>
+      <w:r>
+        <w:t xml:space="preserve"> ein.</w:t>
       </w:r>
     </w:p>
     <w:p/>
     <w:p/>
     <w:p>
       <w:r>
-        <w:t>Beispiel Raw-String über mehre Zeilen, „…\“darf nicht am ende der Zeile stehen</w:t>
+        <w:t xml:space="preserve">Beispiel Raw-String über mehre Zeilen, „…\“darf nicht am </w:t>
+      </w:r>
+      <w:proofErr w:type="spellStart"/>
+      <w:r>
+        <w:t>ende</w:t>
+      </w:r>
+      <w:proofErr w:type="spellEnd"/>
+      <w:r>
+        <w:t xml:space="preserve"> der Zeile stehen</w:t>
       </w:r>
     </w:p>
     <w:p>
@@ -302,6 +625,7 @@
           <w14:ligatures w14:val="none"/>
         </w:rPr>
       </w:pPr>
+      <w:proofErr w:type="spellStart"/>
       <w:r>
         <w:rPr>
           <w:rFonts w:ascii="JetBrains Mono NL" w:eastAsia="Times New Roman" w:hAnsi="JetBrains Mono NL" w:cs="JetBrains Mono NL"/>
@@ -314,6 +638,7 @@
         </w:rPr>
         <w:t>zipdatei</w:t>
       </w:r>
+      <w:proofErr w:type="spellEnd"/>
       <w:r>
         <w:rPr>
           <w:rFonts w:ascii="JetBrains Mono NL" w:eastAsia="Times New Roman" w:hAnsi="JetBrains Mono NL" w:cs="JetBrains Mono NL"/>
@@ -558,7 +883,20 @@
           <w:lang w:eastAsia="de-DE"/>
           <w14:ligatures w14:val="none"/>
         </w:rPr>
-        <w:t>\R</w:t>
+        <w:t>\</w:t>
+      </w:r>
+      <w:proofErr w:type="spellStart"/>
+      <w:r>
+        <w:rPr>
+          <w:rFonts w:ascii="JetBrains Mono NL" w:eastAsia="Times New Roman" w:hAnsi="JetBrains Mono NL" w:cs="JetBrains Mono NL"/>
+          <w:color w:val="56B6C2"/>
+          <w:kern w:val="0"/>
+          <w:sz w:val="18"/>
+          <w:szCs w:val="18"/>
+          <w:lang w:eastAsia="de-DE"/>
+          <w14:ligatures w14:val="none"/>
+        </w:rPr>
+        <w:t>R</w:t>
       </w:r>
       <w:r>
         <w:rPr>
@@ -572,6 +910,7 @@
         </w:rPr>
         <w:t>outine_Aufgaben_Automatisieren</w:t>
       </w:r>
+      <w:proofErr w:type="spellEnd"/>
       <w:r>
         <w:rPr>
           <w:rFonts w:ascii="JetBrains Mono NL" w:eastAsia="Times New Roman" w:hAnsi="JetBrains Mono NL" w:cs="JetBrains Mono NL"/>
@@ -636,6 +975,7 @@
         </w:rPr>
         <w:t xml:space="preserve">wiederholen </w:t>
       </w:r>
+      <w:proofErr w:type="spellStart"/>
       <w:r>
         <w:rPr>
           <w:b/>
@@ -652,13 +992,19 @@
         </w:rPr>
         <w:t>gEx</w:t>
       </w:r>
+      <w:proofErr w:type="spellEnd"/>
     </w:p>
     <w:p>
       <w:pPr>
         <w:pStyle w:val="berschrift2"/>
       </w:pPr>
-      <w:r>
-        <w:t>Pathlib, OS, Pfade usw.</w:t>
+      <w:proofErr w:type="spellStart"/>
+      <w:r>
+        <w:t>Pathlib</w:t>
+      </w:r>
+      <w:proofErr w:type="spellEnd"/>
+      <w:r>
+        <w:t>, OS, Pfade usw.</w:t>
       </w:r>
     </w:p>
     <w:p>
@@ -667,12 +1013,22 @@
           <w:lang w:val="en-US"/>
         </w:rPr>
       </w:pPr>
-      <w:r>
-        <w:rPr>
-          <w:lang w:val="en-US"/>
-        </w:rPr>
-        <w:t>os.path.</w:t>
-      </w:r>
+      <w:proofErr w:type="spellStart"/>
+      <w:proofErr w:type="gramStart"/>
+      <w:r>
+        <w:rPr>
+          <w:lang w:val="en-US"/>
+        </w:rPr>
+        <w:t>os.path</w:t>
+      </w:r>
+      <w:proofErr w:type="gramEnd"/>
+      <w:r>
+        <w:rPr>
+          <w:lang w:val="en-US"/>
+        </w:rPr>
+        <w:t>.</w:t>
+      </w:r>
+      <w:proofErr w:type="gramStart"/>
       <w:r>
         <w:rPr>
           <w:b/>
@@ -680,16 +1036,29 @@
         </w:rPr>
         <w:t>relpath</w:t>
       </w:r>
-      <w:r>
-        <w:rPr>
-          <w:lang w:val="en-US"/>
-        </w:rPr>
-        <w:t xml:space="preserve">('C:\\Windows', 'C:\\spam\\eggs') </w:t>
-      </w:r>
-    </w:p>
-    <w:p>
-      <w:r>
-        <w:t>'..\\..\\Windows'</w:t>
+      <w:proofErr w:type="spellEnd"/>
+      <w:r>
+        <w:rPr>
+          <w:lang w:val="en-US"/>
+        </w:rPr>
+        <w:t>(</w:t>
+      </w:r>
+      <w:proofErr w:type="gramEnd"/>
+      <w:r>
+        <w:rPr>
+          <w:lang w:val="en-US"/>
+        </w:rPr>
+        <w:t xml:space="preserve">'C:\\Windows', 'C:\\spam\\eggs') </w:t>
+      </w:r>
+    </w:p>
+    <w:p>
+      <w:proofErr w:type="gramStart"/>
+      <w:r>
+        <w:t>'..</w:t>
+      </w:r>
+      <w:proofErr w:type="gramEnd"/>
+      <w:r>
+        <w:t>\\..\\Windows'</w:t>
       </w:r>
     </w:p>
     <w:p/>
@@ -714,44 +1083,143 @@
     </w:p>
     <w:p>
       <w:r>
-        <w:t>Basisname eines Path-Objektes in pathlib = .name</w:t>
-      </w:r>
+        <w:t xml:space="preserve">Basisname eines Path-Objektes in </w:t>
+      </w:r>
+      <w:proofErr w:type="spellStart"/>
+      <w:r>
+        <w:t>pathlib</w:t>
+      </w:r>
+      <w:proofErr w:type="spellEnd"/>
+      <w:r>
+        <w:t xml:space="preserve"> = .</w:t>
+      </w:r>
+      <w:proofErr w:type="spellStart"/>
+      <w:r>
+        <w:t>name</w:t>
+      </w:r>
+      <w:proofErr w:type="spellEnd"/>
       <w:r>
         <w:br/>
         <w:t xml:space="preserve">in OS:  </w:t>
       </w:r>
-      <w:r>
-        <w:t>os.path.basename(path)</w:t>
-      </w:r>
-    </w:p>
-    <w:p>
-      <w:r>
-        <w:t>Verzeichnisname in pathlib:= path_objekt.parent</w:t>
-      </w:r>
+      <w:proofErr w:type="spellStart"/>
+      <w:proofErr w:type="gramStart"/>
+      <w:r>
+        <w:t>os.path</w:t>
+      </w:r>
+      <w:proofErr w:type="gramEnd"/>
+      <w:r>
+        <w:t>.basename</w:t>
+      </w:r>
+      <w:proofErr w:type="spellEnd"/>
+      <w:r>
+        <w:t>(</w:t>
+      </w:r>
+      <w:proofErr w:type="spellStart"/>
+      <w:r>
+        <w:t>path</w:t>
+      </w:r>
+      <w:proofErr w:type="spellEnd"/>
+      <w:r>
+        <w:t>)</w:t>
+      </w:r>
+    </w:p>
+    <w:p>
+      <w:r>
+        <w:t xml:space="preserve">Verzeichnisname in </w:t>
+      </w:r>
+      <w:proofErr w:type="spellStart"/>
+      <w:proofErr w:type="gramStart"/>
+      <w:r>
+        <w:t>pathlib</w:t>
+      </w:r>
+      <w:proofErr w:type="spellEnd"/>
+      <w:r>
+        <w:t>:=</w:t>
+      </w:r>
+      <w:proofErr w:type="gramEnd"/>
+      <w:r>
+        <w:t xml:space="preserve"> </w:t>
+      </w:r>
+      <w:proofErr w:type="spellStart"/>
+      <w:r>
+        <w:t>path_</w:t>
+      </w:r>
+      <w:proofErr w:type="gramStart"/>
+      <w:r>
+        <w:t>objekt.parent</w:t>
+      </w:r>
+      <w:proofErr w:type="spellEnd"/>
+      <w:proofErr w:type="gramEnd"/>
       <w:r>
         <w:br/>
         <w:t xml:space="preserve">in OS: </w:t>
       </w:r>
-      <w:r>
-        <w:t>os.path.</w:t>
+      <w:proofErr w:type="spellStart"/>
+      <w:proofErr w:type="gramStart"/>
+      <w:r>
+        <w:t>os.path</w:t>
+      </w:r>
+      <w:proofErr w:type="gramEnd"/>
+      <w:r>
+        <w:t>.</w:t>
       </w:r>
       <w:r>
         <w:t>dirname</w:t>
       </w:r>
-      <w:r>
-        <w:t>(path)</w:t>
-      </w:r>
-    </w:p>
-    <w:p>
-      <w:r>
-        <w:t xml:space="preserve">Tupel(vezeinsname, basename) = </w:t>
-      </w:r>
-      <w:r>
-        <w:t>os.path.split(</w:t>
-      </w:r>
+      <w:proofErr w:type="spellEnd"/>
+      <w:r>
+        <w:t>(</w:t>
+      </w:r>
+      <w:proofErr w:type="spellStart"/>
       <w:r>
         <w:t>path</w:t>
       </w:r>
+      <w:proofErr w:type="spellEnd"/>
+      <w:r>
+        <w:t>)</w:t>
+      </w:r>
+    </w:p>
+    <w:p>
+      <w:proofErr w:type="gramStart"/>
+      <w:r>
+        <w:t>Tupel(</w:t>
+      </w:r>
+      <w:proofErr w:type="spellStart"/>
+      <w:proofErr w:type="gramEnd"/>
+      <w:r>
+        <w:t>vezeinsname</w:t>
+      </w:r>
+      <w:proofErr w:type="spellEnd"/>
+      <w:r>
+        <w:t xml:space="preserve">, </w:t>
+      </w:r>
+      <w:proofErr w:type="spellStart"/>
+      <w:r>
+        <w:t>basename</w:t>
+      </w:r>
+      <w:proofErr w:type="spellEnd"/>
+      <w:r>
+        <w:t xml:space="preserve">) = </w:t>
+      </w:r>
+      <w:proofErr w:type="spellStart"/>
+      <w:proofErr w:type="gramStart"/>
+      <w:r>
+        <w:t>os.path</w:t>
+      </w:r>
+      <w:proofErr w:type="gramEnd"/>
+      <w:r>
+        <w:t>.split</w:t>
+      </w:r>
+      <w:proofErr w:type="spellEnd"/>
+      <w:r>
+        <w:t>(</w:t>
+      </w:r>
+      <w:proofErr w:type="spellStart"/>
+      <w:r>
+        <w:t>path</w:t>
+      </w:r>
+      <w:proofErr w:type="spellEnd"/>
       <w:r>
         <w:t>)</w:t>
       </w:r>
@@ -764,44 +1232,183 @@
           <w:sz w:val="16"/>
           <w:szCs w:val="16"/>
         </w:rPr>
-        <w:t>Allerdings ist os.path.split() eine praktische Abkürzung.</w:t>
-      </w:r>
+        <w:t xml:space="preserve">Allerdings ist </w:t>
+      </w:r>
+      <w:proofErr w:type="spellStart"/>
+      <w:proofErr w:type="gramStart"/>
       <w:r>
         <w:rPr>
           <w:rFonts w:ascii="Arial" w:hAnsi="Arial" w:cs="Arial"/>
           <w:sz w:val="16"/>
           <w:szCs w:val="16"/>
         </w:rPr>
-        <w:br/>
-        <w:t xml:space="preserve">Beachten Sie aber, dass os.path.split() keinen Dateipfad entgegennimmt und </w:t>
-      </w:r>
+        <w:t>os.path</w:t>
+      </w:r>
+      <w:proofErr w:type="gramEnd"/>
       <w:r>
         <w:rPr>
           <w:rFonts w:ascii="Arial" w:hAnsi="Arial" w:cs="Arial"/>
           <w:sz w:val="16"/>
           <w:szCs w:val="16"/>
         </w:rPr>
-        <w:br/>
-        <w:t xml:space="preserve">daraus eine Liste der Strings für die einzelnen Ordner zurückgibt. Für diesen </w:t>
-      </w:r>
+        <w:t>.</w:t>
+      </w:r>
+      <w:proofErr w:type="gramStart"/>
       <w:r>
         <w:rPr>
           <w:rFonts w:ascii="Arial" w:hAnsi="Arial" w:cs="Arial"/>
           <w:sz w:val="16"/>
           <w:szCs w:val="16"/>
         </w:rPr>
-        <w:br/>
-        <w:t xml:space="preserve">Zweck müssen Sie den Pfad mit der Stringmethode split() zerlegen und ihr die </w:t>
-      </w:r>
+        <w:t>split</w:t>
+      </w:r>
+      <w:proofErr w:type="spellEnd"/>
       <w:r>
         <w:rPr>
           <w:rFonts w:ascii="Arial" w:hAnsi="Arial" w:cs="Arial"/>
           <w:sz w:val="16"/>
           <w:szCs w:val="16"/>
         </w:rPr>
+        <w:t>(</w:t>
+      </w:r>
+      <w:proofErr w:type="gramEnd"/>
+      <w:r>
+        <w:rPr>
+          <w:rFonts w:ascii="Arial" w:hAnsi="Arial" w:cs="Arial"/>
+          <w:sz w:val="16"/>
+          <w:szCs w:val="16"/>
+        </w:rPr>
+        <w:t>) eine praktische Abkürzung.</w:t>
+      </w:r>
+      <w:r>
+        <w:rPr>
+          <w:rFonts w:ascii="Arial" w:hAnsi="Arial" w:cs="Arial"/>
+          <w:sz w:val="16"/>
+          <w:szCs w:val="16"/>
+        </w:rPr>
+        <w:br/>
+        <w:t xml:space="preserve">Beachten Sie aber, dass </w:t>
+      </w:r>
+      <w:proofErr w:type="spellStart"/>
+      <w:proofErr w:type="gramStart"/>
+      <w:r>
+        <w:rPr>
+          <w:rFonts w:ascii="Arial" w:hAnsi="Arial" w:cs="Arial"/>
+          <w:sz w:val="16"/>
+          <w:szCs w:val="16"/>
+        </w:rPr>
+        <w:t>os.path</w:t>
+      </w:r>
+      <w:proofErr w:type="gramEnd"/>
+      <w:r>
+        <w:rPr>
+          <w:rFonts w:ascii="Arial" w:hAnsi="Arial" w:cs="Arial"/>
+          <w:sz w:val="16"/>
+          <w:szCs w:val="16"/>
+        </w:rPr>
+        <w:t>.</w:t>
+      </w:r>
+      <w:proofErr w:type="gramStart"/>
+      <w:r>
+        <w:rPr>
+          <w:rFonts w:ascii="Arial" w:hAnsi="Arial" w:cs="Arial"/>
+          <w:sz w:val="16"/>
+          <w:szCs w:val="16"/>
+        </w:rPr>
+        <w:t>split</w:t>
+      </w:r>
+      <w:proofErr w:type="spellEnd"/>
+      <w:r>
+        <w:rPr>
+          <w:rFonts w:ascii="Arial" w:hAnsi="Arial" w:cs="Arial"/>
+          <w:sz w:val="16"/>
+          <w:szCs w:val="16"/>
+        </w:rPr>
+        <w:t>(</w:t>
+      </w:r>
+      <w:proofErr w:type="gramEnd"/>
+      <w:r>
+        <w:rPr>
+          <w:rFonts w:ascii="Arial" w:hAnsi="Arial" w:cs="Arial"/>
+          <w:sz w:val="16"/>
+          <w:szCs w:val="16"/>
+        </w:rPr>
+        <w:t xml:space="preserve">) keinen Dateipfad entgegennimmt und </w:t>
+      </w:r>
+      <w:r>
+        <w:rPr>
+          <w:rFonts w:ascii="Arial" w:hAnsi="Arial" w:cs="Arial"/>
+          <w:sz w:val="16"/>
+          <w:szCs w:val="16"/>
+        </w:rPr>
+        <w:br/>
+        <w:t xml:space="preserve">daraus eine Liste der Strings für die einzelnen Ordner zurückgibt. Für diesen </w:t>
+      </w:r>
+      <w:r>
+        <w:rPr>
+          <w:rFonts w:ascii="Arial" w:hAnsi="Arial" w:cs="Arial"/>
+          <w:sz w:val="16"/>
+          <w:szCs w:val="16"/>
+        </w:rPr>
+        <w:br/>
+        <w:t xml:space="preserve">Zweck müssen Sie den Pfad mit der </w:t>
+      </w:r>
+      <w:proofErr w:type="spellStart"/>
+      <w:r>
+        <w:rPr>
+          <w:rFonts w:ascii="Arial" w:hAnsi="Arial" w:cs="Arial"/>
+          <w:sz w:val="16"/>
+          <w:szCs w:val="16"/>
+        </w:rPr>
+        <w:t>Stringmethode</w:t>
+      </w:r>
+      <w:proofErr w:type="spellEnd"/>
+      <w:r>
+        <w:rPr>
+          <w:rFonts w:ascii="Arial" w:hAnsi="Arial" w:cs="Arial"/>
+          <w:sz w:val="16"/>
+          <w:szCs w:val="16"/>
+        </w:rPr>
+        <w:t xml:space="preserve"> </w:t>
+      </w:r>
+      <w:proofErr w:type="spellStart"/>
+      <w:proofErr w:type="gramStart"/>
+      <w:r>
+        <w:rPr>
+          <w:rFonts w:ascii="Arial" w:hAnsi="Arial" w:cs="Arial"/>
+          <w:sz w:val="16"/>
+          <w:szCs w:val="16"/>
+        </w:rPr>
+        <w:t>split</w:t>
+      </w:r>
+      <w:proofErr w:type="spellEnd"/>
+      <w:r>
+        <w:rPr>
+          <w:rFonts w:ascii="Arial" w:hAnsi="Arial" w:cs="Arial"/>
+          <w:sz w:val="16"/>
+          <w:szCs w:val="16"/>
+        </w:rPr>
+        <w:t>(</w:t>
+      </w:r>
+      <w:proofErr w:type="gramEnd"/>
+      <w:r>
+        <w:rPr>
+          <w:rFonts w:ascii="Arial" w:hAnsi="Arial" w:cs="Arial"/>
+          <w:sz w:val="16"/>
+          <w:szCs w:val="16"/>
+        </w:rPr>
+        <w:t xml:space="preserve">) zerlegen und ihr die </w:t>
+      </w:r>
+      <w:r>
+        <w:rPr>
+          <w:rFonts w:ascii="Arial" w:hAnsi="Arial" w:cs="Arial"/>
+          <w:sz w:val="16"/>
+          <w:szCs w:val="16"/>
+        </w:rPr>
         <w:br/>
         <w:t xml:space="preserve">Variable </w:t>
       </w:r>
+      <w:proofErr w:type="spellStart"/>
       <w:r>
         <w:rPr>
           <w:rFonts w:ascii="Arial" w:hAnsi="Arial" w:cs="Arial"/>
@@ -812,6 +1419,7 @@
         </w:rPr>
         <w:t>os.path.sep</w:t>
       </w:r>
+      <w:proofErr w:type="spellEnd"/>
       <w:r>
         <w:rPr>
           <w:rFonts w:ascii="Arial" w:hAnsi="Arial" w:cs="Arial"/>
@@ -835,50 +1443,155 @@
     </w:p>
     <w:p>
       <w:r>
-        <w:t>Die Methode `Path.chmod()` in der `pathlib`-Bibliothek wird verwendet, um die Berechtigungen (Zugriffsrechte) einer Datei oder eines Verzeichnisses zu ändern. Diese Methode ist eine Entsprechung zu `os.chmod()` und ermöglicht es dir, die Zugriffsrechte auf Dateien und Verzeichnisse zu setzen, indem du den entsprechenden Berechtigungsmodus angibst.</w:t>
-      </w:r>
-      <w:r>
-        <w:br/>
-      </w:r>
-      <w:r>
-        <w:br/>
-        <w:t>### Verwendung von `Path.chmod()`</w:t>
-      </w:r>
-      <w:r>
-        <w:br/>
-      </w:r>
-      <w:r>
-        <w:br/>
-        <w:t>```python</w:t>
-      </w:r>
-      <w:r>
-        <w:br/>
-        <w:t>from pathlib import Path</w:t>
-      </w:r>
-      <w:r>
-        <w:br/>
-      </w:r>
-      <w:r>
-        <w:br/>
-        <w:t># Definiere den Pfad zur Datei</w:t>
-      </w:r>
-      <w:r>
-        <w:br/>
-      </w:r>
+        <w:t>Die Methode `</w:t>
+      </w:r>
+      <w:proofErr w:type="spellStart"/>
+      <w:r>
+        <w:t>Path.chmod</w:t>
+      </w:r>
+      <w:proofErr w:type="spellEnd"/>
+      <w:proofErr w:type="gramStart"/>
+      <w:r>
+        <w:t>()`</w:t>
+      </w:r>
+      <w:proofErr w:type="gramEnd"/>
+      <w:r>
+        <w:t xml:space="preserve"> in der `</w:t>
+      </w:r>
+      <w:proofErr w:type="spellStart"/>
+      <w:r>
+        <w:t>pathlib</w:t>
+      </w:r>
+      <w:proofErr w:type="spellEnd"/>
+      <w:r>
+        <w:t>`-Bibliothek wird verwendet, um die Berechtigungen (Zugriffsrechte) einer Datei oder eines Verzeichnisses zu ändern. Diese Methode ist eine Entsprechung zu `</w:t>
+      </w:r>
+      <w:proofErr w:type="spellStart"/>
+      <w:r>
+        <w:t>os.chmod</w:t>
+      </w:r>
+      <w:proofErr w:type="spellEnd"/>
+      <w:r>
+        <w:t>()` und ermöglicht es dir, die Zugriffsrechte auf Dateien und Verzeichnisse zu setzen, indem du den entsprechenden Berechtigungsmodus angibst.</w:t>
+      </w:r>
+      <w:r>
+        <w:br/>
+      </w:r>
+      <w:r>
+        <w:br/>
+        <w:t>### Verwendung von `</w:t>
+      </w:r>
+      <w:proofErr w:type="spellStart"/>
+      <w:r>
+        <w:t>Path.chmod</w:t>
+      </w:r>
+      <w:proofErr w:type="spellEnd"/>
+      <w:proofErr w:type="gramStart"/>
+      <w:r>
+        <w:t>()`</w:t>
+      </w:r>
+      <w:proofErr w:type="gramEnd"/>
+      <w:r>
+        <w:br/>
+      </w:r>
+      <w:r>
+        <w:br/>
+        <w:t>```</w:t>
+      </w:r>
+      <w:proofErr w:type="spellStart"/>
+      <w:r>
+        <w:t>python</w:t>
+      </w:r>
+      <w:proofErr w:type="spellEnd"/>
+      <w:r>
+        <w:br/>
+      </w:r>
+      <w:proofErr w:type="spellStart"/>
+      <w:r>
+        <w:t>from</w:t>
+      </w:r>
+      <w:proofErr w:type="spellEnd"/>
+      <w:r>
+        <w:t xml:space="preserve"> </w:t>
+      </w:r>
+      <w:proofErr w:type="spellStart"/>
+      <w:r>
+        <w:t>pathlib</w:t>
+      </w:r>
+      <w:proofErr w:type="spellEnd"/>
+      <w:r>
+        <w:t xml:space="preserve"> </w:t>
+      </w:r>
+      <w:proofErr w:type="spellStart"/>
+      <w:r>
+        <w:t>import</w:t>
+      </w:r>
+      <w:proofErr w:type="spellEnd"/>
+      <w:r>
+        <w:t xml:space="preserve"> Path</w:t>
+      </w:r>
+      <w:r>
+        <w:br/>
+      </w:r>
+      <w:r>
+        <w:br/>
+        <w:t xml:space="preserve"># </w:t>
+      </w:r>
+      <w:proofErr w:type="gramStart"/>
+      <w:r>
+        <w:t>Definiere</w:t>
+      </w:r>
+      <w:proofErr w:type="gramEnd"/>
+      <w:r>
+        <w:t xml:space="preserve"> den Pfad zur Datei</w:t>
+      </w:r>
+      <w:r>
+        <w:br/>
+      </w:r>
+      <w:proofErr w:type="spellStart"/>
       <w:r>
         <w:lastRenderedPageBreak/>
-        <w:t>path = Path('example.txt')</w:t>
-      </w:r>
-      <w:r>
-        <w:br/>
-      </w:r>
-      <w:r>
-        <w:br/>
-        <w:t># Ändere die Berechtigungen auf 0o644 (rw-r--r--)</w:t>
-      </w:r>
-      <w:r>
-        <w:br/>
-        <w:t>path.chmod(0o644)</w:t>
+        <w:t>path</w:t>
+      </w:r>
+      <w:proofErr w:type="spellEnd"/>
+      <w:r>
+        <w:t xml:space="preserve"> = Path('example.txt')</w:t>
+      </w:r>
+      <w:r>
+        <w:br/>
+      </w:r>
+      <w:r>
+        <w:br/>
+        <w:t xml:space="preserve"># </w:t>
+      </w:r>
+      <w:proofErr w:type="gramStart"/>
+      <w:r>
+        <w:t>Ändere</w:t>
+      </w:r>
+      <w:proofErr w:type="gramEnd"/>
+      <w:r>
+        <w:t xml:space="preserve"> die Berechtigungen auf 0o644 (</w:t>
+      </w:r>
+      <w:proofErr w:type="spellStart"/>
+      <w:r>
+        <w:t>rw</w:t>
+      </w:r>
+      <w:proofErr w:type="spellEnd"/>
+      <w:r>
+        <w:t>-r--r--)</w:t>
+      </w:r>
+      <w:r>
+        <w:br/>
+      </w:r>
+      <w:proofErr w:type="spellStart"/>
+      <w:proofErr w:type="gramStart"/>
+      <w:r>
+        <w:t>path.chmod</w:t>
+      </w:r>
+      <w:proofErr w:type="spellEnd"/>
+      <w:proofErr w:type="gramEnd"/>
+      <w:r>
+        <w:t>(0o644)</w:t>
       </w:r>
       <w:r>
         <w:br/>
@@ -896,7 +1609,23 @@
       </w:r>
       <w:r>
         <w:br/>
-        <w:t>- **`mode`**: Der Modus ist eine Ganzzahl, die die Berechtigungen in Oktalnotation angibt. Zum Beispiel:</w:t>
+        <w:t>- **`</w:t>
+      </w:r>
+      <w:proofErr w:type="spellStart"/>
+      <w:r>
+        <w:t>mode</w:t>
+      </w:r>
+      <w:proofErr w:type="spellEnd"/>
+      <w:r>
+        <w:t xml:space="preserve">`**: Der Modus ist eine Ganzzahl, die die Berechtigungen in </w:t>
+      </w:r>
+      <w:proofErr w:type="spellStart"/>
+      <w:r>
+        <w:t>Oktalnotation</w:t>
+      </w:r>
+      <w:proofErr w:type="spellEnd"/>
+      <w:r>
+        <w:t xml:space="preserve"> angibt. Zum Beispiel:</w:t>
       </w:r>
       <w:r>
         <w:br/>
@@ -934,18 +1663,54 @@
       </w:r>
       <w:r>
         <w:br/>
-        <w:t>Hier ist ein vollständiges Beispiel zur Verwendung von `Path.chmod()`:</w:t>
-      </w:r>
-      <w:r>
-        <w:br/>
-      </w:r>
-      <w:r>
-        <w:br/>
-        <w:t>```python</w:t>
-      </w:r>
-      <w:r>
-        <w:br/>
-        <w:t>from pathlib import Path</w:t>
+        <w:t>Hier ist ein vollständiges Beispiel zur Verwendung von `</w:t>
+      </w:r>
+      <w:proofErr w:type="spellStart"/>
+      <w:r>
+        <w:t>Path.chmod</w:t>
+      </w:r>
+      <w:proofErr w:type="spellEnd"/>
+      <w:r>
+        <w:t>()`:</w:t>
+      </w:r>
+      <w:r>
+        <w:br/>
+      </w:r>
+      <w:r>
+        <w:br/>
+        <w:t>```</w:t>
+      </w:r>
+      <w:proofErr w:type="spellStart"/>
+      <w:r>
+        <w:t>python</w:t>
+      </w:r>
+      <w:proofErr w:type="spellEnd"/>
+      <w:r>
+        <w:br/>
+      </w:r>
+      <w:proofErr w:type="spellStart"/>
+      <w:r>
+        <w:t>from</w:t>
+      </w:r>
+      <w:proofErr w:type="spellEnd"/>
+      <w:r>
+        <w:t xml:space="preserve"> </w:t>
+      </w:r>
+      <w:proofErr w:type="spellStart"/>
+      <w:r>
+        <w:t>pathlib</w:t>
+      </w:r>
+      <w:proofErr w:type="spellEnd"/>
+      <w:r>
+        <w:t xml:space="preserve"> </w:t>
+      </w:r>
+      <w:proofErr w:type="spellStart"/>
+      <w:r>
+        <w:t>import</w:t>
+      </w:r>
+      <w:proofErr w:type="spellEnd"/>
+      <w:r>
+        <w:t xml:space="preserve"> Path</w:t>
       </w:r>
       <w:r>
         <w:br/>
@@ -956,11 +1721,25 @@
       </w:r>
       <w:r>
         <w:br/>
-        <w:t>path = Path('example.txt')</w:t>
-      </w:r>
-      <w:r>
-        <w:br/>
-        <w:t>path.write_text('Dies ist ein Test.')</w:t>
+      </w:r>
+      <w:proofErr w:type="spellStart"/>
+      <w:r>
+        <w:t>path</w:t>
+      </w:r>
+      <w:proofErr w:type="spellEnd"/>
+      <w:r>
+        <w:t xml:space="preserve"> = Path('example.txt')</w:t>
+      </w:r>
+      <w:r>
+        <w:br/>
+      </w:r>
+      <w:proofErr w:type="spellStart"/>
+      <w:r>
+        <w:t>path.write_text</w:t>
+      </w:r>
+      <w:proofErr w:type="spellEnd"/>
+      <w:r>
+        <w:t>('Dies ist ein Test.')</w:t>
       </w:r>
       <w:r>
         <w:br/>
@@ -971,15 +1750,100 @@
       </w:r>
       <w:r>
         <w:br/>
-        <w:t>print(f"Vorherige Berechtigungen: {oct(path.stat().st_mode &amp; 0o777)}")</w:t>
-      </w:r>
-      <w:r>
-        <w:br/>
-        <w:t>path.chmod(0o600)  # Nur Lese- und Schreibrechte für den Eigentümer</w:t>
-      </w:r>
-      <w:r>
-        <w:br/>
-        <w:t>print(f"Nachherige Berechtigungen: {oct(path.stat().st_mode &amp; 0o777)}")</w:t>
+      </w:r>
+      <w:proofErr w:type="spellStart"/>
+      <w:r>
+        <w:t>print</w:t>
+      </w:r>
+      <w:proofErr w:type="spellEnd"/>
+      <w:r>
+        <w:t>(</w:t>
+      </w:r>
+      <w:proofErr w:type="spellStart"/>
+      <w:r>
+        <w:t>f"Vorherige</w:t>
+      </w:r>
+      <w:proofErr w:type="spellEnd"/>
+      <w:r>
+        <w:t xml:space="preserve"> Berechtigungen: {</w:t>
+      </w:r>
+      <w:proofErr w:type="spellStart"/>
+      <w:r>
+        <w:t>oct</w:t>
+      </w:r>
+      <w:proofErr w:type="spellEnd"/>
+      <w:r>
+        <w:t>(</w:t>
+      </w:r>
+      <w:proofErr w:type="spellStart"/>
+      <w:r>
+        <w:t>path.stat</w:t>
+      </w:r>
+      <w:proofErr w:type="spellEnd"/>
+      <w:r>
+        <w:t>().</w:t>
+      </w:r>
+      <w:proofErr w:type="spellStart"/>
+      <w:r>
+        <w:t>st_mode</w:t>
+      </w:r>
+      <w:proofErr w:type="spellEnd"/>
+      <w:r>
+        <w:t xml:space="preserve"> &amp; 0o777)}")</w:t>
+      </w:r>
+      <w:r>
+        <w:br/>
+      </w:r>
+      <w:proofErr w:type="spellStart"/>
+      <w:r>
+        <w:t>path.chmod</w:t>
+      </w:r>
+      <w:proofErr w:type="spellEnd"/>
+      <w:r>
+        <w:t>(0o600)  # Nur Lese- und Schreibrechte für den Eigentümer</w:t>
+      </w:r>
+      <w:r>
+        <w:br/>
+      </w:r>
+      <w:proofErr w:type="spellStart"/>
+      <w:r>
+        <w:t>print</w:t>
+      </w:r>
+      <w:proofErr w:type="spellEnd"/>
+      <w:r>
+        <w:t>(</w:t>
+      </w:r>
+      <w:proofErr w:type="spellStart"/>
+      <w:r>
+        <w:t>f"Nachherige</w:t>
+      </w:r>
+      <w:proofErr w:type="spellEnd"/>
+      <w:r>
+        <w:t xml:space="preserve"> Berechtigungen: {</w:t>
+      </w:r>
+      <w:proofErr w:type="spellStart"/>
+      <w:r>
+        <w:t>oct</w:t>
+      </w:r>
+      <w:proofErr w:type="spellEnd"/>
+      <w:r>
+        <w:t>(</w:t>
+      </w:r>
+      <w:proofErr w:type="spellStart"/>
+      <w:r>
+        <w:t>path.stat</w:t>
+      </w:r>
+      <w:proofErr w:type="spellEnd"/>
+      <w:r>
+        <w:t>().</w:t>
+      </w:r>
+      <w:proofErr w:type="spellStart"/>
+      <w:r>
+        <w:t>st_mode</w:t>
+      </w:r>
+      <w:proofErr w:type="spellEnd"/>
+      <w:r>
+        <w:t xml:space="preserve"> &amp; 0o777)}")</w:t>
       </w:r>
       <w:r>
         <w:br/>
@@ -1001,7 +1865,20 @@
       </w:r>
       <w:r>
         <w:br/>
-        <w:t>2. Die Berechtigungen der Datei werden vor und nach der Verwendung von `chmod()` ausgedruckt.</w:t>
+        <w:t>2. Die Berechtigungen der Datei werden vor und nach der Verwendung von `</w:t>
+      </w:r>
+      <w:proofErr w:type="spellStart"/>
+      <w:proofErr w:type="gramStart"/>
+      <w:r>
+        <w:t>chmod</w:t>
+      </w:r>
+      <w:proofErr w:type="spellEnd"/>
+      <w:r>
+        <w:t>(</w:t>
+      </w:r>
+      <w:proofErr w:type="gramEnd"/>
+      <w:r>
+        <w:t>)` ausgedruckt.</w:t>
       </w:r>
       <w:r>
         <w:br/>
@@ -1019,15 +1896,70 @@
       </w:r>
       <w:r>
         <w:br/>
-        <w:t>- **Zugriffsrechte**: Die Berechtigungen werden in Oktalnotation angegeben. Zum Beispiel steht `0o644` für Lese- und Schreibrechte des Eigentümers und nur Leserechte für andere.</w:t>
-      </w:r>
-      <w:r>
-        <w:br/>
-        <w:t>- **Berechtigungsänderungen**: `chmod()` funktioniert nur bei Dateien und Verzeichnissen, die im Dateisystem existieren.</w:t>
-      </w:r>
-      <w:r>
-        <w:br/>
-        <w:t>- **Plattformabhängigkeit**: `chmod()` funktioniert in der Regel auf Unix-ähnlichen Systemen (wie Linux und macOS). Auf Windows-Systemen werden Berechtigungen anders gehandhabt, und `chmod()` hat möglicherweise eine eingeschränkte Wirkung.</w:t>
+        <w:t xml:space="preserve">- **Zugriffsrechte**: Die Berechtigungen werden in </w:t>
+      </w:r>
+      <w:proofErr w:type="spellStart"/>
+      <w:r>
+        <w:t>Oktalnotation</w:t>
+      </w:r>
+      <w:proofErr w:type="spellEnd"/>
+      <w:r>
+        <w:t xml:space="preserve"> angegeben. Zum Beispiel steht `0o644` für Lese- und Schreibrechte des Eigentümers und nur Leserechte für andere.</w:t>
+      </w:r>
+      <w:r>
+        <w:br/>
+        <w:t>- **Berechtigungsänderungen**: `</w:t>
+      </w:r>
+      <w:proofErr w:type="spellStart"/>
+      <w:proofErr w:type="gramStart"/>
+      <w:r>
+        <w:t>chmod</w:t>
+      </w:r>
+      <w:proofErr w:type="spellEnd"/>
+      <w:r>
+        <w:t>(</w:t>
+      </w:r>
+      <w:proofErr w:type="gramEnd"/>
+      <w:r>
+        <w:t>)` funktioniert nur bei Dateien und Verzeichnissen, die im Dateisystem existieren.</w:t>
+      </w:r>
+      <w:r>
+        <w:br/>
+        <w:t>- **Plattformabhängigkeit**: `</w:t>
+      </w:r>
+      <w:proofErr w:type="spellStart"/>
+      <w:proofErr w:type="gramStart"/>
+      <w:r>
+        <w:t>chmod</w:t>
+      </w:r>
+      <w:proofErr w:type="spellEnd"/>
+      <w:r>
+        <w:t>(</w:t>
+      </w:r>
+      <w:proofErr w:type="gramEnd"/>
+      <w:r>
+        <w:t xml:space="preserve">)` funktioniert in der Regel auf Unix-ähnlichen Systemen (wie Linux und </w:t>
+      </w:r>
+      <w:proofErr w:type="spellStart"/>
+      <w:r>
+        <w:t>macOS</w:t>
+      </w:r>
+      <w:proofErr w:type="spellEnd"/>
+      <w:r>
+        <w:t>). Auf Windows-Systemen werden Berechtigungen anders gehandhabt, und `</w:t>
+      </w:r>
+      <w:proofErr w:type="spellStart"/>
+      <w:proofErr w:type="gramStart"/>
+      <w:r>
+        <w:t>chmod</w:t>
+      </w:r>
+      <w:proofErr w:type="spellEnd"/>
+      <w:r>
+        <w:t>(</w:t>
+      </w:r>
+      <w:proofErr w:type="gramEnd"/>
+      <w:r>
+        <w:t>)` hat möglicherweise eine eingeschränkte Wirkung.</w:t>
       </w:r>
       <w:r>
         <w:br/>
@@ -1037,38 +1969,140 @@
       </w:r>
       <w:r>
         <w:lastRenderedPageBreak/>
-        <w:t>Die Methode `Path.chmod()` bietet eine objektorientierte Möglichkeit, Dateiberechtigungen zu ändern, und integriert sich nahtlos in die `pathlib`-Bibliothek, die für die Arbeit mit Pfaden und Dateien in Python entwickelt wurde.</w:t>
-      </w:r>
-      <w:r>
-        <w:br/>
-      </w:r>
-    </w:p>
-    <w:p>
-      <w:r>
-        <w:t>pathlib bietet eine Methode zur Bestimmung der Größe einer Datei, die der Funktion os.path.getsize() entspricht.</w:t>
-      </w:r>
-    </w:p>
-    <w:p>
-      <w:r>
-        <w:t xml:space="preserve">In pathlib kannst du die Methode </w:t>
+        <w:t>Die Methode `</w:t>
+      </w:r>
+      <w:proofErr w:type="spellStart"/>
+      <w:r>
+        <w:t>Path.chmod</w:t>
+      </w:r>
+      <w:proofErr w:type="spellEnd"/>
+      <w:proofErr w:type="gramStart"/>
+      <w:r>
+        <w:t>()`</w:t>
+      </w:r>
+      <w:proofErr w:type="gramEnd"/>
+      <w:r>
+        <w:t xml:space="preserve"> bietet eine objektorientierte Möglichkeit, Dateiberechtigungen zu ändern, und integriert sich nahtlos in die `</w:t>
+      </w:r>
+      <w:proofErr w:type="spellStart"/>
+      <w:r>
+        <w:t>pathlib</w:t>
+      </w:r>
+      <w:proofErr w:type="spellEnd"/>
+      <w:r>
+        <w:t>`-Bibliothek, die für die Arbeit mit Pfaden und Dateien in Python entwickelt wurde.</w:t>
+      </w:r>
+      <w:r>
+        <w:br/>
+      </w:r>
+    </w:p>
+    <w:p>
+      <w:proofErr w:type="spellStart"/>
+      <w:r>
+        <w:t>pathlib</w:t>
+      </w:r>
+      <w:proofErr w:type="spellEnd"/>
+      <w:r>
+        <w:t xml:space="preserve"> bietet eine Methode zur Bestimmung der Größe einer Datei, die der Funktion </w:t>
+      </w:r>
+      <w:proofErr w:type="spellStart"/>
+      <w:proofErr w:type="gramStart"/>
+      <w:r>
+        <w:t>os.path</w:t>
+      </w:r>
+      <w:proofErr w:type="gramEnd"/>
+      <w:r>
+        <w:t>.</w:t>
+      </w:r>
+      <w:proofErr w:type="gramStart"/>
+      <w:r>
+        <w:t>getsize</w:t>
+      </w:r>
+      <w:proofErr w:type="spellEnd"/>
+      <w:r>
+        <w:t>(</w:t>
+      </w:r>
+      <w:proofErr w:type="gramEnd"/>
+      <w:r>
+        <w:t>) entspricht.</w:t>
+      </w:r>
+    </w:p>
+    <w:p>
+      <w:r>
+        <w:t xml:space="preserve">In </w:t>
+      </w:r>
+      <w:proofErr w:type="spellStart"/>
+      <w:r>
+        <w:t>pathlib</w:t>
+      </w:r>
+      <w:proofErr w:type="spellEnd"/>
+      <w:r>
+        <w:t xml:space="preserve"> kannst du die </w:t>
+      </w:r>
+      <w:proofErr w:type="gramStart"/>
+      <w:r>
+        <w:t xml:space="preserve">Methode </w:t>
       </w:r>
       <w:r>
         <w:rPr>
           <w:b/>
         </w:rPr>
-        <w:t>.stat()</w:t>
+        <w:t>.</w:t>
+      </w:r>
+      <w:proofErr w:type="spellStart"/>
+      <w:r>
+        <w:rPr>
+          <w:b/>
+        </w:rPr>
+        <w:t>stat</w:t>
+      </w:r>
+      <w:proofErr w:type="spellEnd"/>
+      <w:proofErr w:type="gramEnd"/>
+      <w:r>
+        <w:rPr>
+          <w:b/>
+        </w:rPr>
+        <w:t>()</w:t>
       </w:r>
       <w:r>
         <w:t xml:space="preserve"> verwenden, um verschiedene Dateieigenschaften abzurufen, einschließlich der Größe der Datei. Die Größe wird im Attribut </w:t>
       </w:r>
+      <w:proofErr w:type="spellStart"/>
       <w:r>
         <w:rPr>
           <w:b/>
         </w:rPr>
         <w:t>st_size</w:t>
       </w:r>
-      <w:r>
-        <w:t xml:space="preserve"> des os.stat_result-Objekts gespeichert, das von .stat() zurückgegeben wird.</w:t>
+      <w:proofErr w:type="spellEnd"/>
+      <w:r>
+        <w:t xml:space="preserve"> des </w:t>
+      </w:r>
+      <w:proofErr w:type="spellStart"/>
+      <w:proofErr w:type="gramStart"/>
+      <w:r>
+        <w:t>os.stat</w:t>
+      </w:r>
+      <w:proofErr w:type="gramEnd"/>
+      <w:r>
+        <w:t>_result</w:t>
+      </w:r>
+      <w:proofErr w:type="spellEnd"/>
+      <w:r>
+        <w:t xml:space="preserve">-Objekts gespeichert, das </w:t>
+      </w:r>
+      <w:proofErr w:type="gramStart"/>
+      <w:r>
+        <w:t>von .</w:t>
+      </w:r>
+      <w:proofErr w:type="spellStart"/>
+      <w:r>
+        <w:t>stat</w:t>
+      </w:r>
+      <w:proofErr w:type="spellEnd"/>
+      <w:proofErr w:type="gramEnd"/>
+      <w:r>
+        <w:t>() zurückgegeben wird.</w:t>
       </w:r>
     </w:p>
     <w:p/>
@@ -1105,8 +2139,16 @@
         <w:rPr>
           <w:b/>
         </w:rPr>
-        <w:t xml:space="preserve"> traceback</w:t>
-      </w:r>
+        <w:t xml:space="preserve"> </w:t>
+      </w:r>
+      <w:proofErr w:type="spellStart"/>
+      <w:r>
+        <w:rPr>
+          <w:b/>
+        </w:rPr>
+        <w:t>traceback</w:t>
+      </w:r>
+      <w:proofErr w:type="spellEnd"/>
       <w:r>
         <w:t>:</w:t>
       </w:r>
@@ -1145,13 +2187,29 @@
           <w:rFonts w:ascii="JetBrains Mono NL" w:hAnsi="JetBrains Mono NL" w:cs="JetBrains Mono NL"/>
           <w:lang w:val="en-US"/>
         </w:rPr>
-        <w:t xml:space="preserve"> raise Exception('This is the error message.') </w:t>
-      </w:r>
+        <w:t xml:space="preserve"> raise </w:t>
+      </w:r>
+      <w:proofErr w:type="gramStart"/>
       <w:r>
         <w:rPr>
           <w:rFonts w:ascii="JetBrains Mono NL" w:hAnsi="JetBrains Mono NL" w:cs="JetBrains Mono NL"/>
           <w:lang w:val="en-US"/>
         </w:rPr>
+        <w:t>Exception(</w:t>
+      </w:r>
+      <w:proofErr w:type="gramEnd"/>
+      <w:r>
+        <w:rPr>
+          <w:rFonts w:ascii="JetBrains Mono NL" w:hAnsi="JetBrains Mono NL" w:cs="JetBrains Mono NL"/>
+          <w:lang w:val="en-US"/>
+        </w:rPr>
+        <w:t xml:space="preserve">'This is the error message.') </w:t>
+      </w:r>
+      <w:r>
+        <w:rPr>
+          <w:rFonts w:ascii="JetBrains Mono NL" w:hAnsi="JetBrains Mono NL" w:cs="JetBrains Mono NL"/>
+          <w:lang w:val="en-US"/>
+        </w:rPr>
         <w:br/>
         <w:t xml:space="preserve">except: </w:t>
       </w:r>
@@ -1161,45 +2219,198 @@
           <w:lang w:val="en-US"/>
         </w:rPr>
         <w:br/>
-        <w:t xml:space="preserve"> errorFile = open('errorInfo.txt', 'w') </w:t>
-      </w:r>
+        <w:t xml:space="preserve"> </w:t>
+      </w:r>
+      <w:proofErr w:type="spellStart"/>
       <w:r>
         <w:rPr>
           <w:rFonts w:ascii="JetBrains Mono NL" w:hAnsi="JetBrains Mono NL" w:cs="JetBrains Mono NL"/>
           <w:lang w:val="en-US"/>
         </w:rPr>
-        <w:br/>
-        <w:t xml:space="preserve"> errorFile.write(traceback.format_exc()) </w:t>
-      </w:r>
+        <w:t>errorFile</w:t>
+      </w:r>
+      <w:proofErr w:type="spellEnd"/>
       <w:r>
         <w:rPr>
           <w:rFonts w:ascii="JetBrains Mono NL" w:hAnsi="JetBrains Mono NL" w:cs="JetBrains Mono NL"/>
           <w:lang w:val="en-US"/>
         </w:rPr>
-        <w:br/>
-        <w:t xml:space="preserve"> errorFile.close() </w:t>
-      </w:r>
+        <w:t xml:space="preserve"> = </w:t>
+      </w:r>
+      <w:proofErr w:type="gramStart"/>
       <w:r>
         <w:rPr>
           <w:rFonts w:ascii="JetBrains Mono NL" w:hAnsi="JetBrains Mono NL" w:cs="JetBrains Mono NL"/>
           <w:lang w:val="en-US"/>
         </w:rPr>
-        <w:br/>
-        <w:t xml:space="preserve"> print('The traceback info was written to errorInfo.txt.') </w:t>
-      </w:r>
+        <w:t>open(</w:t>
+      </w:r>
+      <w:proofErr w:type="gramEnd"/>
       <w:r>
         <w:rPr>
           <w:rFonts w:ascii="JetBrains Mono NL" w:hAnsi="JetBrains Mono NL" w:cs="JetBrains Mono NL"/>
           <w:lang w:val="en-US"/>
         </w:rPr>
-        <w:br/>
+        <w:t xml:space="preserve">'errorInfo.txt', 'w') </w:t>
       </w:r>
       <w:r>
         <w:rPr>
           <w:rFonts w:ascii="JetBrains Mono NL" w:hAnsi="JetBrains Mono NL" w:cs="JetBrains Mono NL"/>
           <w:lang w:val="en-US"/>
         </w:rPr>
-        <w:t># schreibt den traceback in die Datei “errorInfo.txt”</w:t>
+        <w:br/>
+        <w:t xml:space="preserve"> </w:t>
+      </w:r>
+      <w:proofErr w:type="spellStart"/>
+      <w:r>
+        <w:rPr>
+          <w:rFonts w:ascii="JetBrains Mono NL" w:hAnsi="JetBrains Mono NL" w:cs="JetBrains Mono NL"/>
+          <w:lang w:val="en-US"/>
+        </w:rPr>
+        <w:t>errorFile.write</w:t>
+      </w:r>
+      <w:proofErr w:type="spellEnd"/>
+      <w:r>
+        <w:rPr>
+          <w:rFonts w:ascii="JetBrains Mono NL" w:hAnsi="JetBrains Mono NL" w:cs="JetBrains Mono NL"/>
+          <w:lang w:val="en-US"/>
+        </w:rPr>
+        <w:t>(</w:t>
+      </w:r>
+      <w:proofErr w:type="spellStart"/>
+      <w:proofErr w:type="gramStart"/>
+      <w:r>
+        <w:rPr>
+          <w:rFonts w:ascii="JetBrains Mono NL" w:hAnsi="JetBrains Mono NL" w:cs="JetBrains Mono NL"/>
+          <w:lang w:val="en-US"/>
+        </w:rPr>
+        <w:t>traceback.format</w:t>
+      </w:r>
+      <w:proofErr w:type="gramEnd"/>
+      <w:r>
+        <w:rPr>
+          <w:rFonts w:ascii="JetBrains Mono NL" w:hAnsi="JetBrains Mono NL" w:cs="JetBrains Mono NL"/>
+          <w:lang w:val="en-US"/>
+        </w:rPr>
+        <w:t>_</w:t>
+      </w:r>
+      <w:proofErr w:type="gramStart"/>
+      <w:r>
+        <w:rPr>
+          <w:rFonts w:ascii="JetBrains Mono NL" w:hAnsi="JetBrains Mono NL" w:cs="JetBrains Mono NL"/>
+          <w:lang w:val="en-US"/>
+        </w:rPr>
+        <w:t>exc</w:t>
+      </w:r>
+      <w:proofErr w:type="spellEnd"/>
+      <w:r>
+        <w:rPr>
+          <w:rFonts w:ascii="JetBrains Mono NL" w:hAnsi="JetBrains Mono NL" w:cs="JetBrains Mono NL"/>
+          <w:lang w:val="en-US"/>
+        </w:rPr>
+        <w:t>(</w:t>
+      </w:r>
+      <w:proofErr w:type="gramEnd"/>
+      <w:r>
+        <w:rPr>
+          <w:rFonts w:ascii="JetBrains Mono NL" w:hAnsi="JetBrains Mono NL" w:cs="JetBrains Mono NL"/>
+          <w:lang w:val="en-US"/>
+        </w:rPr>
+        <w:t xml:space="preserve">)) </w:t>
+      </w:r>
+      <w:r>
+        <w:rPr>
+          <w:rFonts w:ascii="JetBrains Mono NL" w:hAnsi="JetBrains Mono NL" w:cs="JetBrains Mono NL"/>
+          <w:lang w:val="en-US"/>
+        </w:rPr>
+        <w:br/>
+        <w:t xml:space="preserve"> </w:t>
+      </w:r>
+      <w:proofErr w:type="spellStart"/>
+      <w:r>
+        <w:rPr>
+          <w:rFonts w:ascii="JetBrains Mono NL" w:hAnsi="JetBrains Mono NL" w:cs="JetBrains Mono NL"/>
+          <w:lang w:val="en-US"/>
+        </w:rPr>
+        <w:t>errorFile.close</w:t>
+      </w:r>
+      <w:proofErr w:type="spellEnd"/>
+      <w:r>
+        <w:rPr>
+          <w:rFonts w:ascii="JetBrains Mono NL" w:hAnsi="JetBrains Mono NL" w:cs="JetBrains Mono NL"/>
+          <w:lang w:val="en-US"/>
+        </w:rPr>
+        <w:t xml:space="preserve">() </w:t>
+      </w:r>
+      <w:r>
+        <w:rPr>
+          <w:rFonts w:ascii="JetBrains Mono NL" w:hAnsi="JetBrains Mono NL" w:cs="JetBrains Mono NL"/>
+          <w:lang w:val="en-US"/>
+        </w:rPr>
+        <w:br/>
+        <w:t xml:space="preserve"> </w:t>
+      </w:r>
+      <w:proofErr w:type="gramStart"/>
+      <w:r>
+        <w:rPr>
+          <w:rFonts w:ascii="JetBrains Mono NL" w:hAnsi="JetBrains Mono NL" w:cs="JetBrains Mono NL"/>
+          <w:lang w:val="en-US"/>
+        </w:rPr>
+        <w:t>print(</w:t>
+      </w:r>
+      <w:proofErr w:type="gramEnd"/>
+      <w:r>
+        <w:rPr>
+          <w:rFonts w:ascii="JetBrains Mono NL" w:hAnsi="JetBrains Mono NL" w:cs="JetBrains Mono NL"/>
+          <w:lang w:val="en-US"/>
+        </w:rPr>
+        <w:t xml:space="preserve">'The traceback info was written to errorInfo.txt.') </w:t>
+      </w:r>
+      <w:r>
+        <w:rPr>
+          <w:rFonts w:ascii="JetBrains Mono NL" w:hAnsi="JetBrains Mono NL" w:cs="JetBrains Mono NL"/>
+          <w:lang w:val="en-US"/>
+        </w:rPr>
+        <w:br/>
+      </w:r>
+      <w:r>
+        <w:rPr>
+          <w:rFonts w:ascii="JetBrains Mono NL" w:hAnsi="JetBrains Mono NL" w:cs="JetBrains Mono NL"/>
+          <w:lang w:val="en-US"/>
+        </w:rPr>
+        <w:t xml:space="preserve"># </w:t>
+      </w:r>
+      <w:proofErr w:type="spellStart"/>
+      <w:r>
+        <w:rPr>
+          <w:rFonts w:ascii="JetBrains Mono NL" w:hAnsi="JetBrains Mono NL" w:cs="JetBrains Mono NL"/>
+          <w:lang w:val="en-US"/>
+        </w:rPr>
+        <w:t>schreibt</w:t>
+      </w:r>
+      <w:proofErr w:type="spellEnd"/>
+      <w:r>
+        <w:rPr>
+          <w:rFonts w:ascii="JetBrains Mono NL" w:hAnsi="JetBrains Mono NL" w:cs="JetBrains Mono NL"/>
+          <w:lang w:val="en-US"/>
+        </w:rPr>
+        <w:t xml:space="preserve"> den traceback in die </w:t>
+      </w:r>
+      <w:proofErr w:type="spellStart"/>
+      <w:r>
+        <w:rPr>
+          <w:rFonts w:ascii="JetBrains Mono NL" w:hAnsi="JetBrains Mono NL" w:cs="JetBrains Mono NL"/>
+          <w:lang w:val="en-US"/>
+        </w:rPr>
+        <w:t>Datei</w:t>
+      </w:r>
+      <w:proofErr w:type="spellEnd"/>
+      <w:r>
+        <w:rPr>
+          <w:rFonts w:ascii="JetBrains Mono NL" w:hAnsi="JetBrains Mono NL" w:cs="JetBrains Mono NL"/>
+          <w:lang w:val="en-US"/>
+        </w:rPr>
+        <w:t xml:space="preserve"> “errorInfo.txt”</w:t>
       </w:r>
     </w:p>
     <w:p>
@@ -1210,21 +2421,47 @@
       </w:pPr>
     </w:p>
     <w:p>
-      <w:r>
-        <w:t>assert prüf</w:t>
-      </w:r>
-      <w:r>
-        <w:t>ung_ob_True, „Message“</w:t>
-      </w:r>
-      <w:r>
-        <w:br/>
-        <w:t>Zusicherungen(assert) lassen sich deaktivieren, indem Sie bei der Ausführung von Python die Option -0 übergeben</w:t>
+      <w:proofErr w:type="spellStart"/>
+      <w:r>
+        <w:t>assert</w:t>
+      </w:r>
+      <w:proofErr w:type="spellEnd"/>
+      <w:r>
+        <w:t xml:space="preserve"> </w:t>
+      </w:r>
+      <w:proofErr w:type="spellStart"/>
+      <w:r>
+        <w:t>prüf</w:t>
+      </w:r>
+      <w:r>
+        <w:t>ung_ob_True</w:t>
+      </w:r>
+      <w:proofErr w:type="spellEnd"/>
+      <w:r>
+        <w:t>, „Message“</w:t>
+      </w:r>
+      <w:r>
+        <w:br/>
+        <w:t>Zusicherungen(</w:t>
+      </w:r>
+      <w:proofErr w:type="spellStart"/>
+      <w:r>
+        <w:t>assert</w:t>
+      </w:r>
+      <w:proofErr w:type="spellEnd"/>
+      <w:r>
+        <w:t>) lassen sich deaktivieren, indem Sie bei der Ausführung von Python die Option -0 übergeben</w:t>
       </w:r>
     </w:p>
     <w:p/>
     <w:p>
-      <w:r>
-        <w:t>logging:</w:t>
+      <w:proofErr w:type="spellStart"/>
+      <w:r>
+        <w:t>logging</w:t>
+      </w:r>
+      <w:proofErr w:type="spellEnd"/>
+      <w:r>
+        <w:t>:</w:t>
       </w:r>
     </w:p>
     <w:p>
@@ -1238,7 +2475,15 @@
         <w:br/>
       </w:r>
       <w:r>
-        <w:t xml:space="preserve">Seite 294 Web Scraping </w:t>
+        <w:t xml:space="preserve">Seite 294 Web </w:t>
+      </w:r>
+      <w:proofErr w:type="spellStart"/>
+      <w:r>
+        <w:t>Scraping</w:t>
+      </w:r>
+      <w:proofErr w:type="spellEnd"/>
+      <w:r>
+        <w:t xml:space="preserve"> </w:t>
       </w:r>
       <w:r>
         <w:br/>
@@ -1261,7 +2506,17 @@
     <w:p>
       <w:r>
         <w:lastRenderedPageBreak/>
-        <w:t>Wiederholen RegEx Seite 198</w:t>
+        <w:t xml:space="preserve">Wiederholen </w:t>
+      </w:r>
+      <w:proofErr w:type="spellStart"/>
+      <w:proofErr w:type="gramStart"/>
+      <w:r>
+        <w:t>RegEx</w:t>
+      </w:r>
+      <w:proofErr w:type="spellEnd"/>
+      <w:proofErr w:type="gramEnd"/>
+      <w:r>
+        <w:t xml:space="preserve"> Seite 198</w:t>
       </w:r>
     </w:p>
     <w:p/>

--- a/docs/Routineaufgaben_Automatisieren.docx
+++ b/docs/Routineaufgaben_Automatisieren.docx
@@ -17,13 +17,8 @@
       </w:r>
     </w:p>
     <w:p>
-      <w:proofErr w:type="gramStart"/>
-      <w:r>
-        <w:t>Wiederholung  Seite</w:t>
-      </w:r>
-      <w:proofErr w:type="gramEnd"/>
-      <w:r>
-        <w:t xml:space="preserve"> 229</w:t>
+      <w:r>
+        <w:t>Wiederholung  Seite 229</w:t>
       </w:r>
       <w:r>
         <w:t>, 215</w:t>
@@ -35,7 +30,10 @@
         <w:t>2</w:t>
       </w:r>
       <w:r>
-        <w:t>41</w:t>
+        <w:t>4</w:t>
+      </w:r>
+      <w:r>
+        <w:t>7</w:t>
       </w:r>
     </w:p>
     <w:p>
@@ -66,50 +64,18 @@
         <w:rPr>
           <w:highlight w:val="yellow"/>
         </w:rPr>
-        <w:t xml:space="preserve">loop in loop </w:t>
-      </w:r>
-      <w:proofErr w:type="spellStart"/>
-      <w:r>
-        <w:rPr>
-          <w:highlight w:val="yellow"/>
-        </w:rPr>
-        <w:t>table_frmt_print</w:t>
-      </w:r>
-      <w:proofErr w:type="spellEnd"/>
-      <w:r>
-        <w:rPr>
-          <w:highlight w:val="yellow"/>
-        </w:rPr>
-        <w:t xml:space="preserve"> wiederholen!</w:t>
-      </w:r>
-    </w:p>
-    <w:p>
-      <w:proofErr w:type="spellStart"/>
-      <w:proofErr w:type="gramStart"/>
-      <w:r>
-        <w:t>Dicotonary.get</w:t>
-      </w:r>
-      <w:proofErr w:type="spellEnd"/>
-      <w:r>
-        <w:t>(</w:t>
-      </w:r>
-      <w:proofErr w:type="gramEnd"/>
-      <w:r>
-        <w:t xml:space="preserve">k, </w:t>
-      </w:r>
-      <w:proofErr w:type="spellStart"/>
-      <w:r>
-        <w:t>de</w:t>
+        <w:t>loop in loop table_frmt_print wiederholen!</w:t>
+      </w:r>
+    </w:p>
+    <w:p>
+      <w:r>
+        <w:t>Dicotonary.get(k, de</w:t>
       </w:r>
       <w:r>
         <w:t>f</w:t>
       </w:r>
       <w:r>
-        <w:t>ault</w:t>
-      </w:r>
-      <w:proofErr w:type="spellEnd"/>
-      <w:r>
-        <w:t>) + 1</w:t>
+        <w:t>ault) + 1</w:t>
       </w:r>
       <w:r>
         <w:tab/>
@@ -134,105 +100,36 @@
       </w:r>
     </w:p>
     <w:p>
-      <w:proofErr w:type="spellStart"/>
-      <w:proofErr w:type="gramStart"/>
-      <w:r>
-        <w:t>spam.sort</w:t>
-      </w:r>
-      <w:proofErr w:type="spellEnd"/>
-      <w:proofErr w:type="gramEnd"/>
-      <w:r>
-        <w:t>(</w:t>
-      </w:r>
-      <w:proofErr w:type="spellStart"/>
-      <w:r>
-        <w:t>key</w:t>
-      </w:r>
-      <w:proofErr w:type="spellEnd"/>
-      <w:r>
-        <w:t>=</w:t>
-      </w:r>
-      <w:proofErr w:type="spellStart"/>
-      <w:proofErr w:type="gramStart"/>
-      <w:r>
-        <w:t>str.lower</w:t>
-      </w:r>
-      <w:proofErr w:type="spellEnd"/>
-      <w:proofErr w:type="gramEnd"/>
-      <w:r>
-        <w:t>)</w:t>
-      </w:r>
-    </w:p>
-    <w:p>
-      <w:proofErr w:type="spellStart"/>
-      <w:r>
-        <w:t>isX-Stringmethoden</w:t>
-      </w:r>
-      <w:proofErr w:type="spellEnd"/>
-      <w:r>
-        <w:t xml:space="preserve"> Seite 172</w:t>
+      <w:pPr>
+        <w:rPr>
+          <w:lang w:val="en-US"/>
+        </w:rPr>
+      </w:pPr>
+      <w:r>
+        <w:rPr>
+          <w:lang w:val="en-US"/>
+        </w:rPr>
+        <w:t>spam.sort(key=str.lower)</w:t>
+      </w:r>
+    </w:p>
+    <w:p>
+      <w:r>
+        <w:t>isX-Stringmethoden Seite 172</w:t>
       </w:r>
     </w:p>
     <w:p/>
     <w:p>
       <w:r>
-        <w:t xml:space="preserve">Die Methoden </w:t>
-      </w:r>
-      <w:proofErr w:type="spellStart"/>
-      <w:proofErr w:type="gramStart"/>
-      <w:r>
-        <w:t>rjust</w:t>
-      </w:r>
-      <w:proofErr w:type="spellEnd"/>
-      <w:r>
-        <w:t>(</w:t>
-      </w:r>
-      <w:proofErr w:type="gramEnd"/>
-      <w:r>
-        <w:t xml:space="preserve">) und </w:t>
-      </w:r>
-      <w:proofErr w:type="spellStart"/>
-      <w:proofErr w:type="gramStart"/>
-      <w:r>
-        <w:t>ljust</w:t>
-      </w:r>
-      <w:proofErr w:type="spellEnd"/>
-      <w:r>
-        <w:t>(</w:t>
-      </w:r>
-      <w:proofErr w:type="gramEnd"/>
-      <w:r>
-        <w:t xml:space="preserve">) werden für einen String aufgerufen und </w:t>
-      </w:r>
-      <w:proofErr w:type="gramStart"/>
-      <w:r>
-        <w:t xml:space="preserve">geben </w:t>
+        <w:t xml:space="preserve">Die Methoden rjust() und ljust() werden für einen String aufgerufen und geben </w:t>
       </w:r>
       <w:r>
         <w:t xml:space="preserve"> </w:t>
       </w:r>
       <w:r>
-        <w:t>eine</w:t>
-      </w:r>
-      <w:proofErr w:type="gramEnd"/>
-      <w:r>
-        <w:t xml:space="preserve"> Variante dieses Strings zurück, bei der der Text mithilfe von Leerzeichen ausgerichtet ist</w:t>
-      </w:r>
-      <w:r>
-        <w:t xml:space="preserve">. </w:t>
-      </w:r>
-      <w:proofErr w:type="gramStart"/>
-      <w:r>
-        <w:t>.</w:t>
-      </w:r>
-      <w:proofErr w:type="spellStart"/>
-      <w:r>
-        <w:t>center</w:t>
-      </w:r>
-      <w:proofErr w:type="spellEnd"/>
-      <w:proofErr w:type="gramEnd"/>
-      <w:r>
-        <w:t>()</w:t>
+        <w:t>eine Variante dieses Strings zurück, bei der der Text mithilfe von Leerzeichen ausgerichtet ist</w:t>
+      </w:r>
+      <w:r>
+        <w:t>. .center()</w:t>
       </w:r>
     </w:p>
     <w:p>
@@ -243,41 +140,7 @@
     <w:p/>
     <w:p>
       <w:r>
-        <w:t xml:space="preserve">Das Modul </w:t>
-      </w:r>
-      <w:proofErr w:type="spellStart"/>
-      <w:r>
-        <w:t>pyperclip</w:t>
-      </w:r>
-      <w:proofErr w:type="spellEnd"/>
-      <w:r>
-        <w:t xml:space="preserve"> enthält die Funktionen </w:t>
-      </w:r>
-      <w:proofErr w:type="spellStart"/>
-      <w:proofErr w:type="gramStart"/>
-      <w:r>
-        <w:t>copy</w:t>
-      </w:r>
-      <w:proofErr w:type="spellEnd"/>
-      <w:r>
-        <w:t>(</w:t>
-      </w:r>
-      <w:proofErr w:type="gramEnd"/>
-      <w:r>
-        <w:t xml:space="preserve">) und </w:t>
-      </w:r>
-      <w:proofErr w:type="spellStart"/>
-      <w:proofErr w:type="gramStart"/>
-      <w:r>
-        <w:t>paste</w:t>
-      </w:r>
-      <w:proofErr w:type="spellEnd"/>
-      <w:r>
-        <w:t>(</w:t>
-      </w:r>
-      <w:proofErr w:type="gramEnd"/>
-      <w:r>
-        <w:t>), die Text an die Zwischenablage des Computers senden bzw. von dort empfangen können.</w:t>
+        <w:t>Das Modul pyperclip enthält die Funktionen copy() und paste(), die Text an die Zwischenablage des Computers senden bzw. von dort empfangen können.</w:t>
       </w:r>
     </w:p>
     <w:p/>
@@ -288,13 +151,8 @@
     </w:p>
     <w:p/>
     <w:p>
-      <w:proofErr w:type="spellStart"/>
-      <w:r>
-        <w:t>Sys.argv</w:t>
-      </w:r>
-      <w:proofErr w:type="spellEnd"/>
-      <w:r>
-        <w:t xml:space="preserve"> </w:t>
+      <w:r>
+        <w:t xml:space="preserve">Sys.argv </w:t>
       </w:r>
       <w:r>
         <w:tab/>
@@ -304,41 +162,10 @@
     <w:p/>
     <w:p>
       <w:r>
-        <w:t xml:space="preserve">Aufgabe Projekt </w:t>
-      </w:r>
-      <w:proofErr w:type="spellStart"/>
-      <w:proofErr w:type="gramStart"/>
-      <w:r>
-        <w:t>TablePrint</w:t>
-      </w:r>
-      <w:proofErr w:type="spellEnd"/>
-      <w:proofErr w:type="gramEnd"/>
-      <w:r>
-        <w:t xml:space="preserve"> Seite 187 wiederholen </w:t>
-      </w:r>
-      <w:proofErr w:type="spellStart"/>
-      <w:proofErr w:type="gramStart"/>
-      <w:r>
-        <w:t>indexing</w:t>
-      </w:r>
-      <w:proofErr w:type="spellEnd"/>
-      <w:r>
-        <w:t xml:space="preserve">  mit</w:t>
-      </w:r>
-      <w:proofErr w:type="gramEnd"/>
-      <w:r>
-        <w:t xml:space="preserve"> verschachtelten Schleifen und </w:t>
-      </w:r>
-      <w:proofErr w:type="spellStart"/>
-      <w:r>
-        <w:t>enum</w:t>
-      </w:r>
-      <w:r>
-        <w:t>erate</w:t>
-      </w:r>
-      <w:proofErr w:type="spellEnd"/>
-      <w:r>
-        <w:t xml:space="preserve"> üben</w:t>
+        <w:t>Aufgabe Projekt TablePrint Seite 187 wiederholen indexing  mit verschachtelten Schleifen und enum</w:t>
+      </w:r>
+      <w:r>
+        <w:t>erate üben</w:t>
       </w:r>
       <w:r>
         <w:t xml:space="preserve">. </w:t>
@@ -351,114 +178,29 @@
     </w:p>
     <w:p>
       <w:r>
-        <w:t xml:space="preserve">Widerholungsfragen </w:t>
-      </w:r>
-      <w:proofErr w:type="spellStart"/>
-      <w:proofErr w:type="gramStart"/>
-      <w:r>
-        <w:t>Regex</w:t>
-      </w:r>
-      <w:proofErr w:type="spellEnd"/>
-      <w:proofErr w:type="gramEnd"/>
-      <w:r>
-        <w:t xml:space="preserve"> Seite 218</w:t>
-      </w:r>
-    </w:p>
-    <w:p>
-      <w:proofErr w:type="spellStart"/>
-      <w:r>
-        <w:t>Regex</w:t>
-      </w:r>
-      <w:proofErr w:type="spellEnd"/>
-      <w:r>
-        <w:t xml:space="preserve"> </w:t>
-      </w:r>
-      <w:proofErr w:type="gramStart"/>
-      <w:r>
-        <w:t>Projekt</w:t>
-      </w:r>
-      <w:proofErr w:type="gramEnd"/>
-      <w:r>
-        <w:t xml:space="preserve"> </w:t>
+        <w:t>Widerholungsfragen Regex Seite 218</w:t>
+      </w:r>
+    </w:p>
+    <w:p>
+      <w:r>
+        <w:t xml:space="preserve">Regex Projekt </w:t>
       </w:r>
       <w:r>
         <w:t xml:space="preserve">Seite 220 wiederholen. </w:t>
       </w:r>
-      <w:proofErr w:type="spellStart"/>
-      <w:r>
-        <w:t>Regex</w:t>
-      </w:r>
-      <w:proofErr w:type="spellEnd"/>
-      <w:r>
-        <w:t xml:space="preserve"> Projekt 248 wiederholen. </w:t>
+      <w:r>
+        <w:t xml:space="preserve">Regex Projekt 248 wiederholen. </w:t>
       </w:r>
     </w:p>
     <w:p/>
     <w:p>
-      <w:proofErr w:type="spellStart"/>
-      <w:proofErr w:type="gramStart"/>
-      <w:r>
-        <w:t>Ppritnt</w:t>
-      </w:r>
-      <w:proofErr w:type="spellEnd"/>
-      <w:r>
-        <w:t>(</w:t>
-      </w:r>
-      <w:proofErr w:type="gramEnd"/>
-      <w:r>
-        <w:t>) „Saubere Ausgabe“ Kapitel 5 und Seite 236,</w:t>
-      </w:r>
-    </w:p>
-    <w:p>
-      <w:proofErr w:type="spellStart"/>
-      <w:r>
-        <w:t>Zb</w:t>
-      </w:r>
-      <w:proofErr w:type="spellEnd"/>
-      <w:r>
-        <w:t xml:space="preserve">. </w:t>
-      </w:r>
-      <w:proofErr w:type="spellStart"/>
-      <w:r>
-        <w:t>dictionarys</w:t>
-      </w:r>
-      <w:proofErr w:type="spellEnd"/>
-      <w:r>
-        <w:t xml:space="preserve"> die im Python-Format bleiben sollen mit </w:t>
-      </w:r>
-      <w:proofErr w:type="spellStart"/>
-      <w:proofErr w:type="gramStart"/>
-      <w:r>
-        <w:t>pprint.pformat</w:t>
-      </w:r>
-      <w:proofErr w:type="spellEnd"/>
-      <w:proofErr w:type="gramEnd"/>
-      <w:r>
-        <w:t xml:space="preserve">() z.B. in als eigenständige Datei, als Modul speichern wird als </w:t>
-      </w:r>
-      <w:proofErr w:type="gramStart"/>
-      <w:r>
-        <w:t>liste</w:t>
-      </w:r>
-      <w:proofErr w:type="gramEnd"/>
-      <w:r>
-        <w:t xml:space="preserve"> die das </w:t>
-      </w:r>
-      <w:proofErr w:type="spellStart"/>
-      <w:r>
-        <w:t>dictionary</w:t>
-      </w:r>
-      <w:proofErr w:type="spellEnd"/>
-      <w:r>
-        <w:t xml:space="preserve"> </w:t>
-      </w:r>
-      <w:proofErr w:type="gramStart"/>
-      <w:r>
-        <w:t>enthält</w:t>
-      </w:r>
-      <w:proofErr w:type="gramEnd"/>
-      <w:r>
-        <w:t xml:space="preserve"> gespeichert. </w:t>
+      <w:r>
+        <w:t>Ppritnt() „Saubere Ausgabe“ Kapitel 5 und Seite 236,</w:t>
+      </w:r>
+    </w:p>
+    <w:p>
+      <w:r>
+        <w:t xml:space="preserve">Zb. dictionarys die im Python-Format bleiben sollen mit pprint.pformat() z.B. in als eigenständige Datei, als Modul speichern wird als liste die das dictionary enthält gespeichert. </w:t>
       </w:r>
     </w:p>
     <w:p>
@@ -473,23 +215,7 @@
           <w:highlight w:val="yellow"/>
           <w:u w:val="single"/>
         </w:rPr>
-        <w:t xml:space="preserve">Der </w:t>
-      </w:r>
-      <w:proofErr w:type="gramStart"/>
-      <w:r>
-        <w:rPr>
-          <w:highlight w:val="yellow"/>
-          <w:u w:val="single"/>
-        </w:rPr>
-        <w:t>bist</w:t>
-      </w:r>
-      <w:proofErr w:type="gramEnd"/>
-      <w:r>
-        <w:rPr>
-          <w:highlight w:val="yellow"/>
-          <w:u w:val="single"/>
-        </w:rPr>
-        <w:t xml:space="preserve"> jetzt beste Weg ein </w:t>
+        <w:t xml:space="preserve">Der bist jetzt beste Weg ein </w:t>
       </w:r>
       <w:r>
         <w:rPr>
@@ -498,33 +224,13 @@
           <w:highlight w:val="yellow"/>
           <w:u w:val="single"/>
         </w:rPr>
-        <w:t xml:space="preserve">Skript aufzurufen, Bat </w:t>
-      </w:r>
-      <w:proofErr w:type="spellStart"/>
-      <w:r>
-        <w:rPr>
-          <w:b/>
-          <w:bCs/>
+        <w:t xml:space="preserve">Skript aufzurufen, Bat datei </w:t>
+      </w:r>
+      <w:r>
+        <w:rPr>
           <w:highlight w:val="yellow"/>
           <w:u w:val="single"/>
         </w:rPr>
-        <w:t>datei</w:t>
-      </w:r>
-      <w:proofErr w:type="spellEnd"/>
-      <w:r>
-        <w:rPr>
-          <w:b/>
-          <w:bCs/>
-          <w:highlight w:val="yellow"/>
-          <w:u w:val="single"/>
-        </w:rPr>
-        <w:t xml:space="preserve"> </w:t>
-      </w:r>
-      <w:r>
-        <w:rPr>
-          <w:highlight w:val="yellow"/>
-          <w:u w:val="single"/>
-        </w:rPr>
         <w:t>in einen Path-Ordner:</w:t>
       </w:r>
       <w:r>
@@ -583,32 +289,14 @@
       </w:r>
       <w:r>
         <w:br/>
-        <w:t xml:space="preserve">wiederum liest diese Argumente in die Liste </w:t>
-      </w:r>
-      <w:proofErr w:type="spellStart"/>
-      <w:proofErr w:type="gramStart"/>
-      <w:r>
-        <w:t>sys.argv</w:t>
-      </w:r>
-      <w:proofErr w:type="spellEnd"/>
-      <w:proofErr w:type="gramEnd"/>
-      <w:r>
-        <w:t xml:space="preserve"> ein.</w:t>
+        <w:t>wiederum liest diese Argumente in die Liste sys.argv ein.</w:t>
       </w:r>
     </w:p>
     <w:p/>
     <w:p/>
     <w:p>
       <w:r>
-        <w:t xml:space="preserve">Beispiel Raw-String über mehre Zeilen, „…\“darf nicht am </w:t>
-      </w:r>
-      <w:proofErr w:type="spellStart"/>
-      <w:r>
-        <w:t>ende</w:t>
-      </w:r>
-      <w:proofErr w:type="spellEnd"/>
-      <w:r>
-        <w:t xml:space="preserve"> der Zeile stehen</w:t>
+        <w:t>Beispiel Raw-String über mehre Zeilen, „…\“darf nicht am ende der Zeile stehen</w:t>
       </w:r>
     </w:p>
     <w:p>
@@ -625,7 +313,6 @@
           <w14:ligatures w14:val="none"/>
         </w:rPr>
       </w:pPr>
-      <w:proofErr w:type="spellStart"/>
       <w:r>
         <w:rPr>
           <w:rFonts w:ascii="JetBrains Mono NL" w:eastAsia="Times New Roman" w:hAnsi="JetBrains Mono NL" w:cs="JetBrains Mono NL"/>
@@ -638,7 +325,6 @@
         </w:rPr>
         <w:t>zipdatei</w:t>
       </w:r>
-      <w:proofErr w:type="spellEnd"/>
       <w:r>
         <w:rPr>
           <w:rFonts w:ascii="JetBrains Mono NL" w:eastAsia="Times New Roman" w:hAnsi="JetBrains Mono NL" w:cs="JetBrains Mono NL"/>
@@ -883,9 +569,20 @@
           <w:lang w:eastAsia="de-DE"/>
           <w14:ligatures w14:val="none"/>
         </w:rPr>
-        <w:t>\</w:t>
-      </w:r>
-      <w:proofErr w:type="spellStart"/>
+        <w:t>\R</w:t>
+      </w:r>
+      <w:r>
+        <w:rPr>
+          <w:rFonts w:ascii="JetBrains Mono NL" w:eastAsia="Times New Roman" w:hAnsi="JetBrains Mono NL" w:cs="JetBrains Mono NL"/>
+          <w:color w:val="E06C75"/>
+          <w:kern w:val="0"/>
+          <w:sz w:val="18"/>
+          <w:szCs w:val="18"/>
+          <w:lang w:eastAsia="de-DE"/>
+          <w14:ligatures w14:val="none"/>
+        </w:rPr>
+        <w:t>outine_Aufgaben_Automatisieren</w:t>
+      </w:r>
       <w:r>
         <w:rPr>
           <w:rFonts w:ascii="JetBrains Mono NL" w:eastAsia="Times New Roman" w:hAnsi="JetBrains Mono NL" w:cs="JetBrains Mono NL"/>
@@ -896,7 +593,7 @@
           <w:lang w:eastAsia="de-DE"/>
           <w14:ligatures w14:val="none"/>
         </w:rPr>
-        <w:t>R</w:t>
+        <w:t>\n</w:t>
       </w:r>
       <w:r>
         <w:rPr>
@@ -908,31 +605,6 @@
           <w:lang w:eastAsia="de-DE"/>
           <w14:ligatures w14:val="none"/>
         </w:rPr>
-        <w:t>outine_Aufgaben_Automatisieren</w:t>
-      </w:r>
-      <w:proofErr w:type="spellEnd"/>
-      <w:r>
-        <w:rPr>
-          <w:rFonts w:ascii="JetBrains Mono NL" w:eastAsia="Times New Roman" w:hAnsi="JetBrains Mono NL" w:cs="JetBrains Mono NL"/>
-          <w:color w:val="56B6C2"/>
-          <w:kern w:val="0"/>
-          <w:sz w:val="18"/>
-          <w:szCs w:val="18"/>
-          <w:lang w:eastAsia="de-DE"/>
-          <w14:ligatures w14:val="none"/>
-        </w:rPr>
-        <w:t>\n</w:t>
-      </w:r>
-      <w:r>
-        <w:rPr>
-          <w:rFonts w:ascii="JetBrains Mono NL" w:eastAsia="Times New Roman" w:hAnsi="JetBrains Mono NL" w:cs="JetBrains Mono NL"/>
-          <w:color w:val="E06C75"/>
-          <w:kern w:val="0"/>
-          <w:sz w:val="18"/>
-          <w:szCs w:val="18"/>
-          <w:lang w:eastAsia="de-DE"/>
-          <w14:ligatures w14:val="none"/>
-        </w:rPr>
         <w:t>eu.zip"</w:t>
       </w:r>
       <w:r>
@@ -975,7 +647,6 @@
         </w:rPr>
         <w:t xml:space="preserve">wiederholen </w:t>
       </w:r>
-      <w:proofErr w:type="spellStart"/>
       <w:r>
         <w:rPr>
           <w:b/>
@@ -992,19 +663,13 @@
         </w:rPr>
         <w:t>gEx</w:t>
       </w:r>
-      <w:proofErr w:type="spellEnd"/>
     </w:p>
     <w:p>
       <w:pPr>
         <w:pStyle w:val="berschrift2"/>
       </w:pPr>
-      <w:proofErr w:type="spellStart"/>
-      <w:r>
-        <w:t>Pathlib</w:t>
-      </w:r>
-      <w:proofErr w:type="spellEnd"/>
-      <w:r>
-        <w:t>, OS, Pfade usw.</w:t>
+      <w:r>
+        <w:t>Pathlib, OS, Pfade usw.</w:t>
       </w:r>
     </w:p>
     <w:p>
@@ -1013,22 +678,12 @@
           <w:lang w:val="en-US"/>
         </w:rPr>
       </w:pPr>
-      <w:proofErr w:type="spellStart"/>
-      <w:proofErr w:type="gramStart"/>
       <w:r>
         <w:rPr>
           <w:lang w:val="en-US"/>
         </w:rPr>
-        <w:t>os.path</w:t>
-      </w:r>
-      <w:proofErr w:type="gramEnd"/>
-      <w:r>
-        <w:rPr>
-          <w:lang w:val="en-US"/>
-        </w:rPr>
-        <w:t>.</w:t>
-      </w:r>
-      <w:proofErr w:type="gramStart"/>
+        <w:t>os.path.</w:t>
+      </w:r>
       <w:r>
         <w:rPr>
           <w:b/>
@@ -1036,29 +691,16 @@
         </w:rPr>
         <w:t>relpath</w:t>
       </w:r>
-      <w:proofErr w:type="spellEnd"/>
       <w:r>
         <w:rPr>
           <w:lang w:val="en-US"/>
         </w:rPr>
-        <w:t>(</w:t>
-      </w:r>
-      <w:proofErr w:type="gramEnd"/>
-      <w:r>
-        <w:rPr>
-          <w:lang w:val="en-US"/>
-        </w:rPr>
-        <w:t xml:space="preserve">'C:\\Windows', 'C:\\spam\\eggs') </w:t>
-      </w:r>
-    </w:p>
-    <w:p>
-      <w:proofErr w:type="gramStart"/>
-      <w:r>
-        <w:t>'..</w:t>
-      </w:r>
-      <w:proofErr w:type="gramEnd"/>
-      <w:r>
-        <w:t>\\..\\Windows'</w:t>
+        <w:t xml:space="preserve">('C:\\Windows', 'C:\\spam\\eggs') </w:t>
+      </w:r>
+    </w:p>
+    <w:p>
+      <w:r>
+        <w:t>'..\\..\\Windows'</w:t>
       </w:r>
     </w:p>
     <w:p/>
@@ -1083,143 +725,44 @@
     </w:p>
     <w:p>
       <w:r>
-        <w:t xml:space="preserve">Basisname eines Path-Objektes in </w:t>
-      </w:r>
-      <w:proofErr w:type="spellStart"/>
-      <w:r>
-        <w:t>pathlib</w:t>
-      </w:r>
-      <w:proofErr w:type="spellEnd"/>
-      <w:r>
-        <w:t xml:space="preserve"> = .</w:t>
-      </w:r>
-      <w:proofErr w:type="spellStart"/>
-      <w:r>
-        <w:t>name</w:t>
-      </w:r>
-      <w:proofErr w:type="spellEnd"/>
+        <w:t>Basisname eines Path-Objektes in pathlib = .name</w:t>
+      </w:r>
       <w:r>
         <w:br/>
         <w:t xml:space="preserve">in OS:  </w:t>
       </w:r>
-      <w:proofErr w:type="spellStart"/>
-      <w:proofErr w:type="gramStart"/>
-      <w:r>
-        <w:t>os.path</w:t>
-      </w:r>
-      <w:proofErr w:type="gramEnd"/>
-      <w:r>
-        <w:t>.basename</w:t>
-      </w:r>
-      <w:proofErr w:type="spellEnd"/>
-      <w:r>
-        <w:t>(</w:t>
-      </w:r>
-      <w:proofErr w:type="spellStart"/>
+      <w:r>
+        <w:t>os.path.basename(path)</w:t>
+      </w:r>
+    </w:p>
+    <w:p>
+      <w:r>
+        <w:t>Verzeichnisname in pathlib:= path_objekt.parent</w:t>
+      </w:r>
+      <w:r>
+        <w:br/>
+        <w:t xml:space="preserve">in OS: </w:t>
+      </w:r>
+      <w:r>
+        <w:t>os.path.</w:t>
+      </w:r>
+      <w:r>
+        <w:t>dirname</w:t>
+      </w:r>
+      <w:r>
+        <w:t>(path)</w:t>
+      </w:r>
+    </w:p>
+    <w:p>
+      <w:r>
+        <w:t xml:space="preserve">Tupel(vezeinsname, basename) = </w:t>
+      </w:r>
+      <w:r>
+        <w:t>os.path.split(</w:t>
+      </w:r>
       <w:r>
         <w:t>path</w:t>
       </w:r>
-      <w:proofErr w:type="spellEnd"/>
-      <w:r>
-        <w:t>)</w:t>
-      </w:r>
-    </w:p>
-    <w:p>
-      <w:r>
-        <w:t xml:space="preserve">Verzeichnisname in </w:t>
-      </w:r>
-      <w:proofErr w:type="spellStart"/>
-      <w:proofErr w:type="gramStart"/>
-      <w:r>
-        <w:t>pathlib</w:t>
-      </w:r>
-      <w:proofErr w:type="spellEnd"/>
-      <w:r>
-        <w:t>:=</w:t>
-      </w:r>
-      <w:proofErr w:type="gramEnd"/>
-      <w:r>
-        <w:t xml:space="preserve"> </w:t>
-      </w:r>
-      <w:proofErr w:type="spellStart"/>
-      <w:r>
-        <w:t>path_</w:t>
-      </w:r>
-      <w:proofErr w:type="gramStart"/>
-      <w:r>
-        <w:t>objekt.parent</w:t>
-      </w:r>
-      <w:proofErr w:type="spellEnd"/>
-      <w:proofErr w:type="gramEnd"/>
-      <w:r>
-        <w:br/>
-        <w:t xml:space="preserve">in OS: </w:t>
-      </w:r>
-      <w:proofErr w:type="spellStart"/>
-      <w:proofErr w:type="gramStart"/>
-      <w:r>
-        <w:t>os.path</w:t>
-      </w:r>
-      <w:proofErr w:type="gramEnd"/>
-      <w:r>
-        <w:t>.</w:t>
-      </w:r>
-      <w:r>
-        <w:t>dirname</w:t>
-      </w:r>
-      <w:proofErr w:type="spellEnd"/>
-      <w:r>
-        <w:t>(</w:t>
-      </w:r>
-      <w:proofErr w:type="spellStart"/>
-      <w:r>
-        <w:t>path</w:t>
-      </w:r>
-      <w:proofErr w:type="spellEnd"/>
-      <w:r>
-        <w:t>)</w:t>
-      </w:r>
-    </w:p>
-    <w:p>
-      <w:proofErr w:type="gramStart"/>
-      <w:r>
-        <w:t>Tupel(</w:t>
-      </w:r>
-      <w:proofErr w:type="spellStart"/>
-      <w:proofErr w:type="gramEnd"/>
-      <w:r>
-        <w:t>vezeinsname</w:t>
-      </w:r>
-      <w:proofErr w:type="spellEnd"/>
-      <w:r>
-        <w:t xml:space="preserve">, </w:t>
-      </w:r>
-      <w:proofErr w:type="spellStart"/>
-      <w:r>
-        <w:t>basename</w:t>
-      </w:r>
-      <w:proofErr w:type="spellEnd"/>
-      <w:r>
-        <w:t xml:space="preserve">) = </w:t>
-      </w:r>
-      <w:proofErr w:type="spellStart"/>
-      <w:proofErr w:type="gramStart"/>
-      <w:r>
-        <w:t>os.path</w:t>
-      </w:r>
-      <w:proofErr w:type="gramEnd"/>
-      <w:r>
-        <w:t>.split</w:t>
-      </w:r>
-      <w:proofErr w:type="spellEnd"/>
-      <w:r>
-        <w:t>(</w:t>
-      </w:r>
-      <w:proofErr w:type="spellStart"/>
-      <w:r>
-        <w:t>path</w:t>
-      </w:r>
-      <w:proofErr w:type="spellEnd"/>
       <w:r>
         <w:t>)</w:t>
       </w:r>
@@ -1232,183 +775,44 @@
           <w:sz w:val="16"/>
           <w:szCs w:val="16"/>
         </w:rPr>
-        <w:t xml:space="preserve">Allerdings ist </w:t>
-      </w:r>
-      <w:proofErr w:type="spellStart"/>
-      <w:proofErr w:type="gramStart"/>
+        <w:t>Allerdings ist os.path.split() eine praktische Abkürzung.</w:t>
+      </w:r>
       <w:r>
         <w:rPr>
           <w:rFonts w:ascii="Arial" w:hAnsi="Arial" w:cs="Arial"/>
           <w:sz w:val="16"/>
           <w:szCs w:val="16"/>
         </w:rPr>
-        <w:t>os.path</w:t>
-      </w:r>
-      <w:proofErr w:type="gramEnd"/>
+        <w:br/>
+        <w:t xml:space="preserve">Beachten Sie aber, dass os.path.split() keinen Dateipfad entgegennimmt und </w:t>
+      </w:r>
       <w:r>
         <w:rPr>
           <w:rFonts w:ascii="Arial" w:hAnsi="Arial" w:cs="Arial"/>
           <w:sz w:val="16"/>
           <w:szCs w:val="16"/>
         </w:rPr>
-        <w:t>.</w:t>
-      </w:r>
-      <w:proofErr w:type="gramStart"/>
+        <w:br/>
+        <w:t xml:space="preserve">daraus eine Liste der Strings für die einzelnen Ordner zurückgibt. Für diesen </w:t>
+      </w:r>
       <w:r>
         <w:rPr>
           <w:rFonts w:ascii="Arial" w:hAnsi="Arial" w:cs="Arial"/>
           <w:sz w:val="16"/>
           <w:szCs w:val="16"/>
         </w:rPr>
-        <w:t>split</w:t>
-      </w:r>
-      <w:proofErr w:type="spellEnd"/>
+        <w:br/>
+        <w:t xml:space="preserve">Zweck müssen Sie den Pfad mit der Stringmethode split() zerlegen und ihr die </w:t>
+      </w:r>
       <w:r>
         <w:rPr>
           <w:rFonts w:ascii="Arial" w:hAnsi="Arial" w:cs="Arial"/>
           <w:sz w:val="16"/>
           <w:szCs w:val="16"/>
         </w:rPr>
-        <w:t>(</w:t>
-      </w:r>
-      <w:proofErr w:type="gramEnd"/>
-      <w:r>
-        <w:rPr>
-          <w:rFonts w:ascii="Arial" w:hAnsi="Arial" w:cs="Arial"/>
-          <w:sz w:val="16"/>
-          <w:szCs w:val="16"/>
-        </w:rPr>
-        <w:t>) eine praktische Abkürzung.</w:t>
-      </w:r>
-      <w:r>
-        <w:rPr>
-          <w:rFonts w:ascii="Arial" w:hAnsi="Arial" w:cs="Arial"/>
-          <w:sz w:val="16"/>
-          <w:szCs w:val="16"/>
-        </w:rPr>
-        <w:br/>
-        <w:t xml:space="preserve">Beachten Sie aber, dass </w:t>
-      </w:r>
-      <w:proofErr w:type="spellStart"/>
-      <w:proofErr w:type="gramStart"/>
-      <w:r>
-        <w:rPr>
-          <w:rFonts w:ascii="Arial" w:hAnsi="Arial" w:cs="Arial"/>
-          <w:sz w:val="16"/>
-          <w:szCs w:val="16"/>
-        </w:rPr>
-        <w:t>os.path</w:t>
-      </w:r>
-      <w:proofErr w:type="gramEnd"/>
-      <w:r>
-        <w:rPr>
-          <w:rFonts w:ascii="Arial" w:hAnsi="Arial" w:cs="Arial"/>
-          <w:sz w:val="16"/>
-          <w:szCs w:val="16"/>
-        </w:rPr>
-        <w:t>.</w:t>
-      </w:r>
-      <w:proofErr w:type="gramStart"/>
-      <w:r>
-        <w:rPr>
-          <w:rFonts w:ascii="Arial" w:hAnsi="Arial" w:cs="Arial"/>
-          <w:sz w:val="16"/>
-          <w:szCs w:val="16"/>
-        </w:rPr>
-        <w:t>split</w:t>
-      </w:r>
-      <w:proofErr w:type="spellEnd"/>
-      <w:r>
-        <w:rPr>
-          <w:rFonts w:ascii="Arial" w:hAnsi="Arial" w:cs="Arial"/>
-          <w:sz w:val="16"/>
-          <w:szCs w:val="16"/>
-        </w:rPr>
-        <w:t>(</w:t>
-      </w:r>
-      <w:proofErr w:type="gramEnd"/>
-      <w:r>
-        <w:rPr>
-          <w:rFonts w:ascii="Arial" w:hAnsi="Arial" w:cs="Arial"/>
-          <w:sz w:val="16"/>
-          <w:szCs w:val="16"/>
-        </w:rPr>
-        <w:t xml:space="preserve">) keinen Dateipfad entgegennimmt und </w:t>
-      </w:r>
-      <w:r>
-        <w:rPr>
-          <w:rFonts w:ascii="Arial" w:hAnsi="Arial" w:cs="Arial"/>
-          <w:sz w:val="16"/>
-          <w:szCs w:val="16"/>
-        </w:rPr>
-        <w:br/>
-        <w:t xml:space="preserve">daraus eine Liste der Strings für die einzelnen Ordner zurückgibt. Für diesen </w:t>
-      </w:r>
-      <w:r>
-        <w:rPr>
-          <w:rFonts w:ascii="Arial" w:hAnsi="Arial" w:cs="Arial"/>
-          <w:sz w:val="16"/>
-          <w:szCs w:val="16"/>
-        </w:rPr>
-        <w:br/>
-        <w:t xml:space="preserve">Zweck müssen Sie den Pfad mit der </w:t>
-      </w:r>
-      <w:proofErr w:type="spellStart"/>
-      <w:r>
-        <w:rPr>
-          <w:rFonts w:ascii="Arial" w:hAnsi="Arial" w:cs="Arial"/>
-          <w:sz w:val="16"/>
-          <w:szCs w:val="16"/>
-        </w:rPr>
-        <w:t>Stringmethode</w:t>
-      </w:r>
-      <w:proofErr w:type="spellEnd"/>
-      <w:r>
-        <w:rPr>
-          <w:rFonts w:ascii="Arial" w:hAnsi="Arial" w:cs="Arial"/>
-          <w:sz w:val="16"/>
-          <w:szCs w:val="16"/>
-        </w:rPr>
-        <w:t xml:space="preserve"> </w:t>
-      </w:r>
-      <w:proofErr w:type="spellStart"/>
-      <w:proofErr w:type="gramStart"/>
-      <w:r>
-        <w:rPr>
-          <w:rFonts w:ascii="Arial" w:hAnsi="Arial" w:cs="Arial"/>
-          <w:sz w:val="16"/>
-          <w:szCs w:val="16"/>
-        </w:rPr>
-        <w:t>split</w:t>
-      </w:r>
-      <w:proofErr w:type="spellEnd"/>
-      <w:r>
-        <w:rPr>
-          <w:rFonts w:ascii="Arial" w:hAnsi="Arial" w:cs="Arial"/>
-          <w:sz w:val="16"/>
-          <w:szCs w:val="16"/>
-        </w:rPr>
-        <w:t>(</w:t>
-      </w:r>
-      <w:proofErr w:type="gramEnd"/>
-      <w:r>
-        <w:rPr>
-          <w:rFonts w:ascii="Arial" w:hAnsi="Arial" w:cs="Arial"/>
-          <w:sz w:val="16"/>
-          <w:szCs w:val="16"/>
-        </w:rPr>
-        <w:t xml:space="preserve">) zerlegen und ihr die </w:t>
-      </w:r>
-      <w:r>
-        <w:rPr>
-          <w:rFonts w:ascii="Arial" w:hAnsi="Arial" w:cs="Arial"/>
-          <w:sz w:val="16"/>
-          <w:szCs w:val="16"/>
-        </w:rPr>
         <w:br/>
         <w:t xml:space="preserve">Variable </w:t>
       </w:r>
-      <w:proofErr w:type="spellStart"/>
       <w:r>
         <w:rPr>
           <w:rFonts w:ascii="Arial" w:hAnsi="Arial" w:cs="Arial"/>
@@ -1419,7 +823,6 @@
         </w:rPr>
         <w:t>os.path.sep</w:t>
       </w:r>
-      <w:proofErr w:type="spellEnd"/>
       <w:r>
         <w:rPr>
           <w:rFonts w:ascii="Arial" w:hAnsi="Arial" w:cs="Arial"/>
@@ -1443,666 +846,240 @@
     </w:p>
     <w:p>
       <w:r>
-        <w:t>Die Methode `</w:t>
-      </w:r>
-      <w:proofErr w:type="spellStart"/>
-      <w:r>
-        <w:t>Path.chmod</w:t>
-      </w:r>
-      <w:proofErr w:type="spellEnd"/>
-      <w:proofErr w:type="gramStart"/>
-      <w:r>
-        <w:t>()`</w:t>
-      </w:r>
-      <w:proofErr w:type="gramEnd"/>
-      <w:r>
-        <w:t xml:space="preserve"> in der `</w:t>
-      </w:r>
-      <w:proofErr w:type="spellStart"/>
-      <w:r>
-        <w:t>pathlib</w:t>
-      </w:r>
-      <w:proofErr w:type="spellEnd"/>
-      <w:r>
-        <w:t>`-Bibliothek wird verwendet, um die Berechtigungen (Zugriffsrechte) einer Datei oder eines Verzeichnisses zu ändern. Diese Methode ist eine Entsprechung zu `</w:t>
-      </w:r>
-      <w:proofErr w:type="spellStart"/>
-      <w:r>
-        <w:t>os.chmod</w:t>
-      </w:r>
-      <w:proofErr w:type="spellEnd"/>
-      <w:r>
-        <w:t>()` und ermöglicht es dir, die Zugriffsrechte auf Dateien und Verzeichnisse zu setzen, indem du den entsprechenden Berechtigungsmodus angibst.</w:t>
-      </w:r>
-      <w:r>
-        <w:br/>
-      </w:r>
-      <w:r>
-        <w:br/>
-        <w:t>### Verwendung von `</w:t>
-      </w:r>
-      <w:proofErr w:type="spellStart"/>
-      <w:r>
-        <w:t>Path.chmod</w:t>
-      </w:r>
-      <w:proofErr w:type="spellEnd"/>
-      <w:proofErr w:type="gramStart"/>
-      <w:r>
-        <w:t>()`</w:t>
-      </w:r>
-      <w:proofErr w:type="gramEnd"/>
-      <w:r>
-        <w:br/>
+        <w:t>Die Methode `Path.chmod()` in der `pathlib`-Bibliothek wird verwendet, um die Berechtigungen (Zugriffsrechte) einer Datei oder eines Verzeichnisses zu ändern. Diese Methode ist eine Entsprechung zu `os.chmod()` und ermöglicht es dir, die Zugriffsrechte auf Dateien und Verzeichnisse zu setzen, indem du den entsprechenden Berechtigungsmodus angibst.</w:t>
+      </w:r>
+      <w:r>
+        <w:br/>
+      </w:r>
+      <w:r>
+        <w:br/>
+        <w:t>### Verwendung von `Path.chmod()`</w:t>
+      </w:r>
+      <w:r>
+        <w:br/>
+      </w:r>
+      <w:r>
+        <w:br/>
+        <w:t>```python</w:t>
+      </w:r>
+      <w:r>
+        <w:br/>
+        <w:t>from pathlib import Path</w:t>
+      </w:r>
+      <w:r>
+        <w:br/>
+      </w:r>
+      <w:r>
+        <w:br/>
+        <w:t># Definiere den Pfad zur Datei</w:t>
+      </w:r>
+      <w:r>
+        <w:br/>
+      </w:r>
+      <w:r>
+        <w:lastRenderedPageBreak/>
+        <w:t>path = Path('example.txt')</w:t>
+      </w:r>
+      <w:r>
+        <w:br/>
+      </w:r>
+      <w:r>
+        <w:br/>
+        <w:t># Ändere die Berechtigungen auf 0o644 (rw-r--r--)</w:t>
+      </w:r>
+      <w:r>
+        <w:br/>
+        <w:t>path.chmod(0o644)</w:t>
       </w:r>
       <w:r>
         <w:br/>
         <w:t>```</w:t>
       </w:r>
-      <w:proofErr w:type="spellStart"/>
-      <w:r>
-        <w:t>python</w:t>
-      </w:r>
-      <w:proofErr w:type="spellEnd"/>
-      <w:r>
-        <w:br/>
-      </w:r>
-      <w:proofErr w:type="spellStart"/>
-      <w:r>
-        <w:t>from</w:t>
-      </w:r>
-      <w:proofErr w:type="spellEnd"/>
-      <w:r>
-        <w:t xml:space="preserve"> </w:t>
-      </w:r>
-      <w:proofErr w:type="spellStart"/>
-      <w:r>
-        <w:t>pathlib</w:t>
-      </w:r>
-      <w:proofErr w:type="spellEnd"/>
-      <w:r>
-        <w:t xml:space="preserve"> </w:t>
-      </w:r>
-      <w:proofErr w:type="spellStart"/>
-      <w:r>
-        <w:t>import</w:t>
-      </w:r>
-      <w:proofErr w:type="spellEnd"/>
-      <w:r>
-        <w:t xml:space="preserve"> Path</w:t>
-      </w:r>
-      <w:r>
-        <w:br/>
-      </w:r>
-      <w:r>
-        <w:br/>
-        <w:t xml:space="preserve"># </w:t>
-      </w:r>
-      <w:proofErr w:type="gramStart"/>
-      <w:r>
-        <w:t>Definiere</w:t>
-      </w:r>
-      <w:proofErr w:type="gramEnd"/>
-      <w:r>
-        <w:t xml:space="preserve"> den Pfad zur Datei</w:t>
-      </w:r>
-      <w:r>
-        <w:br/>
-      </w:r>
-      <w:proofErr w:type="spellStart"/>
+      <w:r>
+        <w:br/>
+      </w:r>
+      <w:r>
+        <w:br/>
+        <w:t>### Parameter:</w:t>
+      </w:r>
+      <w:r>
+        <w:br/>
+      </w:r>
+      <w:r>
+        <w:br/>
+        <w:t>- **`mode`**: Der Modus ist eine Ganzzahl, die die Berechtigungen in Oktalnotation angibt. Zum Beispiel:</w:t>
+      </w:r>
+      <w:r>
+        <w:br/>
+        <w:t xml:space="preserve">  </w:t>
+      </w:r>
+      <w:r>
+        <w:rPr>
+          <w:highlight w:val="lightGray"/>
+        </w:rPr>
+        <w:t>- `0o644`: Lese- und Schreibrechte für den Eigentümer, nur Leserechte für andere.</w:t>
+      </w:r>
+      <w:r>
+        <w:rPr>
+          <w:highlight w:val="lightGray"/>
+        </w:rPr>
+        <w:br/>
+        <w:t xml:space="preserve">  - `0o755`: Lese-, Schreib- und Ausführungsrechte für den Eigentümer, Lese- und Ausführungsrechte für andere.</w:t>
+      </w:r>
+      <w:r>
+        <w:rPr>
+          <w:highlight w:val="lightGray"/>
+        </w:rPr>
+        <w:br/>
+        <w:t xml:space="preserve">  - `0o700`: Lese-, Schreib- und Ausführungsrechte nur für den Eigentümer.</w:t>
+      </w:r>
+      <w:r>
+        <w:br/>
+      </w:r>
+      <w:r>
+        <w:br/>
+        <w:t>### Beispiel</w:t>
+      </w:r>
+      <w:r>
+        <w:br/>
+      </w:r>
+      <w:r>
+        <w:br/>
+        <w:t>Hier ist ein vollständiges Beispiel zur Verwendung von `Path.chmod()`:</w:t>
+      </w:r>
+      <w:r>
+        <w:br/>
+      </w:r>
+      <w:r>
+        <w:br/>
+        <w:t>```python</w:t>
+      </w:r>
+      <w:r>
+        <w:br/>
+        <w:t>from pathlib import Path</w:t>
+      </w:r>
+      <w:r>
+        <w:br/>
+      </w:r>
+      <w:r>
+        <w:br/>
+        <w:t># Erstelle eine Testdatei</w:t>
+      </w:r>
+      <w:r>
+        <w:br/>
+        <w:t>path = Path('example.txt')</w:t>
+      </w:r>
+      <w:r>
+        <w:br/>
+        <w:t>path.write_text('Dies ist ein Test.')</w:t>
+      </w:r>
+      <w:r>
+        <w:br/>
+      </w:r>
+      <w:r>
+        <w:br/>
+        <w:t># Ändere die Berechtigungen der Datei</w:t>
+      </w:r>
+      <w:r>
+        <w:br/>
+        <w:t>print(f"Vorherige Berechtigungen: {oct(path.stat().st_mode &amp; 0o777)}")</w:t>
+      </w:r>
+      <w:r>
+        <w:br/>
+        <w:t>path.chmod(0o600)  # Nur Lese- und Schreibrechte für den Eigentümer</w:t>
+      </w:r>
+      <w:r>
+        <w:br/>
+        <w:t>print(f"Nachherige Berechtigungen: {oct(path.stat().st_mode &amp; 0o777)}")</w:t>
+      </w:r>
+      <w:r>
+        <w:br/>
+        <w:t>```</w:t>
+      </w:r>
+      <w:r>
+        <w:br/>
+      </w:r>
+      <w:r>
+        <w:br/>
+        <w:t>In diesem Beispiel:</w:t>
+      </w:r>
+      <w:r>
+        <w:br/>
+      </w:r>
+      <w:r>
+        <w:br/>
+        <w:t>1. Eine Datei `example.txt` wird erstellt.</w:t>
+      </w:r>
+      <w:r>
+        <w:br/>
+        <w:t>2. Die Berechtigungen der Datei werden vor und nach der Verwendung von `chmod()` ausgedruckt.</w:t>
+      </w:r>
+      <w:r>
+        <w:br/>
+        <w:t>3. `0o600` setzt die Berechtigungen so, dass nur der Eigentümer Lese- und Schreibrechte hat.</w:t>
+      </w:r>
+      <w:r>
+        <w:br/>
+      </w:r>
+      <w:r>
+        <w:br/>
+        <w:t>### Wichtige Punkte:</w:t>
+      </w:r>
+      <w:r>
+        <w:br/>
+      </w:r>
+      <w:r>
+        <w:br/>
+        <w:t>- **Zugriffsrechte**: Die Berechtigungen werden in Oktalnotation angegeben. Zum Beispiel steht `0o644` für Lese- und Schreibrechte des Eigentümers und nur Leserechte für andere.</w:t>
+      </w:r>
+      <w:r>
+        <w:br/>
+        <w:t>- **Berechtigungsänderungen**: `chmod()` funktioniert nur bei Dateien und Verzeichnissen, die im Dateisystem existieren.</w:t>
+      </w:r>
+      <w:r>
+        <w:br/>
+        <w:t>- **Plattformabhängigkeit**: `chmod()` funktioniert in der Regel auf Unix-ähnlichen Systemen (wie Linux und macOS). Auf Windows-Systemen werden Berechtigungen anders gehandhabt, und `chmod()` hat möglicherweise eine eingeschränkte Wirkung.</w:t>
+      </w:r>
+      <w:r>
+        <w:br/>
+      </w:r>
+      <w:r>
+        <w:br/>
+      </w:r>
       <w:r>
         <w:lastRenderedPageBreak/>
-        <w:t>path</w:t>
-      </w:r>
-      <w:proofErr w:type="spellEnd"/>
-      <w:r>
-        <w:t xml:space="preserve"> = Path('example.txt')</w:t>
-      </w:r>
-      <w:r>
-        <w:br/>
-      </w:r>
-      <w:r>
-        <w:br/>
-        <w:t xml:space="preserve"># </w:t>
-      </w:r>
-      <w:proofErr w:type="gramStart"/>
-      <w:r>
-        <w:t>Ändere</w:t>
-      </w:r>
-      <w:proofErr w:type="gramEnd"/>
-      <w:r>
-        <w:t xml:space="preserve"> die Berechtigungen auf 0o644 (</w:t>
-      </w:r>
-      <w:proofErr w:type="spellStart"/>
-      <w:r>
-        <w:t>rw</w:t>
-      </w:r>
-      <w:proofErr w:type="spellEnd"/>
-      <w:r>
-        <w:t>-r--r--)</w:t>
-      </w:r>
-      <w:r>
-        <w:br/>
-      </w:r>
-      <w:proofErr w:type="spellStart"/>
-      <w:proofErr w:type="gramStart"/>
-      <w:r>
-        <w:t>path.chmod</w:t>
-      </w:r>
-      <w:proofErr w:type="spellEnd"/>
-      <w:proofErr w:type="gramEnd"/>
-      <w:r>
-        <w:t>(0o644)</w:t>
-      </w:r>
-      <w:r>
-        <w:br/>
-        <w:t>```</w:t>
-      </w:r>
-      <w:r>
-        <w:br/>
-      </w:r>
-      <w:r>
-        <w:br/>
-        <w:t>### Parameter:</w:t>
-      </w:r>
-      <w:r>
-        <w:br/>
-      </w:r>
-      <w:r>
-        <w:br/>
-        <w:t>- **`</w:t>
-      </w:r>
-      <w:proofErr w:type="spellStart"/>
-      <w:r>
-        <w:t>mode</w:t>
-      </w:r>
-      <w:proofErr w:type="spellEnd"/>
-      <w:r>
-        <w:t xml:space="preserve">`**: Der Modus ist eine Ganzzahl, die die Berechtigungen in </w:t>
-      </w:r>
-      <w:proofErr w:type="spellStart"/>
-      <w:r>
-        <w:t>Oktalnotation</w:t>
-      </w:r>
-      <w:proofErr w:type="spellEnd"/>
-      <w:r>
-        <w:t xml:space="preserve"> angibt. Zum Beispiel:</w:t>
-      </w:r>
-      <w:r>
-        <w:br/>
-        <w:t xml:space="preserve">  </w:t>
-      </w:r>
-      <w:r>
-        <w:rPr>
-          <w:highlight w:val="lightGray"/>
-        </w:rPr>
-        <w:t>- `0o644`: Lese- und Schreibrechte für den Eigentümer, nur Leserechte für andere.</w:t>
-      </w:r>
-      <w:r>
-        <w:rPr>
-          <w:highlight w:val="lightGray"/>
-        </w:rPr>
-        <w:br/>
-        <w:t xml:space="preserve">  - `0o755`: Lese-, Schreib- und Ausführungsrechte für den Eigentümer, Lese- und Ausführungsrechte für andere.</w:t>
-      </w:r>
-      <w:r>
-        <w:rPr>
-          <w:highlight w:val="lightGray"/>
-        </w:rPr>
-        <w:br/>
-        <w:t xml:space="preserve">  - `0o700`: Lese-, Schreib- und Ausführungsrechte nur für den Eigentümer.</w:t>
-      </w:r>
-      <w:r>
-        <w:br/>
-      </w:r>
-      <w:r>
-        <w:br/>
-        <w:t>### Beispiel</w:t>
-      </w:r>
-      <w:r>
-        <w:br/>
-      </w:r>
-      <w:r>
-        <w:br/>
-        <w:t>Hier ist ein vollständiges Beispiel zur Verwendung von `</w:t>
-      </w:r>
-      <w:proofErr w:type="spellStart"/>
-      <w:r>
-        <w:t>Path.chmod</w:t>
-      </w:r>
-      <w:proofErr w:type="spellEnd"/>
-      <w:r>
-        <w:t>()`:</w:t>
-      </w:r>
-      <w:r>
-        <w:br/>
-      </w:r>
-      <w:r>
-        <w:br/>
-        <w:t>```</w:t>
-      </w:r>
-      <w:proofErr w:type="spellStart"/>
-      <w:r>
-        <w:t>python</w:t>
-      </w:r>
-      <w:proofErr w:type="spellEnd"/>
-      <w:r>
-        <w:br/>
-      </w:r>
-      <w:proofErr w:type="spellStart"/>
-      <w:r>
-        <w:t>from</w:t>
-      </w:r>
-      <w:proofErr w:type="spellEnd"/>
-      <w:r>
-        <w:t xml:space="preserve"> </w:t>
-      </w:r>
-      <w:proofErr w:type="spellStart"/>
-      <w:r>
-        <w:t>pathlib</w:t>
-      </w:r>
-      <w:proofErr w:type="spellEnd"/>
-      <w:r>
-        <w:t xml:space="preserve"> </w:t>
-      </w:r>
-      <w:proofErr w:type="spellStart"/>
-      <w:r>
-        <w:t>import</w:t>
-      </w:r>
-      <w:proofErr w:type="spellEnd"/>
-      <w:r>
-        <w:t xml:space="preserve"> Path</w:t>
-      </w:r>
-      <w:r>
-        <w:br/>
-      </w:r>
-      <w:r>
-        <w:br/>
-        <w:t># Erstelle eine Testdatei</w:t>
-      </w:r>
-      <w:r>
-        <w:br/>
-      </w:r>
-      <w:proofErr w:type="spellStart"/>
-      <w:r>
-        <w:t>path</w:t>
-      </w:r>
-      <w:proofErr w:type="spellEnd"/>
-      <w:r>
-        <w:t xml:space="preserve"> = Path('example.txt')</w:t>
-      </w:r>
-      <w:r>
-        <w:br/>
-      </w:r>
-      <w:proofErr w:type="spellStart"/>
-      <w:r>
-        <w:t>path.write_text</w:t>
-      </w:r>
-      <w:proofErr w:type="spellEnd"/>
-      <w:r>
-        <w:t>('Dies ist ein Test.')</w:t>
-      </w:r>
-      <w:r>
-        <w:br/>
-      </w:r>
-      <w:r>
-        <w:br/>
-        <w:t># Ändere die Berechtigungen der Datei</w:t>
-      </w:r>
-      <w:r>
-        <w:br/>
-      </w:r>
-      <w:proofErr w:type="spellStart"/>
-      <w:r>
-        <w:t>print</w:t>
-      </w:r>
-      <w:proofErr w:type="spellEnd"/>
-      <w:r>
-        <w:t>(</w:t>
-      </w:r>
-      <w:proofErr w:type="spellStart"/>
-      <w:r>
-        <w:t>f"Vorherige</w:t>
-      </w:r>
-      <w:proofErr w:type="spellEnd"/>
-      <w:r>
-        <w:t xml:space="preserve"> Berechtigungen: {</w:t>
-      </w:r>
-      <w:proofErr w:type="spellStart"/>
-      <w:r>
-        <w:t>oct</w:t>
-      </w:r>
-      <w:proofErr w:type="spellEnd"/>
-      <w:r>
-        <w:t>(</w:t>
-      </w:r>
-      <w:proofErr w:type="spellStart"/>
-      <w:r>
-        <w:t>path.stat</w:t>
-      </w:r>
-      <w:proofErr w:type="spellEnd"/>
-      <w:r>
-        <w:t>().</w:t>
-      </w:r>
-      <w:proofErr w:type="spellStart"/>
-      <w:r>
-        <w:t>st_mode</w:t>
-      </w:r>
-      <w:proofErr w:type="spellEnd"/>
-      <w:r>
-        <w:t xml:space="preserve"> &amp; 0o777)}")</w:t>
-      </w:r>
-      <w:r>
-        <w:br/>
-      </w:r>
-      <w:proofErr w:type="spellStart"/>
-      <w:r>
-        <w:t>path.chmod</w:t>
-      </w:r>
-      <w:proofErr w:type="spellEnd"/>
-      <w:r>
-        <w:t>(0o600)  # Nur Lese- und Schreibrechte für den Eigentümer</w:t>
-      </w:r>
-      <w:r>
-        <w:br/>
-      </w:r>
-      <w:proofErr w:type="spellStart"/>
-      <w:r>
-        <w:t>print</w:t>
-      </w:r>
-      <w:proofErr w:type="spellEnd"/>
-      <w:r>
-        <w:t>(</w:t>
-      </w:r>
-      <w:proofErr w:type="spellStart"/>
-      <w:r>
-        <w:t>f"Nachherige</w:t>
-      </w:r>
-      <w:proofErr w:type="spellEnd"/>
-      <w:r>
-        <w:t xml:space="preserve"> Berechtigungen: {</w:t>
-      </w:r>
-      <w:proofErr w:type="spellStart"/>
-      <w:r>
-        <w:t>oct</w:t>
-      </w:r>
-      <w:proofErr w:type="spellEnd"/>
-      <w:r>
-        <w:t>(</w:t>
-      </w:r>
-      <w:proofErr w:type="spellStart"/>
-      <w:r>
-        <w:t>path.stat</w:t>
-      </w:r>
-      <w:proofErr w:type="spellEnd"/>
-      <w:r>
-        <w:t>().</w:t>
-      </w:r>
-      <w:proofErr w:type="spellStart"/>
-      <w:r>
-        <w:t>st_mode</w:t>
-      </w:r>
-      <w:proofErr w:type="spellEnd"/>
-      <w:r>
-        <w:t xml:space="preserve"> &amp; 0o777)}")</w:t>
-      </w:r>
-      <w:r>
-        <w:br/>
-        <w:t>```</w:t>
-      </w:r>
-      <w:r>
-        <w:br/>
-      </w:r>
-      <w:r>
-        <w:br/>
-        <w:t>In diesem Beispiel:</w:t>
-      </w:r>
-      <w:r>
-        <w:br/>
-      </w:r>
-      <w:r>
-        <w:br/>
-        <w:t>1. Eine Datei `example.txt` wird erstellt.</w:t>
-      </w:r>
-      <w:r>
-        <w:br/>
-        <w:t>2. Die Berechtigungen der Datei werden vor und nach der Verwendung von `</w:t>
-      </w:r>
-      <w:proofErr w:type="spellStart"/>
-      <w:proofErr w:type="gramStart"/>
-      <w:r>
-        <w:t>chmod</w:t>
-      </w:r>
-      <w:proofErr w:type="spellEnd"/>
-      <w:r>
-        <w:t>(</w:t>
-      </w:r>
-      <w:proofErr w:type="gramEnd"/>
-      <w:r>
-        <w:t>)` ausgedruckt.</w:t>
-      </w:r>
-      <w:r>
-        <w:br/>
-        <w:t>3. `0o600` setzt die Berechtigungen so, dass nur der Eigentümer Lese- und Schreibrechte hat.</w:t>
-      </w:r>
-      <w:r>
-        <w:br/>
-      </w:r>
-      <w:r>
-        <w:br/>
-        <w:t>### Wichtige Punkte:</w:t>
-      </w:r>
-      <w:r>
-        <w:br/>
-      </w:r>
-      <w:r>
-        <w:br/>
-        <w:t xml:space="preserve">- **Zugriffsrechte**: Die Berechtigungen werden in </w:t>
-      </w:r>
-      <w:proofErr w:type="spellStart"/>
-      <w:r>
-        <w:t>Oktalnotation</w:t>
-      </w:r>
-      <w:proofErr w:type="spellEnd"/>
-      <w:r>
-        <w:t xml:space="preserve"> angegeben. Zum Beispiel steht `0o644` für Lese- und Schreibrechte des Eigentümers und nur Leserechte für andere.</w:t>
-      </w:r>
-      <w:r>
-        <w:br/>
-        <w:t>- **Berechtigungsänderungen**: `</w:t>
-      </w:r>
-      <w:proofErr w:type="spellStart"/>
-      <w:proofErr w:type="gramStart"/>
-      <w:r>
-        <w:t>chmod</w:t>
-      </w:r>
-      <w:proofErr w:type="spellEnd"/>
-      <w:r>
-        <w:t>(</w:t>
-      </w:r>
-      <w:proofErr w:type="gramEnd"/>
-      <w:r>
-        <w:t>)` funktioniert nur bei Dateien und Verzeichnissen, die im Dateisystem existieren.</w:t>
-      </w:r>
-      <w:r>
-        <w:br/>
-        <w:t>- **Plattformabhängigkeit**: `</w:t>
-      </w:r>
-      <w:proofErr w:type="spellStart"/>
-      <w:proofErr w:type="gramStart"/>
-      <w:r>
-        <w:t>chmod</w:t>
-      </w:r>
-      <w:proofErr w:type="spellEnd"/>
-      <w:r>
-        <w:t>(</w:t>
-      </w:r>
-      <w:proofErr w:type="gramEnd"/>
-      <w:r>
-        <w:t xml:space="preserve">)` funktioniert in der Regel auf Unix-ähnlichen Systemen (wie Linux und </w:t>
-      </w:r>
-      <w:proofErr w:type="spellStart"/>
-      <w:r>
-        <w:t>macOS</w:t>
-      </w:r>
-      <w:proofErr w:type="spellEnd"/>
-      <w:r>
-        <w:t>). Auf Windows-Systemen werden Berechtigungen anders gehandhabt, und `</w:t>
-      </w:r>
-      <w:proofErr w:type="spellStart"/>
-      <w:proofErr w:type="gramStart"/>
-      <w:r>
-        <w:t>chmod</w:t>
-      </w:r>
-      <w:proofErr w:type="spellEnd"/>
-      <w:r>
-        <w:t>(</w:t>
-      </w:r>
-      <w:proofErr w:type="gramEnd"/>
-      <w:r>
-        <w:t>)` hat möglicherweise eine eingeschränkte Wirkung.</w:t>
-      </w:r>
-      <w:r>
-        <w:br/>
-      </w:r>
-      <w:r>
-        <w:br/>
-      </w:r>
-      <w:r>
-        <w:lastRenderedPageBreak/>
-        <w:t>Die Methode `</w:t>
-      </w:r>
-      <w:proofErr w:type="spellStart"/>
-      <w:r>
-        <w:t>Path.chmod</w:t>
-      </w:r>
-      <w:proofErr w:type="spellEnd"/>
-      <w:proofErr w:type="gramStart"/>
-      <w:r>
-        <w:t>()`</w:t>
-      </w:r>
-      <w:proofErr w:type="gramEnd"/>
-      <w:r>
-        <w:t xml:space="preserve"> bietet eine objektorientierte Möglichkeit, Dateiberechtigungen zu ändern, und integriert sich nahtlos in die `</w:t>
-      </w:r>
-      <w:proofErr w:type="spellStart"/>
-      <w:r>
-        <w:t>pathlib</w:t>
-      </w:r>
-      <w:proofErr w:type="spellEnd"/>
-      <w:r>
-        <w:t>`-Bibliothek, die für die Arbeit mit Pfaden und Dateien in Python entwickelt wurde.</w:t>
-      </w:r>
-      <w:r>
-        <w:br/>
-      </w:r>
-    </w:p>
-    <w:p>
-      <w:proofErr w:type="spellStart"/>
-      <w:r>
-        <w:t>pathlib</w:t>
-      </w:r>
-      <w:proofErr w:type="spellEnd"/>
-      <w:r>
-        <w:t xml:space="preserve"> bietet eine Methode zur Bestimmung der Größe einer Datei, die der Funktion </w:t>
-      </w:r>
-      <w:proofErr w:type="spellStart"/>
-      <w:proofErr w:type="gramStart"/>
-      <w:r>
-        <w:t>os.path</w:t>
-      </w:r>
-      <w:proofErr w:type="gramEnd"/>
-      <w:r>
-        <w:t>.</w:t>
-      </w:r>
-      <w:proofErr w:type="gramStart"/>
-      <w:r>
-        <w:t>getsize</w:t>
-      </w:r>
-      <w:proofErr w:type="spellEnd"/>
-      <w:r>
-        <w:t>(</w:t>
-      </w:r>
-      <w:proofErr w:type="gramEnd"/>
-      <w:r>
-        <w:t>) entspricht.</w:t>
-      </w:r>
-    </w:p>
-    <w:p>
-      <w:r>
-        <w:t xml:space="preserve">In </w:t>
-      </w:r>
-      <w:proofErr w:type="spellStart"/>
-      <w:r>
-        <w:t>pathlib</w:t>
-      </w:r>
-      <w:proofErr w:type="spellEnd"/>
-      <w:r>
-        <w:t xml:space="preserve"> kannst du die </w:t>
-      </w:r>
-      <w:proofErr w:type="gramStart"/>
-      <w:r>
-        <w:t xml:space="preserve">Methode </w:t>
+        <w:t>Die Methode `Path.chmod()` bietet eine objektorientierte Möglichkeit, Dateiberechtigungen zu ändern, und integriert sich nahtlos in die `pathlib`-Bibliothek, die für die Arbeit mit Pfaden und Dateien in Python entwickelt wurde.</w:t>
+      </w:r>
+      <w:r>
+        <w:br/>
+      </w:r>
+    </w:p>
+    <w:p>
+      <w:r>
+        <w:t>pathlib bietet eine Methode zur Bestimmung der Größe einer Datei, die der Funktion os.path.getsize() entspricht.</w:t>
+      </w:r>
+    </w:p>
+    <w:p>
+      <w:r>
+        <w:t xml:space="preserve">In pathlib kannst du die Methode </w:t>
       </w:r>
       <w:r>
         <w:rPr>
           <w:b/>
         </w:rPr>
-        <w:t>.</w:t>
-      </w:r>
-      <w:proofErr w:type="spellStart"/>
+        <w:t>.stat()</w:t>
+      </w:r>
+      <w:r>
+        <w:t xml:space="preserve"> verwenden, um verschiedene Dateieigenschaften abzurufen, einschließlich der Größe der Datei. Die Größe wird im Attribut </w:t>
+      </w:r>
       <w:r>
         <w:rPr>
           <w:b/>
         </w:rPr>
-        <w:t>stat</w:t>
-      </w:r>
-      <w:proofErr w:type="spellEnd"/>
-      <w:proofErr w:type="gramEnd"/>
-      <w:r>
-        <w:rPr>
-          <w:b/>
-        </w:rPr>
-        <w:t>()</w:t>
-      </w:r>
-      <w:r>
-        <w:t xml:space="preserve"> verwenden, um verschiedene Dateieigenschaften abzurufen, einschließlich der Größe der Datei. Die Größe wird im Attribut </w:t>
-      </w:r>
-      <w:proofErr w:type="spellStart"/>
-      <w:r>
-        <w:rPr>
-          <w:b/>
-        </w:rPr>
         <w:t>st_size</w:t>
       </w:r>
-      <w:proofErr w:type="spellEnd"/>
-      <w:r>
-        <w:t xml:space="preserve"> des </w:t>
-      </w:r>
-      <w:proofErr w:type="spellStart"/>
-      <w:proofErr w:type="gramStart"/>
-      <w:r>
-        <w:t>os.stat</w:t>
-      </w:r>
-      <w:proofErr w:type="gramEnd"/>
-      <w:r>
-        <w:t>_result</w:t>
-      </w:r>
-      <w:proofErr w:type="spellEnd"/>
-      <w:r>
-        <w:t xml:space="preserve">-Objekts gespeichert, das </w:t>
-      </w:r>
-      <w:proofErr w:type="gramStart"/>
-      <w:r>
-        <w:t>von .</w:t>
-      </w:r>
-      <w:proofErr w:type="spellStart"/>
-      <w:r>
-        <w:t>stat</w:t>
-      </w:r>
-      <w:proofErr w:type="spellEnd"/>
-      <w:proofErr w:type="gramEnd"/>
-      <w:r>
-        <w:t>() zurückgegeben wird.</w:t>
+      <w:r>
+        <w:t xml:space="preserve"> des os.stat_result-Objekts gespeichert, das von .stat() zurückgegeben wird.</w:t>
       </w:r>
     </w:p>
     <w:p/>
@@ -2139,16 +1116,8 @@
         <w:rPr>
           <w:b/>
         </w:rPr>
-        <w:t xml:space="preserve"> </w:t>
-      </w:r>
-      <w:proofErr w:type="spellStart"/>
-      <w:r>
-        <w:rPr>
-          <w:b/>
-        </w:rPr>
-        <w:t>traceback</w:t>
-      </w:r>
-      <w:proofErr w:type="spellEnd"/>
+        <w:t xml:space="preserve"> traceback</w:t>
+      </w:r>
       <w:r>
         <w:t>:</w:t>
       </w:r>
@@ -2187,23 +1156,23 @@
           <w:rFonts w:ascii="JetBrains Mono NL" w:hAnsi="JetBrains Mono NL" w:cs="JetBrains Mono NL"/>
           <w:lang w:val="en-US"/>
         </w:rPr>
-        <w:t xml:space="preserve"> raise </w:t>
-      </w:r>
-      <w:proofErr w:type="gramStart"/>
+        <w:t xml:space="preserve"> raise Exception('This is the error message.') </w:t>
+      </w:r>
       <w:r>
         <w:rPr>
           <w:rFonts w:ascii="JetBrains Mono NL" w:hAnsi="JetBrains Mono NL" w:cs="JetBrains Mono NL"/>
           <w:lang w:val="en-US"/>
         </w:rPr>
-        <w:t>Exception(</w:t>
-      </w:r>
-      <w:proofErr w:type="gramEnd"/>
+        <w:br/>
+        <w:t xml:space="preserve">except: </w:t>
+      </w:r>
       <w:r>
         <w:rPr>
           <w:rFonts w:ascii="JetBrains Mono NL" w:hAnsi="JetBrains Mono NL" w:cs="JetBrains Mono NL"/>
           <w:lang w:val="en-US"/>
         </w:rPr>
-        <w:t xml:space="preserve">'This is the error message.') </w:t>
+        <w:br/>
+        <w:t xml:space="preserve"> errorFile = open('errorInfo.txt', 'w') </w:t>
       </w:r>
       <w:r>
         <w:rPr>
@@ -2211,7 +1180,7 @@
           <w:lang w:val="en-US"/>
         </w:rPr>
         <w:br/>
-        <w:t xml:space="preserve">except: </w:t>
+        <w:t xml:space="preserve"> errorFile.write(traceback.format_exc()) </w:t>
       </w:r>
       <w:r>
         <w:rPr>
@@ -2219,249 +1188,54 @@
           <w:lang w:val="en-US"/>
         </w:rPr>
         <w:br/>
-        <w:t xml:space="preserve"> </w:t>
-      </w:r>
-      <w:proofErr w:type="spellStart"/>
+        <w:t xml:space="preserve"> errorFile.close() </w:t>
+      </w:r>
       <w:r>
         <w:rPr>
           <w:rFonts w:ascii="JetBrains Mono NL" w:hAnsi="JetBrains Mono NL" w:cs="JetBrains Mono NL"/>
           <w:lang w:val="en-US"/>
         </w:rPr>
-        <w:t>errorFile</w:t>
-      </w:r>
-      <w:proofErr w:type="spellEnd"/>
+        <w:br/>
+        <w:t xml:space="preserve"> print('The traceback info was written to errorInfo.txt.') </w:t>
+      </w:r>
       <w:r>
         <w:rPr>
           <w:rFonts w:ascii="JetBrains Mono NL" w:hAnsi="JetBrains Mono NL" w:cs="JetBrains Mono NL"/>
           <w:lang w:val="en-US"/>
         </w:rPr>
-        <w:t xml:space="preserve"> = </w:t>
-      </w:r>
-      <w:proofErr w:type="gramStart"/>
+        <w:br/>
+      </w:r>
       <w:r>
         <w:rPr>
           <w:rFonts w:ascii="JetBrains Mono NL" w:hAnsi="JetBrains Mono NL" w:cs="JetBrains Mono NL"/>
           <w:lang w:val="en-US"/>
         </w:rPr>
-        <w:t>open(</w:t>
-      </w:r>
-      <w:proofErr w:type="gramEnd"/>
-      <w:r>
-        <w:rPr>
-          <w:rFonts w:ascii="JetBrains Mono NL" w:hAnsi="JetBrains Mono NL" w:cs="JetBrains Mono NL"/>
+        <w:t># schreibt den traceback in die Datei “errorInfo.txt”</w:t>
+      </w:r>
+    </w:p>
+    <w:p>
+      <w:pPr>
+        <w:rPr>
           <w:lang w:val="en-US"/>
         </w:rPr>
-        <w:t xml:space="preserve">'errorInfo.txt', 'w') </w:t>
-      </w:r>
-      <w:r>
-        <w:rPr>
-          <w:rFonts w:ascii="JetBrains Mono NL" w:hAnsi="JetBrains Mono NL" w:cs="JetBrains Mono NL"/>
-          <w:lang w:val="en-US"/>
-        </w:rPr>
-        <w:br/>
-        <w:t xml:space="preserve"> </w:t>
-      </w:r>
-      <w:proofErr w:type="spellStart"/>
-      <w:r>
-        <w:rPr>
-          <w:rFonts w:ascii="JetBrains Mono NL" w:hAnsi="JetBrains Mono NL" w:cs="JetBrains Mono NL"/>
-          <w:lang w:val="en-US"/>
-        </w:rPr>
-        <w:t>errorFile.write</w:t>
-      </w:r>
-      <w:proofErr w:type="spellEnd"/>
-      <w:r>
-        <w:rPr>
-          <w:rFonts w:ascii="JetBrains Mono NL" w:hAnsi="JetBrains Mono NL" w:cs="JetBrains Mono NL"/>
-          <w:lang w:val="en-US"/>
-        </w:rPr>
-        <w:t>(</w:t>
-      </w:r>
-      <w:proofErr w:type="spellStart"/>
-      <w:proofErr w:type="gramStart"/>
-      <w:r>
-        <w:rPr>
-          <w:rFonts w:ascii="JetBrains Mono NL" w:hAnsi="JetBrains Mono NL" w:cs="JetBrains Mono NL"/>
-          <w:lang w:val="en-US"/>
-        </w:rPr>
-        <w:t>traceback.format</w:t>
-      </w:r>
-      <w:proofErr w:type="gramEnd"/>
-      <w:r>
-        <w:rPr>
-          <w:rFonts w:ascii="JetBrains Mono NL" w:hAnsi="JetBrains Mono NL" w:cs="JetBrains Mono NL"/>
-          <w:lang w:val="en-US"/>
-        </w:rPr>
-        <w:t>_</w:t>
-      </w:r>
-      <w:proofErr w:type="gramStart"/>
-      <w:r>
-        <w:rPr>
-          <w:rFonts w:ascii="JetBrains Mono NL" w:hAnsi="JetBrains Mono NL" w:cs="JetBrains Mono NL"/>
-          <w:lang w:val="en-US"/>
-        </w:rPr>
-        <w:t>exc</w:t>
-      </w:r>
-      <w:proofErr w:type="spellEnd"/>
-      <w:r>
-        <w:rPr>
-          <w:rFonts w:ascii="JetBrains Mono NL" w:hAnsi="JetBrains Mono NL" w:cs="JetBrains Mono NL"/>
-          <w:lang w:val="en-US"/>
-        </w:rPr>
-        <w:t>(</w:t>
-      </w:r>
-      <w:proofErr w:type="gramEnd"/>
-      <w:r>
-        <w:rPr>
-          <w:rFonts w:ascii="JetBrains Mono NL" w:hAnsi="JetBrains Mono NL" w:cs="JetBrains Mono NL"/>
-          <w:lang w:val="en-US"/>
-        </w:rPr>
-        <w:t xml:space="preserve">)) </w:t>
-      </w:r>
-      <w:r>
-        <w:rPr>
-          <w:rFonts w:ascii="JetBrains Mono NL" w:hAnsi="JetBrains Mono NL" w:cs="JetBrains Mono NL"/>
-          <w:lang w:val="en-US"/>
-        </w:rPr>
-        <w:br/>
-        <w:t xml:space="preserve"> </w:t>
-      </w:r>
-      <w:proofErr w:type="spellStart"/>
-      <w:r>
-        <w:rPr>
-          <w:rFonts w:ascii="JetBrains Mono NL" w:hAnsi="JetBrains Mono NL" w:cs="JetBrains Mono NL"/>
-          <w:lang w:val="en-US"/>
-        </w:rPr>
-        <w:t>errorFile.close</w:t>
-      </w:r>
-      <w:proofErr w:type="spellEnd"/>
-      <w:r>
-        <w:rPr>
-          <w:rFonts w:ascii="JetBrains Mono NL" w:hAnsi="JetBrains Mono NL" w:cs="JetBrains Mono NL"/>
-          <w:lang w:val="en-US"/>
-        </w:rPr>
-        <w:t xml:space="preserve">() </w:t>
-      </w:r>
-      <w:r>
-        <w:rPr>
-          <w:rFonts w:ascii="JetBrains Mono NL" w:hAnsi="JetBrains Mono NL" w:cs="JetBrains Mono NL"/>
-          <w:lang w:val="en-US"/>
-        </w:rPr>
-        <w:br/>
-        <w:t xml:space="preserve"> </w:t>
-      </w:r>
-      <w:proofErr w:type="gramStart"/>
-      <w:r>
-        <w:rPr>
-          <w:rFonts w:ascii="JetBrains Mono NL" w:hAnsi="JetBrains Mono NL" w:cs="JetBrains Mono NL"/>
-          <w:lang w:val="en-US"/>
-        </w:rPr>
-        <w:t>print(</w:t>
-      </w:r>
-      <w:proofErr w:type="gramEnd"/>
-      <w:r>
-        <w:rPr>
-          <w:rFonts w:ascii="JetBrains Mono NL" w:hAnsi="JetBrains Mono NL" w:cs="JetBrains Mono NL"/>
-          <w:lang w:val="en-US"/>
-        </w:rPr>
-        <w:t xml:space="preserve">'The traceback info was written to errorInfo.txt.') </w:t>
-      </w:r>
-      <w:r>
-        <w:rPr>
-          <w:rFonts w:ascii="JetBrains Mono NL" w:hAnsi="JetBrains Mono NL" w:cs="JetBrains Mono NL"/>
-          <w:lang w:val="en-US"/>
-        </w:rPr>
-        <w:br/>
-      </w:r>
-      <w:r>
-        <w:rPr>
-          <w:rFonts w:ascii="JetBrains Mono NL" w:hAnsi="JetBrains Mono NL" w:cs="JetBrains Mono NL"/>
-          <w:lang w:val="en-US"/>
-        </w:rPr>
-        <w:t xml:space="preserve"># </w:t>
-      </w:r>
-      <w:proofErr w:type="spellStart"/>
-      <w:r>
-        <w:rPr>
-          <w:rFonts w:ascii="JetBrains Mono NL" w:hAnsi="JetBrains Mono NL" w:cs="JetBrains Mono NL"/>
-          <w:lang w:val="en-US"/>
-        </w:rPr>
-        <w:t>schreibt</w:t>
-      </w:r>
-      <w:proofErr w:type="spellEnd"/>
-      <w:r>
-        <w:rPr>
-          <w:rFonts w:ascii="JetBrains Mono NL" w:hAnsi="JetBrains Mono NL" w:cs="JetBrains Mono NL"/>
-          <w:lang w:val="en-US"/>
-        </w:rPr>
-        <w:t xml:space="preserve"> den traceback in die </w:t>
-      </w:r>
-      <w:proofErr w:type="spellStart"/>
-      <w:r>
-        <w:rPr>
-          <w:rFonts w:ascii="JetBrains Mono NL" w:hAnsi="JetBrains Mono NL" w:cs="JetBrains Mono NL"/>
-          <w:lang w:val="en-US"/>
-        </w:rPr>
-        <w:t>Datei</w:t>
-      </w:r>
-      <w:proofErr w:type="spellEnd"/>
-      <w:r>
-        <w:rPr>
-          <w:rFonts w:ascii="JetBrains Mono NL" w:hAnsi="JetBrains Mono NL" w:cs="JetBrains Mono NL"/>
-          <w:lang w:val="en-US"/>
-        </w:rPr>
-        <w:t xml:space="preserve"> “errorInfo.txt”</w:t>
-      </w:r>
-    </w:p>
-    <w:p>
-      <w:pPr>
-        <w:rPr>
-          <w:lang w:val="en-US"/>
-        </w:rPr>
       </w:pPr>
     </w:p>
     <w:p>
-      <w:proofErr w:type="spellStart"/>
-      <w:r>
-        <w:t>assert</w:t>
-      </w:r>
-      <w:proofErr w:type="spellEnd"/>
-      <w:r>
-        <w:t xml:space="preserve"> </w:t>
-      </w:r>
-      <w:proofErr w:type="spellStart"/>
-      <w:r>
-        <w:t>prüf</w:t>
-      </w:r>
-      <w:r>
-        <w:t>ung_ob_True</w:t>
-      </w:r>
-      <w:proofErr w:type="spellEnd"/>
-      <w:r>
-        <w:t>, „Message“</w:t>
-      </w:r>
-      <w:r>
-        <w:br/>
-        <w:t>Zusicherungen(</w:t>
-      </w:r>
-      <w:proofErr w:type="spellStart"/>
-      <w:r>
-        <w:t>assert</w:t>
-      </w:r>
-      <w:proofErr w:type="spellEnd"/>
-      <w:r>
-        <w:t>) lassen sich deaktivieren, indem Sie bei der Ausführung von Python die Option -0 übergeben</w:t>
+      <w:r>
+        <w:t>assert prüf</w:t>
+      </w:r>
+      <w:r>
+        <w:t>ung_ob_True, „Message“</w:t>
+      </w:r>
+      <w:r>
+        <w:br/>
+        <w:t>Zusicherungen(assert) lassen sich deaktivieren, indem Sie bei der Ausführung von Python die Option -0 übergeben</w:t>
       </w:r>
     </w:p>
     <w:p/>
     <w:p>
-      <w:proofErr w:type="spellStart"/>
-      <w:r>
-        <w:t>logging</w:t>
-      </w:r>
-      <w:proofErr w:type="spellEnd"/>
-      <w:r>
-        <w:t>:</w:t>
+      <w:r>
+        <w:t>logging:</w:t>
       </w:r>
     </w:p>
     <w:p>
@@ -2475,15 +1249,7 @@
         <w:br/>
       </w:r>
       <w:r>
-        <w:t xml:space="preserve">Seite 294 Web </w:t>
-      </w:r>
-      <w:proofErr w:type="spellStart"/>
-      <w:r>
-        <w:t>Scraping</w:t>
-      </w:r>
-      <w:proofErr w:type="spellEnd"/>
-      <w:r>
-        <w:t xml:space="preserve"> </w:t>
+        <w:t xml:space="preserve">Seite 294 Web Scraping </w:t>
       </w:r>
       <w:r>
         <w:br/>
@@ -2506,17 +1272,7 @@
     <w:p>
       <w:r>
         <w:lastRenderedPageBreak/>
-        <w:t xml:space="preserve">Wiederholen </w:t>
-      </w:r>
-      <w:proofErr w:type="spellStart"/>
-      <w:proofErr w:type="gramStart"/>
-      <w:r>
-        <w:t>RegEx</w:t>
-      </w:r>
-      <w:proofErr w:type="spellEnd"/>
-      <w:proofErr w:type="gramEnd"/>
-      <w:r>
-        <w:t xml:space="preserve"> Seite 198</w:t>
+        <w:t>Wiederholen RegEx Seite 198</w:t>
       </w:r>
     </w:p>
     <w:p/>

--- a/docs/Routineaufgaben_Automatisieren.docx
+++ b/docs/Routineaufgaben_Automatisieren.docx
@@ -17,8 +17,13 @@
       </w:r>
     </w:p>
     <w:p>
-      <w:r>
-        <w:t>Wiederholung  Seite 229</w:t>
+      <w:proofErr w:type="gramStart"/>
+      <w:r>
+        <w:t>Wiederholung  Seite</w:t>
+      </w:r>
+      <w:proofErr w:type="gramEnd"/>
+      <w:r>
+        <w:t xml:space="preserve"> 229</w:t>
       </w:r>
       <w:r>
         <w:t>, 215</w:t>
@@ -64,18 +69,50 @@
         <w:rPr>
           <w:highlight w:val="yellow"/>
         </w:rPr>
-        <w:t>loop in loop table_frmt_print wiederholen!</w:t>
-      </w:r>
-    </w:p>
-    <w:p>
-      <w:r>
-        <w:t>Dicotonary.get(k, de</w:t>
+        <w:t xml:space="preserve">loop in loop </w:t>
+      </w:r>
+      <w:proofErr w:type="spellStart"/>
+      <w:r>
+        <w:rPr>
+          <w:highlight w:val="yellow"/>
+        </w:rPr>
+        <w:t>table_frmt_print</w:t>
+      </w:r>
+      <w:proofErr w:type="spellEnd"/>
+      <w:r>
+        <w:rPr>
+          <w:highlight w:val="yellow"/>
+        </w:rPr>
+        <w:t xml:space="preserve"> wiederholen!</w:t>
+      </w:r>
+    </w:p>
+    <w:p>
+      <w:proofErr w:type="spellStart"/>
+      <w:proofErr w:type="gramStart"/>
+      <w:r>
+        <w:t>Dicotonary.get</w:t>
+      </w:r>
+      <w:proofErr w:type="spellEnd"/>
+      <w:r>
+        <w:t>(</w:t>
+      </w:r>
+      <w:proofErr w:type="gramEnd"/>
+      <w:r>
+        <w:t xml:space="preserve">k, </w:t>
+      </w:r>
+      <w:proofErr w:type="spellStart"/>
+      <w:r>
+        <w:t>de</w:t>
       </w:r>
       <w:r>
         <w:t>f</w:t>
       </w:r>
       <w:r>
-        <w:t>ault) + 1</w:t>
+        <w:t>ault</w:t>
+      </w:r>
+      <w:proofErr w:type="spellEnd"/>
+      <w:r>
+        <w:t>) + 1</w:t>
       </w:r>
       <w:r>
         <w:tab/>
@@ -100,36 +137,80 @@
       </w:r>
     </w:p>
     <w:p>
-      <w:pPr>
-        <w:rPr>
-          <w:lang w:val="en-US"/>
-        </w:rPr>
-      </w:pPr>
-      <w:r>
-        <w:rPr>
-          <w:lang w:val="en-US"/>
-        </w:rPr>
+      <w:r>
         <w:t>spam.sort(key=str.lower)</w:t>
       </w:r>
     </w:p>
     <w:p>
-      <w:r>
-        <w:t>isX-Stringmethoden Seite 172</w:t>
+      <w:proofErr w:type="spellStart"/>
+      <w:r>
+        <w:t>isX-Stringmethoden</w:t>
+      </w:r>
+      <w:proofErr w:type="spellEnd"/>
+      <w:r>
+        <w:t xml:space="preserve"> Seite 172</w:t>
       </w:r>
     </w:p>
     <w:p/>
     <w:p>
       <w:r>
-        <w:t xml:space="preserve">Die Methoden rjust() und ljust() werden für einen String aufgerufen und geben </w:t>
+        <w:t xml:space="preserve">Die Methoden </w:t>
+      </w:r>
+      <w:proofErr w:type="spellStart"/>
+      <w:proofErr w:type="gramStart"/>
+      <w:r>
+        <w:t>rjust</w:t>
+      </w:r>
+      <w:proofErr w:type="spellEnd"/>
+      <w:r>
+        <w:t>(</w:t>
+      </w:r>
+      <w:proofErr w:type="gramEnd"/>
+      <w:r>
+        <w:t xml:space="preserve">) und </w:t>
+      </w:r>
+      <w:proofErr w:type="spellStart"/>
+      <w:proofErr w:type="gramStart"/>
+      <w:r>
+        <w:t>ljust</w:t>
+      </w:r>
+      <w:proofErr w:type="spellEnd"/>
+      <w:r>
+        <w:t>(</w:t>
+      </w:r>
+      <w:proofErr w:type="gramEnd"/>
+      <w:r>
+        <w:t xml:space="preserve">) werden für einen String aufgerufen und </w:t>
+      </w:r>
+      <w:proofErr w:type="gramStart"/>
+      <w:r>
+        <w:t xml:space="preserve">geben </w:t>
       </w:r>
       <w:r>
         <w:t xml:space="preserve"> </w:t>
       </w:r>
       <w:r>
-        <w:t>eine Variante dieses Strings zurück, bei der der Text mithilfe von Leerzeichen ausgerichtet ist</w:t>
-      </w:r>
-      <w:r>
-        <w:t>. .center()</w:t>
+        <w:t>eine</w:t>
+      </w:r>
+      <w:proofErr w:type="gramEnd"/>
+      <w:r>
+        <w:t xml:space="preserve"> Variante dieses Strings zurück, bei der der Text mithilfe von Leerzeichen ausgerichtet ist</w:t>
+      </w:r>
+      <w:r>
+        <w:t xml:space="preserve">. </w:t>
+      </w:r>
+      <w:proofErr w:type="gramStart"/>
+      <w:r>
+        <w:t>.</w:t>
+      </w:r>
+      <w:proofErr w:type="spellStart"/>
+      <w:r>
+        <w:t>center</w:t>
+      </w:r>
+      <w:proofErr w:type="spellEnd"/>
+      <w:proofErr w:type="gramEnd"/>
+      <w:r>
+        <w:t>()</w:t>
       </w:r>
     </w:p>
     <w:p>
@@ -140,7 +221,41 @@
     <w:p/>
     <w:p>
       <w:r>
-        <w:t>Das Modul pyperclip enthält die Funktionen copy() und paste(), die Text an die Zwischenablage des Computers senden bzw. von dort empfangen können.</w:t>
+        <w:t xml:space="preserve">Das Modul </w:t>
+      </w:r>
+      <w:proofErr w:type="spellStart"/>
+      <w:r>
+        <w:t>pyperclip</w:t>
+      </w:r>
+      <w:proofErr w:type="spellEnd"/>
+      <w:r>
+        <w:t xml:space="preserve"> enthält die Funktionen </w:t>
+      </w:r>
+      <w:proofErr w:type="spellStart"/>
+      <w:proofErr w:type="gramStart"/>
+      <w:r>
+        <w:t>copy</w:t>
+      </w:r>
+      <w:proofErr w:type="spellEnd"/>
+      <w:r>
+        <w:t>(</w:t>
+      </w:r>
+      <w:proofErr w:type="gramEnd"/>
+      <w:r>
+        <w:t xml:space="preserve">) und </w:t>
+      </w:r>
+      <w:proofErr w:type="spellStart"/>
+      <w:proofErr w:type="gramStart"/>
+      <w:r>
+        <w:t>paste</w:t>
+      </w:r>
+      <w:proofErr w:type="spellEnd"/>
+      <w:r>
+        <w:t>(</w:t>
+      </w:r>
+      <w:proofErr w:type="gramEnd"/>
+      <w:r>
+        <w:t>), die Text an die Zwischenablage des Computers senden bzw. von dort empfangen können.</w:t>
       </w:r>
     </w:p>
     <w:p/>
@@ -151,8 +266,13 @@
     </w:p>
     <w:p/>
     <w:p>
-      <w:r>
-        <w:t xml:space="preserve">Sys.argv </w:t>
+      <w:proofErr w:type="spellStart"/>
+      <w:r>
+        <w:t>Sys.argv</w:t>
+      </w:r>
+      <w:proofErr w:type="spellEnd"/>
+      <w:r>
+        <w:t xml:space="preserve"> </w:t>
       </w:r>
       <w:r>
         <w:tab/>
@@ -162,10 +282,41 @@
     <w:p/>
     <w:p>
       <w:r>
-        <w:t>Aufgabe Projekt TablePrint Seite 187 wiederholen indexing  mit verschachtelten Schleifen und enum</w:t>
-      </w:r>
-      <w:r>
-        <w:t>erate üben</w:t>
+        <w:t xml:space="preserve">Aufgabe Projekt </w:t>
+      </w:r>
+      <w:proofErr w:type="spellStart"/>
+      <w:proofErr w:type="gramStart"/>
+      <w:r>
+        <w:t>TablePrint</w:t>
+      </w:r>
+      <w:proofErr w:type="spellEnd"/>
+      <w:proofErr w:type="gramEnd"/>
+      <w:r>
+        <w:t xml:space="preserve"> Seite 187 wiederholen </w:t>
+      </w:r>
+      <w:proofErr w:type="spellStart"/>
+      <w:proofErr w:type="gramStart"/>
+      <w:r>
+        <w:t>indexing</w:t>
+      </w:r>
+      <w:proofErr w:type="spellEnd"/>
+      <w:r>
+        <w:t xml:space="preserve">  mit</w:t>
+      </w:r>
+      <w:proofErr w:type="gramEnd"/>
+      <w:r>
+        <w:t xml:space="preserve"> verschachtelten Schleifen und </w:t>
+      </w:r>
+      <w:proofErr w:type="spellStart"/>
+      <w:r>
+        <w:t>enum</w:t>
+      </w:r>
+      <w:r>
+        <w:t>erate</w:t>
+      </w:r>
+      <w:proofErr w:type="spellEnd"/>
+      <w:r>
+        <w:t xml:space="preserve"> üben</w:t>
       </w:r>
       <w:r>
         <w:t xml:space="preserve">. </w:t>
@@ -178,29 +329,114 @@
     </w:p>
     <w:p>
       <w:r>
-        <w:t>Widerholungsfragen Regex Seite 218</w:t>
-      </w:r>
-    </w:p>
-    <w:p>
-      <w:r>
-        <w:t xml:space="preserve">Regex Projekt </w:t>
+        <w:t xml:space="preserve">Widerholungsfragen </w:t>
+      </w:r>
+      <w:proofErr w:type="spellStart"/>
+      <w:proofErr w:type="gramStart"/>
+      <w:r>
+        <w:t>Regex</w:t>
+      </w:r>
+      <w:proofErr w:type="spellEnd"/>
+      <w:proofErr w:type="gramEnd"/>
+      <w:r>
+        <w:t xml:space="preserve"> Seite 218</w:t>
+      </w:r>
+    </w:p>
+    <w:p>
+      <w:proofErr w:type="spellStart"/>
+      <w:r>
+        <w:t>Regex</w:t>
+      </w:r>
+      <w:proofErr w:type="spellEnd"/>
+      <w:r>
+        <w:t xml:space="preserve"> </w:t>
+      </w:r>
+      <w:proofErr w:type="gramStart"/>
+      <w:r>
+        <w:t>Projekt</w:t>
+      </w:r>
+      <w:proofErr w:type="gramEnd"/>
+      <w:r>
+        <w:t xml:space="preserve"> </w:t>
       </w:r>
       <w:r>
         <w:t xml:space="preserve">Seite 220 wiederholen. </w:t>
       </w:r>
-      <w:r>
-        <w:t xml:space="preserve">Regex Projekt 248 wiederholen. </w:t>
+      <w:proofErr w:type="spellStart"/>
+      <w:r>
+        <w:t>Regex</w:t>
+      </w:r>
+      <w:proofErr w:type="spellEnd"/>
+      <w:r>
+        <w:t xml:space="preserve"> Projekt 248 wiederholen. </w:t>
       </w:r>
     </w:p>
     <w:p/>
     <w:p>
-      <w:r>
-        <w:t>Ppritnt() „Saubere Ausgabe“ Kapitel 5 und Seite 236,</w:t>
-      </w:r>
-    </w:p>
-    <w:p>
-      <w:r>
-        <w:t xml:space="preserve">Zb. dictionarys die im Python-Format bleiben sollen mit pprint.pformat() z.B. in als eigenständige Datei, als Modul speichern wird als liste die das dictionary enthält gespeichert. </w:t>
+      <w:proofErr w:type="spellStart"/>
+      <w:proofErr w:type="gramStart"/>
+      <w:r>
+        <w:t>Ppritnt</w:t>
+      </w:r>
+      <w:proofErr w:type="spellEnd"/>
+      <w:r>
+        <w:t>(</w:t>
+      </w:r>
+      <w:proofErr w:type="gramEnd"/>
+      <w:r>
+        <w:t>) „Saubere Ausgabe“ Kapitel 5 und Seite 236,</w:t>
+      </w:r>
+    </w:p>
+    <w:p>
+      <w:proofErr w:type="spellStart"/>
+      <w:r>
+        <w:t>Zb</w:t>
+      </w:r>
+      <w:proofErr w:type="spellEnd"/>
+      <w:r>
+        <w:t xml:space="preserve">. </w:t>
+      </w:r>
+      <w:proofErr w:type="spellStart"/>
+      <w:r>
+        <w:t>dictionarys</w:t>
+      </w:r>
+      <w:proofErr w:type="spellEnd"/>
+      <w:r>
+        <w:t xml:space="preserve"> die im Python-Format bleiben sollen mit </w:t>
+      </w:r>
+      <w:proofErr w:type="spellStart"/>
+      <w:proofErr w:type="gramStart"/>
+      <w:r>
+        <w:t>pprint.pformat</w:t>
+      </w:r>
+      <w:proofErr w:type="spellEnd"/>
+      <w:proofErr w:type="gramEnd"/>
+      <w:r>
+        <w:t xml:space="preserve">() z.B. in als eigenständige Datei, als Modul speichern wird als </w:t>
+      </w:r>
+      <w:proofErr w:type="gramStart"/>
+      <w:r>
+        <w:t>liste</w:t>
+      </w:r>
+      <w:proofErr w:type="gramEnd"/>
+      <w:r>
+        <w:t xml:space="preserve"> die das </w:t>
+      </w:r>
+      <w:proofErr w:type="spellStart"/>
+      <w:r>
+        <w:t>dictionary</w:t>
+      </w:r>
+      <w:proofErr w:type="spellEnd"/>
+      <w:r>
+        <w:t xml:space="preserve"> </w:t>
+      </w:r>
+      <w:proofErr w:type="gramStart"/>
+      <w:r>
+        <w:t>enthält</w:t>
+      </w:r>
+      <w:proofErr w:type="gramEnd"/>
+      <w:r>
+        <w:t xml:space="preserve"> gespeichert. </w:t>
       </w:r>
     </w:p>
     <w:p>
@@ -215,7 +451,23 @@
           <w:highlight w:val="yellow"/>
           <w:u w:val="single"/>
         </w:rPr>
-        <w:t xml:space="preserve">Der bist jetzt beste Weg ein </w:t>
+        <w:t xml:space="preserve">Der </w:t>
+      </w:r>
+      <w:proofErr w:type="gramStart"/>
+      <w:r>
+        <w:rPr>
+          <w:highlight w:val="yellow"/>
+          <w:u w:val="single"/>
+        </w:rPr>
+        <w:t>bist</w:t>
+      </w:r>
+      <w:proofErr w:type="gramEnd"/>
+      <w:r>
+        <w:rPr>
+          <w:highlight w:val="yellow"/>
+          <w:u w:val="single"/>
+        </w:rPr>
+        <w:t xml:space="preserve"> jetzt beste Weg ein </w:t>
       </w:r>
       <w:r>
         <w:rPr>
@@ -224,13 +476,33 @@
           <w:highlight w:val="yellow"/>
           <w:u w:val="single"/>
         </w:rPr>
-        <w:t xml:space="preserve">Skript aufzurufen, Bat datei </w:t>
-      </w:r>
-      <w:r>
-        <w:rPr>
+        <w:t xml:space="preserve">Skript aufzurufen, Bat </w:t>
+      </w:r>
+      <w:proofErr w:type="spellStart"/>
+      <w:r>
+        <w:rPr>
+          <w:b/>
+          <w:bCs/>
           <w:highlight w:val="yellow"/>
           <w:u w:val="single"/>
         </w:rPr>
+        <w:t>datei</w:t>
+      </w:r>
+      <w:proofErr w:type="spellEnd"/>
+      <w:r>
+        <w:rPr>
+          <w:b/>
+          <w:bCs/>
+          <w:highlight w:val="yellow"/>
+          <w:u w:val="single"/>
+        </w:rPr>
+        <w:t xml:space="preserve"> </w:t>
+      </w:r>
+      <w:r>
+        <w:rPr>
+          <w:highlight w:val="yellow"/>
+          <w:u w:val="single"/>
+        </w:rPr>
         <w:t>in einen Path-Ordner:</w:t>
       </w:r>
       <w:r>
@@ -289,14 +561,32 @@
       </w:r>
       <w:r>
         <w:br/>
-        <w:t>wiederum liest diese Argumente in die Liste sys.argv ein.</w:t>
+        <w:t xml:space="preserve">wiederum liest diese Argumente in die Liste </w:t>
+      </w:r>
+      <w:proofErr w:type="spellStart"/>
+      <w:proofErr w:type="gramStart"/>
+      <w:r>
+        <w:t>sys.argv</w:t>
+      </w:r>
+      <w:proofErr w:type="spellEnd"/>
+      <w:proofErr w:type="gramEnd"/>
+      <w:r>
+        <w:t xml:space="preserve"> ein.</w:t>
       </w:r>
     </w:p>
     <w:p/>
     <w:p/>
     <w:p>
       <w:r>
-        <w:t>Beispiel Raw-String über mehre Zeilen, „…\“darf nicht am ende der Zeile stehen</w:t>
+        <w:t xml:space="preserve">Beispiel Raw-String über mehre Zeilen, „…\“darf nicht am </w:t>
+      </w:r>
+      <w:proofErr w:type="spellStart"/>
+      <w:r>
+        <w:t>ende</w:t>
+      </w:r>
+      <w:proofErr w:type="spellEnd"/>
+      <w:r>
+        <w:t xml:space="preserve"> der Zeile stehen</w:t>
       </w:r>
     </w:p>
     <w:p>
@@ -313,6 +603,7 @@
           <w14:ligatures w14:val="none"/>
         </w:rPr>
       </w:pPr>
+      <w:proofErr w:type="spellStart"/>
       <w:r>
         <w:rPr>
           <w:rFonts w:ascii="JetBrains Mono NL" w:eastAsia="Times New Roman" w:hAnsi="JetBrains Mono NL" w:cs="JetBrains Mono NL"/>
@@ -325,6 +616,7 @@
         </w:rPr>
         <w:t>zipdatei</w:t>
       </w:r>
+      <w:proofErr w:type="spellEnd"/>
       <w:r>
         <w:rPr>
           <w:rFonts w:ascii="JetBrains Mono NL" w:eastAsia="Times New Roman" w:hAnsi="JetBrains Mono NL" w:cs="JetBrains Mono NL"/>
@@ -569,7 +861,20 @@
           <w:lang w:eastAsia="de-DE"/>
           <w14:ligatures w14:val="none"/>
         </w:rPr>
-        <w:t>\R</w:t>
+        <w:t>\</w:t>
+      </w:r>
+      <w:proofErr w:type="spellStart"/>
+      <w:r>
+        <w:rPr>
+          <w:rFonts w:ascii="JetBrains Mono NL" w:eastAsia="Times New Roman" w:hAnsi="JetBrains Mono NL" w:cs="JetBrains Mono NL"/>
+          <w:color w:val="56B6C2"/>
+          <w:kern w:val="0"/>
+          <w:sz w:val="18"/>
+          <w:szCs w:val="18"/>
+          <w:lang w:eastAsia="de-DE"/>
+          <w14:ligatures w14:val="none"/>
+        </w:rPr>
+        <w:t>R</w:t>
       </w:r>
       <w:r>
         <w:rPr>
@@ -583,6 +888,7 @@
         </w:rPr>
         <w:t>outine_Aufgaben_Automatisieren</w:t>
       </w:r>
+      <w:proofErr w:type="spellEnd"/>
       <w:r>
         <w:rPr>
           <w:rFonts w:ascii="JetBrains Mono NL" w:eastAsia="Times New Roman" w:hAnsi="JetBrains Mono NL" w:cs="JetBrains Mono NL"/>
@@ -647,6 +953,7 @@
         </w:rPr>
         <w:t xml:space="preserve">wiederholen </w:t>
       </w:r>
+      <w:proofErr w:type="spellStart"/>
       <w:r>
         <w:rPr>
           <w:b/>
@@ -663,13 +970,19 @@
         </w:rPr>
         <w:t>gEx</w:t>
       </w:r>
+      <w:proofErr w:type="spellEnd"/>
     </w:p>
     <w:p>
       <w:pPr>
         <w:pStyle w:val="berschrift2"/>
       </w:pPr>
-      <w:r>
-        <w:t>Pathlib, OS, Pfade usw.</w:t>
+      <w:proofErr w:type="spellStart"/>
+      <w:r>
+        <w:t>Pathlib</w:t>
+      </w:r>
+      <w:proofErr w:type="spellEnd"/>
+      <w:r>
+        <w:t>, OS, Pfade usw.</w:t>
       </w:r>
     </w:p>
     <w:p>
@@ -678,12 +991,22 @@
           <w:lang w:val="en-US"/>
         </w:rPr>
       </w:pPr>
-      <w:r>
-        <w:rPr>
-          <w:lang w:val="en-US"/>
-        </w:rPr>
-        <w:t>os.path.</w:t>
-      </w:r>
+      <w:proofErr w:type="spellStart"/>
+      <w:proofErr w:type="gramStart"/>
+      <w:r>
+        <w:rPr>
+          <w:lang w:val="en-US"/>
+        </w:rPr>
+        <w:t>os.path</w:t>
+      </w:r>
+      <w:proofErr w:type="gramEnd"/>
+      <w:r>
+        <w:rPr>
+          <w:lang w:val="en-US"/>
+        </w:rPr>
+        <w:t>.</w:t>
+      </w:r>
+      <w:proofErr w:type="gramStart"/>
       <w:r>
         <w:rPr>
           <w:b/>
@@ -691,16 +1014,29 @@
         </w:rPr>
         <w:t>relpath</w:t>
       </w:r>
-      <w:r>
-        <w:rPr>
-          <w:lang w:val="en-US"/>
-        </w:rPr>
-        <w:t xml:space="preserve">('C:\\Windows', 'C:\\spam\\eggs') </w:t>
-      </w:r>
-    </w:p>
-    <w:p>
-      <w:r>
-        <w:t>'..\\..\\Windows'</w:t>
+      <w:proofErr w:type="spellEnd"/>
+      <w:r>
+        <w:rPr>
+          <w:lang w:val="en-US"/>
+        </w:rPr>
+        <w:t>(</w:t>
+      </w:r>
+      <w:proofErr w:type="gramEnd"/>
+      <w:r>
+        <w:rPr>
+          <w:lang w:val="en-US"/>
+        </w:rPr>
+        <w:t xml:space="preserve">'C:\\Windows', 'C:\\spam\\eggs') </w:t>
+      </w:r>
+    </w:p>
+    <w:p>
+      <w:proofErr w:type="gramStart"/>
+      <w:r>
+        <w:t>'..</w:t>
+      </w:r>
+      <w:proofErr w:type="gramEnd"/>
+      <w:r>
+        <w:t>\\..\\Windows'</w:t>
       </w:r>
     </w:p>
     <w:p/>
@@ -725,44 +1061,143 @@
     </w:p>
     <w:p>
       <w:r>
-        <w:t>Basisname eines Path-Objektes in pathlib = .name</w:t>
-      </w:r>
+        <w:t xml:space="preserve">Basisname eines Path-Objektes in </w:t>
+      </w:r>
+      <w:proofErr w:type="spellStart"/>
+      <w:r>
+        <w:t>pathlib</w:t>
+      </w:r>
+      <w:proofErr w:type="spellEnd"/>
+      <w:r>
+        <w:t xml:space="preserve"> = .</w:t>
+      </w:r>
+      <w:proofErr w:type="spellStart"/>
+      <w:r>
+        <w:t>name</w:t>
+      </w:r>
+      <w:proofErr w:type="spellEnd"/>
       <w:r>
         <w:br/>
         <w:t xml:space="preserve">in OS:  </w:t>
       </w:r>
-      <w:r>
-        <w:t>os.path.basename(path)</w:t>
-      </w:r>
-    </w:p>
-    <w:p>
-      <w:r>
-        <w:t>Verzeichnisname in pathlib:= path_objekt.parent</w:t>
-      </w:r>
+      <w:proofErr w:type="spellStart"/>
+      <w:proofErr w:type="gramStart"/>
+      <w:r>
+        <w:t>os.path</w:t>
+      </w:r>
+      <w:proofErr w:type="gramEnd"/>
+      <w:r>
+        <w:t>.basename</w:t>
+      </w:r>
+      <w:proofErr w:type="spellEnd"/>
+      <w:r>
+        <w:t>(</w:t>
+      </w:r>
+      <w:proofErr w:type="spellStart"/>
+      <w:r>
+        <w:t>path</w:t>
+      </w:r>
+      <w:proofErr w:type="spellEnd"/>
+      <w:r>
+        <w:t>)</w:t>
+      </w:r>
+    </w:p>
+    <w:p>
+      <w:r>
+        <w:t xml:space="preserve">Verzeichnisname in </w:t>
+      </w:r>
+      <w:proofErr w:type="spellStart"/>
+      <w:proofErr w:type="gramStart"/>
+      <w:r>
+        <w:t>pathlib</w:t>
+      </w:r>
+      <w:proofErr w:type="spellEnd"/>
+      <w:r>
+        <w:t>:=</w:t>
+      </w:r>
+      <w:proofErr w:type="gramEnd"/>
+      <w:r>
+        <w:t xml:space="preserve"> </w:t>
+      </w:r>
+      <w:proofErr w:type="spellStart"/>
+      <w:r>
+        <w:t>path_</w:t>
+      </w:r>
+      <w:proofErr w:type="gramStart"/>
+      <w:r>
+        <w:t>objekt.parent</w:t>
+      </w:r>
+      <w:proofErr w:type="spellEnd"/>
+      <w:proofErr w:type="gramEnd"/>
       <w:r>
         <w:br/>
         <w:t xml:space="preserve">in OS: </w:t>
       </w:r>
-      <w:r>
-        <w:t>os.path.</w:t>
+      <w:proofErr w:type="spellStart"/>
+      <w:proofErr w:type="gramStart"/>
+      <w:r>
+        <w:t>os.path</w:t>
+      </w:r>
+      <w:proofErr w:type="gramEnd"/>
+      <w:r>
+        <w:t>.</w:t>
       </w:r>
       <w:r>
         <w:t>dirname</w:t>
       </w:r>
-      <w:r>
-        <w:t>(path)</w:t>
-      </w:r>
-    </w:p>
-    <w:p>
-      <w:r>
-        <w:t xml:space="preserve">Tupel(vezeinsname, basename) = </w:t>
-      </w:r>
-      <w:r>
-        <w:t>os.path.split(</w:t>
-      </w:r>
+      <w:proofErr w:type="spellEnd"/>
+      <w:r>
+        <w:t>(</w:t>
+      </w:r>
+      <w:proofErr w:type="spellStart"/>
       <w:r>
         <w:t>path</w:t>
       </w:r>
+      <w:proofErr w:type="spellEnd"/>
+      <w:r>
+        <w:t>)</w:t>
+      </w:r>
+    </w:p>
+    <w:p>
+      <w:proofErr w:type="gramStart"/>
+      <w:r>
+        <w:t>Tupel(</w:t>
+      </w:r>
+      <w:proofErr w:type="spellStart"/>
+      <w:proofErr w:type="gramEnd"/>
+      <w:r>
+        <w:t>vezeinsname</w:t>
+      </w:r>
+      <w:proofErr w:type="spellEnd"/>
+      <w:r>
+        <w:t xml:space="preserve">, </w:t>
+      </w:r>
+      <w:proofErr w:type="spellStart"/>
+      <w:r>
+        <w:t>basename</w:t>
+      </w:r>
+      <w:proofErr w:type="spellEnd"/>
+      <w:r>
+        <w:t xml:space="preserve">) = </w:t>
+      </w:r>
+      <w:proofErr w:type="spellStart"/>
+      <w:proofErr w:type="gramStart"/>
+      <w:r>
+        <w:t>os.path</w:t>
+      </w:r>
+      <w:proofErr w:type="gramEnd"/>
+      <w:r>
+        <w:t>.split</w:t>
+      </w:r>
+      <w:proofErr w:type="spellEnd"/>
+      <w:r>
+        <w:t>(</w:t>
+      </w:r>
+      <w:proofErr w:type="spellStart"/>
+      <w:r>
+        <w:t>path</w:t>
+      </w:r>
+      <w:proofErr w:type="spellEnd"/>
       <w:r>
         <w:t>)</w:t>
       </w:r>
@@ -775,44 +1210,183 @@
           <w:sz w:val="16"/>
           <w:szCs w:val="16"/>
         </w:rPr>
-        <w:t>Allerdings ist os.path.split() eine praktische Abkürzung.</w:t>
-      </w:r>
+        <w:t xml:space="preserve">Allerdings ist </w:t>
+      </w:r>
+      <w:proofErr w:type="spellStart"/>
+      <w:proofErr w:type="gramStart"/>
       <w:r>
         <w:rPr>
           <w:rFonts w:ascii="Arial" w:hAnsi="Arial" w:cs="Arial"/>
           <w:sz w:val="16"/>
           <w:szCs w:val="16"/>
         </w:rPr>
-        <w:br/>
-        <w:t xml:space="preserve">Beachten Sie aber, dass os.path.split() keinen Dateipfad entgegennimmt und </w:t>
-      </w:r>
+        <w:t>os.path</w:t>
+      </w:r>
+      <w:proofErr w:type="gramEnd"/>
       <w:r>
         <w:rPr>
           <w:rFonts w:ascii="Arial" w:hAnsi="Arial" w:cs="Arial"/>
           <w:sz w:val="16"/>
           <w:szCs w:val="16"/>
         </w:rPr>
-        <w:br/>
-        <w:t xml:space="preserve">daraus eine Liste der Strings für die einzelnen Ordner zurückgibt. Für diesen </w:t>
-      </w:r>
+        <w:t>.</w:t>
+      </w:r>
+      <w:proofErr w:type="gramStart"/>
       <w:r>
         <w:rPr>
           <w:rFonts w:ascii="Arial" w:hAnsi="Arial" w:cs="Arial"/>
           <w:sz w:val="16"/>
           <w:szCs w:val="16"/>
         </w:rPr>
-        <w:br/>
-        <w:t xml:space="preserve">Zweck müssen Sie den Pfad mit der Stringmethode split() zerlegen und ihr die </w:t>
-      </w:r>
+        <w:t>split</w:t>
+      </w:r>
+      <w:proofErr w:type="spellEnd"/>
       <w:r>
         <w:rPr>
           <w:rFonts w:ascii="Arial" w:hAnsi="Arial" w:cs="Arial"/>
           <w:sz w:val="16"/>
           <w:szCs w:val="16"/>
         </w:rPr>
+        <w:t>(</w:t>
+      </w:r>
+      <w:proofErr w:type="gramEnd"/>
+      <w:r>
+        <w:rPr>
+          <w:rFonts w:ascii="Arial" w:hAnsi="Arial" w:cs="Arial"/>
+          <w:sz w:val="16"/>
+          <w:szCs w:val="16"/>
+        </w:rPr>
+        <w:t>) eine praktische Abkürzung.</w:t>
+      </w:r>
+      <w:r>
+        <w:rPr>
+          <w:rFonts w:ascii="Arial" w:hAnsi="Arial" w:cs="Arial"/>
+          <w:sz w:val="16"/>
+          <w:szCs w:val="16"/>
+        </w:rPr>
+        <w:br/>
+        <w:t xml:space="preserve">Beachten Sie aber, dass </w:t>
+      </w:r>
+      <w:proofErr w:type="spellStart"/>
+      <w:proofErr w:type="gramStart"/>
+      <w:r>
+        <w:rPr>
+          <w:rFonts w:ascii="Arial" w:hAnsi="Arial" w:cs="Arial"/>
+          <w:sz w:val="16"/>
+          <w:szCs w:val="16"/>
+        </w:rPr>
+        <w:t>os.path</w:t>
+      </w:r>
+      <w:proofErr w:type="gramEnd"/>
+      <w:r>
+        <w:rPr>
+          <w:rFonts w:ascii="Arial" w:hAnsi="Arial" w:cs="Arial"/>
+          <w:sz w:val="16"/>
+          <w:szCs w:val="16"/>
+        </w:rPr>
+        <w:t>.</w:t>
+      </w:r>
+      <w:proofErr w:type="gramStart"/>
+      <w:r>
+        <w:rPr>
+          <w:rFonts w:ascii="Arial" w:hAnsi="Arial" w:cs="Arial"/>
+          <w:sz w:val="16"/>
+          <w:szCs w:val="16"/>
+        </w:rPr>
+        <w:t>split</w:t>
+      </w:r>
+      <w:proofErr w:type="spellEnd"/>
+      <w:r>
+        <w:rPr>
+          <w:rFonts w:ascii="Arial" w:hAnsi="Arial" w:cs="Arial"/>
+          <w:sz w:val="16"/>
+          <w:szCs w:val="16"/>
+        </w:rPr>
+        <w:t>(</w:t>
+      </w:r>
+      <w:proofErr w:type="gramEnd"/>
+      <w:r>
+        <w:rPr>
+          <w:rFonts w:ascii="Arial" w:hAnsi="Arial" w:cs="Arial"/>
+          <w:sz w:val="16"/>
+          <w:szCs w:val="16"/>
+        </w:rPr>
+        <w:t xml:space="preserve">) keinen Dateipfad entgegennimmt und </w:t>
+      </w:r>
+      <w:r>
+        <w:rPr>
+          <w:rFonts w:ascii="Arial" w:hAnsi="Arial" w:cs="Arial"/>
+          <w:sz w:val="16"/>
+          <w:szCs w:val="16"/>
+        </w:rPr>
+        <w:br/>
+        <w:t xml:space="preserve">daraus eine Liste der Strings für die einzelnen Ordner zurückgibt. Für diesen </w:t>
+      </w:r>
+      <w:r>
+        <w:rPr>
+          <w:rFonts w:ascii="Arial" w:hAnsi="Arial" w:cs="Arial"/>
+          <w:sz w:val="16"/>
+          <w:szCs w:val="16"/>
+        </w:rPr>
+        <w:br/>
+        <w:t xml:space="preserve">Zweck müssen Sie den Pfad mit der </w:t>
+      </w:r>
+      <w:proofErr w:type="spellStart"/>
+      <w:r>
+        <w:rPr>
+          <w:rFonts w:ascii="Arial" w:hAnsi="Arial" w:cs="Arial"/>
+          <w:sz w:val="16"/>
+          <w:szCs w:val="16"/>
+        </w:rPr>
+        <w:t>Stringmethode</w:t>
+      </w:r>
+      <w:proofErr w:type="spellEnd"/>
+      <w:r>
+        <w:rPr>
+          <w:rFonts w:ascii="Arial" w:hAnsi="Arial" w:cs="Arial"/>
+          <w:sz w:val="16"/>
+          <w:szCs w:val="16"/>
+        </w:rPr>
+        <w:t xml:space="preserve"> </w:t>
+      </w:r>
+      <w:proofErr w:type="spellStart"/>
+      <w:proofErr w:type="gramStart"/>
+      <w:r>
+        <w:rPr>
+          <w:rFonts w:ascii="Arial" w:hAnsi="Arial" w:cs="Arial"/>
+          <w:sz w:val="16"/>
+          <w:szCs w:val="16"/>
+        </w:rPr>
+        <w:t>split</w:t>
+      </w:r>
+      <w:proofErr w:type="spellEnd"/>
+      <w:r>
+        <w:rPr>
+          <w:rFonts w:ascii="Arial" w:hAnsi="Arial" w:cs="Arial"/>
+          <w:sz w:val="16"/>
+          <w:szCs w:val="16"/>
+        </w:rPr>
+        <w:t>(</w:t>
+      </w:r>
+      <w:proofErr w:type="gramEnd"/>
+      <w:r>
+        <w:rPr>
+          <w:rFonts w:ascii="Arial" w:hAnsi="Arial" w:cs="Arial"/>
+          <w:sz w:val="16"/>
+          <w:szCs w:val="16"/>
+        </w:rPr>
+        <w:t xml:space="preserve">) zerlegen und ihr die </w:t>
+      </w:r>
+      <w:r>
+        <w:rPr>
+          <w:rFonts w:ascii="Arial" w:hAnsi="Arial" w:cs="Arial"/>
+          <w:sz w:val="16"/>
+          <w:szCs w:val="16"/>
+        </w:rPr>
         <w:br/>
         <w:t xml:space="preserve">Variable </w:t>
       </w:r>
+      <w:proofErr w:type="spellStart"/>
       <w:r>
         <w:rPr>
           <w:rFonts w:ascii="Arial" w:hAnsi="Arial" w:cs="Arial"/>
@@ -823,6 +1397,7 @@
         </w:rPr>
         <w:t>os.path.sep</w:t>
       </w:r>
+      <w:proofErr w:type="spellEnd"/>
       <w:r>
         <w:rPr>
           <w:rFonts w:ascii="Arial" w:hAnsi="Arial" w:cs="Arial"/>
@@ -846,25 +1421,90 @@
     </w:p>
     <w:p>
       <w:r>
-        <w:t>Die Methode `Path.chmod()` in der `pathlib`-Bibliothek wird verwendet, um die Berechtigungen (Zugriffsrechte) einer Datei oder eines Verzeichnisses zu ändern. Diese Methode ist eine Entsprechung zu `os.chmod()` und ermöglicht es dir, die Zugriffsrechte auf Dateien und Verzeichnisse zu setzen, indem du den entsprechenden Berechtigungsmodus angibst.</w:t>
-      </w:r>
-      <w:r>
-        <w:br/>
-      </w:r>
-      <w:r>
-        <w:br/>
-        <w:t>### Verwendung von `Path.chmod()`</w:t>
-      </w:r>
-      <w:r>
-        <w:br/>
-      </w:r>
-      <w:r>
-        <w:br/>
-        <w:t>```python</w:t>
-      </w:r>
-      <w:r>
-        <w:br/>
-        <w:t>from pathlib import Path</w:t>
+        <w:t>Die Methode `</w:t>
+      </w:r>
+      <w:proofErr w:type="spellStart"/>
+      <w:r>
+        <w:t>Path.chmod</w:t>
+      </w:r>
+      <w:proofErr w:type="spellEnd"/>
+      <w:proofErr w:type="gramStart"/>
+      <w:r>
+        <w:t>()`</w:t>
+      </w:r>
+      <w:proofErr w:type="gramEnd"/>
+      <w:r>
+        <w:t xml:space="preserve"> in der `</w:t>
+      </w:r>
+      <w:proofErr w:type="spellStart"/>
+      <w:r>
+        <w:t>pathlib</w:t>
+      </w:r>
+      <w:proofErr w:type="spellEnd"/>
+      <w:r>
+        <w:t>`-Bibliothek wird verwendet, um die Berechtigungen (Zugriffsrechte) einer Datei oder eines Verzeichnisses zu ändern. Diese Methode ist eine Entsprechung zu `</w:t>
+      </w:r>
+      <w:proofErr w:type="spellStart"/>
+      <w:r>
+        <w:t>os.chmod</w:t>
+      </w:r>
+      <w:proofErr w:type="spellEnd"/>
+      <w:r>
+        <w:t>()` und ermöglicht es dir, die Zugriffsrechte auf Dateien und Verzeichnisse zu setzen, indem du den entsprechenden Berechtigungsmodus angibst.</w:t>
+      </w:r>
+      <w:r>
+        <w:br/>
+      </w:r>
+      <w:r>
+        <w:br/>
+        <w:t>### Verwendung von `</w:t>
+      </w:r>
+      <w:proofErr w:type="spellStart"/>
+      <w:r>
+        <w:t>Path.chmod</w:t>
+      </w:r>
+      <w:proofErr w:type="spellEnd"/>
+      <w:r>
+        <w:t>()`</w:t>
+      </w:r>
+      <w:r>
+        <w:br/>
+      </w:r>
+      <w:r>
+        <w:br/>
+        <w:t>```</w:t>
+      </w:r>
+      <w:proofErr w:type="spellStart"/>
+      <w:r>
+        <w:t>python</w:t>
+      </w:r>
+      <w:proofErr w:type="spellEnd"/>
+      <w:r>
+        <w:br/>
+      </w:r>
+      <w:proofErr w:type="spellStart"/>
+      <w:r>
+        <w:t>from</w:t>
+      </w:r>
+      <w:proofErr w:type="spellEnd"/>
+      <w:r>
+        <w:t xml:space="preserve"> </w:t>
+      </w:r>
+      <w:proofErr w:type="spellStart"/>
+      <w:r>
+        <w:t>pathlib</w:t>
+      </w:r>
+      <w:proofErr w:type="spellEnd"/>
+      <w:r>
+        <w:t xml:space="preserve"> </w:t>
+      </w:r>
+      <w:proofErr w:type="spellStart"/>
+      <w:r>
+        <w:t>import</w:t>
+      </w:r>
+      <w:proofErr w:type="spellEnd"/>
+      <w:r>
+        <w:t xml:space="preserve"> Path</w:t>
       </w:r>
       <w:r>
         <w:br/>
@@ -876,20 +1516,40 @@
       <w:r>
         <w:br/>
       </w:r>
+      <w:proofErr w:type="spellStart"/>
       <w:r>
         <w:lastRenderedPageBreak/>
-        <w:t>path = Path('example.txt')</w:t>
-      </w:r>
-      <w:r>
-        <w:br/>
-      </w:r>
-      <w:r>
-        <w:br/>
-        <w:t># Ändere die Berechtigungen auf 0o644 (rw-r--r--)</w:t>
-      </w:r>
-      <w:r>
-        <w:br/>
-        <w:t>path.chmod(0o644)</w:t>
+        <w:t>path</w:t>
+      </w:r>
+      <w:proofErr w:type="spellEnd"/>
+      <w:r>
+        <w:t xml:space="preserve"> = Path('example.txt')</w:t>
+      </w:r>
+      <w:r>
+        <w:br/>
+      </w:r>
+      <w:r>
+        <w:br/>
+        <w:t># Ändere die Berechtigungen auf 0o644 (</w:t>
+      </w:r>
+      <w:proofErr w:type="spellStart"/>
+      <w:r>
+        <w:t>rw</w:t>
+      </w:r>
+      <w:proofErr w:type="spellEnd"/>
+      <w:r>
+        <w:t>-r--r--)</w:t>
+      </w:r>
+      <w:r>
+        <w:br/>
+      </w:r>
+      <w:proofErr w:type="spellStart"/>
+      <w:r>
+        <w:t>path.chmod</w:t>
+      </w:r>
+      <w:proofErr w:type="spellEnd"/>
+      <w:r>
+        <w:t>(0o644)</w:t>
       </w:r>
       <w:r>
         <w:br/>
@@ -907,7 +1567,23 @@
       </w:r>
       <w:r>
         <w:br/>
-        <w:t>- **`mode`**: Der Modus ist eine Ganzzahl, die die Berechtigungen in Oktalnotation angibt. Zum Beispiel:</w:t>
+        <w:t>- **`</w:t>
+      </w:r>
+      <w:proofErr w:type="spellStart"/>
+      <w:r>
+        <w:t>mode</w:t>
+      </w:r>
+      <w:proofErr w:type="spellEnd"/>
+      <w:r>
+        <w:t xml:space="preserve">`**: Der Modus ist eine Ganzzahl, die die Berechtigungen in </w:t>
+      </w:r>
+      <w:proofErr w:type="spellStart"/>
+      <w:r>
+        <w:t>Oktalnotation</w:t>
+      </w:r>
+      <w:proofErr w:type="spellEnd"/>
+      <w:r>
+        <w:t xml:space="preserve"> angibt. Zum Beispiel:</w:t>
       </w:r>
       <w:r>
         <w:br/>
@@ -945,18 +1621,54 @@
       </w:r>
       <w:r>
         <w:br/>
-        <w:t>Hier ist ein vollständiges Beispiel zur Verwendung von `Path.chmod()`:</w:t>
-      </w:r>
-      <w:r>
-        <w:br/>
-      </w:r>
-      <w:r>
-        <w:br/>
-        <w:t>```python</w:t>
-      </w:r>
-      <w:r>
-        <w:br/>
-        <w:t>from pathlib import Path</w:t>
+        <w:t>Hier ist ein vollständiges Beispiel zur Verwendung von `</w:t>
+      </w:r>
+      <w:proofErr w:type="spellStart"/>
+      <w:r>
+        <w:t>Path.chmod</w:t>
+      </w:r>
+      <w:proofErr w:type="spellEnd"/>
+      <w:r>
+        <w:t>()`:</w:t>
+      </w:r>
+      <w:r>
+        <w:br/>
+      </w:r>
+      <w:r>
+        <w:br/>
+        <w:t>```</w:t>
+      </w:r>
+      <w:proofErr w:type="spellStart"/>
+      <w:r>
+        <w:t>python</w:t>
+      </w:r>
+      <w:proofErr w:type="spellEnd"/>
+      <w:r>
+        <w:br/>
+      </w:r>
+      <w:proofErr w:type="spellStart"/>
+      <w:r>
+        <w:t>from</w:t>
+      </w:r>
+      <w:proofErr w:type="spellEnd"/>
+      <w:r>
+        <w:t xml:space="preserve"> </w:t>
+      </w:r>
+      <w:proofErr w:type="spellStart"/>
+      <w:r>
+        <w:t>pathlib</w:t>
+      </w:r>
+      <w:proofErr w:type="spellEnd"/>
+      <w:r>
+        <w:t xml:space="preserve"> </w:t>
+      </w:r>
+      <w:proofErr w:type="spellStart"/>
+      <w:r>
+        <w:t>import</w:t>
+      </w:r>
+      <w:proofErr w:type="spellEnd"/>
+      <w:r>
+        <w:t xml:space="preserve"> Path</w:t>
       </w:r>
       <w:r>
         <w:br/>
@@ -967,11 +1679,25 @@
       </w:r>
       <w:r>
         <w:br/>
-        <w:t>path = Path('example.txt')</w:t>
-      </w:r>
-      <w:r>
-        <w:br/>
-        <w:t>path.write_text('Dies ist ein Test.')</w:t>
+      </w:r>
+      <w:proofErr w:type="spellStart"/>
+      <w:r>
+        <w:t>path</w:t>
+      </w:r>
+      <w:proofErr w:type="spellEnd"/>
+      <w:r>
+        <w:t xml:space="preserve"> = Path('example.txt')</w:t>
+      </w:r>
+      <w:r>
+        <w:br/>
+      </w:r>
+      <w:proofErr w:type="spellStart"/>
+      <w:r>
+        <w:t>path.write_text</w:t>
+      </w:r>
+      <w:proofErr w:type="spellEnd"/>
+      <w:r>
+        <w:t>('Dies ist ein Test.')</w:t>
       </w:r>
       <w:r>
         <w:br/>
@@ -982,15 +1708,100 @@
       </w:r>
       <w:r>
         <w:br/>
-        <w:t>print(f"Vorherige Berechtigungen: {oct(path.stat().st_mode &amp; 0o777)}")</w:t>
-      </w:r>
-      <w:r>
-        <w:br/>
-        <w:t>path.chmod(0o600)  # Nur Lese- und Schreibrechte für den Eigentümer</w:t>
-      </w:r>
-      <w:r>
-        <w:br/>
-        <w:t>print(f"Nachherige Berechtigungen: {oct(path.stat().st_mode &amp; 0o777)}")</w:t>
+      </w:r>
+      <w:proofErr w:type="spellStart"/>
+      <w:r>
+        <w:t>print</w:t>
+      </w:r>
+      <w:proofErr w:type="spellEnd"/>
+      <w:r>
+        <w:t>(</w:t>
+      </w:r>
+      <w:proofErr w:type="spellStart"/>
+      <w:r>
+        <w:t>f"Vorherige</w:t>
+      </w:r>
+      <w:proofErr w:type="spellEnd"/>
+      <w:r>
+        <w:t xml:space="preserve"> Berechtigungen: {</w:t>
+      </w:r>
+      <w:proofErr w:type="spellStart"/>
+      <w:r>
+        <w:t>oct</w:t>
+      </w:r>
+      <w:proofErr w:type="spellEnd"/>
+      <w:r>
+        <w:t>(</w:t>
+      </w:r>
+      <w:proofErr w:type="spellStart"/>
+      <w:r>
+        <w:t>path.stat</w:t>
+      </w:r>
+      <w:proofErr w:type="spellEnd"/>
+      <w:r>
+        <w:t>().</w:t>
+      </w:r>
+      <w:proofErr w:type="spellStart"/>
+      <w:r>
+        <w:t>st_mode</w:t>
+      </w:r>
+      <w:proofErr w:type="spellEnd"/>
+      <w:r>
+        <w:t xml:space="preserve"> &amp; 0o777)}")</w:t>
+      </w:r>
+      <w:r>
+        <w:br/>
+      </w:r>
+      <w:proofErr w:type="spellStart"/>
+      <w:r>
+        <w:t>path.chmod</w:t>
+      </w:r>
+      <w:proofErr w:type="spellEnd"/>
+      <w:r>
+        <w:t>(0o600)  # Nur Lese- und Schreibrechte für den Eigentümer</w:t>
+      </w:r>
+      <w:r>
+        <w:br/>
+      </w:r>
+      <w:proofErr w:type="spellStart"/>
+      <w:r>
+        <w:t>print</w:t>
+      </w:r>
+      <w:proofErr w:type="spellEnd"/>
+      <w:r>
+        <w:t>(</w:t>
+      </w:r>
+      <w:proofErr w:type="spellStart"/>
+      <w:r>
+        <w:t>f"Nachherige</w:t>
+      </w:r>
+      <w:proofErr w:type="spellEnd"/>
+      <w:r>
+        <w:t xml:space="preserve"> Berechtigungen: {</w:t>
+      </w:r>
+      <w:proofErr w:type="spellStart"/>
+      <w:r>
+        <w:t>oct</w:t>
+      </w:r>
+      <w:proofErr w:type="spellEnd"/>
+      <w:r>
+        <w:t>(</w:t>
+      </w:r>
+      <w:proofErr w:type="spellStart"/>
+      <w:r>
+        <w:t>path.stat</w:t>
+      </w:r>
+      <w:proofErr w:type="spellEnd"/>
+      <w:r>
+        <w:t>().</w:t>
+      </w:r>
+      <w:proofErr w:type="spellStart"/>
+      <w:r>
+        <w:t>st_mode</w:t>
+      </w:r>
+      <w:proofErr w:type="spellEnd"/>
+      <w:r>
+        <w:t xml:space="preserve"> &amp; 0o777)}")</w:t>
       </w:r>
       <w:r>
         <w:br/>
@@ -1012,7 +1823,20 @@
       </w:r>
       <w:r>
         <w:br/>
-        <w:t>2. Die Berechtigungen der Datei werden vor und nach der Verwendung von `chmod()` ausgedruckt.</w:t>
+        <w:t>2. Die Berechtigungen der Datei werden vor und nach der Verwendung von `</w:t>
+      </w:r>
+      <w:proofErr w:type="spellStart"/>
+      <w:proofErr w:type="gramStart"/>
+      <w:r>
+        <w:t>chmod</w:t>
+      </w:r>
+      <w:proofErr w:type="spellEnd"/>
+      <w:r>
+        <w:t>(</w:t>
+      </w:r>
+      <w:proofErr w:type="gramEnd"/>
+      <w:r>
+        <w:t>)` ausgedruckt.</w:t>
       </w:r>
       <w:r>
         <w:br/>
@@ -1030,15 +1854,70 @@
       </w:r>
       <w:r>
         <w:br/>
-        <w:t>- **Zugriffsrechte**: Die Berechtigungen werden in Oktalnotation angegeben. Zum Beispiel steht `0o644` für Lese- und Schreibrechte des Eigentümers und nur Leserechte für andere.</w:t>
-      </w:r>
-      <w:r>
-        <w:br/>
-        <w:t>- **Berechtigungsänderungen**: `chmod()` funktioniert nur bei Dateien und Verzeichnissen, die im Dateisystem existieren.</w:t>
-      </w:r>
-      <w:r>
-        <w:br/>
-        <w:t>- **Plattformabhängigkeit**: `chmod()` funktioniert in der Regel auf Unix-ähnlichen Systemen (wie Linux und macOS). Auf Windows-Systemen werden Berechtigungen anders gehandhabt, und `chmod()` hat möglicherweise eine eingeschränkte Wirkung.</w:t>
+        <w:t xml:space="preserve">- **Zugriffsrechte**: Die Berechtigungen werden in </w:t>
+      </w:r>
+      <w:proofErr w:type="spellStart"/>
+      <w:r>
+        <w:t>Oktalnotation</w:t>
+      </w:r>
+      <w:proofErr w:type="spellEnd"/>
+      <w:r>
+        <w:t xml:space="preserve"> angegeben. Zum Beispiel steht `0o644` für Lese- und Schreibrechte des Eigentümers und nur Leserechte für andere.</w:t>
+      </w:r>
+      <w:r>
+        <w:br/>
+        <w:t>- **Berechtigungsänderungen**: `</w:t>
+      </w:r>
+      <w:proofErr w:type="spellStart"/>
+      <w:proofErr w:type="gramStart"/>
+      <w:r>
+        <w:t>chmod</w:t>
+      </w:r>
+      <w:proofErr w:type="spellEnd"/>
+      <w:r>
+        <w:t>(</w:t>
+      </w:r>
+      <w:proofErr w:type="gramEnd"/>
+      <w:r>
+        <w:t>)` funktioniert nur bei Dateien und Verzeichnissen, die im Dateisystem existieren.</w:t>
+      </w:r>
+      <w:r>
+        <w:br/>
+        <w:t>- **Plattformabhängigkeit**: `</w:t>
+      </w:r>
+      <w:proofErr w:type="spellStart"/>
+      <w:proofErr w:type="gramStart"/>
+      <w:r>
+        <w:t>chmod</w:t>
+      </w:r>
+      <w:proofErr w:type="spellEnd"/>
+      <w:r>
+        <w:t>(</w:t>
+      </w:r>
+      <w:proofErr w:type="gramEnd"/>
+      <w:r>
+        <w:t xml:space="preserve">)` funktioniert in der Regel auf Unix-ähnlichen Systemen (wie Linux und </w:t>
+      </w:r>
+      <w:proofErr w:type="spellStart"/>
+      <w:r>
+        <w:t>macOS</w:t>
+      </w:r>
+      <w:proofErr w:type="spellEnd"/>
+      <w:r>
+        <w:t>). Auf Windows-Systemen werden Berechtigungen anders gehandhabt, und `</w:t>
+      </w:r>
+      <w:proofErr w:type="spellStart"/>
+      <w:proofErr w:type="gramStart"/>
+      <w:r>
+        <w:t>chmod</w:t>
+      </w:r>
+      <w:proofErr w:type="spellEnd"/>
+      <w:r>
+        <w:t>(</w:t>
+      </w:r>
+      <w:proofErr w:type="gramEnd"/>
+      <w:r>
+        <w:t>)` hat möglicherweise eine eingeschränkte Wirkung.</w:t>
       </w:r>
       <w:r>
         <w:br/>
@@ -1048,38 +1927,140 @@
       </w:r>
       <w:r>
         <w:lastRenderedPageBreak/>
-        <w:t>Die Methode `Path.chmod()` bietet eine objektorientierte Möglichkeit, Dateiberechtigungen zu ändern, und integriert sich nahtlos in die `pathlib`-Bibliothek, die für die Arbeit mit Pfaden und Dateien in Python entwickelt wurde.</w:t>
-      </w:r>
-      <w:r>
-        <w:br/>
-      </w:r>
-    </w:p>
-    <w:p>
-      <w:r>
-        <w:t>pathlib bietet eine Methode zur Bestimmung der Größe einer Datei, die der Funktion os.path.getsize() entspricht.</w:t>
-      </w:r>
-    </w:p>
-    <w:p>
-      <w:r>
-        <w:t xml:space="preserve">In pathlib kannst du die Methode </w:t>
+        <w:t>Die Methode `</w:t>
+      </w:r>
+      <w:proofErr w:type="spellStart"/>
+      <w:r>
+        <w:t>Path.chmod</w:t>
+      </w:r>
+      <w:proofErr w:type="spellEnd"/>
+      <w:proofErr w:type="gramStart"/>
+      <w:r>
+        <w:t>()`</w:t>
+      </w:r>
+      <w:proofErr w:type="gramEnd"/>
+      <w:r>
+        <w:t xml:space="preserve"> bietet eine objektorientierte Möglichkeit, Dateiberechtigungen zu ändern, und integriert sich nahtlos in die `</w:t>
+      </w:r>
+      <w:proofErr w:type="spellStart"/>
+      <w:r>
+        <w:t>pathlib</w:t>
+      </w:r>
+      <w:proofErr w:type="spellEnd"/>
+      <w:r>
+        <w:t>`-Bibliothek, die für die Arbeit mit Pfaden und Dateien in Python entwickelt wurde.</w:t>
+      </w:r>
+      <w:r>
+        <w:br/>
+      </w:r>
+    </w:p>
+    <w:p>
+      <w:proofErr w:type="spellStart"/>
+      <w:r>
+        <w:t>pathlib</w:t>
+      </w:r>
+      <w:proofErr w:type="spellEnd"/>
+      <w:r>
+        <w:t xml:space="preserve"> bietet eine Methode zur Bestimmung der Größe einer Datei, die der Funktion </w:t>
+      </w:r>
+      <w:proofErr w:type="spellStart"/>
+      <w:proofErr w:type="gramStart"/>
+      <w:r>
+        <w:t>os.path</w:t>
+      </w:r>
+      <w:proofErr w:type="gramEnd"/>
+      <w:r>
+        <w:t>.</w:t>
+      </w:r>
+      <w:proofErr w:type="gramStart"/>
+      <w:r>
+        <w:t>getsize</w:t>
+      </w:r>
+      <w:proofErr w:type="spellEnd"/>
+      <w:r>
+        <w:t>(</w:t>
+      </w:r>
+      <w:proofErr w:type="gramEnd"/>
+      <w:r>
+        <w:t>) entspricht.</w:t>
+      </w:r>
+    </w:p>
+    <w:p>
+      <w:r>
+        <w:t xml:space="preserve">In </w:t>
+      </w:r>
+      <w:proofErr w:type="spellStart"/>
+      <w:r>
+        <w:t>pathlib</w:t>
+      </w:r>
+      <w:proofErr w:type="spellEnd"/>
+      <w:r>
+        <w:t xml:space="preserve"> kannst du die </w:t>
+      </w:r>
+      <w:proofErr w:type="gramStart"/>
+      <w:r>
+        <w:t xml:space="preserve">Methode </w:t>
       </w:r>
       <w:r>
         <w:rPr>
           <w:b/>
         </w:rPr>
-        <w:t>.stat()</w:t>
+        <w:t>.</w:t>
+      </w:r>
+      <w:proofErr w:type="spellStart"/>
+      <w:r>
+        <w:rPr>
+          <w:b/>
+        </w:rPr>
+        <w:t>stat</w:t>
+      </w:r>
+      <w:proofErr w:type="spellEnd"/>
+      <w:proofErr w:type="gramEnd"/>
+      <w:r>
+        <w:rPr>
+          <w:b/>
+        </w:rPr>
+        <w:t>()</w:t>
       </w:r>
       <w:r>
         <w:t xml:space="preserve"> verwenden, um verschiedene Dateieigenschaften abzurufen, einschließlich der Größe der Datei. Die Größe wird im Attribut </w:t>
       </w:r>
+      <w:proofErr w:type="spellStart"/>
       <w:r>
         <w:rPr>
           <w:b/>
         </w:rPr>
         <w:t>st_size</w:t>
       </w:r>
-      <w:r>
-        <w:t xml:space="preserve"> des os.stat_result-Objekts gespeichert, das von .stat() zurückgegeben wird.</w:t>
+      <w:proofErr w:type="spellEnd"/>
+      <w:r>
+        <w:t xml:space="preserve"> des </w:t>
+      </w:r>
+      <w:proofErr w:type="spellStart"/>
+      <w:proofErr w:type="gramStart"/>
+      <w:r>
+        <w:t>os.stat</w:t>
+      </w:r>
+      <w:proofErr w:type="gramEnd"/>
+      <w:r>
+        <w:t>_result</w:t>
+      </w:r>
+      <w:proofErr w:type="spellEnd"/>
+      <w:r>
+        <w:t xml:space="preserve">-Objekts gespeichert, das </w:t>
+      </w:r>
+      <w:proofErr w:type="gramStart"/>
+      <w:r>
+        <w:t>von .</w:t>
+      </w:r>
+      <w:proofErr w:type="spellStart"/>
+      <w:r>
+        <w:t>stat</w:t>
+      </w:r>
+      <w:proofErr w:type="spellEnd"/>
+      <w:proofErr w:type="gramEnd"/>
+      <w:r>
+        <w:t>() zurückgegeben wird.</w:t>
       </w:r>
     </w:p>
     <w:p/>
@@ -1116,8 +2097,16 @@
         <w:rPr>
           <w:b/>
         </w:rPr>
-        <w:t xml:space="preserve"> traceback</w:t>
-      </w:r>
+        <w:t xml:space="preserve"> </w:t>
+      </w:r>
+      <w:proofErr w:type="spellStart"/>
+      <w:r>
+        <w:rPr>
+          <w:b/>
+        </w:rPr>
+        <w:t>traceback</w:t>
+      </w:r>
+      <w:proofErr w:type="spellEnd"/>
       <w:r>
         <w:t>:</w:t>
       </w:r>
@@ -1156,13 +2145,29 @@
           <w:rFonts w:ascii="JetBrains Mono NL" w:hAnsi="JetBrains Mono NL" w:cs="JetBrains Mono NL"/>
           <w:lang w:val="en-US"/>
         </w:rPr>
-        <w:t xml:space="preserve"> raise Exception('This is the error message.') </w:t>
-      </w:r>
+        <w:t xml:space="preserve"> raise </w:t>
+      </w:r>
+      <w:proofErr w:type="gramStart"/>
       <w:r>
         <w:rPr>
           <w:rFonts w:ascii="JetBrains Mono NL" w:hAnsi="JetBrains Mono NL" w:cs="JetBrains Mono NL"/>
           <w:lang w:val="en-US"/>
         </w:rPr>
+        <w:t>Exception(</w:t>
+      </w:r>
+      <w:proofErr w:type="gramEnd"/>
+      <w:r>
+        <w:rPr>
+          <w:rFonts w:ascii="JetBrains Mono NL" w:hAnsi="JetBrains Mono NL" w:cs="JetBrains Mono NL"/>
+          <w:lang w:val="en-US"/>
+        </w:rPr>
+        <w:t xml:space="preserve">'This is the error message.') </w:t>
+      </w:r>
+      <w:r>
+        <w:rPr>
+          <w:rFonts w:ascii="JetBrains Mono NL" w:hAnsi="JetBrains Mono NL" w:cs="JetBrains Mono NL"/>
+          <w:lang w:val="en-US"/>
+        </w:rPr>
         <w:br/>
         <w:t xml:space="preserve">except: </w:t>
       </w:r>
@@ -1172,45 +2177,198 @@
           <w:lang w:val="en-US"/>
         </w:rPr>
         <w:br/>
-        <w:t xml:space="preserve"> errorFile = open('errorInfo.txt', 'w') </w:t>
-      </w:r>
+        <w:t xml:space="preserve"> </w:t>
+      </w:r>
+      <w:proofErr w:type="spellStart"/>
       <w:r>
         <w:rPr>
           <w:rFonts w:ascii="JetBrains Mono NL" w:hAnsi="JetBrains Mono NL" w:cs="JetBrains Mono NL"/>
           <w:lang w:val="en-US"/>
         </w:rPr>
-        <w:br/>
-        <w:t xml:space="preserve"> errorFile.write(traceback.format_exc()) </w:t>
-      </w:r>
+        <w:t>errorFile</w:t>
+      </w:r>
+      <w:proofErr w:type="spellEnd"/>
       <w:r>
         <w:rPr>
           <w:rFonts w:ascii="JetBrains Mono NL" w:hAnsi="JetBrains Mono NL" w:cs="JetBrains Mono NL"/>
           <w:lang w:val="en-US"/>
         </w:rPr>
-        <w:br/>
-        <w:t xml:space="preserve"> errorFile.close() </w:t>
-      </w:r>
+        <w:t xml:space="preserve"> = </w:t>
+      </w:r>
+      <w:proofErr w:type="gramStart"/>
       <w:r>
         <w:rPr>
           <w:rFonts w:ascii="JetBrains Mono NL" w:hAnsi="JetBrains Mono NL" w:cs="JetBrains Mono NL"/>
           <w:lang w:val="en-US"/>
         </w:rPr>
-        <w:br/>
-        <w:t xml:space="preserve"> print('The traceback info was written to errorInfo.txt.') </w:t>
-      </w:r>
+        <w:t>open(</w:t>
+      </w:r>
+      <w:proofErr w:type="gramEnd"/>
       <w:r>
         <w:rPr>
           <w:rFonts w:ascii="JetBrains Mono NL" w:hAnsi="JetBrains Mono NL" w:cs="JetBrains Mono NL"/>
           <w:lang w:val="en-US"/>
         </w:rPr>
-        <w:br/>
+        <w:t xml:space="preserve">'errorInfo.txt', 'w') </w:t>
       </w:r>
       <w:r>
         <w:rPr>
           <w:rFonts w:ascii="JetBrains Mono NL" w:hAnsi="JetBrains Mono NL" w:cs="JetBrains Mono NL"/>
           <w:lang w:val="en-US"/>
         </w:rPr>
-        <w:t># schreibt den traceback in die Datei “errorInfo.txt”</w:t>
+        <w:br/>
+        <w:t xml:space="preserve"> </w:t>
+      </w:r>
+      <w:proofErr w:type="spellStart"/>
+      <w:r>
+        <w:rPr>
+          <w:rFonts w:ascii="JetBrains Mono NL" w:hAnsi="JetBrains Mono NL" w:cs="JetBrains Mono NL"/>
+          <w:lang w:val="en-US"/>
+        </w:rPr>
+        <w:t>errorFile.write</w:t>
+      </w:r>
+      <w:proofErr w:type="spellEnd"/>
+      <w:r>
+        <w:rPr>
+          <w:rFonts w:ascii="JetBrains Mono NL" w:hAnsi="JetBrains Mono NL" w:cs="JetBrains Mono NL"/>
+          <w:lang w:val="en-US"/>
+        </w:rPr>
+        <w:t>(</w:t>
+      </w:r>
+      <w:proofErr w:type="spellStart"/>
+      <w:proofErr w:type="gramStart"/>
+      <w:r>
+        <w:rPr>
+          <w:rFonts w:ascii="JetBrains Mono NL" w:hAnsi="JetBrains Mono NL" w:cs="JetBrains Mono NL"/>
+          <w:lang w:val="en-US"/>
+        </w:rPr>
+        <w:t>traceback.format</w:t>
+      </w:r>
+      <w:proofErr w:type="gramEnd"/>
+      <w:r>
+        <w:rPr>
+          <w:rFonts w:ascii="JetBrains Mono NL" w:hAnsi="JetBrains Mono NL" w:cs="JetBrains Mono NL"/>
+          <w:lang w:val="en-US"/>
+        </w:rPr>
+        <w:t>_</w:t>
+      </w:r>
+      <w:proofErr w:type="gramStart"/>
+      <w:r>
+        <w:rPr>
+          <w:rFonts w:ascii="JetBrains Mono NL" w:hAnsi="JetBrains Mono NL" w:cs="JetBrains Mono NL"/>
+          <w:lang w:val="en-US"/>
+        </w:rPr>
+        <w:t>exc</w:t>
+      </w:r>
+      <w:proofErr w:type="spellEnd"/>
+      <w:r>
+        <w:rPr>
+          <w:rFonts w:ascii="JetBrains Mono NL" w:hAnsi="JetBrains Mono NL" w:cs="JetBrains Mono NL"/>
+          <w:lang w:val="en-US"/>
+        </w:rPr>
+        <w:t>(</w:t>
+      </w:r>
+      <w:proofErr w:type="gramEnd"/>
+      <w:r>
+        <w:rPr>
+          <w:rFonts w:ascii="JetBrains Mono NL" w:hAnsi="JetBrains Mono NL" w:cs="JetBrains Mono NL"/>
+          <w:lang w:val="en-US"/>
+        </w:rPr>
+        <w:t xml:space="preserve">)) </w:t>
+      </w:r>
+      <w:r>
+        <w:rPr>
+          <w:rFonts w:ascii="JetBrains Mono NL" w:hAnsi="JetBrains Mono NL" w:cs="JetBrains Mono NL"/>
+          <w:lang w:val="en-US"/>
+        </w:rPr>
+        <w:br/>
+        <w:t xml:space="preserve"> </w:t>
+      </w:r>
+      <w:proofErr w:type="spellStart"/>
+      <w:r>
+        <w:rPr>
+          <w:rFonts w:ascii="JetBrains Mono NL" w:hAnsi="JetBrains Mono NL" w:cs="JetBrains Mono NL"/>
+          <w:lang w:val="en-US"/>
+        </w:rPr>
+        <w:t>errorFile.close</w:t>
+      </w:r>
+      <w:proofErr w:type="spellEnd"/>
+      <w:r>
+        <w:rPr>
+          <w:rFonts w:ascii="JetBrains Mono NL" w:hAnsi="JetBrains Mono NL" w:cs="JetBrains Mono NL"/>
+          <w:lang w:val="en-US"/>
+        </w:rPr>
+        <w:t xml:space="preserve">() </w:t>
+      </w:r>
+      <w:r>
+        <w:rPr>
+          <w:rFonts w:ascii="JetBrains Mono NL" w:hAnsi="JetBrains Mono NL" w:cs="JetBrains Mono NL"/>
+          <w:lang w:val="en-US"/>
+        </w:rPr>
+        <w:br/>
+        <w:t xml:space="preserve"> </w:t>
+      </w:r>
+      <w:proofErr w:type="gramStart"/>
+      <w:r>
+        <w:rPr>
+          <w:rFonts w:ascii="JetBrains Mono NL" w:hAnsi="JetBrains Mono NL" w:cs="JetBrains Mono NL"/>
+          <w:lang w:val="en-US"/>
+        </w:rPr>
+        <w:t>print(</w:t>
+      </w:r>
+      <w:proofErr w:type="gramEnd"/>
+      <w:r>
+        <w:rPr>
+          <w:rFonts w:ascii="JetBrains Mono NL" w:hAnsi="JetBrains Mono NL" w:cs="JetBrains Mono NL"/>
+          <w:lang w:val="en-US"/>
+        </w:rPr>
+        <w:t xml:space="preserve">'The traceback info was written to errorInfo.txt.') </w:t>
+      </w:r>
+      <w:r>
+        <w:rPr>
+          <w:rFonts w:ascii="JetBrains Mono NL" w:hAnsi="JetBrains Mono NL" w:cs="JetBrains Mono NL"/>
+          <w:lang w:val="en-US"/>
+        </w:rPr>
+        <w:br/>
+      </w:r>
+      <w:r>
+        <w:rPr>
+          <w:rFonts w:ascii="JetBrains Mono NL" w:hAnsi="JetBrains Mono NL" w:cs="JetBrains Mono NL"/>
+          <w:lang w:val="en-US"/>
+        </w:rPr>
+        <w:t xml:space="preserve"># </w:t>
+      </w:r>
+      <w:proofErr w:type="spellStart"/>
+      <w:r>
+        <w:rPr>
+          <w:rFonts w:ascii="JetBrains Mono NL" w:hAnsi="JetBrains Mono NL" w:cs="JetBrains Mono NL"/>
+          <w:lang w:val="en-US"/>
+        </w:rPr>
+        <w:t>schreibt</w:t>
+      </w:r>
+      <w:proofErr w:type="spellEnd"/>
+      <w:r>
+        <w:rPr>
+          <w:rFonts w:ascii="JetBrains Mono NL" w:hAnsi="JetBrains Mono NL" w:cs="JetBrains Mono NL"/>
+          <w:lang w:val="en-US"/>
+        </w:rPr>
+        <w:t xml:space="preserve"> den traceback in die </w:t>
+      </w:r>
+      <w:proofErr w:type="spellStart"/>
+      <w:r>
+        <w:rPr>
+          <w:rFonts w:ascii="JetBrains Mono NL" w:hAnsi="JetBrains Mono NL" w:cs="JetBrains Mono NL"/>
+          <w:lang w:val="en-US"/>
+        </w:rPr>
+        <w:t>Datei</w:t>
+      </w:r>
+      <w:proofErr w:type="spellEnd"/>
+      <w:r>
+        <w:rPr>
+          <w:rFonts w:ascii="JetBrains Mono NL" w:hAnsi="JetBrains Mono NL" w:cs="JetBrains Mono NL"/>
+          <w:lang w:val="en-US"/>
+        </w:rPr>
+        <w:t xml:space="preserve"> “errorInfo.txt”</w:t>
       </w:r>
     </w:p>
     <w:p>
@@ -1221,21 +2379,47 @@
       </w:pPr>
     </w:p>
     <w:p>
-      <w:r>
-        <w:t>assert prüf</w:t>
-      </w:r>
-      <w:r>
-        <w:t>ung_ob_True, „Message“</w:t>
-      </w:r>
-      <w:r>
-        <w:br/>
-        <w:t>Zusicherungen(assert) lassen sich deaktivieren, indem Sie bei der Ausführung von Python die Option -0 übergeben</w:t>
+      <w:proofErr w:type="spellStart"/>
+      <w:r>
+        <w:t>assert</w:t>
+      </w:r>
+      <w:proofErr w:type="spellEnd"/>
+      <w:r>
+        <w:t xml:space="preserve"> </w:t>
+      </w:r>
+      <w:proofErr w:type="spellStart"/>
+      <w:r>
+        <w:t>prüf</w:t>
+      </w:r>
+      <w:r>
+        <w:t>ung_ob_True</w:t>
+      </w:r>
+      <w:proofErr w:type="spellEnd"/>
+      <w:r>
+        <w:t>, „Message“</w:t>
+      </w:r>
+      <w:r>
+        <w:br/>
+        <w:t>Zusicherungen(</w:t>
+      </w:r>
+      <w:proofErr w:type="spellStart"/>
+      <w:r>
+        <w:t>assert</w:t>
+      </w:r>
+      <w:proofErr w:type="spellEnd"/>
+      <w:r>
+        <w:t>) lassen sich deaktivieren, indem Sie bei der Ausführung von Python die Option -0 übergeben</w:t>
       </w:r>
     </w:p>
     <w:p/>
     <w:p>
-      <w:r>
-        <w:t>logging:</w:t>
+      <w:proofErr w:type="spellStart"/>
+      <w:r>
+        <w:t>logging</w:t>
+      </w:r>
+      <w:proofErr w:type="spellEnd"/>
+      <w:r>
+        <w:t>:</w:t>
       </w:r>
     </w:p>
     <w:p>
@@ -1249,7 +2433,15 @@
         <w:br/>
       </w:r>
       <w:r>
-        <w:t xml:space="preserve">Seite 294 Web Scraping </w:t>
+        <w:t xml:space="preserve">Seite 294 Web </w:t>
+      </w:r>
+      <w:proofErr w:type="spellStart"/>
+      <w:r>
+        <w:t>Scraping</w:t>
+      </w:r>
+      <w:proofErr w:type="spellEnd"/>
+      <w:r>
+        <w:t xml:space="preserve"> </w:t>
       </w:r>
       <w:r>
         <w:br/>
@@ -1271,8 +2463,17 @@
     <w:p/>
     <w:p>
       <w:r>
-        <w:lastRenderedPageBreak/>
-        <w:t>Wiederholen RegEx Seite 198</w:t>
+        <w:t xml:space="preserve">Wiederholen </w:t>
+      </w:r>
+      <w:proofErr w:type="spellStart"/>
+      <w:proofErr w:type="gramStart"/>
+      <w:r>
+        <w:t>RegEx</w:t>
+      </w:r>
+      <w:proofErr w:type="spellEnd"/>
+      <w:proofErr w:type="gramEnd"/>
+      <w:r>
+        <w:t xml:space="preserve"> Seite 198</w:t>
       </w:r>
     </w:p>
     <w:p/>

--- a/docs/Routineaufgaben_Automatisieren.docx
+++ b/docs/Routineaufgaben_Automatisieren.docx
@@ -17,13 +17,8 @@
       </w:r>
     </w:p>
     <w:p>
-      <w:proofErr w:type="gramStart"/>
-      <w:r>
-        <w:t>Wiederholung  Seite</w:t>
-      </w:r>
-      <w:proofErr w:type="gramEnd"/>
-      <w:r>
-        <w:t xml:space="preserve"> 229</w:t>
+      <w:r>
+        <w:t>Wiederholung  Seite 229</w:t>
       </w:r>
       <w:r>
         <w:t>, 215</w:t>
@@ -69,50 +64,46 @@
         <w:rPr>
           <w:highlight w:val="yellow"/>
         </w:rPr>
-        <w:t xml:space="preserve">loop in loop </w:t>
-      </w:r>
-      <w:proofErr w:type="spellStart"/>
-      <w:r>
-        <w:rPr>
-          <w:highlight w:val="yellow"/>
-        </w:rPr>
-        <w:t>table_frmt_print</w:t>
-      </w:r>
-      <w:proofErr w:type="spellEnd"/>
-      <w:r>
-        <w:rPr>
-          <w:highlight w:val="yellow"/>
-        </w:rPr>
-        <w:t xml:space="preserve"> wiederholen!</w:t>
-      </w:r>
-    </w:p>
-    <w:p>
-      <w:proofErr w:type="spellStart"/>
-      <w:proofErr w:type="gramStart"/>
-      <w:r>
-        <w:t>Dicotonary.get</w:t>
-      </w:r>
-      <w:proofErr w:type="spellEnd"/>
-      <w:r>
-        <w:t>(</w:t>
-      </w:r>
-      <w:proofErr w:type="gramEnd"/>
-      <w:r>
-        <w:t xml:space="preserve">k, </w:t>
-      </w:r>
-      <w:proofErr w:type="spellStart"/>
-      <w:r>
-        <w:t>de</w:t>
+        <w:t>loop in loop table_frmt_print wiederholen!</w:t>
+      </w:r>
+    </w:p>
+    <w:p/>
+    <w:p>
+      <w:pPr>
+        <w:pStyle w:val="Listenabsatz"/>
+        <w:numPr>
+          <w:ilvl w:val="0"/>
+          <w:numId w:val="2"/>
+        </w:numPr>
+      </w:pPr>
+      <w:r>
+        <w:t>Zum Wiederholen lohnende Projekte Tasks:</w:t>
+      </w:r>
+    </w:p>
+    <w:p>
+      <w:pPr>
+        <w:pStyle w:val="Listenabsatz"/>
+        <w:numPr>
+          <w:ilvl w:val="1"/>
+          <w:numId w:val="2"/>
+        </w:numPr>
+      </w:pPr>
+      <w:r>
+        <w:t>Lücken entfernen</w:t>
+      </w:r>
+      <w:r>
+        <w:t>, Seite 243(270/567)</w:t>
+      </w:r>
+    </w:p>
+    <w:p>
+      <w:r>
+        <w:t>Dicotonary.get(k, de</w:t>
       </w:r>
       <w:r>
         <w:t>f</w:t>
       </w:r>
       <w:r>
-        <w:t>ault</w:t>
-      </w:r>
-      <w:proofErr w:type="spellEnd"/>
-      <w:r>
-        <w:t>) + 1</w:t>
+        <w:t>ault) + 1</w:t>
       </w:r>
       <w:r>
         <w:tab/>
@@ -142,75 +133,23 @@
       </w:r>
     </w:p>
     <w:p>
-      <w:proofErr w:type="spellStart"/>
-      <w:r>
-        <w:t>isX-Stringmethoden</w:t>
-      </w:r>
-      <w:proofErr w:type="spellEnd"/>
-      <w:r>
-        <w:t xml:space="preserve"> Seite 172</w:t>
+      <w:r>
+        <w:t>isX-Stringmethoden Seite 172</w:t>
       </w:r>
     </w:p>
     <w:p/>
     <w:p>
       <w:r>
-        <w:t xml:space="preserve">Die Methoden </w:t>
-      </w:r>
-      <w:proofErr w:type="spellStart"/>
-      <w:proofErr w:type="gramStart"/>
-      <w:r>
-        <w:t>rjust</w:t>
-      </w:r>
-      <w:proofErr w:type="spellEnd"/>
-      <w:r>
-        <w:t>(</w:t>
-      </w:r>
-      <w:proofErr w:type="gramEnd"/>
-      <w:r>
-        <w:t xml:space="preserve">) und </w:t>
-      </w:r>
-      <w:proofErr w:type="spellStart"/>
-      <w:proofErr w:type="gramStart"/>
-      <w:r>
-        <w:t>ljust</w:t>
-      </w:r>
-      <w:proofErr w:type="spellEnd"/>
-      <w:r>
-        <w:t>(</w:t>
-      </w:r>
-      <w:proofErr w:type="gramEnd"/>
-      <w:r>
-        <w:t xml:space="preserve">) werden für einen String aufgerufen und </w:t>
-      </w:r>
-      <w:proofErr w:type="gramStart"/>
-      <w:r>
-        <w:t xml:space="preserve">geben </w:t>
+        <w:t xml:space="preserve">Die Methoden rjust() und ljust() werden für einen String aufgerufen und geben </w:t>
       </w:r>
       <w:r>
         <w:t xml:space="preserve"> </w:t>
       </w:r>
       <w:r>
-        <w:t>eine</w:t>
-      </w:r>
-      <w:proofErr w:type="gramEnd"/>
-      <w:r>
-        <w:t xml:space="preserve"> Variante dieses Strings zurück, bei der der Text mithilfe von Leerzeichen ausgerichtet ist</w:t>
-      </w:r>
-      <w:r>
-        <w:t xml:space="preserve">. </w:t>
-      </w:r>
-      <w:proofErr w:type="gramStart"/>
-      <w:r>
-        <w:t>.</w:t>
-      </w:r>
-      <w:proofErr w:type="spellStart"/>
-      <w:r>
-        <w:t>center</w:t>
-      </w:r>
-      <w:proofErr w:type="spellEnd"/>
-      <w:proofErr w:type="gramEnd"/>
-      <w:r>
-        <w:t>()</w:t>
+        <w:t>eine Variante dieses Strings zurück, bei der der Text mithilfe von Leerzeichen ausgerichtet ist</w:t>
+      </w:r>
+      <w:r>
+        <w:t>. .center()</w:t>
       </w:r>
     </w:p>
     <w:p>
@@ -221,41 +160,7 @@
     <w:p/>
     <w:p>
       <w:r>
-        <w:t xml:space="preserve">Das Modul </w:t>
-      </w:r>
-      <w:proofErr w:type="spellStart"/>
-      <w:r>
-        <w:t>pyperclip</w:t>
-      </w:r>
-      <w:proofErr w:type="spellEnd"/>
-      <w:r>
-        <w:t xml:space="preserve"> enthält die Funktionen </w:t>
-      </w:r>
-      <w:proofErr w:type="spellStart"/>
-      <w:proofErr w:type="gramStart"/>
-      <w:r>
-        <w:t>copy</w:t>
-      </w:r>
-      <w:proofErr w:type="spellEnd"/>
-      <w:r>
-        <w:t>(</w:t>
-      </w:r>
-      <w:proofErr w:type="gramEnd"/>
-      <w:r>
-        <w:t xml:space="preserve">) und </w:t>
-      </w:r>
-      <w:proofErr w:type="spellStart"/>
-      <w:proofErr w:type="gramStart"/>
-      <w:r>
-        <w:t>paste</w:t>
-      </w:r>
-      <w:proofErr w:type="spellEnd"/>
-      <w:r>
-        <w:t>(</w:t>
-      </w:r>
-      <w:proofErr w:type="gramEnd"/>
-      <w:r>
-        <w:t>), die Text an die Zwischenablage des Computers senden bzw. von dort empfangen können.</w:t>
+        <w:t>Das Modul pyperclip enthält die Funktionen copy() und paste(), die Text an die Zwischenablage des Computers senden bzw. von dort empfangen können.</w:t>
       </w:r>
     </w:p>
     <w:p/>
@@ -266,13 +171,8 @@
     </w:p>
     <w:p/>
     <w:p>
-      <w:proofErr w:type="spellStart"/>
-      <w:r>
-        <w:t>Sys.argv</w:t>
-      </w:r>
-      <w:proofErr w:type="spellEnd"/>
-      <w:r>
-        <w:t xml:space="preserve"> </w:t>
+      <w:r>
+        <w:t xml:space="preserve">Sys.argv </w:t>
       </w:r>
       <w:r>
         <w:tab/>
@@ -282,41 +182,10 @@
     <w:p/>
     <w:p>
       <w:r>
-        <w:t xml:space="preserve">Aufgabe Projekt </w:t>
-      </w:r>
-      <w:proofErr w:type="spellStart"/>
-      <w:proofErr w:type="gramStart"/>
-      <w:r>
-        <w:t>TablePrint</w:t>
-      </w:r>
-      <w:proofErr w:type="spellEnd"/>
-      <w:proofErr w:type="gramEnd"/>
-      <w:r>
-        <w:t xml:space="preserve"> Seite 187 wiederholen </w:t>
-      </w:r>
-      <w:proofErr w:type="spellStart"/>
-      <w:proofErr w:type="gramStart"/>
-      <w:r>
-        <w:t>indexing</w:t>
-      </w:r>
-      <w:proofErr w:type="spellEnd"/>
-      <w:r>
-        <w:t xml:space="preserve">  mit</w:t>
-      </w:r>
-      <w:proofErr w:type="gramEnd"/>
-      <w:r>
-        <w:t xml:space="preserve"> verschachtelten Schleifen und </w:t>
-      </w:r>
-      <w:proofErr w:type="spellStart"/>
-      <w:r>
-        <w:t>enum</w:t>
-      </w:r>
-      <w:r>
-        <w:t>erate</w:t>
-      </w:r>
-      <w:proofErr w:type="spellEnd"/>
-      <w:r>
-        <w:t xml:space="preserve"> üben</w:t>
+        <w:t>Aufgabe Projekt TablePrint Seite 187 wiederholen indexing  mit verschachtelten Schleifen und enum</w:t>
+      </w:r>
+      <w:r>
+        <w:t>erate üben</w:t>
       </w:r>
       <w:r>
         <w:t xml:space="preserve">. </w:t>
@@ -329,114 +198,30 @@
     </w:p>
     <w:p>
       <w:r>
-        <w:t xml:space="preserve">Widerholungsfragen </w:t>
-      </w:r>
-      <w:proofErr w:type="spellStart"/>
-      <w:proofErr w:type="gramStart"/>
-      <w:r>
-        <w:t>Regex</w:t>
-      </w:r>
-      <w:proofErr w:type="spellEnd"/>
-      <w:proofErr w:type="gramEnd"/>
-      <w:r>
-        <w:t xml:space="preserve"> Seite 218</w:t>
-      </w:r>
-    </w:p>
-    <w:p>
-      <w:proofErr w:type="spellStart"/>
-      <w:r>
-        <w:t>Regex</w:t>
-      </w:r>
-      <w:proofErr w:type="spellEnd"/>
-      <w:r>
-        <w:t xml:space="preserve"> </w:t>
-      </w:r>
-      <w:proofErr w:type="gramStart"/>
-      <w:r>
-        <w:t>Projekt</w:t>
-      </w:r>
-      <w:proofErr w:type="gramEnd"/>
-      <w:r>
-        <w:t xml:space="preserve"> </w:t>
+        <w:t>Widerholungsfragen Regex Seite 218</w:t>
+      </w:r>
+    </w:p>
+    <w:p>
+      <w:r>
+        <w:t xml:space="preserve">Regex Projekt </w:t>
       </w:r>
       <w:r>
         <w:t xml:space="preserve">Seite 220 wiederholen. </w:t>
       </w:r>
-      <w:proofErr w:type="spellStart"/>
-      <w:r>
-        <w:t>Regex</w:t>
-      </w:r>
-      <w:proofErr w:type="spellEnd"/>
-      <w:r>
-        <w:t xml:space="preserve"> Projekt 248 wiederholen. </w:t>
+      <w:r>
+        <w:t xml:space="preserve">Regex Projekt 248 wiederholen. </w:t>
       </w:r>
     </w:p>
     <w:p/>
     <w:p>
-      <w:proofErr w:type="spellStart"/>
-      <w:proofErr w:type="gramStart"/>
-      <w:r>
-        <w:t>Ppritnt</w:t>
-      </w:r>
-      <w:proofErr w:type="spellEnd"/>
-      <w:r>
-        <w:t>(</w:t>
-      </w:r>
-      <w:proofErr w:type="gramEnd"/>
-      <w:r>
-        <w:t>) „Saubere Ausgabe“ Kapitel 5 und Seite 236,</w:t>
-      </w:r>
-    </w:p>
-    <w:p>
-      <w:proofErr w:type="spellStart"/>
-      <w:r>
-        <w:t>Zb</w:t>
-      </w:r>
-      <w:proofErr w:type="spellEnd"/>
-      <w:r>
-        <w:t xml:space="preserve">. </w:t>
-      </w:r>
-      <w:proofErr w:type="spellStart"/>
-      <w:r>
-        <w:t>dictionarys</w:t>
-      </w:r>
-      <w:proofErr w:type="spellEnd"/>
-      <w:r>
-        <w:t xml:space="preserve"> die im Python-Format bleiben sollen mit </w:t>
-      </w:r>
-      <w:proofErr w:type="spellStart"/>
-      <w:proofErr w:type="gramStart"/>
-      <w:r>
-        <w:t>pprint.pformat</w:t>
-      </w:r>
-      <w:proofErr w:type="spellEnd"/>
-      <w:proofErr w:type="gramEnd"/>
-      <w:r>
-        <w:t xml:space="preserve">() z.B. in als eigenständige Datei, als Modul speichern wird als </w:t>
-      </w:r>
-      <w:proofErr w:type="gramStart"/>
-      <w:r>
-        <w:t>liste</w:t>
-      </w:r>
-      <w:proofErr w:type="gramEnd"/>
-      <w:r>
-        <w:t xml:space="preserve"> die das </w:t>
-      </w:r>
-      <w:proofErr w:type="spellStart"/>
-      <w:r>
-        <w:t>dictionary</w:t>
-      </w:r>
-      <w:proofErr w:type="spellEnd"/>
-      <w:r>
-        <w:t xml:space="preserve"> </w:t>
-      </w:r>
-      <w:proofErr w:type="gramStart"/>
-      <w:r>
-        <w:t>enthält</w:t>
-      </w:r>
-      <w:proofErr w:type="gramEnd"/>
-      <w:r>
-        <w:t xml:space="preserve"> gespeichert. </w:t>
+      <w:r>
+        <w:t>Ppritnt() „Saubere Ausgabe“ Kapitel 5 und Seite 236,</w:t>
+      </w:r>
+    </w:p>
+    <w:p>
+      <w:r>
+        <w:lastRenderedPageBreak/>
+        <w:t xml:space="preserve">Zb. dictionarys die im Python-Format bleiben sollen mit pprint.pformat() z.B. in als eigenständige Datei, als Modul speichern wird als liste die das dictionary enthält gespeichert. </w:t>
       </w:r>
     </w:p>
     <w:p>
@@ -451,23 +236,7 @@
           <w:highlight w:val="yellow"/>
           <w:u w:val="single"/>
         </w:rPr>
-        <w:t xml:space="preserve">Der </w:t>
-      </w:r>
-      <w:proofErr w:type="gramStart"/>
-      <w:r>
-        <w:rPr>
-          <w:highlight w:val="yellow"/>
-          <w:u w:val="single"/>
-        </w:rPr>
-        <w:t>bist</w:t>
-      </w:r>
-      <w:proofErr w:type="gramEnd"/>
-      <w:r>
-        <w:rPr>
-          <w:highlight w:val="yellow"/>
-          <w:u w:val="single"/>
-        </w:rPr>
-        <w:t xml:space="preserve"> jetzt beste Weg ein </w:t>
+        <w:t xml:space="preserve">Der bist jetzt beste Weg ein </w:t>
       </w:r>
       <w:r>
         <w:rPr>
@@ -476,41 +245,45 @@
           <w:highlight w:val="yellow"/>
           <w:u w:val="single"/>
         </w:rPr>
-        <w:t xml:space="preserve">Skript aufzurufen, Bat </w:t>
-      </w:r>
-      <w:proofErr w:type="spellStart"/>
-      <w:r>
-        <w:rPr>
-          <w:b/>
-          <w:bCs/>
+        <w:t xml:space="preserve">Skript aufzurufen, Bat datei </w:t>
+      </w:r>
+      <w:r>
+        <w:rPr>
           <w:highlight w:val="yellow"/>
           <w:u w:val="single"/>
         </w:rPr>
-        <w:t>datei</w:t>
-      </w:r>
-      <w:proofErr w:type="spellEnd"/>
+        <w:t>in einen Path-Ordner:</w:t>
+      </w:r>
+      <w:r>
+        <w:t xml:space="preserve"> </w:t>
+      </w:r>
+      <w:r>
+        <w:br/>
+        <w:t xml:space="preserve">@py.exe C:\Pfad\zu\IhremSkript.py </w:t>
+      </w:r>
       <w:r>
         <w:rPr>
           <w:b/>
-          <w:bCs/>
-          <w:highlight w:val="yellow"/>
-          <w:u w:val="single"/>
-        </w:rPr>
-        <w:t xml:space="preserve"> </w:t>
-      </w:r>
-      <w:r>
-        <w:rPr>
-          <w:highlight w:val="yellow"/>
-          <w:u w:val="single"/>
-        </w:rPr>
-        <w:t>in einen Path-Ordner:</w:t>
-      </w:r>
-      <w:r>
-        <w:t xml:space="preserve"> </w:t>
-      </w:r>
-      <w:r>
-        <w:br/>
-        <w:t xml:space="preserve">@py.exe C:\Pfad\zu\IhremSkript.py </w:t>
+        </w:rPr>
+        <w:t>%*</w:t>
+      </w:r>
+    </w:p>
+    <w:p>
+      <w:r>
+        <w:t>@pause</w:t>
+      </w:r>
+    </w:p>
+    <w:p>
+      <w:r>
+        <w:t xml:space="preserve">Geben Sie statt des Platzhalters den absoluten Pfad zu Ihrem Programm an und </w:t>
+      </w:r>
+      <w:r>
+        <w:br/>
+        <w:t xml:space="preserve">speichern Sie die Datei mit der Endung .bat. Das Zeichen @ zu Beginn der einzelnen </w:t>
+      </w:r>
+      <w:r>
+        <w:br/>
+        <w:t xml:space="preserve">Befehle verhindert, dass sie im Terminalfenster angezeigt werden, und die Zeichenfolge </w:t>
       </w:r>
       <w:r>
         <w:rPr>
@@ -518,31 +291,6 @@
         </w:rPr>
         <w:t>%*</w:t>
       </w:r>
-    </w:p>
-    <w:p>
-      <w:r>
-        <w:t>@pause</w:t>
-      </w:r>
-    </w:p>
-    <w:p>
-      <w:r>
-        <w:lastRenderedPageBreak/>
-        <w:t xml:space="preserve">Geben Sie statt des Platzhalters den absoluten Pfad zu Ihrem Programm an und </w:t>
-      </w:r>
-      <w:r>
-        <w:br/>
-        <w:t xml:space="preserve">speichern Sie die Datei mit der Endung .bat. Das Zeichen @ zu Beginn der einzelnen </w:t>
-      </w:r>
-      <w:r>
-        <w:br/>
-        <w:t xml:space="preserve">Befehle verhindert, dass sie im Terminalfenster angezeigt werden, und die Zeichenfolge </w:t>
-      </w:r>
-      <w:r>
-        <w:rPr>
-          <w:b/>
-        </w:rPr>
-        <w:t>%*</w:t>
-      </w:r>
       <w:r>
         <w:t xml:space="preserve"> sorgt daf</w:t>
       </w:r>
@@ -561,32 +309,14 @@
       </w:r>
       <w:r>
         <w:br/>
-        <w:t xml:space="preserve">wiederum liest diese Argumente in die Liste </w:t>
-      </w:r>
-      <w:proofErr w:type="spellStart"/>
-      <w:proofErr w:type="gramStart"/>
-      <w:r>
-        <w:t>sys.argv</w:t>
-      </w:r>
-      <w:proofErr w:type="spellEnd"/>
-      <w:proofErr w:type="gramEnd"/>
-      <w:r>
-        <w:t xml:space="preserve"> ein.</w:t>
+        <w:t>wiederum liest diese Argumente in die Liste sys.argv ein.</w:t>
       </w:r>
     </w:p>
     <w:p/>
     <w:p/>
     <w:p>
       <w:r>
-        <w:t xml:space="preserve">Beispiel Raw-String über mehre Zeilen, „…\“darf nicht am </w:t>
-      </w:r>
-      <w:proofErr w:type="spellStart"/>
-      <w:r>
-        <w:t>ende</w:t>
-      </w:r>
-      <w:proofErr w:type="spellEnd"/>
-      <w:r>
-        <w:t xml:space="preserve"> der Zeile stehen</w:t>
+        <w:t>Beispiel Raw-String über mehre Zeilen, „…\“darf nicht am ende der Zeile stehen</w:t>
       </w:r>
     </w:p>
     <w:p>
@@ -603,7 +333,6 @@
           <w14:ligatures w14:val="none"/>
         </w:rPr>
       </w:pPr>
-      <w:proofErr w:type="spellStart"/>
       <w:r>
         <w:rPr>
           <w:rFonts w:ascii="JetBrains Mono NL" w:eastAsia="Times New Roman" w:hAnsi="JetBrains Mono NL" w:cs="JetBrains Mono NL"/>
@@ -616,7 +345,6 @@
         </w:rPr>
         <w:t>zipdatei</w:t>
       </w:r>
-      <w:proofErr w:type="spellEnd"/>
       <w:r>
         <w:rPr>
           <w:rFonts w:ascii="JetBrains Mono NL" w:eastAsia="Times New Roman" w:hAnsi="JetBrains Mono NL" w:cs="JetBrains Mono NL"/>
@@ -861,9 +589,20 @@
           <w:lang w:eastAsia="de-DE"/>
           <w14:ligatures w14:val="none"/>
         </w:rPr>
-        <w:t>\</w:t>
-      </w:r>
-      <w:proofErr w:type="spellStart"/>
+        <w:t>\R</w:t>
+      </w:r>
+      <w:r>
+        <w:rPr>
+          <w:rFonts w:ascii="JetBrains Mono NL" w:eastAsia="Times New Roman" w:hAnsi="JetBrains Mono NL" w:cs="JetBrains Mono NL"/>
+          <w:color w:val="E06C75"/>
+          <w:kern w:val="0"/>
+          <w:sz w:val="18"/>
+          <w:szCs w:val="18"/>
+          <w:lang w:eastAsia="de-DE"/>
+          <w14:ligatures w14:val="none"/>
+        </w:rPr>
+        <w:t>outine_Aufgaben_Automatisieren</w:t>
+      </w:r>
       <w:r>
         <w:rPr>
           <w:rFonts w:ascii="JetBrains Mono NL" w:eastAsia="Times New Roman" w:hAnsi="JetBrains Mono NL" w:cs="JetBrains Mono NL"/>
@@ -874,7 +613,7 @@
           <w:lang w:eastAsia="de-DE"/>
           <w14:ligatures w14:val="none"/>
         </w:rPr>
-        <w:t>R</w:t>
+        <w:t>\n</w:t>
       </w:r>
       <w:r>
         <w:rPr>
@@ -886,31 +625,6 @@
           <w:lang w:eastAsia="de-DE"/>
           <w14:ligatures w14:val="none"/>
         </w:rPr>
-        <w:t>outine_Aufgaben_Automatisieren</w:t>
-      </w:r>
-      <w:proofErr w:type="spellEnd"/>
-      <w:r>
-        <w:rPr>
-          <w:rFonts w:ascii="JetBrains Mono NL" w:eastAsia="Times New Roman" w:hAnsi="JetBrains Mono NL" w:cs="JetBrains Mono NL"/>
-          <w:color w:val="56B6C2"/>
-          <w:kern w:val="0"/>
-          <w:sz w:val="18"/>
-          <w:szCs w:val="18"/>
-          <w:lang w:eastAsia="de-DE"/>
-          <w14:ligatures w14:val="none"/>
-        </w:rPr>
-        <w:t>\n</w:t>
-      </w:r>
-      <w:r>
-        <w:rPr>
-          <w:rFonts w:ascii="JetBrains Mono NL" w:eastAsia="Times New Roman" w:hAnsi="JetBrains Mono NL" w:cs="JetBrains Mono NL"/>
-          <w:color w:val="E06C75"/>
-          <w:kern w:val="0"/>
-          <w:sz w:val="18"/>
-          <w:szCs w:val="18"/>
-          <w:lang w:eastAsia="de-DE"/>
-          <w14:ligatures w14:val="none"/>
-        </w:rPr>
         <w:t>eu.zip"</w:t>
       </w:r>
       <w:r>
@@ -953,7 +667,6 @@
         </w:rPr>
         <w:t xml:space="preserve">wiederholen </w:t>
       </w:r>
-      <w:proofErr w:type="spellStart"/>
       <w:r>
         <w:rPr>
           <w:b/>
@@ -970,19 +683,13 @@
         </w:rPr>
         <w:t>gEx</w:t>
       </w:r>
-      <w:proofErr w:type="spellEnd"/>
     </w:p>
     <w:p>
       <w:pPr>
         <w:pStyle w:val="berschrift2"/>
       </w:pPr>
-      <w:proofErr w:type="spellStart"/>
-      <w:r>
-        <w:t>Pathlib</w:t>
-      </w:r>
-      <w:proofErr w:type="spellEnd"/>
-      <w:r>
-        <w:t>, OS, Pfade usw.</w:t>
+      <w:r>
+        <w:t>Pathlib, OS, Pfade usw.</w:t>
       </w:r>
     </w:p>
     <w:p>
@@ -991,22 +698,12 @@
           <w:lang w:val="en-US"/>
         </w:rPr>
       </w:pPr>
-      <w:proofErr w:type="spellStart"/>
-      <w:proofErr w:type="gramStart"/>
       <w:r>
         <w:rPr>
           <w:lang w:val="en-US"/>
         </w:rPr>
-        <w:t>os.path</w:t>
-      </w:r>
-      <w:proofErr w:type="gramEnd"/>
-      <w:r>
-        <w:rPr>
-          <w:lang w:val="en-US"/>
-        </w:rPr>
-        <w:t>.</w:t>
-      </w:r>
-      <w:proofErr w:type="gramStart"/>
+        <w:t>os.path.</w:t>
+      </w:r>
       <w:r>
         <w:rPr>
           <w:b/>
@@ -1014,29 +711,16 @@
         </w:rPr>
         <w:t>relpath</w:t>
       </w:r>
-      <w:proofErr w:type="spellEnd"/>
       <w:r>
         <w:rPr>
           <w:lang w:val="en-US"/>
         </w:rPr>
-        <w:t>(</w:t>
-      </w:r>
-      <w:proofErr w:type="gramEnd"/>
-      <w:r>
-        <w:rPr>
-          <w:lang w:val="en-US"/>
-        </w:rPr>
-        <w:t xml:space="preserve">'C:\\Windows', 'C:\\spam\\eggs') </w:t>
-      </w:r>
-    </w:p>
-    <w:p>
-      <w:proofErr w:type="gramStart"/>
-      <w:r>
-        <w:t>'..</w:t>
-      </w:r>
-      <w:proofErr w:type="gramEnd"/>
-      <w:r>
-        <w:t>\\..\\Windows'</w:t>
+        <w:t xml:space="preserve">('C:\\Windows', 'C:\\spam\\eggs') </w:t>
+      </w:r>
+    </w:p>
+    <w:p>
+      <w:r>
+        <w:t>'..\\..\\Windows'</w:t>
       </w:r>
     </w:p>
     <w:p/>
@@ -1061,143 +745,44 @@
     </w:p>
     <w:p>
       <w:r>
-        <w:t xml:space="preserve">Basisname eines Path-Objektes in </w:t>
-      </w:r>
-      <w:proofErr w:type="spellStart"/>
-      <w:r>
-        <w:t>pathlib</w:t>
-      </w:r>
-      <w:proofErr w:type="spellEnd"/>
-      <w:r>
-        <w:t xml:space="preserve"> = .</w:t>
-      </w:r>
-      <w:proofErr w:type="spellStart"/>
-      <w:r>
-        <w:t>name</w:t>
-      </w:r>
-      <w:proofErr w:type="spellEnd"/>
+        <w:t>Basisname eines Path-Objektes in pathlib = .name</w:t>
+      </w:r>
       <w:r>
         <w:br/>
         <w:t xml:space="preserve">in OS:  </w:t>
       </w:r>
-      <w:proofErr w:type="spellStart"/>
-      <w:proofErr w:type="gramStart"/>
-      <w:r>
-        <w:t>os.path</w:t>
-      </w:r>
-      <w:proofErr w:type="gramEnd"/>
-      <w:r>
-        <w:t>.basename</w:t>
-      </w:r>
-      <w:proofErr w:type="spellEnd"/>
-      <w:r>
-        <w:t>(</w:t>
-      </w:r>
-      <w:proofErr w:type="spellStart"/>
+      <w:r>
+        <w:t>os.path.basename(path)</w:t>
+      </w:r>
+    </w:p>
+    <w:p>
+      <w:r>
+        <w:t>Verzeichnisname in pathlib:= path_objekt.parent</w:t>
+      </w:r>
+      <w:r>
+        <w:br/>
+        <w:t xml:space="preserve">in OS: </w:t>
+      </w:r>
+      <w:r>
+        <w:t>os.path.</w:t>
+      </w:r>
+      <w:r>
+        <w:t>dirname</w:t>
+      </w:r>
+      <w:r>
+        <w:t>(path)</w:t>
+      </w:r>
+    </w:p>
+    <w:p>
+      <w:r>
+        <w:t xml:space="preserve">Tupel(vezeinsname, basename) = </w:t>
+      </w:r>
+      <w:r>
+        <w:t>os.path.split(</w:t>
+      </w:r>
       <w:r>
         <w:t>path</w:t>
       </w:r>
-      <w:proofErr w:type="spellEnd"/>
-      <w:r>
-        <w:t>)</w:t>
-      </w:r>
-    </w:p>
-    <w:p>
-      <w:r>
-        <w:t xml:space="preserve">Verzeichnisname in </w:t>
-      </w:r>
-      <w:proofErr w:type="spellStart"/>
-      <w:proofErr w:type="gramStart"/>
-      <w:r>
-        <w:t>pathlib</w:t>
-      </w:r>
-      <w:proofErr w:type="spellEnd"/>
-      <w:r>
-        <w:t>:=</w:t>
-      </w:r>
-      <w:proofErr w:type="gramEnd"/>
-      <w:r>
-        <w:t xml:space="preserve"> </w:t>
-      </w:r>
-      <w:proofErr w:type="spellStart"/>
-      <w:r>
-        <w:t>path_</w:t>
-      </w:r>
-      <w:proofErr w:type="gramStart"/>
-      <w:r>
-        <w:t>objekt.parent</w:t>
-      </w:r>
-      <w:proofErr w:type="spellEnd"/>
-      <w:proofErr w:type="gramEnd"/>
-      <w:r>
-        <w:br/>
-        <w:t xml:space="preserve">in OS: </w:t>
-      </w:r>
-      <w:proofErr w:type="spellStart"/>
-      <w:proofErr w:type="gramStart"/>
-      <w:r>
-        <w:t>os.path</w:t>
-      </w:r>
-      <w:proofErr w:type="gramEnd"/>
-      <w:r>
-        <w:t>.</w:t>
-      </w:r>
-      <w:r>
-        <w:t>dirname</w:t>
-      </w:r>
-      <w:proofErr w:type="spellEnd"/>
-      <w:r>
-        <w:t>(</w:t>
-      </w:r>
-      <w:proofErr w:type="spellStart"/>
-      <w:r>
-        <w:t>path</w:t>
-      </w:r>
-      <w:proofErr w:type="spellEnd"/>
-      <w:r>
-        <w:t>)</w:t>
-      </w:r>
-    </w:p>
-    <w:p>
-      <w:proofErr w:type="gramStart"/>
-      <w:r>
-        <w:t>Tupel(</w:t>
-      </w:r>
-      <w:proofErr w:type="spellStart"/>
-      <w:proofErr w:type="gramEnd"/>
-      <w:r>
-        <w:t>vezeinsname</w:t>
-      </w:r>
-      <w:proofErr w:type="spellEnd"/>
-      <w:r>
-        <w:t xml:space="preserve">, </w:t>
-      </w:r>
-      <w:proofErr w:type="spellStart"/>
-      <w:r>
-        <w:t>basename</w:t>
-      </w:r>
-      <w:proofErr w:type="spellEnd"/>
-      <w:r>
-        <w:t xml:space="preserve">) = </w:t>
-      </w:r>
-      <w:proofErr w:type="spellStart"/>
-      <w:proofErr w:type="gramStart"/>
-      <w:r>
-        <w:t>os.path</w:t>
-      </w:r>
-      <w:proofErr w:type="gramEnd"/>
-      <w:r>
-        <w:t>.split</w:t>
-      </w:r>
-      <w:proofErr w:type="spellEnd"/>
-      <w:r>
-        <w:t>(</w:t>
-      </w:r>
-      <w:proofErr w:type="spellStart"/>
-      <w:r>
-        <w:t>path</w:t>
-      </w:r>
-      <w:proofErr w:type="spellEnd"/>
       <w:r>
         <w:t>)</w:t>
       </w:r>
@@ -1210,183 +795,44 @@
           <w:sz w:val="16"/>
           <w:szCs w:val="16"/>
         </w:rPr>
-        <w:t xml:space="preserve">Allerdings ist </w:t>
-      </w:r>
-      <w:proofErr w:type="spellStart"/>
-      <w:proofErr w:type="gramStart"/>
+        <w:t>Allerdings ist os.path.split() eine praktische Abkürzung.</w:t>
+      </w:r>
       <w:r>
         <w:rPr>
           <w:rFonts w:ascii="Arial" w:hAnsi="Arial" w:cs="Arial"/>
           <w:sz w:val="16"/>
           <w:szCs w:val="16"/>
         </w:rPr>
-        <w:t>os.path</w:t>
-      </w:r>
-      <w:proofErr w:type="gramEnd"/>
+        <w:br/>
+        <w:t xml:space="preserve">Beachten Sie aber, dass os.path.split() keinen Dateipfad entgegennimmt und </w:t>
+      </w:r>
       <w:r>
         <w:rPr>
           <w:rFonts w:ascii="Arial" w:hAnsi="Arial" w:cs="Arial"/>
           <w:sz w:val="16"/>
           <w:szCs w:val="16"/>
         </w:rPr>
-        <w:t>.</w:t>
-      </w:r>
-      <w:proofErr w:type="gramStart"/>
+        <w:br/>
+        <w:t xml:space="preserve">daraus eine Liste der Strings für die einzelnen Ordner zurückgibt. Für diesen </w:t>
+      </w:r>
       <w:r>
         <w:rPr>
           <w:rFonts w:ascii="Arial" w:hAnsi="Arial" w:cs="Arial"/>
           <w:sz w:val="16"/>
           <w:szCs w:val="16"/>
         </w:rPr>
-        <w:t>split</w:t>
-      </w:r>
-      <w:proofErr w:type="spellEnd"/>
+        <w:br/>
+        <w:t xml:space="preserve">Zweck müssen Sie den Pfad mit der Stringmethode split() zerlegen und ihr die </w:t>
+      </w:r>
       <w:r>
         <w:rPr>
           <w:rFonts w:ascii="Arial" w:hAnsi="Arial" w:cs="Arial"/>
           <w:sz w:val="16"/>
           <w:szCs w:val="16"/>
         </w:rPr>
-        <w:t>(</w:t>
-      </w:r>
-      <w:proofErr w:type="gramEnd"/>
-      <w:r>
-        <w:rPr>
-          <w:rFonts w:ascii="Arial" w:hAnsi="Arial" w:cs="Arial"/>
-          <w:sz w:val="16"/>
-          <w:szCs w:val="16"/>
-        </w:rPr>
-        <w:t>) eine praktische Abkürzung.</w:t>
-      </w:r>
-      <w:r>
-        <w:rPr>
-          <w:rFonts w:ascii="Arial" w:hAnsi="Arial" w:cs="Arial"/>
-          <w:sz w:val="16"/>
-          <w:szCs w:val="16"/>
-        </w:rPr>
-        <w:br/>
-        <w:t xml:space="preserve">Beachten Sie aber, dass </w:t>
-      </w:r>
-      <w:proofErr w:type="spellStart"/>
-      <w:proofErr w:type="gramStart"/>
-      <w:r>
-        <w:rPr>
-          <w:rFonts w:ascii="Arial" w:hAnsi="Arial" w:cs="Arial"/>
-          <w:sz w:val="16"/>
-          <w:szCs w:val="16"/>
-        </w:rPr>
-        <w:t>os.path</w:t>
-      </w:r>
-      <w:proofErr w:type="gramEnd"/>
-      <w:r>
-        <w:rPr>
-          <w:rFonts w:ascii="Arial" w:hAnsi="Arial" w:cs="Arial"/>
-          <w:sz w:val="16"/>
-          <w:szCs w:val="16"/>
-        </w:rPr>
-        <w:t>.</w:t>
-      </w:r>
-      <w:proofErr w:type="gramStart"/>
-      <w:r>
-        <w:rPr>
-          <w:rFonts w:ascii="Arial" w:hAnsi="Arial" w:cs="Arial"/>
-          <w:sz w:val="16"/>
-          <w:szCs w:val="16"/>
-        </w:rPr>
-        <w:t>split</w:t>
-      </w:r>
-      <w:proofErr w:type="spellEnd"/>
-      <w:r>
-        <w:rPr>
-          <w:rFonts w:ascii="Arial" w:hAnsi="Arial" w:cs="Arial"/>
-          <w:sz w:val="16"/>
-          <w:szCs w:val="16"/>
-        </w:rPr>
-        <w:t>(</w:t>
-      </w:r>
-      <w:proofErr w:type="gramEnd"/>
-      <w:r>
-        <w:rPr>
-          <w:rFonts w:ascii="Arial" w:hAnsi="Arial" w:cs="Arial"/>
-          <w:sz w:val="16"/>
-          <w:szCs w:val="16"/>
-        </w:rPr>
-        <w:t xml:space="preserve">) keinen Dateipfad entgegennimmt und </w:t>
-      </w:r>
-      <w:r>
-        <w:rPr>
-          <w:rFonts w:ascii="Arial" w:hAnsi="Arial" w:cs="Arial"/>
-          <w:sz w:val="16"/>
-          <w:szCs w:val="16"/>
-        </w:rPr>
-        <w:br/>
-        <w:t xml:space="preserve">daraus eine Liste der Strings für die einzelnen Ordner zurückgibt. Für diesen </w:t>
-      </w:r>
-      <w:r>
-        <w:rPr>
-          <w:rFonts w:ascii="Arial" w:hAnsi="Arial" w:cs="Arial"/>
-          <w:sz w:val="16"/>
-          <w:szCs w:val="16"/>
-        </w:rPr>
-        <w:br/>
-        <w:t xml:space="preserve">Zweck müssen Sie den Pfad mit der </w:t>
-      </w:r>
-      <w:proofErr w:type="spellStart"/>
-      <w:r>
-        <w:rPr>
-          <w:rFonts w:ascii="Arial" w:hAnsi="Arial" w:cs="Arial"/>
-          <w:sz w:val="16"/>
-          <w:szCs w:val="16"/>
-        </w:rPr>
-        <w:t>Stringmethode</w:t>
-      </w:r>
-      <w:proofErr w:type="spellEnd"/>
-      <w:r>
-        <w:rPr>
-          <w:rFonts w:ascii="Arial" w:hAnsi="Arial" w:cs="Arial"/>
-          <w:sz w:val="16"/>
-          <w:szCs w:val="16"/>
-        </w:rPr>
-        <w:t xml:space="preserve"> </w:t>
-      </w:r>
-      <w:proofErr w:type="spellStart"/>
-      <w:proofErr w:type="gramStart"/>
-      <w:r>
-        <w:rPr>
-          <w:rFonts w:ascii="Arial" w:hAnsi="Arial" w:cs="Arial"/>
-          <w:sz w:val="16"/>
-          <w:szCs w:val="16"/>
-        </w:rPr>
-        <w:t>split</w:t>
-      </w:r>
-      <w:proofErr w:type="spellEnd"/>
-      <w:r>
-        <w:rPr>
-          <w:rFonts w:ascii="Arial" w:hAnsi="Arial" w:cs="Arial"/>
-          <w:sz w:val="16"/>
-          <w:szCs w:val="16"/>
-        </w:rPr>
-        <w:t>(</w:t>
-      </w:r>
-      <w:proofErr w:type="gramEnd"/>
-      <w:r>
-        <w:rPr>
-          <w:rFonts w:ascii="Arial" w:hAnsi="Arial" w:cs="Arial"/>
-          <w:sz w:val="16"/>
-          <w:szCs w:val="16"/>
-        </w:rPr>
-        <w:t xml:space="preserve">) zerlegen und ihr die </w:t>
-      </w:r>
-      <w:r>
-        <w:rPr>
-          <w:rFonts w:ascii="Arial" w:hAnsi="Arial" w:cs="Arial"/>
-          <w:sz w:val="16"/>
-          <w:szCs w:val="16"/>
-        </w:rPr>
         <w:br/>
         <w:t xml:space="preserve">Variable </w:t>
       </w:r>
-      <w:proofErr w:type="spellStart"/>
       <w:r>
         <w:rPr>
           <w:rFonts w:ascii="Arial" w:hAnsi="Arial" w:cs="Arial"/>
@@ -1397,7 +843,6 @@
         </w:rPr>
         <w:t>os.path.sep</w:t>
       </w:r>
-      <w:proofErr w:type="spellEnd"/>
       <w:r>
         <w:rPr>
           <w:rFonts w:ascii="Arial" w:hAnsi="Arial" w:cs="Arial"/>
@@ -1421,646 +866,239 @@
     </w:p>
     <w:p>
       <w:r>
-        <w:t>Die Methode `</w:t>
-      </w:r>
-      <w:proofErr w:type="spellStart"/>
-      <w:r>
-        <w:t>Path.chmod</w:t>
-      </w:r>
-      <w:proofErr w:type="spellEnd"/>
-      <w:proofErr w:type="gramStart"/>
-      <w:r>
-        <w:t>()`</w:t>
-      </w:r>
-      <w:proofErr w:type="gramEnd"/>
-      <w:r>
-        <w:t xml:space="preserve"> in der `</w:t>
-      </w:r>
-      <w:proofErr w:type="spellStart"/>
-      <w:r>
-        <w:t>pathlib</w:t>
-      </w:r>
-      <w:proofErr w:type="spellEnd"/>
-      <w:r>
-        <w:t>`-Bibliothek wird verwendet, um die Berechtigungen (Zugriffsrechte) einer Datei oder eines Verzeichnisses zu ändern. Diese Methode ist eine Entsprechung zu `</w:t>
-      </w:r>
-      <w:proofErr w:type="spellStart"/>
-      <w:r>
-        <w:t>os.chmod</w:t>
-      </w:r>
-      <w:proofErr w:type="spellEnd"/>
-      <w:r>
-        <w:t>()` und ermöglicht es dir, die Zugriffsrechte auf Dateien und Verzeichnisse zu setzen, indem du den entsprechenden Berechtigungsmodus angibst.</w:t>
-      </w:r>
-      <w:r>
-        <w:br/>
-      </w:r>
-      <w:r>
-        <w:br/>
-        <w:t>### Verwendung von `</w:t>
-      </w:r>
-      <w:proofErr w:type="spellStart"/>
-      <w:r>
-        <w:t>Path.chmod</w:t>
-      </w:r>
-      <w:proofErr w:type="spellEnd"/>
-      <w:r>
-        <w:t>()`</w:t>
-      </w:r>
-      <w:r>
-        <w:br/>
+        <w:t>Die Methode `Path.chmod()` in der `pathlib`-Bibliothek wird verwendet, um die Berechtigungen (Zugriffsrechte) einer Datei oder eines Verzeichnisses zu ändern. Diese Methode ist eine Entsprechung zu `os.chmod()` und ermöglicht es dir, die Zugriffsrechte auf Dateien und Verzeichnisse zu setzen, indem du den entsprechenden Berechtigungsmodus angibst.</w:t>
+      </w:r>
+      <w:r>
+        <w:br/>
+      </w:r>
+      <w:r>
+        <w:lastRenderedPageBreak/>
+        <w:br/>
+        <w:t>### Verwendung von `Path.chmod()`</w:t>
+      </w:r>
+      <w:r>
+        <w:br/>
+      </w:r>
+      <w:r>
+        <w:br/>
+        <w:t>```python</w:t>
+      </w:r>
+      <w:r>
+        <w:br/>
+        <w:t>from pathlib import Path</w:t>
+      </w:r>
+      <w:r>
+        <w:br/>
+      </w:r>
+      <w:r>
+        <w:br/>
+        <w:t># Definiere den Pfad zur Datei</w:t>
+      </w:r>
+      <w:r>
+        <w:br/>
+        <w:t>path = Path('example.txt')</w:t>
+      </w:r>
+      <w:r>
+        <w:br/>
+      </w:r>
+      <w:r>
+        <w:br/>
+        <w:t># Ändere die Berechtigungen auf 0o644 (rw-r--r--)</w:t>
+      </w:r>
+      <w:r>
+        <w:br/>
+        <w:t>path.chmod(0o644)</w:t>
       </w:r>
       <w:r>
         <w:br/>
         <w:t>```</w:t>
       </w:r>
-      <w:proofErr w:type="spellStart"/>
-      <w:r>
-        <w:t>python</w:t>
-      </w:r>
-      <w:proofErr w:type="spellEnd"/>
-      <w:r>
-        <w:br/>
-      </w:r>
-      <w:proofErr w:type="spellStart"/>
-      <w:r>
-        <w:t>from</w:t>
-      </w:r>
-      <w:proofErr w:type="spellEnd"/>
-      <w:r>
-        <w:t xml:space="preserve"> </w:t>
-      </w:r>
-      <w:proofErr w:type="spellStart"/>
-      <w:r>
-        <w:t>pathlib</w:t>
-      </w:r>
-      <w:proofErr w:type="spellEnd"/>
-      <w:r>
-        <w:t xml:space="preserve"> </w:t>
-      </w:r>
-      <w:proofErr w:type="spellStart"/>
-      <w:r>
-        <w:t>import</w:t>
-      </w:r>
-      <w:proofErr w:type="spellEnd"/>
-      <w:r>
-        <w:t xml:space="preserve"> Path</w:t>
-      </w:r>
-      <w:r>
-        <w:br/>
-      </w:r>
-      <w:r>
-        <w:br/>
-        <w:t># Definiere den Pfad zur Datei</w:t>
-      </w:r>
-      <w:r>
-        <w:br/>
-      </w:r>
-      <w:proofErr w:type="spellStart"/>
+      <w:r>
+        <w:br/>
+      </w:r>
+      <w:r>
+        <w:br/>
+        <w:t>### Parameter:</w:t>
+      </w:r>
+      <w:r>
+        <w:br/>
+      </w:r>
+      <w:r>
+        <w:br/>
+        <w:t>- **`mode`**: Der Modus ist eine Ganzzahl, die die Berechtigungen in Oktalnotation angibt. Zum Beispiel:</w:t>
+      </w:r>
+      <w:r>
+        <w:br/>
+        <w:t xml:space="preserve">  </w:t>
+      </w:r>
+      <w:r>
+        <w:rPr>
+          <w:highlight w:val="lightGray"/>
+        </w:rPr>
+        <w:t>- `0o644`: Lese- und Schreibrechte für den Eigentümer, nur Leserechte für andere.</w:t>
+      </w:r>
+      <w:r>
+        <w:rPr>
+          <w:highlight w:val="lightGray"/>
+        </w:rPr>
+        <w:br/>
+        <w:t xml:space="preserve">  - `0o755`: Lese-, Schreib- und Ausführungsrechte für den Eigentümer, Lese- und Ausführungsrechte für andere.</w:t>
+      </w:r>
+      <w:r>
+        <w:rPr>
+          <w:highlight w:val="lightGray"/>
+        </w:rPr>
+        <w:br/>
+        <w:t xml:space="preserve">  - `0o700`: Lese-, Schreib- und Ausführungsrechte nur für den Eigentümer.</w:t>
+      </w:r>
+      <w:r>
+        <w:br/>
+      </w:r>
+      <w:r>
+        <w:br/>
+        <w:t>### Beispiel</w:t>
+      </w:r>
+      <w:r>
+        <w:br/>
+      </w:r>
+      <w:r>
+        <w:br/>
+        <w:t>Hier ist ein vollständiges Beispiel zur Verwendung von `Path.chmod()`:</w:t>
+      </w:r>
+      <w:r>
+        <w:br/>
+      </w:r>
+      <w:r>
+        <w:br/>
+        <w:t>```python</w:t>
+      </w:r>
+      <w:r>
+        <w:br/>
+        <w:t>from pathlib import Path</w:t>
+      </w:r>
+      <w:r>
+        <w:br/>
+      </w:r>
+      <w:r>
+        <w:br/>
+        <w:t># Erstelle eine Testdatei</w:t>
+      </w:r>
+      <w:r>
+        <w:br/>
+        <w:t>path = Path('example.txt')</w:t>
+      </w:r>
+      <w:r>
+        <w:br/>
+        <w:t>path.write_text('Dies ist ein Test.')</w:t>
+      </w:r>
+      <w:r>
+        <w:br/>
+      </w:r>
+      <w:r>
+        <w:br/>
+        <w:t># Ändere die Berechtigungen der Datei</w:t>
+      </w:r>
+      <w:r>
+        <w:br/>
+        <w:t>print(f"Vorherige Berechtigungen: {oct(path.stat().st_mode &amp; 0o777)}")</w:t>
+      </w:r>
+      <w:r>
+        <w:br/>
+        <w:t>path.chmod(0o600)  # Nur Lese- und Schreibrechte für den Eigentümer</w:t>
+      </w:r>
+      <w:r>
+        <w:br/>
+        <w:t>print(f"Nachherige Berechtigungen: {oct(path.stat().st_mode &amp; 0o777)}")</w:t>
+      </w:r>
+      <w:r>
+        <w:br/>
+        <w:t>```</w:t>
+      </w:r>
+      <w:r>
+        <w:br/>
+      </w:r>
+      <w:r>
+        <w:br/>
+        <w:t>In diesem Beispiel:</w:t>
+      </w:r>
+      <w:r>
+        <w:br/>
+      </w:r>
+      <w:r>
+        <w:br/>
+        <w:t>1. Eine Datei `example.txt` wird erstellt.</w:t>
+      </w:r>
+      <w:r>
+        <w:br/>
+        <w:t>2. Die Berechtigungen der Datei werden vor und nach der Verwendung von `chmod()` ausgedruckt.</w:t>
+      </w:r>
+      <w:r>
+        <w:br/>
+        <w:t>3. `0o600` setzt die Berechtigungen so, dass nur der Eigentümer Lese- und Schreibrechte hat.</w:t>
+      </w:r>
+      <w:r>
+        <w:br/>
+      </w:r>
+      <w:r>
+        <w:br/>
+        <w:t>### Wichtige Punkte:</w:t>
+      </w:r>
+      <w:r>
+        <w:br/>
+      </w:r>
+      <w:r>
+        <w:br/>
+        <w:t xml:space="preserve">- **Zugriffsrechte**: Die Berechtigungen werden in Oktalnotation angegeben. Zum Beispiel steht </w:t>
+      </w:r>
       <w:r>
         <w:lastRenderedPageBreak/>
-        <w:t>path</w:t>
-      </w:r>
-      <w:proofErr w:type="spellEnd"/>
-      <w:r>
-        <w:t xml:space="preserve"> = Path('example.txt')</w:t>
-      </w:r>
-      <w:r>
-        <w:br/>
-      </w:r>
-      <w:r>
-        <w:br/>
-        <w:t># Ändere die Berechtigungen auf 0o644 (</w:t>
-      </w:r>
-      <w:proofErr w:type="spellStart"/>
-      <w:r>
-        <w:t>rw</w:t>
-      </w:r>
-      <w:proofErr w:type="spellEnd"/>
-      <w:r>
-        <w:t>-r--r--)</w:t>
-      </w:r>
-      <w:r>
-        <w:br/>
-      </w:r>
-      <w:proofErr w:type="spellStart"/>
-      <w:r>
-        <w:t>path.chmod</w:t>
-      </w:r>
-      <w:proofErr w:type="spellEnd"/>
-      <w:r>
-        <w:t>(0o644)</w:t>
-      </w:r>
-      <w:r>
-        <w:br/>
-        <w:t>```</w:t>
-      </w:r>
-      <w:r>
-        <w:br/>
-      </w:r>
-      <w:r>
-        <w:br/>
-        <w:t>### Parameter:</w:t>
-      </w:r>
-      <w:r>
-        <w:br/>
-      </w:r>
-      <w:r>
-        <w:br/>
-        <w:t>- **`</w:t>
-      </w:r>
-      <w:proofErr w:type="spellStart"/>
-      <w:r>
-        <w:t>mode</w:t>
-      </w:r>
-      <w:proofErr w:type="spellEnd"/>
-      <w:r>
-        <w:t xml:space="preserve">`**: Der Modus ist eine Ganzzahl, die die Berechtigungen in </w:t>
-      </w:r>
-      <w:proofErr w:type="spellStart"/>
-      <w:r>
-        <w:t>Oktalnotation</w:t>
-      </w:r>
-      <w:proofErr w:type="spellEnd"/>
-      <w:r>
-        <w:t xml:space="preserve"> angibt. Zum Beispiel:</w:t>
-      </w:r>
-      <w:r>
-        <w:br/>
-        <w:t xml:space="preserve">  </w:t>
-      </w:r>
-      <w:r>
-        <w:rPr>
-          <w:highlight w:val="lightGray"/>
-        </w:rPr>
-        <w:t>- `0o644`: Lese- und Schreibrechte für den Eigentümer, nur Leserechte für andere.</w:t>
-      </w:r>
-      <w:r>
-        <w:rPr>
-          <w:highlight w:val="lightGray"/>
-        </w:rPr>
-        <w:br/>
-        <w:t xml:space="preserve">  - `0o755`: Lese-, Schreib- und Ausführungsrechte für den Eigentümer, Lese- und Ausführungsrechte für andere.</w:t>
-      </w:r>
-      <w:r>
-        <w:rPr>
-          <w:highlight w:val="lightGray"/>
-        </w:rPr>
-        <w:br/>
-        <w:t xml:space="preserve">  - `0o700`: Lese-, Schreib- und Ausführungsrechte nur für den Eigentümer.</w:t>
-      </w:r>
-      <w:r>
-        <w:br/>
-      </w:r>
-      <w:r>
-        <w:br/>
-        <w:t>### Beispiel</w:t>
-      </w:r>
-      <w:r>
-        <w:br/>
-      </w:r>
-      <w:r>
-        <w:br/>
-        <w:t>Hier ist ein vollständiges Beispiel zur Verwendung von `</w:t>
-      </w:r>
-      <w:proofErr w:type="spellStart"/>
-      <w:r>
-        <w:t>Path.chmod</w:t>
-      </w:r>
-      <w:proofErr w:type="spellEnd"/>
-      <w:r>
-        <w:t>()`:</w:t>
-      </w:r>
-      <w:r>
-        <w:br/>
-      </w:r>
-      <w:r>
-        <w:br/>
-        <w:t>```</w:t>
-      </w:r>
-      <w:proofErr w:type="spellStart"/>
-      <w:r>
-        <w:t>python</w:t>
-      </w:r>
-      <w:proofErr w:type="spellEnd"/>
-      <w:r>
-        <w:br/>
-      </w:r>
-      <w:proofErr w:type="spellStart"/>
-      <w:r>
-        <w:t>from</w:t>
-      </w:r>
-      <w:proofErr w:type="spellEnd"/>
-      <w:r>
-        <w:t xml:space="preserve"> </w:t>
-      </w:r>
-      <w:proofErr w:type="spellStart"/>
-      <w:r>
-        <w:t>pathlib</w:t>
-      </w:r>
-      <w:proofErr w:type="spellEnd"/>
-      <w:r>
-        <w:t xml:space="preserve"> </w:t>
-      </w:r>
-      <w:proofErr w:type="spellStart"/>
-      <w:r>
-        <w:t>import</w:t>
-      </w:r>
-      <w:proofErr w:type="spellEnd"/>
-      <w:r>
-        <w:t xml:space="preserve"> Path</w:t>
-      </w:r>
-      <w:r>
-        <w:br/>
-      </w:r>
-      <w:r>
-        <w:br/>
-        <w:t># Erstelle eine Testdatei</w:t>
-      </w:r>
-      <w:r>
-        <w:br/>
-      </w:r>
-      <w:proofErr w:type="spellStart"/>
-      <w:r>
-        <w:t>path</w:t>
-      </w:r>
-      <w:proofErr w:type="spellEnd"/>
-      <w:r>
-        <w:t xml:space="preserve"> = Path('example.txt')</w:t>
-      </w:r>
-      <w:r>
-        <w:br/>
-      </w:r>
-      <w:proofErr w:type="spellStart"/>
-      <w:r>
-        <w:t>path.write_text</w:t>
-      </w:r>
-      <w:proofErr w:type="spellEnd"/>
-      <w:r>
-        <w:t>('Dies ist ein Test.')</w:t>
-      </w:r>
-      <w:r>
-        <w:br/>
-      </w:r>
-      <w:r>
-        <w:br/>
-        <w:t># Ändere die Berechtigungen der Datei</w:t>
-      </w:r>
-      <w:r>
-        <w:br/>
-      </w:r>
-      <w:proofErr w:type="spellStart"/>
-      <w:r>
-        <w:t>print</w:t>
-      </w:r>
-      <w:proofErr w:type="spellEnd"/>
-      <w:r>
-        <w:t>(</w:t>
-      </w:r>
-      <w:proofErr w:type="spellStart"/>
-      <w:r>
-        <w:t>f"Vorherige</w:t>
-      </w:r>
-      <w:proofErr w:type="spellEnd"/>
-      <w:r>
-        <w:t xml:space="preserve"> Berechtigungen: {</w:t>
-      </w:r>
-      <w:proofErr w:type="spellStart"/>
-      <w:r>
-        <w:t>oct</w:t>
-      </w:r>
-      <w:proofErr w:type="spellEnd"/>
-      <w:r>
-        <w:t>(</w:t>
-      </w:r>
-      <w:proofErr w:type="spellStart"/>
-      <w:r>
-        <w:t>path.stat</w:t>
-      </w:r>
-      <w:proofErr w:type="spellEnd"/>
-      <w:r>
-        <w:t>().</w:t>
-      </w:r>
-      <w:proofErr w:type="spellStart"/>
-      <w:r>
-        <w:t>st_mode</w:t>
-      </w:r>
-      <w:proofErr w:type="spellEnd"/>
-      <w:r>
-        <w:t xml:space="preserve"> &amp; 0o777)}")</w:t>
-      </w:r>
-      <w:r>
-        <w:br/>
-      </w:r>
-      <w:proofErr w:type="spellStart"/>
-      <w:r>
-        <w:t>path.chmod</w:t>
-      </w:r>
-      <w:proofErr w:type="spellEnd"/>
-      <w:r>
-        <w:t>(0o600)  # Nur Lese- und Schreibrechte für den Eigentümer</w:t>
-      </w:r>
-      <w:r>
-        <w:br/>
-      </w:r>
-      <w:proofErr w:type="spellStart"/>
-      <w:r>
-        <w:t>print</w:t>
-      </w:r>
-      <w:proofErr w:type="spellEnd"/>
-      <w:r>
-        <w:t>(</w:t>
-      </w:r>
-      <w:proofErr w:type="spellStart"/>
-      <w:r>
-        <w:t>f"Nachherige</w:t>
-      </w:r>
-      <w:proofErr w:type="spellEnd"/>
-      <w:r>
-        <w:t xml:space="preserve"> Berechtigungen: {</w:t>
-      </w:r>
-      <w:proofErr w:type="spellStart"/>
-      <w:r>
-        <w:t>oct</w:t>
-      </w:r>
-      <w:proofErr w:type="spellEnd"/>
-      <w:r>
-        <w:t>(</w:t>
-      </w:r>
-      <w:proofErr w:type="spellStart"/>
-      <w:r>
-        <w:t>path.stat</w:t>
-      </w:r>
-      <w:proofErr w:type="spellEnd"/>
-      <w:r>
-        <w:t>().</w:t>
-      </w:r>
-      <w:proofErr w:type="spellStart"/>
-      <w:r>
-        <w:t>st_mode</w:t>
-      </w:r>
-      <w:proofErr w:type="spellEnd"/>
-      <w:r>
-        <w:t xml:space="preserve"> &amp; 0o777)}")</w:t>
-      </w:r>
-      <w:r>
-        <w:br/>
-        <w:t>```</w:t>
-      </w:r>
-      <w:r>
-        <w:br/>
-      </w:r>
-      <w:r>
-        <w:br/>
-        <w:t>In diesem Beispiel:</w:t>
-      </w:r>
-      <w:r>
-        <w:br/>
-      </w:r>
-      <w:r>
-        <w:br/>
-        <w:t>1. Eine Datei `example.txt` wird erstellt.</w:t>
-      </w:r>
-      <w:r>
-        <w:br/>
-        <w:t>2. Die Berechtigungen der Datei werden vor und nach der Verwendung von `</w:t>
-      </w:r>
-      <w:proofErr w:type="spellStart"/>
-      <w:proofErr w:type="gramStart"/>
-      <w:r>
-        <w:t>chmod</w:t>
-      </w:r>
-      <w:proofErr w:type="spellEnd"/>
-      <w:r>
-        <w:t>(</w:t>
-      </w:r>
-      <w:proofErr w:type="gramEnd"/>
-      <w:r>
-        <w:t>)` ausgedruckt.</w:t>
-      </w:r>
-      <w:r>
-        <w:br/>
-        <w:t>3. `0o600` setzt die Berechtigungen so, dass nur der Eigentümer Lese- und Schreibrechte hat.</w:t>
-      </w:r>
-      <w:r>
-        <w:br/>
-      </w:r>
-      <w:r>
-        <w:br/>
-        <w:t>### Wichtige Punkte:</w:t>
-      </w:r>
-      <w:r>
-        <w:br/>
-      </w:r>
-      <w:r>
-        <w:br/>
-        <w:t xml:space="preserve">- **Zugriffsrechte**: Die Berechtigungen werden in </w:t>
-      </w:r>
-      <w:proofErr w:type="spellStart"/>
-      <w:r>
-        <w:t>Oktalnotation</w:t>
-      </w:r>
-      <w:proofErr w:type="spellEnd"/>
-      <w:r>
-        <w:t xml:space="preserve"> angegeben. Zum Beispiel steht `0o644` für Lese- und Schreibrechte des Eigentümers und nur Leserechte für andere.</w:t>
-      </w:r>
-      <w:r>
-        <w:br/>
-        <w:t>- **Berechtigungsänderungen**: `</w:t>
-      </w:r>
-      <w:proofErr w:type="spellStart"/>
-      <w:proofErr w:type="gramStart"/>
-      <w:r>
-        <w:t>chmod</w:t>
-      </w:r>
-      <w:proofErr w:type="spellEnd"/>
-      <w:r>
-        <w:t>(</w:t>
-      </w:r>
-      <w:proofErr w:type="gramEnd"/>
-      <w:r>
-        <w:t>)` funktioniert nur bei Dateien und Verzeichnissen, die im Dateisystem existieren.</w:t>
-      </w:r>
-      <w:r>
-        <w:br/>
-        <w:t>- **Plattformabhängigkeit**: `</w:t>
-      </w:r>
-      <w:proofErr w:type="spellStart"/>
-      <w:proofErr w:type="gramStart"/>
-      <w:r>
-        <w:t>chmod</w:t>
-      </w:r>
-      <w:proofErr w:type="spellEnd"/>
-      <w:r>
-        <w:t>(</w:t>
-      </w:r>
-      <w:proofErr w:type="gramEnd"/>
-      <w:r>
-        <w:t xml:space="preserve">)` funktioniert in der Regel auf Unix-ähnlichen Systemen (wie Linux und </w:t>
-      </w:r>
-      <w:proofErr w:type="spellStart"/>
-      <w:r>
-        <w:t>macOS</w:t>
-      </w:r>
-      <w:proofErr w:type="spellEnd"/>
-      <w:r>
-        <w:t>). Auf Windows-Systemen werden Berechtigungen anders gehandhabt, und `</w:t>
-      </w:r>
-      <w:proofErr w:type="spellStart"/>
-      <w:proofErr w:type="gramStart"/>
-      <w:r>
-        <w:t>chmod</w:t>
-      </w:r>
-      <w:proofErr w:type="spellEnd"/>
-      <w:r>
-        <w:t>(</w:t>
-      </w:r>
-      <w:proofErr w:type="gramEnd"/>
-      <w:r>
-        <w:t>)` hat möglicherweise eine eingeschränkte Wirkung.</w:t>
-      </w:r>
-      <w:r>
-        <w:br/>
-      </w:r>
-      <w:r>
-        <w:br/>
-      </w:r>
-      <w:r>
-        <w:lastRenderedPageBreak/>
-        <w:t>Die Methode `</w:t>
-      </w:r>
-      <w:proofErr w:type="spellStart"/>
-      <w:r>
-        <w:t>Path.chmod</w:t>
-      </w:r>
-      <w:proofErr w:type="spellEnd"/>
-      <w:proofErr w:type="gramStart"/>
-      <w:r>
-        <w:t>()`</w:t>
-      </w:r>
-      <w:proofErr w:type="gramEnd"/>
-      <w:r>
-        <w:t xml:space="preserve"> bietet eine objektorientierte Möglichkeit, Dateiberechtigungen zu ändern, und integriert sich nahtlos in die `</w:t>
-      </w:r>
-      <w:proofErr w:type="spellStart"/>
-      <w:r>
-        <w:t>pathlib</w:t>
-      </w:r>
-      <w:proofErr w:type="spellEnd"/>
-      <w:r>
-        <w:t>`-Bibliothek, die für die Arbeit mit Pfaden und Dateien in Python entwickelt wurde.</w:t>
-      </w:r>
-      <w:r>
-        <w:br/>
-      </w:r>
-    </w:p>
-    <w:p>
-      <w:proofErr w:type="spellStart"/>
-      <w:r>
-        <w:t>pathlib</w:t>
-      </w:r>
-      <w:proofErr w:type="spellEnd"/>
-      <w:r>
-        <w:t xml:space="preserve"> bietet eine Methode zur Bestimmung der Größe einer Datei, die der Funktion </w:t>
-      </w:r>
-      <w:proofErr w:type="spellStart"/>
-      <w:proofErr w:type="gramStart"/>
-      <w:r>
-        <w:t>os.path</w:t>
-      </w:r>
-      <w:proofErr w:type="gramEnd"/>
-      <w:r>
-        <w:t>.</w:t>
-      </w:r>
-      <w:proofErr w:type="gramStart"/>
-      <w:r>
-        <w:t>getsize</w:t>
-      </w:r>
-      <w:proofErr w:type="spellEnd"/>
-      <w:r>
-        <w:t>(</w:t>
-      </w:r>
-      <w:proofErr w:type="gramEnd"/>
-      <w:r>
-        <w:t>) entspricht.</w:t>
-      </w:r>
-    </w:p>
-    <w:p>
-      <w:r>
-        <w:t xml:space="preserve">In </w:t>
-      </w:r>
-      <w:proofErr w:type="spellStart"/>
-      <w:r>
-        <w:t>pathlib</w:t>
-      </w:r>
-      <w:proofErr w:type="spellEnd"/>
-      <w:r>
-        <w:t xml:space="preserve"> kannst du die </w:t>
-      </w:r>
-      <w:proofErr w:type="gramStart"/>
-      <w:r>
-        <w:t xml:space="preserve">Methode </w:t>
+        <w:t>`0o644` für Lese- und Schreibrechte des Eigentümers und nur Leserechte für andere.</w:t>
+      </w:r>
+      <w:r>
+        <w:br/>
+        <w:t>- **Berechtigungsänderungen**: `chmod()` funktioniert nur bei Dateien und Verzeichnissen, die im Dateisystem existieren.</w:t>
+      </w:r>
+      <w:r>
+        <w:br/>
+        <w:t>- **Plattformabhängigkeit**: `chmod()` funktioniert in der Regel auf Unix-ähnlichen Systemen (wie Linux und macOS). Auf Windows-Systemen werden Berechtigungen anders gehandhabt, und `chmod()` hat möglicherweise eine eingeschränkte Wirkung.</w:t>
+      </w:r>
+      <w:r>
+        <w:br/>
+      </w:r>
+      <w:r>
+        <w:br/>
+        <w:t>Die Methode `Path.chmod()` bietet eine objektorientierte Möglichkeit, Dateiberechtigungen zu ändern, und integriert sich nahtlos in die `pathlib`-Bibliothek, die für die Arbeit mit Pfaden und Dateien in Python entwickelt wurde.</w:t>
+      </w:r>
+      <w:r>
+        <w:br/>
+      </w:r>
+    </w:p>
+    <w:p>
+      <w:r>
+        <w:t>pathlib bietet eine Methode zur Bestimmung der Größe einer Datei, die der Funktion os.path.getsize() entspricht.</w:t>
+      </w:r>
+    </w:p>
+    <w:p>
+      <w:r>
+        <w:t xml:space="preserve">In pathlib kannst du die Methode </w:t>
       </w:r>
       <w:r>
         <w:rPr>
           <w:b/>
         </w:rPr>
-        <w:t>.</w:t>
-      </w:r>
-      <w:proofErr w:type="spellStart"/>
+        <w:t>.stat()</w:t>
+      </w:r>
+      <w:r>
+        <w:t xml:space="preserve"> verwenden, um verschiedene Dateieigenschaften abzurufen, einschließlich der Größe der Datei. Die Größe wird im Attribut </w:t>
+      </w:r>
       <w:r>
         <w:rPr>
           <w:b/>
         </w:rPr>
-        <w:t>stat</w:t>
-      </w:r>
-      <w:proofErr w:type="spellEnd"/>
-      <w:proofErr w:type="gramEnd"/>
-      <w:r>
-        <w:rPr>
-          <w:b/>
-        </w:rPr>
-        <w:t>()</w:t>
-      </w:r>
-      <w:r>
-        <w:t xml:space="preserve"> verwenden, um verschiedene Dateieigenschaften abzurufen, einschließlich der Größe der Datei. Die Größe wird im Attribut </w:t>
-      </w:r>
-      <w:proofErr w:type="spellStart"/>
-      <w:r>
-        <w:rPr>
-          <w:b/>
-        </w:rPr>
         <w:t>st_size</w:t>
       </w:r>
-      <w:proofErr w:type="spellEnd"/>
-      <w:r>
-        <w:t xml:space="preserve"> des </w:t>
-      </w:r>
-      <w:proofErr w:type="spellStart"/>
-      <w:proofErr w:type="gramStart"/>
-      <w:r>
-        <w:t>os.stat</w:t>
-      </w:r>
-      <w:proofErr w:type="gramEnd"/>
-      <w:r>
-        <w:t>_result</w:t>
-      </w:r>
-      <w:proofErr w:type="spellEnd"/>
-      <w:r>
-        <w:t xml:space="preserve">-Objekts gespeichert, das </w:t>
-      </w:r>
-      <w:proofErr w:type="gramStart"/>
-      <w:r>
-        <w:t>von .</w:t>
-      </w:r>
-      <w:proofErr w:type="spellStart"/>
-      <w:r>
-        <w:t>stat</w:t>
-      </w:r>
-      <w:proofErr w:type="spellEnd"/>
-      <w:proofErr w:type="gramEnd"/>
-      <w:r>
-        <w:t>() zurückgegeben wird.</w:t>
+      <w:r>
+        <w:t xml:space="preserve"> des os.stat_result-Objekts gespeichert, das von .stat() zurückgegeben wird.</w:t>
       </w:r>
     </w:p>
     <w:p/>
@@ -2097,16 +1135,8 @@
         <w:rPr>
           <w:b/>
         </w:rPr>
-        <w:t xml:space="preserve"> </w:t>
-      </w:r>
-      <w:proofErr w:type="spellStart"/>
-      <w:r>
-        <w:rPr>
-          <w:b/>
-        </w:rPr>
-        <w:t>traceback</w:t>
-      </w:r>
-      <w:proofErr w:type="spellEnd"/>
+        <w:t xml:space="preserve"> traceback</w:t>
+      </w:r>
       <w:r>
         <w:t>:</w:t>
       </w:r>
@@ -2145,23 +1175,23 @@
           <w:rFonts w:ascii="JetBrains Mono NL" w:hAnsi="JetBrains Mono NL" w:cs="JetBrains Mono NL"/>
           <w:lang w:val="en-US"/>
         </w:rPr>
-        <w:t xml:space="preserve"> raise </w:t>
-      </w:r>
-      <w:proofErr w:type="gramStart"/>
+        <w:t xml:space="preserve"> raise Exception('This is the error message.') </w:t>
+      </w:r>
       <w:r>
         <w:rPr>
           <w:rFonts w:ascii="JetBrains Mono NL" w:hAnsi="JetBrains Mono NL" w:cs="JetBrains Mono NL"/>
           <w:lang w:val="en-US"/>
         </w:rPr>
-        <w:t>Exception(</w:t>
-      </w:r>
-      <w:proofErr w:type="gramEnd"/>
+        <w:br/>
+        <w:t xml:space="preserve">except: </w:t>
+      </w:r>
       <w:r>
         <w:rPr>
           <w:rFonts w:ascii="JetBrains Mono NL" w:hAnsi="JetBrains Mono NL" w:cs="JetBrains Mono NL"/>
           <w:lang w:val="en-US"/>
         </w:rPr>
-        <w:t xml:space="preserve">'This is the error message.') </w:t>
+        <w:br/>
+        <w:t xml:space="preserve"> errorFile = open('errorInfo.txt', 'w') </w:t>
       </w:r>
       <w:r>
         <w:rPr>
@@ -2169,7 +1199,7 @@
           <w:lang w:val="en-US"/>
         </w:rPr>
         <w:br/>
-        <w:t xml:space="preserve">except: </w:t>
+        <w:t xml:space="preserve"> errorFile.write(traceback.format_exc()) </w:t>
       </w:r>
       <w:r>
         <w:rPr>
@@ -2177,249 +1207,54 @@
           <w:lang w:val="en-US"/>
         </w:rPr>
         <w:br/>
-        <w:t xml:space="preserve"> </w:t>
-      </w:r>
-      <w:proofErr w:type="spellStart"/>
+        <w:t xml:space="preserve"> errorFile.close() </w:t>
+      </w:r>
       <w:r>
         <w:rPr>
           <w:rFonts w:ascii="JetBrains Mono NL" w:hAnsi="JetBrains Mono NL" w:cs="JetBrains Mono NL"/>
           <w:lang w:val="en-US"/>
         </w:rPr>
-        <w:t>errorFile</w:t>
-      </w:r>
-      <w:proofErr w:type="spellEnd"/>
+        <w:br/>
+        <w:t xml:space="preserve"> print('The traceback info was written to errorInfo.txt.') </w:t>
+      </w:r>
       <w:r>
         <w:rPr>
           <w:rFonts w:ascii="JetBrains Mono NL" w:hAnsi="JetBrains Mono NL" w:cs="JetBrains Mono NL"/>
           <w:lang w:val="en-US"/>
         </w:rPr>
-        <w:t xml:space="preserve"> = </w:t>
-      </w:r>
-      <w:proofErr w:type="gramStart"/>
+        <w:br/>
+      </w:r>
       <w:r>
         <w:rPr>
           <w:rFonts w:ascii="JetBrains Mono NL" w:hAnsi="JetBrains Mono NL" w:cs="JetBrains Mono NL"/>
           <w:lang w:val="en-US"/>
         </w:rPr>
-        <w:t>open(</w:t>
-      </w:r>
-      <w:proofErr w:type="gramEnd"/>
-      <w:r>
-        <w:rPr>
-          <w:rFonts w:ascii="JetBrains Mono NL" w:hAnsi="JetBrains Mono NL" w:cs="JetBrains Mono NL"/>
+        <w:t># schreibt den traceback in die Datei “errorInfo.txt”</w:t>
+      </w:r>
+    </w:p>
+    <w:p>
+      <w:pPr>
+        <w:rPr>
           <w:lang w:val="en-US"/>
         </w:rPr>
-        <w:t xml:space="preserve">'errorInfo.txt', 'w') </w:t>
-      </w:r>
-      <w:r>
-        <w:rPr>
-          <w:rFonts w:ascii="JetBrains Mono NL" w:hAnsi="JetBrains Mono NL" w:cs="JetBrains Mono NL"/>
-          <w:lang w:val="en-US"/>
-        </w:rPr>
-        <w:br/>
-        <w:t xml:space="preserve"> </w:t>
-      </w:r>
-      <w:proofErr w:type="spellStart"/>
-      <w:r>
-        <w:rPr>
-          <w:rFonts w:ascii="JetBrains Mono NL" w:hAnsi="JetBrains Mono NL" w:cs="JetBrains Mono NL"/>
-          <w:lang w:val="en-US"/>
-        </w:rPr>
-        <w:t>errorFile.write</w:t>
-      </w:r>
-      <w:proofErr w:type="spellEnd"/>
-      <w:r>
-        <w:rPr>
-          <w:rFonts w:ascii="JetBrains Mono NL" w:hAnsi="JetBrains Mono NL" w:cs="JetBrains Mono NL"/>
-          <w:lang w:val="en-US"/>
-        </w:rPr>
-        <w:t>(</w:t>
-      </w:r>
-      <w:proofErr w:type="spellStart"/>
-      <w:proofErr w:type="gramStart"/>
-      <w:r>
-        <w:rPr>
-          <w:rFonts w:ascii="JetBrains Mono NL" w:hAnsi="JetBrains Mono NL" w:cs="JetBrains Mono NL"/>
-          <w:lang w:val="en-US"/>
-        </w:rPr>
-        <w:t>traceback.format</w:t>
-      </w:r>
-      <w:proofErr w:type="gramEnd"/>
-      <w:r>
-        <w:rPr>
-          <w:rFonts w:ascii="JetBrains Mono NL" w:hAnsi="JetBrains Mono NL" w:cs="JetBrains Mono NL"/>
-          <w:lang w:val="en-US"/>
-        </w:rPr>
-        <w:t>_</w:t>
-      </w:r>
-      <w:proofErr w:type="gramStart"/>
-      <w:r>
-        <w:rPr>
-          <w:rFonts w:ascii="JetBrains Mono NL" w:hAnsi="JetBrains Mono NL" w:cs="JetBrains Mono NL"/>
-          <w:lang w:val="en-US"/>
-        </w:rPr>
-        <w:t>exc</w:t>
-      </w:r>
-      <w:proofErr w:type="spellEnd"/>
-      <w:r>
-        <w:rPr>
-          <w:rFonts w:ascii="JetBrains Mono NL" w:hAnsi="JetBrains Mono NL" w:cs="JetBrains Mono NL"/>
-          <w:lang w:val="en-US"/>
-        </w:rPr>
-        <w:t>(</w:t>
-      </w:r>
-      <w:proofErr w:type="gramEnd"/>
-      <w:r>
-        <w:rPr>
-          <w:rFonts w:ascii="JetBrains Mono NL" w:hAnsi="JetBrains Mono NL" w:cs="JetBrains Mono NL"/>
-          <w:lang w:val="en-US"/>
-        </w:rPr>
-        <w:t xml:space="preserve">)) </w:t>
-      </w:r>
-      <w:r>
-        <w:rPr>
-          <w:rFonts w:ascii="JetBrains Mono NL" w:hAnsi="JetBrains Mono NL" w:cs="JetBrains Mono NL"/>
-          <w:lang w:val="en-US"/>
-        </w:rPr>
-        <w:br/>
-        <w:t xml:space="preserve"> </w:t>
-      </w:r>
-      <w:proofErr w:type="spellStart"/>
-      <w:r>
-        <w:rPr>
-          <w:rFonts w:ascii="JetBrains Mono NL" w:hAnsi="JetBrains Mono NL" w:cs="JetBrains Mono NL"/>
-          <w:lang w:val="en-US"/>
-        </w:rPr>
-        <w:t>errorFile.close</w:t>
-      </w:r>
-      <w:proofErr w:type="spellEnd"/>
-      <w:r>
-        <w:rPr>
-          <w:rFonts w:ascii="JetBrains Mono NL" w:hAnsi="JetBrains Mono NL" w:cs="JetBrains Mono NL"/>
-          <w:lang w:val="en-US"/>
-        </w:rPr>
-        <w:t xml:space="preserve">() </w:t>
-      </w:r>
-      <w:r>
-        <w:rPr>
-          <w:rFonts w:ascii="JetBrains Mono NL" w:hAnsi="JetBrains Mono NL" w:cs="JetBrains Mono NL"/>
-          <w:lang w:val="en-US"/>
-        </w:rPr>
-        <w:br/>
-        <w:t xml:space="preserve"> </w:t>
-      </w:r>
-      <w:proofErr w:type="gramStart"/>
-      <w:r>
-        <w:rPr>
-          <w:rFonts w:ascii="JetBrains Mono NL" w:hAnsi="JetBrains Mono NL" w:cs="JetBrains Mono NL"/>
-          <w:lang w:val="en-US"/>
-        </w:rPr>
-        <w:t>print(</w:t>
-      </w:r>
-      <w:proofErr w:type="gramEnd"/>
-      <w:r>
-        <w:rPr>
-          <w:rFonts w:ascii="JetBrains Mono NL" w:hAnsi="JetBrains Mono NL" w:cs="JetBrains Mono NL"/>
-          <w:lang w:val="en-US"/>
-        </w:rPr>
-        <w:t xml:space="preserve">'The traceback info was written to errorInfo.txt.') </w:t>
-      </w:r>
-      <w:r>
-        <w:rPr>
-          <w:rFonts w:ascii="JetBrains Mono NL" w:hAnsi="JetBrains Mono NL" w:cs="JetBrains Mono NL"/>
-          <w:lang w:val="en-US"/>
-        </w:rPr>
-        <w:br/>
-      </w:r>
-      <w:r>
-        <w:rPr>
-          <w:rFonts w:ascii="JetBrains Mono NL" w:hAnsi="JetBrains Mono NL" w:cs="JetBrains Mono NL"/>
-          <w:lang w:val="en-US"/>
-        </w:rPr>
-        <w:t xml:space="preserve"># </w:t>
-      </w:r>
-      <w:proofErr w:type="spellStart"/>
-      <w:r>
-        <w:rPr>
-          <w:rFonts w:ascii="JetBrains Mono NL" w:hAnsi="JetBrains Mono NL" w:cs="JetBrains Mono NL"/>
-          <w:lang w:val="en-US"/>
-        </w:rPr>
-        <w:t>schreibt</w:t>
-      </w:r>
-      <w:proofErr w:type="spellEnd"/>
-      <w:r>
-        <w:rPr>
-          <w:rFonts w:ascii="JetBrains Mono NL" w:hAnsi="JetBrains Mono NL" w:cs="JetBrains Mono NL"/>
-          <w:lang w:val="en-US"/>
-        </w:rPr>
-        <w:t xml:space="preserve"> den traceback in die </w:t>
-      </w:r>
-      <w:proofErr w:type="spellStart"/>
-      <w:r>
-        <w:rPr>
-          <w:rFonts w:ascii="JetBrains Mono NL" w:hAnsi="JetBrains Mono NL" w:cs="JetBrains Mono NL"/>
-          <w:lang w:val="en-US"/>
-        </w:rPr>
-        <w:t>Datei</w:t>
-      </w:r>
-      <w:proofErr w:type="spellEnd"/>
-      <w:r>
-        <w:rPr>
-          <w:rFonts w:ascii="JetBrains Mono NL" w:hAnsi="JetBrains Mono NL" w:cs="JetBrains Mono NL"/>
-          <w:lang w:val="en-US"/>
-        </w:rPr>
-        <w:t xml:space="preserve"> “errorInfo.txt”</w:t>
-      </w:r>
-    </w:p>
-    <w:p>
-      <w:pPr>
-        <w:rPr>
-          <w:lang w:val="en-US"/>
-        </w:rPr>
-      </w:pPr>
-    </w:p>
-    <w:p>
-      <w:proofErr w:type="spellStart"/>
-      <w:r>
-        <w:t>assert</w:t>
-      </w:r>
-      <w:proofErr w:type="spellEnd"/>
-      <w:r>
-        <w:t xml:space="preserve"> </w:t>
-      </w:r>
-      <w:proofErr w:type="spellStart"/>
-      <w:r>
-        <w:t>prüf</w:t>
-      </w:r>
-      <w:r>
-        <w:t>ung_ob_True</w:t>
-      </w:r>
-      <w:proofErr w:type="spellEnd"/>
-      <w:r>
-        <w:t>, „Message“</w:t>
-      </w:r>
-      <w:r>
-        <w:br/>
-        <w:t>Zusicherungen(</w:t>
-      </w:r>
-      <w:proofErr w:type="spellStart"/>
-      <w:r>
-        <w:t>assert</w:t>
-      </w:r>
-      <w:proofErr w:type="spellEnd"/>
-      <w:r>
-        <w:t>) lassen sich deaktivieren, indem Sie bei der Ausführung von Python die Option -0 übergeben</w:t>
+      </w:pPr>
+    </w:p>
+    <w:p>
+      <w:r>
+        <w:t>assert prüf</w:t>
+      </w:r>
+      <w:r>
+        <w:t>ung_ob_True, „Message“</w:t>
+      </w:r>
+      <w:r>
+        <w:br/>
+        <w:t>Zusicherungen(assert) lassen sich deaktivieren, indem Sie bei der Ausführung von Python die Option -0 übergeben</w:t>
       </w:r>
     </w:p>
     <w:p/>
     <w:p>
-      <w:proofErr w:type="spellStart"/>
-      <w:r>
-        <w:t>logging</w:t>
-      </w:r>
-      <w:proofErr w:type="spellEnd"/>
-      <w:r>
-        <w:t>:</w:t>
+      <w:r>
+        <w:t>logging:</w:t>
       </w:r>
     </w:p>
     <w:p>
@@ -2433,15 +1268,7 @@
         <w:br/>
       </w:r>
       <w:r>
-        <w:t xml:space="preserve">Seite 294 Web </w:t>
-      </w:r>
-      <w:proofErr w:type="spellStart"/>
-      <w:r>
-        <w:t>Scraping</w:t>
-      </w:r>
-      <w:proofErr w:type="spellEnd"/>
-      <w:r>
-        <w:t xml:space="preserve"> </w:t>
+        <w:t xml:space="preserve">Seite 294 Web Scraping </w:t>
       </w:r>
       <w:r>
         <w:br/>
@@ -2463,17 +1290,7 @@
     <w:p/>
     <w:p>
       <w:r>
-        <w:t xml:space="preserve">Wiederholen </w:t>
-      </w:r>
-      <w:proofErr w:type="spellStart"/>
-      <w:proofErr w:type="gramStart"/>
-      <w:r>
-        <w:t>RegEx</w:t>
-      </w:r>
-      <w:proofErr w:type="spellEnd"/>
-      <w:proofErr w:type="gramEnd"/>
-      <w:r>
-        <w:t xml:space="preserve"> Seite 198</w:t>
+        <w:t>Wiederholen RegEx Seite 198</w:t>
       </w:r>
     </w:p>
     <w:p/>
@@ -2603,8 +1420,123 @@
       </w:rPr>
     </w:lvl>
   </w:abstractNum>
+  <w:abstractNum w:abstractNumId="1" w15:restartNumberingAfterBreak="0">
+    <w:nsid w:val="7EAB3649"/>
+    <w:multiLevelType w:val="hybridMultilevel"/>
+    <w:tmpl w:val="BAD40AA4"/>
+    <w:lvl w:ilvl="0" w:tplc="48FAF82E">
+      <w:numFmt w:val="bullet"/>
+      <w:lvlText w:val=""/>
+      <w:lvlJc w:val="left"/>
+      <w:pPr>
+        <w:ind w:left="720" w:hanging="360"/>
+      </w:pPr>
+      <w:rPr>
+        <w:rFonts w:ascii="Symbol" w:eastAsiaTheme="minorHAnsi" w:hAnsi="Symbol" w:cstheme="minorBidi" w:hint="default"/>
+      </w:rPr>
+    </w:lvl>
+    <w:lvl w:ilvl="1" w:tplc="04070003">
+      <w:start w:val="1"/>
+      <w:numFmt w:val="bullet"/>
+      <w:lvlText w:val="o"/>
+      <w:lvlJc w:val="left"/>
+      <w:pPr>
+        <w:ind w:left="1440" w:hanging="360"/>
+      </w:pPr>
+      <w:rPr>
+        <w:rFonts w:ascii="Courier New" w:hAnsi="Courier New" w:cs="Courier New" w:hint="default"/>
+      </w:rPr>
+    </w:lvl>
+    <w:lvl w:ilvl="2" w:tplc="04070005" w:tentative="1">
+      <w:start w:val="1"/>
+      <w:numFmt w:val="bullet"/>
+      <w:lvlText w:val=""/>
+      <w:lvlJc w:val="left"/>
+      <w:pPr>
+        <w:ind w:left="2160" w:hanging="360"/>
+      </w:pPr>
+      <w:rPr>
+        <w:rFonts w:ascii="Wingdings" w:hAnsi="Wingdings" w:hint="default"/>
+      </w:rPr>
+    </w:lvl>
+    <w:lvl w:ilvl="3" w:tplc="04070001" w:tentative="1">
+      <w:start w:val="1"/>
+      <w:numFmt w:val="bullet"/>
+      <w:lvlText w:val=""/>
+      <w:lvlJc w:val="left"/>
+      <w:pPr>
+        <w:ind w:left="2880" w:hanging="360"/>
+      </w:pPr>
+      <w:rPr>
+        <w:rFonts w:ascii="Symbol" w:hAnsi="Symbol" w:hint="default"/>
+      </w:rPr>
+    </w:lvl>
+    <w:lvl w:ilvl="4" w:tplc="04070003" w:tentative="1">
+      <w:start w:val="1"/>
+      <w:numFmt w:val="bullet"/>
+      <w:lvlText w:val="o"/>
+      <w:lvlJc w:val="left"/>
+      <w:pPr>
+        <w:ind w:left="3600" w:hanging="360"/>
+      </w:pPr>
+      <w:rPr>
+        <w:rFonts w:ascii="Courier New" w:hAnsi="Courier New" w:cs="Courier New" w:hint="default"/>
+      </w:rPr>
+    </w:lvl>
+    <w:lvl w:ilvl="5" w:tplc="04070005" w:tentative="1">
+      <w:start w:val="1"/>
+      <w:numFmt w:val="bullet"/>
+      <w:lvlText w:val=""/>
+      <w:lvlJc w:val="left"/>
+      <w:pPr>
+        <w:ind w:left="4320" w:hanging="360"/>
+      </w:pPr>
+      <w:rPr>
+        <w:rFonts w:ascii="Wingdings" w:hAnsi="Wingdings" w:hint="default"/>
+      </w:rPr>
+    </w:lvl>
+    <w:lvl w:ilvl="6" w:tplc="04070001" w:tentative="1">
+      <w:start w:val="1"/>
+      <w:numFmt w:val="bullet"/>
+      <w:lvlText w:val=""/>
+      <w:lvlJc w:val="left"/>
+      <w:pPr>
+        <w:ind w:left="5040" w:hanging="360"/>
+      </w:pPr>
+      <w:rPr>
+        <w:rFonts w:ascii="Symbol" w:hAnsi="Symbol" w:hint="default"/>
+      </w:rPr>
+    </w:lvl>
+    <w:lvl w:ilvl="7" w:tplc="04070003" w:tentative="1">
+      <w:start w:val="1"/>
+      <w:numFmt w:val="bullet"/>
+      <w:lvlText w:val="o"/>
+      <w:lvlJc w:val="left"/>
+      <w:pPr>
+        <w:ind w:left="5760" w:hanging="360"/>
+      </w:pPr>
+      <w:rPr>
+        <w:rFonts w:ascii="Courier New" w:hAnsi="Courier New" w:cs="Courier New" w:hint="default"/>
+      </w:rPr>
+    </w:lvl>
+    <w:lvl w:ilvl="8" w:tplc="04070005" w:tentative="1">
+      <w:start w:val="1"/>
+      <w:numFmt w:val="bullet"/>
+      <w:lvlText w:val=""/>
+      <w:lvlJc w:val="left"/>
+      <w:pPr>
+        <w:ind w:left="6480" w:hanging="360"/>
+      </w:pPr>
+      <w:rPr>
+        <w:rFonts w:ascii="Wingdings" w:hAnsi="Wingdings" w:hint="default"/>
+      </w:rPr>
+    </w:lvl>
+  </w:abstractNum>
   <w:num w:numId="1" w16cid:durableId="1958171537">
     <w:abstractNumId w:val="0"/>
+  </w:num>
+  <w:num w:numId="2" w16cid:durableId="392847650">
+    <w:abstractNumId w:val="1"/>
   </w:num>
 </w:numbering>
 </file>

--- a/docs/Routineaufgaben_Automatisieren.docx
+++ b/docs/Routineaufgaben_Automatisieren.docx
@@ -4,6 +4,14 @@
   <w:body>
     <w:p>
       <w:r>
+        <w:t xml:space="preserve">Current Page </w:t>
+      </w:r>
+      <w:r>
+        <w:t>255(282/576)</w:t>
+      </w:r>
+    </w:p>
+    <w:p>
+      <w:r>
         <w:t xml:space="preserve">Seite </w:t>
       </w:r>
       <w:r>
@@ -17,8 +25,13 @@
       </w:r>
     </w:p>
     <w:p>
-      <w:r>
-        <w:t>Wiederholung  Seite 229</w:t>
+      <w:proofErr w:type="gramStart"/>
+      <w:r>
+        <w:t>Wiederholung  Seite</w:t>
+      </w:r>
+      <w:proofErr w:type="gramEnd"/>
+      <w:r>
+        <w:t xml:space="preserve"> 229</w:t>
       </w:r>
       <w:r>
         <w:t>, 215</w:t>
@@ -96,8 +109,13 @@
       </w:r>
     </w:p>
     <w:p>
-      <w:r>
-        <w:t>Dicotonary.get(k, de</w:t>
+      <w:proofErr w:type="gramStart"/>
+      <w:r>
+        <w:t>Dicotonary.get(</w:t>
+      </w:r>
+      <w:proofErr w:type="gramEnd"/>
+      <w:r>
+        <w:t>k, de</w:t>
       </w:r>
       <w:r>
         <w:t>f</w:t>
@@ -128,8 +146,21 @@
       </w:r>
     </w:p>
     <w:p>
-      <w:r>
-        <w:t>spam.sort(key=str.lower)</w:t>
+      <w:proofErr w:type="gramStart"/>
+      <w:r>
+        <w:t>spam.sort</w:t>
+      </w:r>
+      <w:proofErr w:type="gramEnd"/>
+      <w:r>
+        <w:t>(key=</w:t>
+      </w:r>
+      <w:proofErr w:type="gramStart"/>
+      <w:r>
+        <w:t>str.lower</w:t>
+      </w:r>
+      <w:proofErr w:type="gramEnd"/>
+      <w:r>
+        <w:t>)</w:t>
       </w:r>
     </w:p>
     <w:p>
@@ -140,16 +171,48 @@
     <w:p/>
     <w:p>
       <w:r>
-        <w:t xml:space="preserve">Die Methoden rjust() und ljust() werden für einen String aufgerufen und geben </w:t>
+        <w:t xml:space="preserve">Die Methoden </w:t>
+      </w:r>
+      <w:proofErr w:type="gramStart"/>
+      <w:r>
+        <w:t>rjust(</w:t>
+      </w:r>
+      <w:proofErr w:type="gramEnd"/>
+      <w:r>
+        <w:t xml:space="preserve">) und </w:t>
+      </w:r>
+      <w:proofErr w:type="gramStart"/>
+      <w:r>
+        <w:t>ljust(</w:t>
+      </w:r>
+      <w:proofErr w:type="gramEnd"/>
+      <w:r>
+        <w:t xml:space="preserve">) werden für einen String aufgerufen und </w:t>
+      </w:r>
+      <w:proofErr w:type="gramStart"/>
+      <w:r>
+        <w:t xml:space="preserve">geben </w:t>
       </w:r>
       <w:r>
         <w:t xml:space="preserve"> </w:t>
       </w:r>
       <w:r>
-        <w:t>eine Variante dieses Strings zurück, bei der der Text mithilfe von Leerzeichen ausgerichtet ist</w:t>
-      </w:r>
-      <w:r>
-        <w:t>. .center()</w:t>
+        <w:t>eine</w:t>
+      </w:r>
+      <w:proofErr w:type="gramEnd"/>
+      <w:r>
+        <w:t xml:space="preserve"> Variante dieses Strings zurück, bei der der Text mithilfe von Leerzeichen ausgerichtet ist</w:t>
+      </w:r>
+      <w:r>
+        <w:t xml:space="preserve">. </w:t>
+      </w:r>
+      <w:proofErr w:type="gramStart"/>
+      <w:r>
+        <w:t>.center</w:t>
+      </w:r>
+      <w:proofErr w:type="gramEnd"/>
+      <w:r>
+        <w:t>()</w:t>
       </w:r>
     </w:p>
     <w:p>
@@ -160,7 +223,23 @@
     <w:p/>
     <w:p>
       <w:r>
-        <w:t>Das Modul pyperclip enthält die Funktionen copy() und paste(), die Text an die Zwischenablage des Computers senden bzw. von dort empfangen können.</w:t>
+        <w:t xml:space="preserve">Das Modul pyperclip enthält die Funktionen </w:t>
+      </w:r>
+      <w:proofErr w:type="gramStart"/>
+      <w:r>
+        <w:t>copy(</w:t>
+      </w:r>
+      <w:proofErr w:type="gramEnd"/>
+      <w:r>
+        <w:t xml:space="preserve">) und </w:t>
+      </w:r>
+      <w:proofErr w:type="gramStart"/>
+      <w:r>
+        <w:t>paste(</w:t>
+      </w:r>
+      <w:proofErr w:type="gramEnd"/>
+      <w:r>
+        <w:t>), die Text an die Zwischenablage des Computers senden bzw. von dort empfangen können.</w:t>
       </w:r>
     </w:p>
     <w:p/>
@@ -182,7 +261,23 @@
     <w:p/>
     <w:p>
       <w:r>
-        <w:t>Aufgabe Projekt TablePrint Seite 187 wiederholen indexing  mit verschachtelten Schleifen und enum</w:t>
+        <w:t xml:space="preserve">Aufgabe Projekt </w:t>
+      </w:r>
+      <w:proofErr w:type="gramStart"/>
+      <w:r>
+        <w:t>TablePrint</w:t>
+      </w:r>
+      <w:proofErr w:type="gramEnd"/>
+      <w:r>
+        <w:t xml:space="preserve"> Seite 187 wiederholen </w:t>
+      </w:r>
+      <w:proofErr w:type="gramStart"/>
+      <w:r>
+        <w:t>indexing  mit</w:t>
+      </w:r>
+      <w:proofErr w:type="gramEnd"/>
+      <w:r>
+        <w:t xml:space="preserve"> verschachtelten Schleifen und enum</w:t>
       </w:r>
       <w:r>
         <w:t>erate üben</w:t>
@@ -198,12 +293,28 @@
     </w:p>
     <w:p>
       <w:r>
-        <w:t>Widerholungsfragen Regex Seite 218</w:t>
-      </w:r>
-    </w:p>
-    <w:p>
-      <w:r>
-        <w:t xml:space="preserve">Regex Projekt </w:t>
+        <w:t xml:space="preserve">Widerholungsfragen </w:t>
+      </w:r>
+      <w:proofErr w:type="gramStart"/>
+      <w:r>
+        <w:t>Regex</w:t>
+      </w:r>
+      <w:proofErr w:type="gramEnd"/>
+      <w:r>
+        <w:t xml:space="preserve"> Seite 218</w:t>
+      </w:r>
+    </w:p>
+    <w:p>
+      <w:r>
+        <w:t xml:space="preserve">Regex </w:t>
+      </w:r>
+      <w:proofErr w:type="gramStart"/>
+      <w:r>
+        <w:t>Projekt</w:t>
+      </w:r>
+      <w:proofErr w:type="gramEnd"/>
+      <w:r>
+        <w:t xml:space="preserve"> </w:t>
       </w:r>
       <w:r>
         <w:t xml:space="preserve">Seite 220 wiederholen. </w:t>
@@ -214,14 +325,43 @@
     </w:p>
     <w:p/>
     <w:p>
-      <w:r>
-        <w:t>Ppritnt() „Saubere Ausgabe“ Kapitel 5 und Seite 236,</w:t>
+      <w:proofErr w:type="gramStart"/>
+      <w:r>
+        <w:t>Ppritnt(</w:t>
+      </w:r>
+      <w:proofErr w:type="gramEnd"/>
+      <w:r>
+        <w:t>) „Saubere Ausgabe“ Kapitel 5 und Seite 236,</w:t>
       </w:r>
     </w:p>
     <w:p>
       <w:r>
         <w:lastRenderedPageBreak/>
-        <w:t xml:space="preserve">Zb. dictionarys die im Python-Format bleiben sollen mit pprint.pformat() z.B. in als eigenständige Datei, als Modul speichern wird als liste die das dictionary enthält gespeichert. </w:t>
+        <w:t xml:space="preserve">Zb. dictionarys die im Python-Format bleiben sollen mit </w:t>
+      </w:r>
+      <w:proofErr w:type="gramStart"/>
+      <w:r>
+        <w:t>pprint.pformat</w:t>
+      </w:r>
+      <w:proofErr w:type="gramEnd"/>
+      <w:r>
+        <w:t xml:space="preserve">() z.B. in als eigenständige Datei, als Modul speichern wird als </w:t>
+      </w:r>
+      <w:proofErr w:type="gramStart"/>
+      <w:r>
+        <w:t>liste</w:t>
+      </w:r>
+      <w:proofErr w:type="gramEnd"/>
+      <w:r>
+        <w:t xml:space="preserve"> die das dictionary </w:t>
+      </w:r>
+      <w:proofErr w:type="gramStart"/>
+      <w:r>
+        <w:t>enthält</w:t>
+      </w:r>
+      <w:proofErr w:type="gramEnd"/>
+      <w:r>
+        <w:t xml:space="preserve"> gespeichert. </w:t>
       </w:r>
     </w:p>
     <w:p>
@@ -236,7 +376,23 @@
           <w:highlight w:val="yellow"/>
           <w:u w:val="single"/>
         </w:rPr>
-        <w:t xml:space="preserve">Der bist jetzt beste Weg ein </w:t>
+        <w:t xml:space="preserve">Der </w:t>
+      </w:r>
+      <w:proofErr w:type="gramStart"/>
+      <w:r>
+        <w:rPr>
+          <w:highlight w:val="yellow"/>
+          <w:u w:val="single"/>
+        </w:rPr>
+        <w:t>bist</w:t>
+      </w:r>
+      <w:proofErr w:type="gramEnd"/>
+      <w:r>
+        <w:rPr>
+          <w:highlight w:val="yellow"/>
+          <w:u w:val="single"/>
+        </w:rPr>
+        <w:t xml:space="preserve"> jetzt beste Weg ein </w:t>
       </w:r>
       <w:r>
         <w:rPr>
@@ -309,7 +465,15 @@
       </w:r>
       <w:r>
         <w:br/>
-        <w:t>wiederum liest diese Argumente in die Liste sys.argv ein.</w:t>
+        <w:t xml:space="preserve">wiederum liest diese Argumente in die Liste </w:t>
+      </w:r>
+      <w:proofErr w:type="gramStart"/>
+      <w:r>
+        <w:t>sys.argv</w:t>
+      </w:r>
+      <w:proofErr w:type="gramEnd"/>
+      <w:r>
+        <w:t xml:space="preserve"> ein.</w:t>
       </w:r>
     </w:p>
     <w:p/>
@@ -698,12 +862,21 @@
           <w:lang w:val="en-US"/>
         </w:rPr>
       </w:pPr>
+      <w:proofErr w:type="gramStart"/>
       <w:r>
         <w:rPr>
           <w:lang w:val="en-US"/>
         </w:rPr>
-        <w:t>os.path.</w:t>
-      </w:r>
+        <w:t>os.path</w:t>
+      </w:r>
+      <w:proofErr w:type="gramEnd"/>
+      <w:r>
+        <w:rPr>
+          <w:lang w:val="en-US"/>
+        </w:rPr>
+        <w:t>.</w:t>
+      </w:r>
+      <w:proofErr w:type="gramStart"/>
       <w:r>
         <w:rPr>
           <w:b/>
@@ -715,12 +888,24 @@
         <w:rPr>
           <w:lang w:val="en-US"/>
         </w:rPr>
-        <w:t xml:space="preserve">('C:\\Windows', 'C:\\spam\\eggs') </w:t>
-      </w:r>
-    </w:p>
-    <w:p>
-      <w:r>
-        <w:t>'..\\..\\Windows'</w:t>
+        <w:t>(</w:t>
+      </w:r>
+      <w:proofErr w:type="gramEnd"/>
+      <w:r>
+        <w:rPr>
+          <w:lang w:val="en-US"/>
+        </w:rPr>
+        <w:t xml:space="preserve">'C:\\Windows', 'C:\\spam\\eggs') </w:t>
+      </w:r>
+    </w:p>
+    <w:p>
+      <w:proofErr w:type="gramStart"/>
+      <w:r>
+        <w:t>'..</w:t>
+      </w:r>
+      <w:proofErr w:type="gramEnd"/>
+      <w:r>
+        <w:t>\\..\\Windows'</w:t>
       </w:r>
     </w:p>
     <w:p/>
@@ -751,20 +936,43 @@
         <w:br/>
         <w:t xml:space="preserve">in OS:  </w:t>
       </w:r>
-      <w:r>
-        <w:t>os.path.basename(path)</w:t>
-      </w:r>
-    </w:p>
-    <w:p>
-      <w:r>
-        <w:t>Verzeichnisname in pathlib:= path_objekt.parent</w:t>
-      </w:r>
+      <w:proofErr w:type="gramStart"/>
+      <w:r>
+        <w:t>os.path</w:t>
+      </w:r>
+      <w:proofErr w:type="gramEnd"/>
+      <w:r>
+        <w:t>.basename(path)</w:t>
+      </w:r>
+    </w:p>
+    <w:p>
+      <w:r>
+        <w:t xml:space="preserve">Verzeichnisname in </w:t>
+      </w:r>
+      <w:proofErr w:type="gramStart"/>
+      <w:r>
+        <w:t>pathlib:=</w:t>
+      </w:r>
+      <w:proofErr w:type="gramEnd"/>
+      <w:r>
+        <w:t xml:space="preserve"> path_</w:t>
+      </w:r>
+      <w:proofErr w:type="gramStart"/>
+      <w:r>
+        <w:t>objekt.parent</w:t>
+      </w:r>
+      <w:proofErr w:type="gramEnd"/>
       <w:r>
         <w:br/>
         <w:t xml:space="preserve">in OS: </w:t>
       </w:r>
-      <w:r>
-        <w:t>os.path.</w:t>
+      <w:proofErr w:type="gramStart"/>
+      <w:r>
+        <w:t>os.path</w:t>
+      </w:r>
+      <w:proofErr w:type="gramEnd"/>
+      <w:r>
+        <w:t>.</w:t>
       </w:r>
       <w:r>
         <w:t>dirname</w:t>
@@ -774,11 +982,21 @@
       </w:r>
     </w:p>
     <w:p>
-      <w:r>
-        <w:t xml:space="preserve">Tupel(vezeinsname, basename) = </w:t>
-      </w:r>
-      <w:r>
-        <w:t>os.path.split(</w:t>
+      <w:proofErr w:type="gramStart"/>
+      <w:r>
+        <w:t>Tupel(</w:t>
+      </w:r>
+      <w:proofErr w:type="gramEnd"/>
+      <w:r>
+        <w:t xml:space="preserve">vezeinsname, basename) = </w:t>
+      </w:r>
+      <w:proofErr w:type="gramStart"/>
+      <w:r>
+        <w:t>os.path</w:t>
+      </w:r>
+      <w:proofErr w:type="gramEnd"/>
+      <w:r>
+        <w:t>.split(</w:t>
       </w:r>
       <w:r>
         <w:t>path</w:t>
@@ -795,34 +1013,124 @@
           <w:sz w:val="16"/>
           <w:szCs w:val="16"/>
         </w:rPr>
-        <w:t>Allerdings ist os.path.split() eine praktische Abkürzung.</w:t>
-      </w:r>
+        <w:t xml:space="preserve">Allerdings ist </w:t>
+      </w:r>
+      <w:proofErr w:type="gramStart"/>
       <w:r>
         <w:rPr>
           <w:rFonts w:ascii="Arial" w:hAnsi="Arial" w:cs="Arial"/>
           <w:sz w:val="16"/>
           <w:szCs w:val="16"/>
         </w:rPr>
-        <w:br/>
-        <w:t xml:space="preserve">Beachten Sie aber, dass os.path.split() keinen Dateipfad entgegennimmt und </w:t>
-      </w:r>
+        <w:t>os.path</w:t>
+      </w:r>
+      <w:proofErr w:type="gramEnd"/>
       <w:r>
         <w:rPr>
           <w:rFonts w:ascii="Arial" w:hAnsi="Arial" w:cs="Arial"/>
           <w:sz w:val="16"/>
           <w:szCs w:val="16"/>
         </w:rPr>
-        <w:br/>
-        <w:t xml:space="preserve">daraus eine Liste der Strings für die einzelnen Ordner zurückgibt. Für diesen </w:t>
-      </w:r>
+        <w:t>.</w:t>
+      </w:r>
+      <w:proofErr w:type="gramStart"/>
       <w:r>
         <w:rPr>
           <w:rFonts w:ascii="Arial" w:hAnsi="Arial" w:cs="Arial"/>
           <w:sz w:val="16"/>
           <w:szCs w:val="16"/>
         </w:rPr>
-        <w:br/>
-        <w:t xml:space="preserve">Zweck müssen Sie den Pfad mit der Stringmethode split() zerlegen und ihr die </w:t>
+        <w:t>split(</w:t>
+      </w:r>
+      <w:proofErr w:type="gramEnd"/>
+      <w:r>
+        <w:rPr>
+          <w:rFonts w:ascii="Arial" w:hAnsi="Arial" w:cs="Arial"/>
+          <w:sz w:val="16"/>
+          <w:szCs w:val="16"/>
+        </w:rPr>
+        <w:t>) eine praktische Abkürzung.</w:t>
+      </w:r>
+      <w:r>
+        <w:rPr>
+          <w:rFonts w:ascii="Arial" w:hAnsi="Arial" w:cs="Arial"/>
+          <w:sz w:val="16"/>
+          <w:szCs w:val="16"/>
+        </w:rPr>
+        <w:br/>
+        <w:t xml:space="preserve">Beachten Sie aber, dass </w:t>
+      </w:r>
+      <w:proofErr w:type="gramStart"/>
+      <w:r>
+        <w:rPr>
+          <w:rFonts w:ascii="Arial" w:hAnsi="Arial" w:cs="Arial"/>
+          <w:sz w:val="16"/>
+          <w:szCs w:val="16"/>
+        </w:rPr>
+        <w:t>os.path</w:t>
+      </w:r>
+      <w:proofErr w:type="gramEnd"/>
+      <w:r>
+        <w:rPr>
+          <w:rFonts w:ascii="Arial" w:hAnsi="Arial" w:cs="Arial"/>
+          <w:sz w:val="16"/>
+          <w:szCs w:val="16"/>
+        </w:rPr>
+        <w:t>.</w:t>
+      </w:r>
+      <w:proofErr w:type="gramStart"/>
+      <w:r>
+        <w:rPr>
+          <w:rFonts w:ascii="Arial" w:hAnsi="Arial" w:cs="Arial"/>
+          <w:sz w:val="16"/>
+          <w:szCs w:val="16"/>
+        </w:rPr>
+        <w:t>split(</w:t>
+      </w:r>
+      <w:proofErr w:type="gramEnd"/>
+      <w:r>
+        <w:rPr>
+          <w:rFonts w:ascii="Arial" w:hAnsi="Arial" w:cs="Arial"/>
+          <w:sz w:val="16"/>
+          <w:szCs w:val="16"/>
+        </w:rPr>
+        <w:t xml:space="preserve">) keinen Dateipfad entgegennimmt und </w:t>
+      </w:r>
+      <w:r>
+        <w:rPr>
+          <w:rFonts w:ascii="Arial" w:hAnsi="Arial" w:cs="Arial"/>
+          <w:sz w:val="16"/>
+          <w:szCs w:val="16"/>
+        </w:rPr>
+        <w:br/>
+        <w:t xml:space="preserve">daraus eine Liste der Strings für die einzelnen Ordner zurückgibt. Für diesen </w:t>
+      </w:r>
+      <w:r>
+        <w:rPr>
+          <w:rFonts w:ascii="Arial" w:hAnsi="Arial" w:cs="Arial"/>
+          <w:sz w:val="16"/>
+          <w:szCs w:val="16"/>
+        </w:rPr>
+        <w:br/>
+        <w:t xml:space="preserve">Zweck müssen Sie den Pfad mit der Stringmethode </w:t>
+      </w:r>
+      <w:proofErr w:type="gramStart"/>
+      <w:r>
+        <w:rPr>
+          <w:rFonts w:ascii="Arial" w:hAnsi="Arial" w:cs="Arial"/>
+          <w:sz w:val="16"/>
+          <w:szCs w:val="16"/>
+        </w:rPr>
+        <w:t>split(</w:t>
+      </w:r>
+      <w:proofErr w:type="gramEnd"/>
+      <w:r>
+        <w:rPr>
+          <w:rFonts w:ascii="Arial" w:hAnsi="Arial" w:cs="Arial"/>
+          <w:sz w:val="16"/>
+          <w:szCs w:val="16"/>
+        </w:rPr>
+        <w:t xml:space="preserve">) zerlegen und ihr die </w:t>
       </w:r>
       <w:r>
         <w:rPr>
@@ -866,7 +1174,15 @@
     </w:p>
     <w:p>
       <w:r>
-        <w:t>Die Methode `Path.chmod()` in der `pathlib`-Bibliothek wird verwendet, um die Berechtigungen (Zugriffsrechte) einer Datei oder eines Verzeichnisses zu ändern. Diese Methode ist eine Entsprechung zu `os.chmod()` und ermöglicht es dir, die Zugriffsrechte auf Dateien und Verzeichnisse zu setzen, indem du den entsprechenden Berechtigungsmodus angibst.</w:t>
+        <w:t>Die Methode `Path.chmod</w:t>
+      </w:r>
+      <w:proofErr w:type="gramStart"/>
+      <w:r>
+        <w:t>()`</w:t>
+      </w:r>
+      <w:proofErr w:type="gramEnd"/>
+      <w:r>
+        <w:t xml:space="preserve"> in der `pathlib`-Bibliothek wird verwendet, um die Berechtigungen (Zugriffsrechte) einer Datei oder eines Verzeichnisses zu ändern. Diese Methode ist eine Entsprechung zu `os.chmod()` und ermöglicht es dir, die Zugriffsrechte auf Dateien und Verzeichnisse zu setzen, indem du den entsprechenden Berechtigungsmodus angibst.</w:t>
       </w:r>
       <w:r>
         <w:br/>
@@ -874,8 +1190,13 @@
       <w:r>
         <w:lastRenderedPageBreak/>
         <w:br/>
-        <w:t>### Verwendung von `Path.chmod()`</w:t>
-      </w:r>
+        <w:t>### Verwendung von `Path.chmod</w:t>
+      </w:r>
+      <w:proofErr w:type="gramStart"/>
+      <w:r>
+        <w:t>()`</w:t>
+      </w:r>
+      <w:proofErr w:type="gramEnd"/>
       <w:r>
         <w:br/>
       </w:r>
@@ -892,7 +1213,15 @@
       </w:r>
       <w:r>
         <w:br/>
-        <w:t># Definiere den Pfad zur Datei</w:t>
+        <w:t xml:space="preserve"># </w:t>
+      </w:r>
+      <w:proofErr w:type="gramStart"/>
+      <w:r>
+        <w:t>Definiere</w:t>
+      </w:r>
+      <w:proofErr w:type="gramEnd"/>
+      <w:r>
+        <w:t xml:space="preserve"> den Pfad zur Datei</w:t>
       </w:r>
       <w:r>
         <w:br/>
@@ -903,11 +1232,26 @@
       </w:r>
       <w:r>
         <w:br/>
-        <w:t># Ändere die Berechtigungen auf 0o644 (rw-r--r--)</w:t>
-      </w:r>
-      <w:r>
-        <w:br/>
-        <w:t>path.chmod(0o644)</w:t>
+        <w:t xml:space="preserve"># </w:t>
+      </w:r>
+      <w:proofErr w:type="gramStart"/>
+      <w:r>
+        <w:t>Ändere</w:t>
+      </w:r>
+      <w:proofErr w:type="gramEnd"/>
+      <w:r>
+        <w:t xml:space="preserve"> die Berechtigungen auf 0o644 (rw-r--r--)</w:t>
+      </w:r>
+      <w:r>
+        <w:br/>
+      </w:r>
+      <w:proofErr w:type="gramStart"/>
+      <w:r>
+        <w:t>path.chmod</w:t>
+      </w:r>
+      <w:proofErr w:type="gramEnd"/>
+      <w:r>
+        <w:t>(0o644)</w:t>
       </w:r>
       <w:r>
         <w:br/>
@@ -1030,7 +1374,15 @@
       </w:r>
       <w:r>
         <w:br/>
-        <w:t>2. Die Berechtigungen der Datei werden vor und nach der Verwendung von `chmod()` ausgedruckt.</w:t>
+        <w:t>2. Die Berechtigungen der Datei werden vor und nach der Verwendung von `</w:t>
+      </w:r>
+      <w:proofErr w:type="gramStart"/>
+      <w:r>
+        <w:t>chmod(</w:t>
+      </w:r>
+      <w:proofErr w:type="gramEnd"/>
+      <w:r>
+        <w:t>)` ausgedruckt.</w:t>
       </w:r>
       <w:r>
         <w:br/>
@@ -1056,37 +1408,96 @@
       </w:r>
       <w:r>
         <w:br/>
-        <w:t>- **Berechtigungsänderungen**: `chmod()` funktioniert nur bei Dateien und Verzeichnissen, die im Dateisystem existieren.</w:t>
-      </w:r>
-      <w:r>
-        <w:br/>
-        <w:t>- **Plattformabhängigkeit**: `chmod()` funktioniert in der Regel auf Unix-ähnlichen Systemen (wie Linux und macOS). Auf Windows-Systemen werden Berechtigungen anders gehandhabt, und `chmod()` hat möglicherweise eine eingeschränkte Wirkung.</w:t>
-      </w:r>
-      <w:r>
-        <w:br/>
-      </w:r>
-      <w:r>
-        <w:br/>
-        <w:t>Die Methode `Path.chmod()` bietet eine objektorientierte Möglichkeit, Dateiberechtigungen zu ändern, und integriert sich nahtlos in die `pathlib`-Bibliothek, die für die Arbeit mit Pfaden und Dateien in Python entwickelt wurde.</w:t>
-      </w:r>
-      <w:r>
-        <w:br/>
-      </w:r>
-    </w:p>
-    <w:p>
-      <w:r>
-        <w:t>pathlib bietet eine Methode zur Bestimmung der Größe einer Datei, die der Funktion os.path.getsize() entspricht.</w:t>
-      </w:r>
-    </w:p>
-    <w:p>
-      <w:r>
-        <w:t xml:space="preserve">In pathlib kannst du die Methode </w:t>
+        <w:t>- **Berechtigungsänderungen**: `</w:t>
+      </w:r>
+      <w:proofErr w:type="gramStart"/>
+      <w:r>
+        <w:t>chmod(</w:t>
+      </w:r>
+      <w:proofErr w:type="gramEnd"/>
+      <w:r>
+        <w:t>)` funktioniert nur bei Dateien und Verzeichnissen, die im Dateisystem existieren.</w:t>
+      </w:r>
+      <w:r>
+        <w:br/>
+        <w:t>- **Plattformabhängigkeit**: `</w:t>
+      </w:r>
+      <w:proofErr w:type="gramStart"/>
+      <w:r>
+        <w:t>chmod(</w:t>
+      </w:r>
+      <w:proofErr w:type="gramEnd"/>
+      <w:r>
+        <w:t>)` funktioniert in der Regel auf Unix-ähnlichen Systemen (wie Linux und macOS). Auf Windows-Systemen werden Berechtigungen anders gehandhabt, und `</w:t>
+      </w:r>
+      <w:proofErr w:type="gramStart"/>
+      <w:r>
+        <w:t>chmod(</w:t>
+      </w:r>
+      <w:proofErr w:type="gramEnd"/>
+      <w:r>
+        <w:t>)` hat möglicherweise eine eingeschränkte Wirkung.</w:t>
+      </w:r>
+      <w:r>
+        <w:br/>
+      </w:r>
+      <w:r>
+        <w:br/>
+        <w:t>Die Methode `Path.chmod</w:t>
+      </w:r>
+      <w:proofErr w:type="gramStart"/>
+      <w:r>
+        <w:t>()`</w:t>
+      </w:r>
+      <w:proofErr w:type="gramEnd"/>
+      <w:r>
+        <w:t xml:space="preserve"> bietet eine objektorientierte Möglichkeit, Dateiberechtigungen zu ändern, und integriert sich nahtlos in die `pathlib`-Bibliothek, die für die Arbeit mit Pfaden und Dateien in Python entwickelt wurde.</w:t>
+      </w:r>
+      <w:r>
+        <w:br/>
+      </w:r>
+    </w:p>
+    <w:p>
+      <w:r>
+        <w:t xml:space="preserve">pathlib bietet eine Methode zur Bestimmung der Größe einer Datei, die der Funktion </w:t>
+      </w:r>
+      <w:proofErr w:type="gramStart"/>
+      <w:r>
+        <w:t>os.path</w:t>
+      </w:r>
+      <w:proofErr w:type="gramEnd"/>
+      <w:r>
+        <w:t>.</w:t>
+      </w:r>
+      <w:proofErr w:type="gramStart"/>
+      <w:r>
+        <w:t>getsize(</w:t>
+      </w:r>
+      <w:proofErr w:type="gramEnd"/>
+      <w:r>
+        <w:t>) entspricht.</w:t>
+      </w:r>
+    </w:p>
+    <w:p>
+      <w:r>
+        <w:t xml:space="preserve">In pathlib kannst du die </w:t>
+      </w:r>
+      <w:proofErr w:type="gramStart"/>
+      <w:r>
+        <w:t xml:space="preserve">Methode </w:t>
       </w:r>
       <w:r>
         <w:rPr>
           <w:b/>
         </w:rPr>
-        <w:t>.stat()</w:t>
+        <w:t>.stat</w:t>
+      </w:r>
+      <w:proofErr w:type="gramEnd"/>
+      <w:r>
+        <w:rPr>
+          <w:b/>
+        </w:rPr>
+        <w:t>()</w:t>
       </w:r>
       <w:r>
         <w:t xml:space="preserve"> verwenden, um verschiedene Dateieigenschaften abzurufen, einschließlich der Größe der Datei. Die Größe wird im Attribut </w:t>
@@ -1098,7 +1509,23 @@
         <w:t>st_size</w:t>
       </w:r>
       <w:r>
-        <w:t xml:space="preserve"> des os.stat_result-Objekts gespeichert, das von .stat() zurückgegeben wird.</w:t>
+        <w:t xml:space="preserve"> des </w:t>
+      </w:r>
+      <w:proofErr w:type="gramStart"/>
+      <w:r>
+        <w:t>os.stat</w:t>
+      </w:r>
+      <w:proofErr w:type="gramEnd"/>
+      <w:r>
+        <w:t xml:space="preserve">_result-Objekts gespeichert, das </w:t>
+      </w:r>
+      <w:proofErr w:type="gramStart"/>
+      <w:r>
+        <w:t>von .stat</w:t>
+      </w:r>
+      <w:proofErr w:type="gramEnd"/>
+      <w:r>
+        <w:t>() zurückgegeben wird.</w:t>
       </w:r>
     </w:p>
     <w:p/>
@@ -1175,23 +1602,23 @@
           <w:rFonts w:ascii="JetBrains Mono NL" w:hAnsi="JetBrains Mono NL" w:cs="JetBrains Mono NL"/>
           <w:lang w:val="en-US"/>
         </w:rPr>
-        <w:t xml:space="preserve"> raise Exception('This is the error message.') </w:t>
-      </w:r>
+        <w:t xml:space="preserve"> raise </w:t>
+      </w:r>
+      <w:proofErr w:type="gramStart"/>
       <w:r>
         <w:rPr>
           <w:rFonts w:ascii="JetBrains Mono NL" w:hAnsi="JetBrains Mono NL" w:cs="JetBrains Mono NL"/>
           <w:lang w:val="en-US"/>
         </w:rPr>
-        <w:br/>
-        <w:t xml:space="preserve">except: </w:t>
-      </w:r>
+        <w:t>Exception(</w:t>
+      </w:r>
+      <w:proofErr w:type="gramEnd"/>
       <w:r>
         <w:rPr>
           <w:rFonts w:ascii="JetBrains Mono NL" w:hAnsi="JetBrains Mono NL" w:cs="JetBrains Mono NL"/>
           <w:lang w:val="en-US"/>
         </w:rPr>
-        <w:br/>
-        <w:t xml:space="preserve"> errorFile = open('errorInfo.txt', 'w') </w:t>
+        <w:t xml:space="preserve">'This is the error message.') </w:t>
       </w:r>
       <w:r>
         <w:rPr>
@@ -1199,7 +1626,7 @@
           <w:lang w:val="en-US"/>
         </w:rPr>
         <w:br/>
-        <w:t xml:space="preserve"> errorFile.write(traceback.format_exc()) </w:t>
+        <w:t xml:space="preserve">except: </w:t>
       </w:r>
       <w:r>
         <w:rPr>
@@ -1207,15 +1634,95 @@
           <w:lang w:val="en-US"/>
         </w:rPr>
         <w:br/>
-        <w:t xml:space="preserve"> errorFile.close() </w:t>
-      </w:r>
+        <w:t xml:space="preserve"> errorFile = </w:t>
+      </w:r>
+      <w:proofErr w:type="gramStart"/>
       <w:r>
         <w:rPr>
           <w:rFonts w:ascii="JetBrains Mono NL" w:hAnsi="JetBrains Mono NL" w:cs="JetBrains Mono NL"/>
           <w:lang w:val="en-US"/>
         </w:rPr>
-        <w:br/>
-        <w:t xml:space="preserve"> print('The traceback info was written to errorInfo.txt.') </w:t>
+        <w:t>open(</w:t>
+      </w:r>
+      <w:proofErr w:type="gramEnd"/>
+      <w:r>
+        <w:rPr>
+          <w:rFonts w:ascii="JetBrains Mono NL" w:hAnsi="JetBrains Mono NL" w:cs="JetBrains Mono NL"/>
+          <w:lang w:val="en-US"/>
+        </w:rPr>
+        <w:t xml:space="preserve">'errorInfo.txt', 'w') </w:t>
+      </w:r>
+      <w:r>
+        <w:rPr>
+          <w:rFonts w:ascii="JetBrains Mono NL" w:hAnsi="JetBrains Mono NL" w:cs="JetBrains Mono NL"/>
+          <w:lang w:val="en-US"/>
+        </w:rPr>
+        <w:br/>
+        <w:t xml:space="preserve"> errorFile.write(</w:t>
+      </w:r>
+      <w:proofErr w:type="gramStart"/>
+      <w:r>
+        <w:rPr>
+          <w:rFonts w:ascii="JetBrains Mono NL" w:hAnsi="JetBrains Mono NL" w:cs="JetBrains Mono NL"/>
+          <w:lang w:val="en-US"/>
+        </w:rPr>
+        <w:t>traceback.format</w:t>
+      </w:r>
+      <w:proofErr w:type="gramEnd"/>
+      <w:r>
+        <w:rPr>
+          <w:rFonts w:ascii="JetBrains Mono NL" w:hAnsi="JetBrains Mono NL" w:cs="JetBrains Mono NL"/>
+          <w:lang w:val="en-US"/>
+        </w:rPr>
+        <w:t>_</w:t>
+      </w:r>
+      <w:proofErr w:type="gramStart"/>
+      <w:r>
+        <w:rPr>
+          <w:rFonts w:ascii="JetBrains Mono NL" w:hAnsi="JetBrains Mono NL" w:cs="JetBrains Mono NL"/>
+          <w:lang w:val="en-US"/>
+        </w:rPr>
+        <w:t>exc(</w:t>
+      </w:r>
+      <w:proofErr w:type="gramEnd"/>
+      <w:r>
+        <w:rPr>
+          <w:rFonts w:ascii="JetBrains Mono NL" w:hAnsi="JetBrains Mono NL" w:cs="JetBrains Mono NL"/>
+          <w:lang w:val="en-US"/>
+        </w:rPr>
+        <w:t xml:space="preserve">)) </w:t>
+      </w:r>
+      <w:r>
+        <w:rPr>
+          <w:rFonts w:ascii="JetBrains Mono NL" w:hAnsi="JetBrains Mono NL" w:cs="JetBrains Mono NL"/>
+          <w:lang w:val="en-US"/>
+        </w:rPr>
+        <w:br/>
+        <w:t xml:space="preserve"> errorFile.close() </w:t>
+      </w:r>
+      <w:r>
+        <w:rPr>
+          <w:rFonts w:ascii="JetBrains Mono NL" w:hAnsi="JetBrains Mono NL" w:cs="JetBrains Mono NL"/>
+          <w:lang w:val="en-US"/>
+        </w:rPr>
+        <w:br/>
+        <w:t xml:space="preserve"> </w:t>
+      </w:r>
+      <w:proofErr w:type="gramStart"/>
+      <w:r>
+        <w:rPr>
+          <w:rFonts w:ascii="JetBrains Mono NL" w:hAnsi="JetBrains Mono NL" w:cs="JetBrains Mono NL"/>
+          <w:lang w:val="en-US"/>
+        </w:rPr>
+        <w:t>print(</w:t>
+      </w:r>
+      <w:proofErr w:type="gramEnd"/>
+      <w:r>
+        <w:rPr>
+          <w:rFonts w:ascii="JetBrains Mono NL" w:hAnsi="JetBrains Mono NL" w:cs="JetBrains Mono NL"/>
+          <w:lang w:val="en-US"/>
+        </w:rPr>
+        <w:t xml:space="preserve">'The traceback info was written to errorInfo.txt.') </w:t>
       </w:r>
       <w:r>
         <w:rPr>
@@ -1290,7 +1797,15 @@
     <w:p/>
     <w:p>
       <w:r>
-        <w:t>Wiederholen RegEx Seite 198</w:t>
+        <w:t xml:space="preserve">Wiederholen </w:t>
+      </w:r>
+      <w:proofErr w:type="gramStart"/>
+      <w:r>
+        <w:t>RegEx</w:t>
+      </w:r>
+      <w:proofErr w:type="gramEnd"/>
+      <w:r>
+        <w:t xml:space="preserve"> Seite 198</w:t>
       </w:r>
     </w:p>
     <w:p/>

--- a/docs/Routineaufgaben_Automatisieren.docx
+++ b/docs/Routineaufgaben_Automatisieren.docx
@@ -77,7 +77,21 @@
         <w:rPr>
           <w:highlight w:val="yellow"/>
         </w:rPr>
-        <w:t>loop in loop table_frmt_print wiederholen!</w:t>
+        <w:t xml:space="preserve">loop in loop </w:t>
+      </w:r>
+      <w:proofErr w:type="spellStart"/>
+      <w:r>
+        <w:rPr>
+          <w:highlight w:val="yellow"/>
+        </w:rPr>
+        <w:t>table_frmt_print</w:t>
+      </w:r>
+      <w:proofErr w:type="spellEnd"/>
+      <w:r>
+        <w:rPr>
+          <w:highlight w:val="yellow"/>
+        </w:rPr>
+        <w:t xml:space="preserve"> wiederholen!</w:t>
       </w:r>
     </w:p>
     <w:p/>
@@ -109,19 +123,32 @@
       </w:r>
     </w:p>
     <w:p>
-      <w:proofErr w:type="gramStart"/>
-      <w:r>
-        <w:t>Dicotonary.get(</w:t>
-      </w:r>
-      <w:proofErr w:type="gramEnd"/>
-      <w:r>
-        <w:t>k, de</w:t>
+      <w:proofErr w:type="spellStart"/>
+      <w:proofErr w:type="gramStart"/>
+      <w:r>
+        <w:t>Dicotonary.get</w:t>
+      </w:r>
+      <w:proofErr w:type="spellEnd"/>
+      <w:r>
+        <w:t>(</w:t>
+      </w:r>
+      <w:proofErr w:type="gramEnd"/>
+      <w:r>
+        <w:t xml:space="preserve">k, </w:t>
+      </w:r>
+      <w:proofErr w:type="spellStart"/>
+      <w:r>
+        <w:t>de</w:t>
       </w:r>
       <w:r>
         <w:t>f</w:t>
       </w:r>
       <w:r>
-        <w:t>ault) + 1</w:t>
+        <w:t>ault</w:t>
+      </w:r>
+      <w:proofErr w:type="spellEnd"/>
+      <w:r>
+        <w:t>) + 1</w:t>
       </w:r>
       <w:r>
         <w:tab/>
@@ -146,26 +173,26 @@
       </w:r>
     </w:p>
     <w:p>
-      <w:proofErr w:type="gramStart"/>
-      <w:r>
-        <w:t>spam.sort</w:t>
-      </w:r>
-      <w:proofErr w:type="gramEnd"/>
-      <w:r>
-        <w:t>(key=</w:t>
-      </w:r>
-      <w:proofErr w:type="gramStart"/>
-      <w:r>
-        <w:t>str.lower</w:t>
-      </w:r>
-      <w:proofErr w:type="gramEnd"/>
-      <w:r>
-        <w:t>)</w:t>
-      </w:r>
-    </w:p>
-    <w:p>
-      <w:r>
-        <w:t>isX-Stringmethoden Seite 172</w:t>
+      <w:pPr>
+        <w:rPr>
+          <w:lang w:val="en-US"/>
+        </w:rPr>
+      </w:pPr>
+      <w:r>
+        <w:rPr>
+          <w:lang w:val="en-US"/>
+        </w:rPr>
+        <w:t>spam.sort(key=str.lower)</w:t>
+      </w:r>
+    </w:p>
+    <w:p>
+      <w:proofErr w:type="spellStart"/>
+      <w:r>
+        <w:t>isX-Stringmethoden</w:t>
+      </w:r>
+      <w:proofErr w:type="spellEnd"/>
+      <w:r>
+        <w:t xml:space="preserve"> Seite 172</w:t>
       </w:r>
     </w:p>
     <w:p/>
@@ -173,17 +200,27 @@
       <w:r>
         <w:t xml:space="preserve">Die Methoden </w:t>
       </w:r>
-      <w:proofErr w:type="gramStart"/>
-      <w:r>
-        <w:t>rjust(</w:t>
+      <w:proofErr w:type="spellStart"/>
+      <w:proofErr w:type="gramStart"/>
+      <w:r>
+        <w:t>rjust</w:t>
+      </w:r>
+      <w:proofErr w:type="spellEnd"/>
+      <w:r>
+        <w:t>(</w:t>
       </w:r>
       <w:proofErr w:type="gramEnd"/>
       <w:r>
         <w:t xml:space="preserve">) und </w:t>
       </w:r>
-      <w:proofErr w:type="gramStart"/>
-      <w:r>
-        <w:t>ljust(</w:t>
+      <w:proofErr w:type="spellStart"/>
+      <w:proofErr w:type="gramStart"/>
+      <w:r>
+        <w:t>ljust</w:t>
+      </w:r>
+      <w:proofErr w:type="spellEnd"/>
+      <w:r>
+        <w:t>(</w:t>
       </w:r>
       <w:proofErr w:type="gramEnd"/>
       <w:r>
@@ -208,8 +245,13 @@
       </w:r>
       <w:proofErr w:type="gramStart"/>
       <w:r>
-        <w:t>.center</w:t>
-      </w:r>
+        <w:t>.</w:t>
+      </w:r>
+      <w:proofErr w:type="spellStart"/>
+      <w:r>
+        <w:t>center</w:t>
+      </w:r>
+      <w:proofErr w:type="spellEnd"/>
       <w:proofErr w:type="gramEnd"/>
       <w:r>
         <w:t>()</w:t>
@@ -223,19 +265,37 @@
     <w:p/>
     <w:p>
       <w:r>
-        <w:t xml:space="preserve">Das Modul pyperclip enthält die Funktionen </w:t>
-      </w:r>
-      <w:proofErr w:type="gramStart"/>
-      <w:r>
-        <w:t>copy(</w:t>
+        <w:t xml:space="preserve">Das Modul </w:t>
+      </w:r>
+      <w:proofErr w:type="spellStart"/>
+      <w:r>
+        <w:t>pyperclip</w:t>
+      </w:r>
+      <w:proofErr w:type="spellEnd"/>
+      <w:r>
+        <w:t xml:space="preserve"> enthält die Funktionen </w:t>
+      </w:r>
+      <w:proofErr w:type="spellStart"/>
+      <w:proofErr w:type="gramStart"/>
+      <w:r>
+        <w:t>copy</w:t>
+      </w:r>
+      <w:proofErr w:type="spellEnd"/>
+      <w:r>
+        <w:t>(</w:t>
       </w:r>
       <w:proofErr w:type="gramEnd"/>
       <w:r>
         <w:t xml:space="preserve">) und </w:t>
       </w:r>
-      <w:proofErr w:type="gramStart"/>
-      <w:r>
-        <w:t>paste(</w:t>
+      <w:proofErr w:type="spellStart"/>
+      <w:proofErr w:type="gramStart"/>
+      <w:r>
+        <w:t>paste</w:t>
+      </w:r>
+      <w:proofErr w:type="spellEnd"/>
+      <w:r>
+        <w:t>(</w:t>
       </w:r>
       <w:proofErr w:type="gramEnd"/>
       <w:r>
@@ -250,8 +310,13 @@
     </w:p>
     <w:p/>
     <w:p>
-      <w:r>
-        <w:t xml:space="preserve">Sys.argv </w:t>
+      <w:proofErr w:type="spellStart"/>
+      <w:r>
+        <w:t>Sys.argv</w:t>
+      </w:r>
+      <w:proofErr w:type="spellEnd"/>
+      <w:r>
+        <w:t xml:space="preserve"> </w:t>
       </w:r>
       <w:r>
         <w:tab/>
@@ -263,24 +328,39 @@
       <w:r>
         <w:t xml:space="preserve">Aufgabe Projekt </w:t>
       </w:r>
+      <w:proofErr w:type="spellStart"/>
       <w:proofErr w:type="gramStart"/>
       <w:r>
         <w:t>TablePrint</w:t>
       </w:r>
+      <w:proofErr w:type="spellEnd"/>
       <w:proofErr w:type="gramEnd"/>
       <w:r>
         <w:t xml:space="preserve"> Seite 187 wiederholen </w:t>
       </w:r>
-      <w:proofErr w:type="gramStart"/>
-      <w:r>
-        <w:t>indexing  mit</w:t>
-      </w:r>
-      <w:proofErr w:type="gramEnd"/>
-      <w:r>
-        <w:t xml:space="preserve"> verschachtelten Schleifen und enum</w:t>
-      </w:r>
-      <w:r>
-        <w:t>erate üben</w:t>
+      <w:proofErr w:type="spellStart"/>
+      <w:proofErr w:type="gramStart"/>
+      <w:r>
+        <w:t>indexing</w:t>
+      </w:r>
+      <w:proofErr w:type="spellEnd"/>
+      <w:r>
+        <w:t xml:space="preserve">  mit</w:t>
+      </w:r>
+      <w:proofErr w:type="gramEnd"/>
+      <w:r>
+        <w:t xml:space="preserve"> verschachtelten Schleifen und </w:t>
+      </w:r>
+      <w:proofErr w:type="spellStart"/>
+      <w:r>
+        <w:t>enum</w:t>
+      </w:r>
+      <w:r>
+        <w:t>erate</w:t>
+      </w:r>
+      <w:proofErr w:type="spellEnd"/>
+      <w:r>
+        <w:t xml:space="preserve"> üben</w:t>
       </w:r>
       <w:r>
         <w:t xml:space="preserve">. </w:t>
@@ -295,18 +375,25 @@
       <w:r>
         <w:t xml:space="preserve">Widerholungsfragen </w:t>
       </w:r>
+      <w:proofErr w:type="spellStart"/>
       <w:proofErr w:type="gramStart"/>
       <w:r>
         <w:t>Regex</w:t>
       </w:r>
+      <w:proofErr w:type="spellEnd"/>
       <w:proofErr w:type="gramEnd"/>
       <w:r>
         <w:t xml:space="preserve"> Seite 218</w:t>
       </w:r>
     </w:p>
     <w:p>
-      <w:r>
-        <w:t xml:space="preserve">Regex </w:t>
+      <w:proofErr w:type="spellStart"/>
+      <w:r>
+        <w:t>Regex</w:t>
+      </w:r>
+      <w:proofErr w:type="spellEnd"/>
+      <w:r>
+        <w:t xml:space="preserve"> </w:t>
       </w:r>
       <w:proofErr w:type="gramStart"/>
       <w:r>
@@ -319,15 +406,25 @@
       <w:r>
         <w:t xml:space="preserve">Seite 220 wiederholen. </w:t>
       </w:r>
-      <w:r>
-        <w:t xml:space="preserve">Regex Projekt 248 wiederholen. </w:t>
+      <w:proofErr w:type="spellStart"/>
+      <w:r>
+        <w:t>Regex</w:t>
+      </w:r>
+      <w:proofErr w:type="spellEnd"/>
+      <w:r>
+        <w:t xml:space="preserve"> Projekt 248 wiederholen. </w:t>
       </w:r>
     </w:p>
     <w:p/>
     <w:p>
-      <w:proofErr w:type="gramStart"/>
-      <w:r>
-        <w:t>Ppritnt(</w:t>
+      <w:proofErr w:type="spellStart"/>
+      <w:proofErr w:type="gramStart"/>
+      <w:r>
+        <w:t>Ppritnt</w:t>
+      </w:r>
+      <w:proofErr w:type="spellEnd"/>
+      <w:r>
+        <w:t>(</w:t>
       </w:r>
       <w:proofErr w:type="gramEnd"/>
       <w:r>
@@ -335,14 +432,29 @@
       </w:r>
     </w:p>
     <w:p>
+      <w:proofErr w:type="spellStart"/>
       <w:r>
         <w:lastRenderedPageBreak/>
-        <w:t xml:space="preserve">Zb. dictionarys die im Python-Format bleiben sollen mit </w:t>
-      </w:r>
+        <w:t>Zb</w:t>
+      </w:r>
+      <w:proofErr w:type="spellEnd"/>
+      <w:r>
+        <w:t xml:space="preserve">. </w:t>
+      </w:r>
+      <w:proofErr w:type="spellStart"/>
+      <w:r>
+        <w:t>dictionarys</w:t>
+      </w:r>
+      <w:proofErr w:type="spellEnd"/>
+      <w:r>
+        <w:t xml:space="preserve"> die im Python-Format bleiben sollen mit </w:t>
+      </w:r>
+      <w:proofErr w:type="spellStart"/>
       <w:proofErr w:type="gramStart"/>
       <w:r>
         <w:t>pprint.pformat</w:t>
       </w:r>
+      <w:proofErr w:type="spellEnd"/>
       <w:proofErr w:type="gramEnd"/>
       <w:r>
         <w:t xml:space="preserve">() z.B. in als eigenständige Datei, als Modul speichern wird als </w:t>
@@ -353,7 +465,15 @@
       </w:r>
       <w:proofErr w:type="gramEnd"/>
       <w:r>
-        <w:t xml:space="preserve"> die das dictionary </w:t>
+        <w:t xml:space="preserve"> die das </w:t>
+      </w:r>
+      <w:proofErr w:type="spellStart"/>
+      <w:r>
+        <w:t>dictionary</w:t>
+      </w:r>
+      <w:proofErr w:type="spellEnd"/>
+      <w:r>
+        <w:t xml:space="preserve"> </w:t>
       </w:r>
       <w:proofErr w:type="gramStart"/>
       <w:r>
@@ -401,13 +521,33 @@
           <w:highlight w:val="yellow"/>
           <w:u w:val="single"/>
         </w:rPr>
-        <w:t xml:space="preserve">Skript aufzurufen, Bat datei </w:t>
-      </w:r>
-      <w:r>
-        <w:rPr>
+        <w:t xml:space="preserve">Skript aufzurufen, Bat </w:t>
+      </w:r>
+      <w:proofErr w:type="spellStart"/>
+      <w:r>
+        <w:rPr>
+          <w:b/>
+          <w:bCs/>
           <w:highlight w:val="yellow"/>
           <w:u w:val="single"/>
         </w:rPr>
+        <w:t>datei</w:t>
+      </w:r>
+      <w:proofErr w:type="spellEnd"/>
+      <w:r>
+        <w:rPr>
+          <w:b/>
+          <w:bCs/>
+          <w:highlight w:val="yellow"/>
+          <w:u w:val="single"/>
+        </w:rPr>
+        <w:t xml:space="preserve"> </w:t>
+      </w:r>
+      <w:r>
+        <w:rPr>
+          <w:highlight w:val="yellow"/>
+          <w:u w:val="single"/>
+        </w:rPr>
         <w:t>in einen Path-Ordner:</w:t>
       </w:r>
       <w:r>
@@ -467,10 +607,12 @@
         <w:br/>
         <w:t xml:space="preserve">wiederum liest diese Argumente in die Liste </w:t>
       </w:r>
+      <w:proofErr w:type="spellStart"/>
       <w:proofErr w:type="gramStart"/>
       <w:r>
         <w:t>sys.argv</w:t>
       </w:r>
+      <w:proofErr w:type="spellEnd"/>
       <w:proofErr w:type="gramEnd"/>
       <w:r>
         <w:t xml:space="preserve"> ein.</w:t>
@@ -480,7 +622,15 @@
     <w:p/>
     <w:p>
       <w:r>
-        <w:t>Beispiel Raw-String über mehre Zeilen, „…\“darf nicht am ende der Zeile stehen</w:t>
+        <w:t xml:space="preserve">Beispiel Raw-String über mehre Zeilen, „…\“darf nicht am </w:t>
+      </w:r>
+      <w:proofErr w:type="spellStart"/>
+      <w:r>
+        <w:t>ende</w:t>
+      </w:r>
+      <w:proofErr w:type="spellEnd"/>
+      <w:r>
+        <w:t xml:space="preserve"> der Zeile stehen</w:t>
       </w:r>
     </w:p>
     <w:p>
@@ -497,6 +647,7 @@
           <w14:ligatures w14:val="none"/>
         </w:rPr>
       </w:pPr>
+      <w:proofErr w:type="spellStart"/>
       <w:r>
         <w:rPr>
           <w:rFonts w:ascii="JetBrains Mono NL" w:eastAsia="Times New Roman" w:hAnsi="JetBrains Mono NL" w:cs="JetBrains Mono NL"/>
@@ -509,6 +660,7 @@
         </w:rPr>
         <w:t>zipdatei</w:t>
       </w:r>
+      <w:proofErr w:type="spellEnd"/>
       <w:r>
         <w:rPr>
           <w:rFonts w:ascii="JetBrains Mono NL" w:eastAsia="Times New Roman" w:hAnsi="JetBrains Mono NL" w:cs="JetBrains Mono NL"/>
@@ -753,7 +905,20 @@
           <w:lang w:eastAsia="de-DE"/>
           <w14:ligatures w14:val="none"/>
         </w:rPr>
-        <w:t>\R</w:t>
+        <w:t>\</w:t>
+      </w:r>
+      <w:proofErr w:type="spellStart"/>
+      <w:r>
+        <w:rPr>
+          <w:rFonts w:ascii="JetBrains Mono NL" w:eastAsia="Times New Roman" w:hAnsi="JetBrains Mono NL" w:cs="JetBrains Mono NL"/>
+          <w:color w:val="56B6C2"/>
+          <w:kern w:val="0"/>
+          <w:sz w:val="18"/>
+          <w:szCs w:val="18"/>
+          <w:lang w:eastAsia="de-DE"/>
+          <w14:ligatures w14:val="none"/>
+        </w:rPr>
+        <w:t>R</w:t>
       </w:r>
       <w:r>
         <w:rPr>
@@ -767,6 +932,7 @@
         </w:rPr>
         <w:t>outine_Aufgaben_Automatisieren</w:t>
       </w:r>
+      <w:proofErr w:type="spellEnd"/>
       <w:r>
         <w:rPr>
           <w:rFonts w:ascii="JetBrains Mono NL" w:eastAsia="Times New Roman" w:hAnsi="JetBrains Mono NL" w:cs="JetBrains Mono NL"/>
@@ -831,6 +997,7 @@
         </w:rPr>
         <w:t xml:space="preserve">wiederholen </w:t>
       </w:r>
+      <w:proofErr w:type="spellStart"/>
       <w:r>
         <w:rPr>
           <w:b/>
@@ -847,13 +1014,19 @@
         </w:rPr>
         <w:t>gEx</w:t>
       </w:r>
+      <w:proofErr w:type="spellEnd"/>
     </w:p>
     <w:p>
       <w:pPr>
         <w:pStyle w:val="berschrift2"/>
       </w:pPr>
-      <w:r>
-        <w:t>Pathlib, OS, Pfade usw.</w:t>
+      <w:proofErr w:type="spellStart"/>
+      <w:r>
+        <w:t>Pathlib</w:t>
+      </w:r>
+      <w:proofErr w:type="spellEnd"/>
+      <w:r>
+        <w:t>, OS, Pfade usw.</w:t>
       </w:r>
     </w:p>
     <w:p>
@@ -862,6 +1035,7 @@
           <w:lang w:val="en-US"/>
         </w:rPr>
       </w:pPr>
+      <w:proofErr w:type="spellStart"/>
       <w:proofErr w:type="gramStart"/>
       <w:r>
         <w:rPr>
@@ -884,6 +1058,7 @@
         </w:rPr>
         <w:t>relpath</w:t>
       </w:r>
+      <w:proofErr w:type="spellEnd"/>
       <w:r>
         <w:rPr>
           <w:lang w:val="en-US"/>
@@ -930,42 +1105,79 @@
     </w:p>
     <w:p>
       <w:r>
-        <w:t>Basisname eines Path-Objektes in pathlib = .name</w:t>
-      </w:r>
+        <w:t xml:space="preserve">Basisname eines Path-Objektes in </w:t>
+      </w:r>
+      <w:proofErr w:type="spellStart"/>
+      <w:r>
+        <w:t>pathlib</w:t>
+      </w:r>
+      <w:proofErr w:type="spellEnd"/>
+      <w:r>
+        <w:t xml:space="preserve"> = .</w:t>
+      </w:r>
+      <w:proofErr w:type="spellStart"/>
+      <w:r>
+        <w:t>name</w:t>
+      </w:r>
+      <w:proofErr w:type="spellEnd"/>
       <w:r>
         <w:br/>
         <w:t xml:space="preserve">in OS:  </w:t>
       </w:r>
+      <w:proofErr w:type="spellStart"/>
       <w:proofErr w:type="gramStart"/>
       <w:r>
         <w:t>os.path</w:t>
       </w:r>
       <w:proofErr w:type="gramEnd"/>
       <w:r>
-        <w:t>.basename(path)</w:t>
+        <w:t>.basename</w:t>
+      </w:r>
+      <w:proofErr w:type="spellEnd"/>
+      <w:r>
+        <w:t>(</w:t>
+      </w:r>
+      <w:proofErr w:type="spellStart"/>
+      <w:r>
+        <w:t>path</w:t>
+      </w:r>
+      <w:proofErr w:type="spellEnd"/>
+      <w:r>
+        <w:t>)</w:t>
       </w:r>
     </w:p>
     <w:p>
       <w:r>
         <w:t xml:space="preserve">Verzeichnisname in </w:t>
       </w:r>
-      <w:proofErr w:type="gramStart"/>
-      <w:r>
-        <w:t>pathlib:=</w:t>
-      </w:r>
-      <w:proofErr w:type="gramEnd"/>
-      <w:r>
-        <w:t xml:space="preserve"> path_</w:t>
+      <w:proofErr w:type="spellStart"/>
+      <w:proofErr w:type="gramStart"/>
+      <w:r>
+        <w:t>pathlib</w:t>
+      </w:r>
+      <w:proofErr w:type="spellEnd"/>
+      <w:r>
+        <w:t>:=</w:t>
+      </w:r>
+      <w:proofErr w:type="gramEnd"/>
+      <w:r>
+        <w:t xml:space="preserve"> </w:t>
+      </w:r>
+      <w:proofErr w:type="spellStart"/>
+      <w:r>
+        <w:t>path_</w:t>
       </w:r>
       <w:proofErr w:type="gramStart"/>
       <w:r>
         <w:t>objekt.parent</w:t>
       </w:r>
+      <w:proofErr w:type="spellEnd"/>
       <w:proofErr w:type="gramEnd"/>
       <w:r>
         <w:br/>
         <w:t xml:space="preserve">in OS: </w:t>
       </w:r>
+      <w:proofErr w:type="spellStart"/>
       <w:proofErr w:type="gramStart"/>
       <w:r>
         <w:t>os.path</w:t>
@@ -977,8 +1189,17 @@
       <w:r>
         <w:t>dirname</w:t>
       </w:r>
-      <w:r>
-        <w:t>(path)</w:t>
+      <w:proofErr w:type="spellEnd"/>
+      <w:r>
+        <w:t>(</w:t>
+      </w:r>
+      <w:proofErr w:type="spellStart"/>
+      <w:r>
+        <w:t>path</w:t>
+      </w:r>
+      <w:proofErr w:type="spellEnd"/>
+      <w:r>
+        <w:t>)</w:t>
       </w:r>
     </w:p>
     <w:p>
@@ -986,21 +1207,41 @@
       <w:r>
         <w:t>Tupel(</w:t>
       </w:r>
-      <w:proofErr w:type="gramEnd"/>
-      <w:r>
-        <w:t xml:space="preserve">vezeinsname, basename) = </w:t>
-      </w:r>
+      <w:proofErr w:type="spellStart"/>
+      <w:proofErr w:type="gramEnd"/>
+      <w:r>
+        <w:t>vezeinsname</w:t>
+      </w:r>
+      <w:proofErr w:type="spellEnd"/>
+      <w:r>
+        <w:t xml:space="preserve">, </w:t>
+      </w:r>
+      <w:proofErr w:type="spellStart"/>
+      <w:r>
+        <w:t>basename</w:t>
+      </w:r>
+      <w:proofErr w:type="spellEnd"/>
+      <w:r>
+        <w:t xml:space="preserve">) = </w:t>
+      </w:r>
+      <w:proofErr w:type="spellStart"/>
       <w:proofErr w:type="gramStart"/>
       <w:r>
         <w:t>os.path</w:t>
       </w:r>
       <w:proofErr w:type="gramEnd"/>
       <w:r>
-        <w:t>.split(</w:t>
-      </w:r>
+        <w:t>.split</w:t>
+      </w:r>
+      <w:proofErr w:type="spellEnd"/>
+      <w:r>
+        <w:t>(</w:t>
+      </w:r>
+      <w:proofErr w:type="spellStart"/>
       <w:r>
         <w:t>path</w:t>
       </w:r>
+      <w:proofErr w:type="spellEnd"/>
       <w:r>
         <w:t>)</w:t>
       </w:r>
@@ -1015,6 +1256,7 @@
         </w:rPr>
         <w:t xml:space="preserve">Allerdings ist </w:t>
       </w:r>
+      <w:proofErr w:type="spellStart"/>
       <w:proofErr w:type="gramStart"/>
       <w:r>
         <w:rPr>
@@ -1040,107 +1282,155 @@
           <w:sz w:val="16"/>
           <w:szCs w:val="16"/>
         </w:rPr>
-        <w:t>split(</w:t>
-      </w:r>
-      <w:proofErr w:type="gramEnd"/>
+        <w:t>split</w:t>
+      </w:r>
+      <w:proofErr w:type="spellEnd"/>
       <w:r>
         <w:rPr>
           <w:rFonts w:ascii="Arial" w:hAnsi="Arial" w:cs="Arial"/>
           <w:sz w:val="16"/>
           <w:szCs w:val="16"/>
         </w:rPr>
-        <w:t>) eine praktische Abkürzung.</w:t>
-      </w:r>
+        <w:t>(</w:t>
+      </w:r>
+      <w:proofErr w:type="gramEnd"/>
       <w:r>
         <w:rPr>
           <w:rFonts w:ascii="Arial" w:hAnsi="Arial" w:cs="Arial"/>
           <w:sz w:val="16"/>
           <w:szCs w:val="16"/>
         </w:rPr>
-        <w:br/>
-        <w:t xml:space="preserve">Beachten Sie aber, dass </w:t>
-      </w:r>
-      <w:proofErr w:type="gramStart"/>
+        <w:t>) eine praktische Abkürzung.</w:t>
+      </w:r>
       <w:r>
         <w:rPr>
           <w:rFonts w:ascii="Arial" w:hAnsi="Arial" w:cs="Arial"/>
           <w:sz w:val="16"/>
           <w:szCs w:val="16"/>
         </w:rPr>
-        <w:t>os.path</w:t>
-      </w:r>
-      <w:proofErr w:type="gramEnd"/>
+        <w:br/>
+        <w:t xml:space="preserve">Beachten Sie aber, dass </w:t>
+      </w:r>
+      <w:proofErr w:type="spellStart"/>
+      <w:proofErr w:type="gramStart"/>
       <w:r>
         <w:rPr>
           <w:rFonts w:ascii="Arial" w:hAnsi="Arial" w:cs="Arial"/>
           <w:sz w:val="16"/>
           <w:szCs w:val="16"/>
         </w:rPr>
-        <w:t>.</w:t>
-      </w:r>
-      <w:proofErr w:type="gramStart"/>
+        <w:t>os.path</w:t>
+      </w:r>
+      <w:proofErr w:type="gramEnd"/>
       <w:r>
         <w:rPr>
           <w:rFonts w:ascii="Arial" w:hAnsi="Arial" w:cs="Arial"/>
           <w:sz w:val="16"/>
           <w:szCs w:val="16"/>
         </w:rPr>
-        <w:t>split(</w:t>
-      </w:r>
-      <w:proofErr w:type="gramEnd"/>
+        <w:t>.</w:t>
+      </w:r>
+      <w:proofErr w:type="gramStart"/>
       <w:r>
         <w:rPr>
           <w:rFonts w:ascii="Arial" w:hAnsi="Arial" w:cs="Arial"/>
           <w:sz w:val="16"/>
           <w:szCs w:val="16"/>
         </w:rPr>
-        <w:t xml:space="preserve">) keinen Dateipfad entgegennimmt und </w:t>
-      </w:r>
+        <w:t>split</w:t>
+      </w:r>
+      <w:proofErr w:type="spellEnd"/>
       <w:r>
         <w:rPr>
           <w:rFonts w:ascii="Arial" w:hAnsi="Arial" w:cs="Arial"/>
           <w:sz w:val="16"/>
           <w:szCs w:val="16"/>
         </w:rPr>
-        <w:br/>
-        <w:t xml:space="preserve">daraus eine Liste der Strings für die einzelnen Ordner zurückgibt. Für diesen </w:t>
-      </w:r>
+        <w:t>(</w:t>
+      </w:r>
+      <w:proofErr w:type="gramEnd"/>
       <w:r>
         <w:rPr>
           <w:rFonts w:ascii="Arial" w:hAnsi="Arial" w:cs="Arial"/>
           <w:sz w:val="16"/>
           <w:szCs w:val="16"/>
         </w:rPr>
-        <w:br/>
-        <w:t xml:space="preserve">Zweck müssen Sie den Pfad mit der Stringmethode </w:t>
-      </w:r>
-      <w:proofErr w:type="gramStart"/>
+        <w:t xml:space="preserve">) keinen Dateipfad entgegennimmt und </w:t>
+      </w:r>
       <w:r>
         <w:rPr>
           <w:rFonts w:ascii="Arial" w:hAnsi="Arial" w:cs="Arial"/>
           <w:sz w:val="16"/>
           <w:szCs w:val="16"/>
         </w:rPr>
-        <w:t>split(</w:t>
-      </w:r>
-      <w:proofErr w:type="gramEnd"/>
+        <w:br/>
+        <w:t xml:space="preserve">daraus eine Liste der Strings für die einzelnen Ordner zurückgibt. Für diesen </w:t>
+      </w:r>
       <w:r>
         <w:rPr>
           <w:rFonts w:ascii="Arial" w:hAnsi="Arial" w:cs="Arial"/>
           <w:sz w:val="16"/>
           <w:szCs w:val="16"/>
         </w:rPr>
-        <w:t xml:space="preserve">) zerlegen und ihr die </w:t>
-      </w:r>
+        <w:br/>
+        <w:t xml:space="preserve">Zweck müssen Sie den Pfad mit der </w:t>
+      </w:r>
+      <w:proofErr w:type="spellStart"/>
       <w:r>
         <w:rPr>
           <w:rFonts w:ascii="Arial" w:hAnsi="Arial" w:cs="Arial"/>
           <w:sz w:val="16"/>
           <w:szCs w:val="16"/>
         </w:rPr>
+        <w:t>Stringmethode</w:t>
+      </w:r>
+      <w:proofErr w:type="spellEnd"/>
+      <w:r>
+        <w:rPr>
+          <w:rFonts w:ascii="Arial" w:hAnsi="Arial" w:cs="Arial"/>
+          <w:sz w:val="16"/>
+          <w:szCs w:val="16"/>
+        </w:rPr>
+        <w:t xml:space="preserve"> </w:t>
+      </w:r>
+      <w:proofErr w:type="spellStart"/>
+      <w:proofErr w:type="gramStart"/>
+      <w:r>
+        <w:rPr>
+          <w:rFonts w:ascii="Arial" w:hAnsi="Arial" w:cs="Arial"/>
+          <w:sz w:val="16"/>
+          <w:szCs w:val="16"/>
+        </w:rPr>
+        <w:t>split</w:t>
+      </w:r>
+      <w:proofErr w:type="spellEnd"/>
+      <w:r>
+        <w:rPr>
+          <w:rFonts w:ascii="Arial" w:hAnsi="Arial" w:cs="Arial"/>
+          <w:sz w:val="16"/>
+          <w:szCs w:val="16"/>
+        </w:rPr>
+        <w:t>(</w:t>
+      </w:r>
+      <w:proofErr w:type="gramEnd"/>
+      <w:r>
+        <w:rPr>
+          <w:rFonts w:ascii="Arial" w:hAnsi="Arial" w:cs="Arial"/>
+          <w:sz w:val="16"/>
+          <w:szCs w:val="16"/>
+        </w:rPr>
+        <w:t xml:space="preserve">) zerlegen und ihr die </w:t>
+      </w:r>
+      <w:r>
+        <w:rPr>
+          <w:rFonts w:ascii="Arial" w:hAnsi="Arial" w:cs="Arial"/>
+          <w:sz w:val="16"/>
+          <w:szCs w:val="16"/>
+        </w:rPr>
         <w:br/>
         <w:t xml:space="preserve">Variable </w:t>
       </w:r>
+      <w:proofErr w:type="spellStart"/>
       <w:r>
         <w:rPr>
           <w:rFonts w:ascii="Arial" w:hAnsi="Arial" w:cs="Arial"/>
@@ -1151,6 +1441,7 @@
         </w:rPr>
         <w:t>os.path.sep</w:t>
       </w:r>
+      <w:proofErr w:type="spellEnd"/>
       <w:r>
         <w:rPr>
           <w:rFonts w:ascii="Arial" w:hAnsi="Arial" w:cs="Arial"/>
@@ -1174,15 +1465,36 @@
     </w:p>
     <w:p>
       <w:r>
-        <w:t>Die Methode `Path.chmod</w:t>
-      </w:r>
+        <w:t>Die Methode `</w:t>
+      </w:r>
+      <w:proofErr w:type="spellStart"/>
+      <w:r>
+        <w:t>Path.chmod</w:t>
+      </w:r>
+      <w:proofErr w:type="spellEnd"/>
       <w:proofErr w:type="gramStart"/>
       <w:r>
         <w:t>()`</w:t>
       </w:r>
       <w:proofErr w:type="gramEnd"/>
       <w:r>
-        <w:t xml:space="preserve"> in der `pathlib`-Bibliothek wird verwendet, um die Berechtigungen (Zugriffsrechte) einer Datei oder eines Verzeichnisses zu ändern. Diese Methode ist eine Entsprechung zu `os.chmod()` und ermöglicht es dir, die Zugriffsrechte auf Dateien und Verzeichnisse zu setzen, indem du den entsprechenden Berechtigungsmodus angibst.</w:t>
+        <w:t xml:space="preserve"> in der `</w:t>
+      </w:r>
+      <w:proofErr w:type="spellStart"/>
+      <w:r>
+        <w:t>pathlib</w:t>
+      </w:r>
+      <w:proofErr w:type="spellEnd"/>
+      <w:r>
+        <w:t>`-Bibliothek wird verwendet, um die Berechtigungen (Zugriffsrechte) einer Datei oder eines Verzeichnisses zu ändern. Diese Methode ist eine Entsprechung zu `</w:t>
+      </w:r>
+      <w:proofErr w:type="spellStart"/>
+      <w:r>
+        <w:t>os.chmod</w:t>
+      </w:r>
+      <w:proofErr w:type="spellEnd"/>
+      <w:r>
+        <w:t>()` und ermöglicht es dir, die Zugriffsrechte auf Dateien und Verzeichnisse zu setzen, indem du den entsprechenden Berechtigungsmodus angibst.</w:t>
       </w:r>
       <w:r>
         <w:br/>
@@ -1190,66 +1502,96 @@
       <w:r>
         <w:lastRenderedPageBreak/>
         <w:br/>
-        <w:t>### Verwendung von `Path.chmod</w:t>
-      </w:r>
-      <w:proofErr w:type="gramStart"/>
+        <w:t>### Verwendung von `</w:t>
+      </w:r>
+      <w:proofErr w:type="spellStart"/>
+      <w:r>
+        <w:t>Path.chmod</w:t>
+      </w:r>
+      <w:proofErr w:type="spellEnd"/>
       <w:r>
         <w:t>()`</w:t>
       </w:r>
-      <w:proofErr w:type="gramEnd"/>
-      <w:r>
-        <w:br/>
-      </w:r>
-      <w:r>
-        <w:br/>
-        <w:t>```python</w:t>
-      </w:r>
-      <w:r>
-        <w:br/>
-        <w:t>from pathlib import Path</w:t>
-      </w:r>
-      <w:r>
-        <w:br/>
-      </w:r>
-      <w:r>
-        <w:br/>
-        <w:t xml:space="preserve"># </w:t>
-      </w:r>
-      <w:proofErr w:type="gramStart"/>
-      <w:r>
-        <w:t>Definiere</w:t>
-      </w:r>
-      <w:proofErr w:type="gramEnd"/>
-      <w:r>
-        <w:t xml:space="preserve"> den Pfad zur Datei</w:t>
-      </w:r>
-      <w:r>
-        <w:br/>
-        <w:t>path = Path('example.txt')</w:t>
-      </w:r>
-      <w:r>
-        <w:br/>
-      </w:r>
-      <w:r>
-        <w:br/>
-        <w:t xml:space="preserve"># </w:t>
-      </w:r>
-      <w:proofErr w:type="gramStart"/>
-      <w:r>
-        <w:t>Ändere</w:t>
-      </w:r>
-      <w:proofErr w:type="gramEnd"/>
-      <w:r>
-        <w:t xml:space="preserve"> die Berechtigungen auf 0o644 (rw-r--r--)</w:t>
-      </w:r>
-      <w:r>
-        <w:br/>
-      </w:r>
-      <w:proofErr w:type="gramStart"/>
+      <w:r>
+        <w:br/>
+      </w:r>
+      <w:r>
+        <w:br/>
+        <w:t>```</w:t>
+      </w:r>
+      <w:proofErr w:type="spellStart"/>
+      <w:r>
+        <w:t>python</w:t>
+      </w:r>
+      <w:proofErr w:type="spellEnd"/>
+      <w:r>
+        <w:br/>
+      </w:r>
+      <w:proofErr w:type="spellStart"/>
+      <w:r>
+        <w:t>from</w:t>
+      </w:r>
+      <w:proofErr w:type="spellEnd"/>
+      <w:r>
+        <w:t xml:space="preserve"> </w:t>
+      </w:r>
+      <w:proofErr w:type="spellStart"/>
+      <w:r>
+        <w:t>pathlib</w:t>
+      </w:r>
+      <w:proofErr w:type="spellEnd"/>
+      <w:r>
+        <w:t xml:space="preserve"> </w:t>
+      </w:r>
+      <w:proofErr w:type="spellStart"/>
+      <w:r>
+        <w:t>import</w:t>
+      </w:r>
+      <w:proofErr w:type="spellEnd"/>
+      <w:r>
+        <w:t xml:space="preserve"> Path</w:t>
+      </w:r>
+      <w:r>
+        <w:br/>
+      </w:r>
+      <w:r>
+        <w:br/>
+        <w:t># Definiere den Pfad zur Datei</w:t>
+      </w:r>
+      <w:r>
+        <w:br/>
+      </w:r>
+      <w:proofErr w:type="spellStart"/>
+      <w:r>
+        <w:t>path</w:t>
+      </w:r>
+      <w:proofErr w:type="spellEnd"/>
+      <w:r>
+        <w:t xml:space="preserve"> = Path('example.txt')</w:t>
+      </w:r>
+      <w:r>
+        <w:br/>
+      </w:r>
+      <w:r>
+        <w:br/>
+        <w:t># Ändere die Berechtigungen auf 0o644 (</w:t>
+      </w:r>
+      <w:proofErr w:type="spellStart"/>
+      <w:r>
+        <w:t>rw</w:t>
+      </w:r>
+      <w:proofErr w:type="spellEnd"/>
+      <w:r>
+        <w:t>-r--r--)</w:t>
+      </w:r>
+      <w:r>
+        <w:br/>
+      </w:r>
+      <w:proofErr w:type="spellStart"/>
       <w:r>
         <w:t>path.chmod</w:t>
       </w:r>
-      <w:proofErr w:type="gramEnd"/>
+      <w:proofErr w:type="spellEnd"/>
       <w:r>
         <w:t>(0o644)</w:t>
       </w:r>
@@ -1269,7 +1611,23 @@
       </w:r>
       <w:r>
         <w:br/>
-        <w:t>- **`mode`**: Der Modus ist eine Ganzzahl, die die Berechtigungen in Oktalnotation angibt. Zum Beispiel:</w:t>
+        <w:t>- **`</w:t>
+      </w:r>
+      <w:proofErr w:type="spellStart"/>
+      <w:r>
+        <w:t>mode</w:t>
+      </w:r>
+      <w:proofErr w:type="spellEnd"/>
+      <w:r>
+        <w:t xml:space="preserve">`**: Der Modus ist eine Ganzzahl, die die Berechtigungen in </w:t>
+      </w:r>
+      <w:proofErr w:type="spellStart"/>
+      <w:r>
+        <w:t>Oktalnotation</w:t>
+      </w:r>
+      <w:proofErr w:type="spellEnd"/>
+      <w:r>
+        <w:t xml:space="preserve"> angibt. Zum Beispiel:</w:t>
       </w:r>
       <w:r>
         <w:br/>
@@ -1307,18 +1665,54 @@
       </w:r>
       <w:r>
         <w:br/>
-        <w:t>Hier ist ein vollständiges Beispiel zur Verwendung von `Path.chmod()`:</w:t>
-      </w:r>
-      <w:r>
-        <w:br/>
-      </w:r>
-      <w:r>
-        <w:br/>
-        <w:t>```python</w:t>
-      </w:r>
-      <w:r>
-        <w:br/>
-        <w:t>from pathlib import Path</w:t>
+        <w:t>Hier ist ein vollständiges Beispiel zur Verwendung von `</w:t>
+      </w:r>
+      <w:proofErr w:type="spellStart"/>
+      <w:r>
+        <w:t>Path.chmod</w:t>
+      </w:r>
+      <w:proofErr w:type="spellEnd"/>
+      <w:r>
+        <w:t>()`:</w:t>
+      </w:r>
+      <w:r>
+        <w:br/>
+      </w:r>
+      <w:r>
+        <w:br/>
+        <w:t>```</w:t>
+      </w:r>
+      <w:proofErr w:type="spellStart"/>
+      <w:r>
+        <w:t>python</w:t>
+      </w:r>
+      <w:proofErr w:type="spellEnd"/>
+      <w:r>
+        <w:br/>
+      </w:r>
+      <w:proofErr w:type="spellStart"/>
+      <w:r>
+        <w:t>from</w:t>
+      </w:r>
+      <w:proofErr w:type="spellEnd"/>
+      <w:r>
+        <w:t xml:space="preserve"> </w:t>
+      </w:r>
+      <w:proofErr w:type="spellStart"/>
+      <w:r>
+        <w:t>pathlib</w:t>
+      </w:r>
+      <w:proofErr w:type="spellEnd"/>
+      <w:r>
+        <w:t xml:space="preserve"> </w:t>
+      </w:r>
+      <w:proofErr w:type="spellStart"/>
+      <w:r>
+        <w:t>import</w:t>
+      </w:r>
+      <w:proofErr w:type="spellEnd"/>
+      <w:r>
+        <w:t xml:space="preserve"> Path</w:t>
       </w:r>
       <w:r>
         <w:br/>
@@ -1329,11 +1723,25 @@
       </w:r>
       <w:r>
         <w:br/>
-        <w:t>path = Path('example.txt')</w:t>
-      </w:r>
-      <w:r>
-        <w:br/>
-        <w:t>path.write_text('Dies ist ein Test.')</w:t>
+      </w:r>
+      <w:proofErr w:type="spellStart"/>
+      <w:r>
+        <w:t>path</w:t>
+      </w:r>
+      <w:proofErr w:type="spellEnd"/>
+      <w:r>
+        <w:t xml:space="preserve"> = Path('example.txt')</w:t>
+      </w:r>
+      <w:r>
+        <w:br/>
+      </w:r>
+      <w:proofErr w:type="spellStart"/>
+      <w:r>
+        <w:t>path.write_text</w:t>
+      </w:r>
+      <w:proofErr w:type="spellEnd"/>
+      <w:r>
+        <w:t>('Dies ist ein Test.')</w:t>
       </w:r>
       <w:r>
         <w:br/>
@@ -1344,15 +1752,100 @@
       </w:r>
       <w:r>
         <w:br/>
-        <w:t>print(f"Vorherige Berechtigungen: {oct(path.stat().st_mode &amp; 0o777)}")</w:t>
-      </w:r>
-      <w:r>
-        <w:br/>
-        <w:t>path.chmod(0o600)  # Nur Lese- und Schreibrechte für den Eigentümer</w:t>
-      </w:r>
-      <w:r>
-        <w:br/>
-        <w:t>print(f"Nachherige Berechtigungen: {oct(path.stat().st_mode &amp; 0o777)}")</w:t>
+      </w:r>
+      <w:proofErr w:type="spellStart"/>
+      <w:r>
+        <w:t>print</w:t>
+      </w:r>
+      <w:proofErr w:type="spellEnd"/>
+      <w:r>
+        <w:t>(</w:t>
+      </w:r>
+      <w:proofErr w:type="spellStart"/>
+      <w:r>
+        <w:t>f"Vorherige</w:t>
+      </w:r>
+      <w:proofErr w:type="spellEnd"/>
+      <w:r>
+        <w:t xml:space="preserve"> Berechtigungen: {</w:t>
+      </w:r>
+      <w:proofErr w:type="spellStart"/>
+      <w:r>
+        <w:t>oct</w:t>
+      </w:r>
+      <w:proofErr w:type="spellEnd"/>
+      <w:r>
+        <w:t>(</w:t>
+      </w:r>
+      <w:proofErr w:type="spellStart"/>
+      <w:r>
+        <w:t>path.stat</w:t>
+      </w:r>
+      <w:proofErr w:type="spellEnd"/>
+      <w:r>
+        <w:t>().</w:t>
+      </w:r>
+      <w:proofErr w:type="spellStart"/>
+      <w:r>
+        <w:t>st_mode</w:t>
+      </w:r>
+      <w:proofErr w:type="spellEnd"/>
+      <w:r>
+        <w:t xml:space="preserve"> &amp; 0o777)}")</w:t>
+      </w:r>
+      <w:r>
+        <w:br/>
+      </w:r>
+      <w:proofErr w:type="spellStart"/>
+      <w:r>
+        <w:t>path.chmod</w:t>
+      </w:r>
+      <w:proofErr w:type="spellEnd"/>
+      <w:r>
+        <w:t>(0o600)  # Nur Lese- und Schreibrechte für den Eigentümer</w:t>
+      </w:r>
+      <w:r>
+        <w:br/>
+      </w:r>
+      <w:proofErr w:type="spellStart"/>
+      <w:r>
+        <w:t>print</w:t>
+      </w:r>
+      <w:proofErr w:type="spellEnd"/>
+      <w:r>
+        <w:t>(</w:t>
+      </w:r>
+      <w:proofErr w:type="spellStart"/>
+      <w:r>
+        <w:t>f"Nachherige</w:t>
+      </w:r>
+      <w:proofErr w:type="spellEnd"/>
+      <w:r>
+        <w:t xml:space="preserve"> Berechtigungen: {</w:t>
+      </w:r>
+      <w:proofErr w:type="spellStart"/>
+      <w:r>
+        <w:t>oct</w:t>
+      </w:r>
+      <w:proofErr w:type="spellEnd"/>
+      <w:r>
+        <w:t>(</w:t>
+      </w:r>
+      <w:proofErr w:type="spellStart"/>
+      <w:r>
+        <w:t>path.stat</w:t>
+      </w:r>
+      <w:proofErr w:type="spellEnd"/>
+      <w:r>
+        <w:t>().</w:t>
+      </w:r>
+      <w:proofErr w:type="spellStart"/>
+      <w:r>
+        <w:t>st_mode</w:t>
+      </w:r>
+      <w:proofErr w:type="spellEnd"/>
+      <w:r>
+        <w:t xml:space="preserve"> &amp; 0o777)}")</w:t>
       </w:r>
       <w:r>
         <w:br/>
@@ -1376,9 +1869,14 @@
         <w:br/>
         <w:t>2. Die Berechtigungen der Datei werden vor und nach der Verwendung von `</w:t>
       </w:r>
-      <w:proofErr w:type="gramStart"/>
-      <w:r>
-        <w:t>chmod(</w:t>
+      <w:proofErr w:type="spellStart"/>
+      <w:proofErr w:type="gramStart"/>
+      <w:r>
+        <w:t>chmod</w:t>
+      </w:r>
+      <w:proofErr w:type="spellEnd"/>
+      <w:r>
+        <w:t>(</w:t>
       </w:r>
       <w:proofErr w:type="gramEnd"/>
       <w:r>
@@ -1400,7 +1898,15 @@
       </w:r>
       <w:r>
         <w:br/>
-        <w:t xml:space="preserve">- **Zugriffsrechte**: Die Berechtigungen werden in Oktalnotation angegeben. Zum Beispiel steht </w:t>
+        <w:t xml:space="preserve">- **Zugriffsrechte**: Die Berechtigungen werden in </w:t>
+      </w:r>
+      <w:proofErr w:type="spellStart"/>
+      <w:r>
+        <w:t>Oktalnotation</w:t>
+      </w:r>
+      <w:proofErr w:type="spellEnd"/>
+      <w:r>
+        <w:t xml:space="preserve"> angegeben. Zum Beispiel steht </w:t>
       </w:r>
       <w:r>
         <w:lastRenderedPageBreak/>
@@ -1410,9 +1916,14 @@
         <w:br/>
         <w:t>- **Berechtigungsänderungen**: `</w:t>
       </w:r>
-      <w:proofErr w:type="gramStart"/>
-      <w:r>
-        <w:t>chmod(</w:t>
+      <w:proofErr w:type="spellStart"/>
+      <w:proofErr w:type="gramStart"/>
+      <w:r>
+        <w:t>chmod</w:t>
+      </w:r>
+      <w:proofErr w:type="spellEnd"/>
+      <w:r>
+        <w:t>(</w:t>
       </w:r>
       <w:proofErr w:type="gramEnd"/>
       <w:r>
@@ -1422,17 +1933,35 @@
         <w:br/>
         <w:t>- **Plattformabhängigkeit**: `</w:t>
       </w:r>
-      <w:proofErr w:type="gramStart"/>
-      <w:r>
-        <w:t>chmod(</w:t>
-      </w:r>
-      <w:proofErr w:type="gramEnd"/>
-      <w:r>
-        <w:t>)` funktioniert in der Regel auf Unix-ähnlichen Systemen (wie Linux und macOS). Auf Windows-Systemen werden Berechtigungen anders gehandhabt, und `</w:t>
-      </w:r>
-      <w:proofErr w:type="gramStart"/>
-      <w:r>
-        <w:t>chmod(</w:t>
+      <w:proofErr w:type="spellStart"/>
+      <w:proofErr w:type="gramStart"/>
+      <w:r>
+        <w:t>chmod</w:t>
+      </w:r>
+      <w:proofErr w:type="spellEnd"/>
+      <w:r>
+        <w:t>(</w:t>
+      </w:r>
+      <w:proofErr w:type="gramEnd"/>
+      <w:r>
+        <w:t xml:space="preserve">)` funktioniert in der Regel auf Unix-ähnlichen Systemen (wie Linux und </w:t>
+      </w:r>
+      <w:proofErr w:type="spellStart"/>
+      <w:r>
+        <w:t>macOS</w:t>
+      </w:r>
+      <w:proofErr w:type="spellEnd"/>
+      <w:r>
+        <w:t>). Auf Windows-Systemen werden Berechtigungen anders gehandhabt, und `</w:t>
+      </w:r>
+      <w:proofErr w:type="spellStart"/>
+      <w:proofErr w:type="gramStart"/>
+      <w:r>
+        <w:t>chmod</w:t>
+      </w:r>
+      <w:proofErr w:type="spellEnd"/>
+      <w:r>
+        <w:t>(</w:t>
       </w:r>
       <w:proofErr w:type="gramEnd"/>
       <w:r>
@@ -1443,24 +1972,43 @@
       </w:r>
       <w:r>
         <w:br/>
-        <w:t>Die Methode `Path.chmod</w:t>
-      </w:r>
+        <w:t>Die Methode `</w:t>
+      </w:r>
+      <w:proofErr w:type="spellStart"/>
+      <w:r>
+        <w:t>Path.chmod</w:t>
+      </w:r>
+      <w:proofErr w:type="spellEnd"/>
       <w:proofErr w:type="gramStart"/>
       <w:r>
         <w:t>()`</w:t>
       </w:r>
       <w:proofErr w:type="gramEnd"/>
       <w:r>
-        <w:t xml:space="preserve"> bietet eine objektorientierte Möglichkeit, Dateiberechtigungen zu ändern, und integriert sich nahtlos in die `pathlib`-Bibliothek, die für die Arbeit mit Pfaden und Dateien in Python entwickelt wurde.</w:t>
-      </w:r>
-      <w:r>
-        <w:br/>
-      </w:r>
-    </w:p>
-    <w:p>
-      <w:r>
-        <w:t xml:space="preserve">pathlib bietet eine Methode zur Bestimmung der Größe einer Datei, die der Funktion </w:t>
-      </w:r>
+        <w:t xml:space="preserve"> bietet eine objektorientierte Möglichkeit, Dateiberechtigungen zu ändern, und integriert sich nahtlos in die `</w:t>
+      </w:r>
+      <w:proofErr w:type="spellStart"/>
+      <w:r>
+        <w:t>pathlib</w:t>
+      </w:r>
+      <w:proofErr w:type="spellEnd"/>
+      <w:r>
+        <w:t>`-Bibliothek, die für die Arbeit mit Pfaden und Dateien in Python entwickelt wurde.</w:t>
+      </w:r>
+      <w:r>
+        <w:br/>
+      </w:r>
+    </w:p>
+    <w:p>
+      <w:proofErr w:type="spellStart"/>
+      <w:r>
+        <w:t>pathlib</w:t>
+      </w:r>
+      <w:proofErr w:type="spellEnd"/>
+      <w:r>
+        <w:t xml:space="preserve"> bietet eine Methode zur Bestimmung der Größe einer Datei, die der Funktion </w:t>
+      </w:r>
+      <w:proofErr w:type="spellStart"/>
       <w:proofErr w:type="gramStart"/>
       <w:r>
         <w:t>os.path</w:t>
@@ -1471,7 +2019,11 @@
       </w:r>
       <w:proofErr w:type="gramStart"/>
       <w:r>
-        <w:t>getsize(</w:t>
+        <w:t>getsize</w:t>
+      </w:r>
+      <w:proofErr w:type="spellEnd"/>
+      <w:r>
+        <w:t>(</w:t>
       </w:r>
       <w:proofErr w:type="gramEnd"/>
       <w:r>
@@ -1480,7 +2032,15 @@
     </w:p>
     <w:p>
       <w:r>
-        <w:t xml:space="preserve">In pathlib kannst du die </w:t>
+        <w:t xml:space="preserve">In </w:t>
+      </w:r>
+      <w:proofErr w:type="spellStart"/>
+      <w:r>
+        <w:t>pathlib</w:t>
+      </w:r>
+      <w:proofErr w:type="spellEnd"/>
+      <w:r>
+        <w:t xml:space="preserve"> kannst du die </w:t>
       </w:r>
       <w:proofErr w:type="gramStart"/>
       <w:r>
@@ -1490,39 +2050,59 @@
         <w:rPr>
           <w:b/>
         </w:rPr>
-        <w:t>.stat</w:t>
-      </w:r>
-      <w:proofErr w:type="gramEnd"/>
+        <w:t>.</w:t>
+      </w:r>
+      <w:proofErr w:type="spellStart"/>
       <w:r>
         <w:rPr>
           <w:b/>
         </w:rPr>
+        <w:t>stat</w:t>
+      </w:r>
+      <w:proofErr w:type="spellEnd"/>
+      <w:proofErr w:type="gramEnd"/>
+      <w:r>
+        <w:rPr>
+          <w:b/>
+        </w:rPr>
         <w:t>()</w:t>
       </w:r>
       <w:r>
         <w:t xml:space="preserve"> verwenden, um verschiedene Dateieigenschaften abzurufen, einschließlich der Größe der Datei. Die Größe wird im Attribut </w:t>
       </w:r>
+      <w:proofErr w:type="spellStart"/>
       <w:r>
         <w:rPr>
           <w:b/>
         </w:rPr>
         <w:t>st_size</w:t>
       </w:r>
+      <w:proofErr w:type="spellEnd"/>
       <w:r>
         <w:t xml:space="preserve"> des </w:t>
       </w:r>
+      <w:proofErr w:type="spellStart"/>
       <w:proofErr w:type="gramStart"/>
       <w:r>
         <w:t>os.stat</w:t>
       </w:r>
       <w:proofErr w:type="gramEnd"/>
       <w:r>
-        <w:t xml:space="preserve">_result-Objekts gespeichert, das </w:t>
-      </w:r>
-      <w:proofErr w:type="gramStart"/>
-      <w:r>
-        <w:t>von .stat</w:t>
-      </w:r>
+        <w:t>_result</w:t>
+      </w:r>
+      <w:proofErr w:type="spellEnd"/>
+      <w:r>
+        <w:t xml:space="preserve">-Objekts gespeichert, das </w:t>
+      </w:r>
+      <w:proofErr w:type="gramStart"/>
+      <w:r>
+        <w:t>von .</w:t>
+      </w:r>
+      <w:proofErr w:type="spellStart"/>
+      <w:r>
+        <w:t>stat</w:t>
+      </w:r>
+      <w:proofErr w:type="spellEnd"/>
       <w:proofErr w:type="gramEnd"/>
       <w:r>
         <w:t>() zurückgegeben wird.</w:t>
@@ -1562,8 +2142,16 @@
         <w:rPr>
           <w:b/>
         </w:rPr>
-        <w:t xml:space="preserve"> traceback</w:t>
-      </w:r>
+        <w:t xml:space="preserve"> </w:t>
+      </w:r>
+      <w:proofErr w:type="spellStart"/>
+      <w:r>
+        <w:rPr>
+          <w:b/>
+        </w:rPr>
+        <w:t>traceback</w:t>
+      </w:r>
+      <w:proofErr w:type="spellEnd"/>
       <w:r>
         <w:t>:</w:t>
       </w:r>
@@ -1634,14 +2222,30 @@
           <w:lang w:val="en-US"/>
         </w:rPr>
         <w:br/>
-        <w:t xml:space="preserve"> errorFile = </w:t>
-      </w:r>
-      <w:proofErr w:type="gramStart"/>
+        <w:t xml:space="preserve"> </w:t>
+      </w:r>
+      <w:proofErr w:type="spellStart"/>
       <w:r>
         <w:rPr>
           <w:rFonts w:ascii="JetBrains Mono NL" w:hAnsi="JetBrains Mono NL" w:cs="JetBrains Mono NL"/>
           <w:lang w:val="en-US"/>
         </w:rPr>
+        <w:t>errorFile</w:t>
+      </w:r>
+      <w:proofErr w:type="spellEnd"/>
+      <w:r>
+        <w:rPr>
+          <w:rFonts w:ascii="JetBrains Mono NL" w:hAnsi="JetBrains Mono NL" w:cs="JetBrains Mono NL"/>
+          <w:lang w:val="en-US"/>
+        </w:rPr>
+        <w:t xml:space="preserve"> = </w:t>
+      </w:r>
+      <w:proofErr w:type="gramStart"/>
+      <w:r>
+        <w:rPr>
+          <w:rFonts w:ascii="JetBrains Mono NL" w:hAnsi="JetBrains Mono NL" w:cs="JetBrains Mono NL"/>
+          <w:lang w:val="en-US"/>
+        </w:rPr>
         <w:t>open(</w:t>
       </w:r>
       <w:proofErr w:type="gramEnd"/>
@@ -1658,14 +2262,31 @@
           <w:lang w:val="en-US"/>
         </w:rPr>
         <w:br/>
-        <w:t xml:space="preserve"> errorFile.write(</w:t>
-      </w:r>
-      <w:proofErr w:type="gramStart"/>
+        <w:t xml:space="preserve"> </w:t>
+      </w:r>
+      <w:proofErr w:type="spellStart"/>
       <w:r>
         <w:rPr>
           <w:rFonts w:ascii="JetBrains Mono NL" w:hAnsi="JetBrains Mono NL" w:cs="JetBrains Mono NL"/>
           <w:lang w:val="en-US"/>
         </w:rPr>
+        <w:t>errorFile.write</w:t>
+      </w:r>
+      <w:proofErr w:type="spellEnd"/>
+      <w:r>
+        <w:rPr>
+          <w:rFonts w:ascii="JetBrains Mono NL" w:hAnsi="JetBrains Mono NL" w:cs="JetBrains Mono NL"/>
+          <w:lang w:val="en-US"/>
+        </w:rPr>
+        <w:t>(</w:t>
+      </w:r>
+      <w:proofErr w:type="spellStart"/>
+      <w:proofErr w:type="gramStart"/>
+      <w:r>
+        <w:rPr>
+          <w:rFonts w:ascii="JetBrains Mono NL" w:hAnsi="JetBrains Mono NL" w:cs="JetBrains Mono NL"/>
+          <w:lang w:val="en-US"/>
+        </w:rPr>
         <w:t>traceback.format</w:t>
       </w:r>
       <w:proofErr w:type="gramEnd"/>
@@ -1682,14 +2303,22 @@
           <w:rFonts w:ascii="JetBrains Mono NL" w:hAnsi="JetBrains Mono NL" w:cs="JetBrains Mono NL"/>
           <w:lang w:val="en-US"/>
         </w:rPr>
-        <w:t>exc(</w:t>
-      </w:r>
-      <w:proofErr w:type="gramEnd"/>
+        <w:t>exc</w:t>
+      </w:r>
+      <w:proofErr w:type="spellEnd"/>
       <w:r>
         <w:rPr>
           <w:rFonts w:ascii="JetBrains Mono NL" w:hAnsi="JetBrains Mono NL" w:cs="JetBrains Mono NL"/>
           <w:lang w:val="en-US"/>
         </w:rPr>
+        <w:t>(</w:t>
+      </w:r>
+      <w:proofErr w:type="gramEnd"/>
+      <w:r>
+        <w:rPr>
+          <w:rFonts w:ascii="JetBrains Mono NL" w:hAnsi="JetBrains Mono NL" w:cs="JetBrains Mono NL"/>
+          <w:lang w:val="en-US"/>
+        </w:rPr>
         <w:t xml:space="preserve">)) </w:t>
       </w:r>
       <w:r>
@@ -1698,13 +2327,29 @@
           <w:lang w:val="en-US"/>
         </w:rPr>
         <w:br/>
-        <w:t xml:space="preserve"> errorFile.close() </w:t>
-      </w:r>
+        <w:t xml:space="preserve"> </w:t>
+      </w:r>
+      <w:proofErr w:type="spellStart"/>
       <w:r>
         <w:rPr>
           <w:rFonts w:ascii="JetBrains Mono NL" w:hAnsi="JetBrains Mono NL" w:cs="JetBrains Mono NL"/>
           <w:lang w:val="en-US"/>
         </w:rPr>
+        <w:t>errorFile.close</w:t>
+      </w:r>
+      <w:proofErr w:type="spellEnd"/>
+      <w:r>
+        <w:rPr>
+          <w:rFonts w:ascii="JetBrains Mono NL" w:hAnsi="JetBrains Mono NL" w:cs="JetBrains Mono NL"/>
+          <w:lang w:val="en-US"/>
+        </w:rPr>
+        <w:t xml:space="preserve">() </w:t>
+      </w:r>
+      <w:r>
+        <w:rPr>
+          <w:rFonts w:ascii="JetBrains Mono NL" w:hAnsi="JetBrains Mono NL" w:cs="JetBrains Mono NL"/>
+          <w:lang w:val="en-US"/>
+        </w:rPr>
         <w:br/>
         <w:t xml:space="preserve"> </w:t>
       </w:r>
@@ -1736,7 +2381,39 @@
           <w:rFonts w:ascii="JetBrains Mono NL" w:hAnsi="JetBrains Mono NL" w:cs="JetBrains Mono NL"/>
           <w:lang w:val="en-US"/>
         </w:rPr>
-        <w:t># schreibt den traceback in die Datei “errorInfo.txt”</w:t>
+        <w:t xml:space="preserve"># </w:t>
+      </w:r>
+      <w:proofErr w:type="spellStart"/>
+      <w:r>
+        <w:rPr>
+          <w:rFonts w:ascii="JetBrains Mono NL" w:hAnsi="JetBrains Mono NL" w:cs="JetBrains Mono NL"/>
+          <w:lang w:val="en-US"/>
+        </w:rPr>
+        <w:t>schreibt</w:t>
+      </w:r>
+      <w:proofErr w:type="spellEnd"/>
+      <w:r>
+        <w:rPr>
+          <w:rFonts w:ascii="JetBrains Mono NL" w:hAnsi="JetBrains Mono NL" w:cs="JetBrains Mono NL"/>
+          <w:lang w:val="en-US"/>
+        </w:rPr>
+        <w:t xml:space="preserve"> den traceback in die </w:t>
+      </w:r>
+      <w:proofErr w:type="spellStart"/>
+      <w:r>
+        <w:rPr>
+          <w:rFonts w:ascii="JetBrains Mono NL" w:hAnsi="JetBrains Mono NL" w:cs="JetBrains Mono NL"/>
+          <w:lang w:val="en-US"/>
+        </w:rPr>
+        <w:t>Datei</w:t>
+      </w:r>
+      <w:proofErr w:type="spellEnd"/>
+      <w:r>
+        <w:rPr>
+          <w:rFonts w:ascii="JetBrains Mono NL" w:hAnsi="JetBrains Mono NL" w:cs="JetBrains Mono NL"/>
+          <w:lang w:val="en-US"/>
+        </w:rPr>
+        <w:t xml:space="preserve"> “errorInfo.txt”</w:t>
       </w:r>
     </w:p>
     <w:p>
@@ -1747,21 +2424,47 @@
       </w:pPr>
     </w:p>
     <w:p>
-      <w:r>
-        <w:t>assert prüf</w:t>
-      </w:r>
-      <w:r>
-        <w:t>ung_ob_True, „Message“</w:t>
-      </w:r>
-      <w:r>
-        <w:br/>
-        <w:t>Zusicherungen(assert) lassen sich deaktivieren, indem Sie bei der Ausführung von Python die Option -0 übergeben</w:t>
+      <w:proofErr w:type="spellStart"/>
+      <w:r>
+        <w:t>assert</w:t>
+      </w:r>
+      <w:proofErr w:type="spellEnd"/>
+      <w:r>
+        <w:t xml:space="preserve"> </w:t>
+      </w:r>
+      <w:proofErr w:type="spellStart"/>
+      <w:r>
+        <w:t>prüf</w:t>
+      </w:r>
+      <w:r>
+        <w:t>ung_ob_True</w:t>
+      </w:r>
+      <w:proofErr w:type="spellEnd"/>
+      <w:r>
+        <w:t>, „Message“</w:t>
+      </w:r>
+      <w:r>
+        <w:br/>
+        <w:t>Zusicherungen(</w:t>
+      </w:r>
+      <w:proofErr w:type="spellStart"/>
+      <w:r>
+        <w:t>assert</w:t>
+      </w:r>
+      <w:proofErr w:type="spellEnd"/>
+      <w:r>
+        <w:t>) lassen sich deaktivieren, indem Sie bei der Ausführung von Python die Option -0 übergeben</w:t>
       </w:r>
     </w:p>
     <w:p/>
     <w:p>
-      <w:r>
-        <w:t>logging:</w:t>
+      <w:proofErr w:type="spellStart"/>
+      <w:r>
+        <w:t>logging</w:t>
+      </w:r>
+      <w:proofErr w:type="spellEnd"/>
+      <w:r>
+        <w:t>:</w:t>
       </w:r>
     </w:p>
     <w:p>
@@ -1775,7 +2478,15 @@
         <w:br/>
       </w:r>
       <w:r>
-        <w:t xml:space="preserve">Seite 294 Web Scraping </w:t>
+        <w:t xml:space="preserve">Seite 294 Web </w:t>
+      </w:r>
+      <w:proofErr w:type="spellStart"/>
+      <w:r>
+        <w:t>Scraping</w:t>
+      </w:r>
+      <w:proofErr w:type="spellEnd"/>
+      <w:r>
+        <w:t xml:space="preserve"> </w:t>
       </w:r>
       <w:r>
         <w:br/>
@@ -1799,10 +2510,12 @@
       <w:r>
         <w:t xml:space="preserve">Wiederholen </w:t>
       </w:r>
+      <w:proofErr w:type="spellStart"/>
       <w:proofErr w:type="gramStart"/>
       <w:r>
         <w:t>RegEx</w:t>
       </w:r>
+      <w:proofErr w:type="spellEnd"/>
       <w:proofErr w:type="gramEnd"/>
       <w:r>
         <w:t xml:space="preserve"> Seite 198</w:t>

--- a/docs/Routineaufgaben_Automatisieren.docx
+++ b/docs/Routineaufgaben_Automatisieren.docx
@@ -7,7 +7,19 @@
         <w:t xml:space="preserve">Current Page </w:t>
       </w:r>
       <w:r>
-        <w:t>255(282/576)</w:t>
+        <w:t>2</w:t>
+      </w:r>
+      <w:r>
+        <w:t>64</w:t>
+      </w:r>
+      <w:r>
+        <w:t>(2</w:t>
+      </w:r>
+      <w:r>
+        <w:t>90</w:t>
+      </w:r>
+      <w:r>
+        <w:t>/576)</w:t>
       </w:r>
     </w:p>
     <w:p>
@@ -77,21 +89,7 @@
         <w:rPr>
           <w:highlight w:val="yellow"/>
         </w:rPr>
-        <w:t xml:space="preserve">loop in loop </w:t>
-      </w:r>
-      <w:proofErr w:type="spellStart"/>
-      <w:r>
-        <w:rPr>
-          <w:highlight w:val="yellow"/>
-        </w:rPr>
-        <w:t>table_frmt_print</w:t>
-      </w:r>
-      <w:proofErr w:type="spellEnd"/>
-      <w:r>
-        <w:rPr>
-          <w:highlight w:val="yellow"/>
-        </w:rPr>
-        <w:t xml:space="preserve"> wiederholen!</w:t>
+        <w:t>loop in loop table_frmt_print wiederholen!</w:t>
       </w:r>
     </w:p>
     <w:p/>
@@ -123,32 +121,19 @@
       </w:r>
     </w:p>
     <w:p>
-      <w:proofErr w:type="spellStart"/>
-      <w:proofErr w:type="gramStart"/>
-      <w:r>
-        <w:t>Dicotonary.get</w:t>
-      </w:r>
-      <w:proofErr w:type="spellEnd"/>
-      <w:r>
-        <w:t>(</w:t>
-      </w:r>
-      <w:proofErr w:type="gramEnd"/>
-      <w:r>
-        <w:t xml:space="preserve">k, </w:t>
-      </w:r>
-      <w:proofErr w:type="spellStart"/>
-      <w:r>
-        <w:t>de</w:t>
+      <w:proofErr w:type="gramStart"/>
+      <w:r>
+        <w:t>Dicotonary.get(</w:t>
+      </w:r>
+      <w:proofErr w:type="gramEnd"/>
+      <w:r>
+        <w:t>k, de</w:t>
       </w:r>
       <w:r>
         <w:t>f</w:t>
       </w:r>
       <w:r>
-        <w:t>ault</w:t>
-      </w:r>
-      <w:proofErr w:type="spellEnd"/>
-      <w:r>
-        <w:t>) + 1</w:t>
+        <w:t>ault) + 1</w:t>
       </w:r>
       <w:r>
         <w:tab/>
@@ -173,26 +158,26 @@
       </w:r>
     </w:p>
     <w:p>
-      <w:pPr>
-        <w:rPr>
-          <w:lang w:val="en-US"/>
-        </w:rPr>
-      </w:pPr>
-      <w:r>
-        <w:rPr>
-          <w:lang w:val="en-US"/>
-        </w:rPr>
-        <w:t>spam.sort(key=str.lower)</w:t>
-      </w:r>
-    </w:p>
-    <w:p>
-      <w:proofErr w:type="spellStart"/>
-      <w:r>
-        <w:t>isX-Stringmethoden</w:t>
-      </w:r>
-      <w:proofErr w:type="spellEnd"/>
-      <w:r>
-        <w:t xml:space="preserve"> Seite 172</w:t>
+      <w:proofErr w:type="gramStart"/>
+      <w:r>
+        <w:t>spam.sort</w:t>
+      </w:r>
+      <w:proofErr w:type="gramEnd"/>
+      <w:r>
+        <w:t>(key=</w:t>
+      </w:r>
+      <w:proofErr w:type="gramStart"/>
+      <w:r>
+        <w:t>str.lower</w:t>
+      </w:r>
+      <w:proofErr w:type="gramEnd"/>
+      <w:r>
+        <w:t>)</w:t>
+      </w:r>
+    </w:p>
+    <w:p>
+      <w:r>
+        <w:t>isX-Stringmethoden Seite 172</w:t>
       </w:r>
     </w:p>
     <w:p/>
@@ -200,27 +185,17 @@
       <w:r>
         <w:t xml:space="preserve">Die Methoden </w:t>
       </w:r>
-      <w:proofErr w:type="spellStart"/>
-      <w:proofErr w:type="gramStart"/>
-      <w:r>
-        <w:t>rjust</w:t>
-      </w:r>
-      <w:proofErr w:type="spellEnd"/>
-      <w:r>
-        <w:t>(</w:t>
+      <w:proofErr w:type="gramStart"/>
+      <w:r>
+        <w:t>rjust(</w:t>
       </w:r>
       <w:proofErr w:type="gramEnd"/>
       <w:r>
         <w:t xml:space="preserve">) und </w:t>
       </w:r>
-      <w:proofErr w:type="spellStart"/>
-      <w:proofErr w:type="gramStart"/>
-      <w:r>
-        <w:t>ljust</w:t>
-      </w:r>
-      <w:proofErr w:type="spellEnd"/>
-      <w:r>
-        <w:t>(</w:t>
+      <w:proofErr w:type="gramStart"/>
+      <w:r>
+        <w:t>ljust(</w:t>
       </w:r>
       <w:proofErr w:type="gramEnd"/>
       <w:r>
@@ -245,13 +220,8 @@
       </w:r>
       <w:proofErr w:type="gramStart"/>
       <w:r>
-        <w:t>.</w:t>
-      </w:r>
-      <w:proofErr w:type="spellStart"/>
-      <w:r>
-        <w:t>center</w:t>
-      </w:r>
-      <w:proofErr w:type="spellEnd"/>
+        <w:t>.center</w:t>
+      </w:r>
       <w:proofErr w:type="gramEnd"/>
       <w:r>
         <w:t>()</w:t>
@@ -265,37 +235,19 @@
     <w:p/>
     <w:p>
       <w:r>
-        <w:t xml:space="preserve">Das Modul </w:t>
-      </w:r>
-      <w:proofErr w:type="spellStart"/>
-      <w:r>
-        <w:t>pyperclip</w:t>
-      </w:r>
-      <w:proofErr w:type="spellEnd"/>
-      <w:r>
-        <w:t xml:space="preserve"> enthält die Funktionen </w:t>
-      </w:r>
-      <w:proofErr w:type="spellStart"/>
-      <w:proofErr w:type="gramStart"/>
-      <w:r>
-        <w:t>copy</w:t>
-      </w:r>
-      <w:proofErr w:type="spellEnd"/>
-      <w:r>
-        <w:t>(</w:t>
+        <w:t xml:space="preserve">Das Modul pyperclip enthält die Funktionen </w:t>
+      </w:r>
+      <w:proofErr w:type="gramStart"/>
+      <w:r>
+        <w:t>copy(</w:t>
       </w:r>
       <w:proofErr w:type="gramEnd"/>
       <w:r>
         <w:t xml:space="preserve">) und </w:t>
       </w:r>
-      <w:proofErr w:type="spellStart"/>
-      <w:proofErr w:type="gramStart"/>
-      <w:r>
-        <w:t>paste</w:t>
-      </w:r>
-      <w:proofErr w:type="spellEnd"/>
-      <w:r>
-        <w:t>(</w:t>
+      <w:proofErr w:type="gramStart"/>
+      <w:r>
+        <w:t>paste(</w:t>
       </w:r>
       <w:proofErr w:type="gramEnd"/>
       <w:r>
@@ -310,13 +262,8 @@
     </w:p>
     <w:p/>
     <w:p>
-      <w:proofErr w:type="spellStart"/>
-      <w:r>
-        <w:t>Sys.argv</w:t>
-      </w:r>
-      <w:proofErr w:type="spellEnd"/>
-      <w:r>
-        <w:t xml:space="preserve"> </w:t>
+      <w:r>
+        <w:t xml:space="preserve">Sys.argv </w:t>
       </w:r>
       <w:r>
         <w:tab/>
@@ -328,39 +275,24 @@
       <w:r>
         <w:t xml:space="preserve">Aufgabe Projekt </w:t>
       </w:r>
-      <w:proofErr w:type="spellStart"/>
       <w:proofErr w:type="gramStart"/>
       <w:r>
         <w:t>TablePrint</w:t>
       </w:r>
-      <w:proofErr w:type="spellEnd"/>
       <w:proofErr w:type="gramEnd"/>
       <w:r>
         <w:t xml:space="preserve"> Seite 187 wiederholen </w:t>
       </w:r>
-      <w:proofErr w:type="spellStart"/>
-      <w:proofErr w:type="gramStart"/>
-      <w:r>
-        <w:t>indexing</w:t>
-      </w:r>
-      <w:proofErr w:type="spellEnd"/>
-      <w:r>
-        <w:t xml:space="preserve">  mit</w:t>
-      </w:r>
-      <w:proofErr w:type="gramEnd"/>
-      <w:r>
-        <w:t xml:space="preserve"> verschachtelten Schleifen und </w:t>
-      </w:r>
-      <w:proofErr w:type="spellStart"/>
-      <w:r>
-        <w:t>enum</w:t>
-      </w:r>
-      <w:r>
-        <w:t>erate</w:t>
-      </w:r>
-      <w:proofErr w:type="spellEnd"/>
-      <w:r>
-        <w:t xml:space="preserve"> üben</w:t>
+      <w:proofErr w:type="gramStart"/>
+      <w:r>
+        <w:t>indexing  mit</w:t>
+      </w:r>
+      <w:proofErr w:type="gramEnd"/>
+      <w:r>
+        <w:t xml:space="preserve"> verschachtelten Schleifen und enum</w:t>
+      </w:r>
+      <w:r>
+        <w:t>erate üben</w:t>
       </w:r>
       <w:r>
         <w:t xml:space="preserve">. </w:t>
@@ -375,56 +307,39 @@
       <w:r>
         <w:t xml:space="preserve">Widerholungsfragen </w:t>
       </w:r>
-      <w:proofErr w:type="spellStart"/>
       <w:proofErr w:type="gramStart"/>
       <w:r>
         <w:t>Regex</w:t>
       </w:r>
-      <w:proofErr w:type="spellEnd"/>
       <w:proofErr w:type="gramEnd"/>
       <w:r>
         <w:t xml:space="preserve"> Seite 218</w:t>
       </w:r>
     </w:p>
     <w:p>
-      <w:proofErr w:type="spellStart"/>
-      <w:r>
-        <w:t>Regex</w:t>
-      </w:r>
-      <w:proofErr w:type="spellEnd"/>
+      <w:r>
+        <w:t xml:space="preserve">Regex </w:t>
+      </w:r>
+      <w:proofErr w:type="gramStart"/>
+      <w:r>
+        <w:t>Projekt</w:t>
+      </w:r>
+      <w:proofErr w:type="gramEnd"/>
       <w:r>
         <w:t xml:space="preserve"> </w:t>
       </w:r>
-      <w:proofErr w:type="gramStart"/>
-      <w:r>
-        <w:t>Projekt</w:t>
-      </w:r>
-      <w:proofErr w:type="gramEnd"/>
-      <w:r>
-        <w:t xml:space="preserve"> </w:t>
-      </w:r>
       <w:r>
         <w:t xml:space="preserve">Seite 220 wiederholen. </w:t>
       </w:r>
-      <w:proofErr w:type="spellStart"/>
-      <w:r>
-        <w:t>Regex</w:t>
-      </w:r>
-      <w:proofErr w:type="spellEnd"/>
-      <w:r>
-        <w:t xml:space="preserve"> Projekt 248 wiederholen. </w:t>
+      <w:r>
+        <w:t xml:space="preserve">Regex Projekt 248 wiederholen. </w:t>
       </w:r>
     </w:p>
     <w:p/>
     <w:p>
-      <w:proofErr w:type="spellStart"/>
-      <w:proofErr w:type="gramStart"/>
-      <w:r>
-        <w:t>Ppritnt</w:t>
-      </w:r>
-      <w:proofErr w:type="spellEnd"/>
-      <w:r>
-        <w:t>(</w:t>
+      <w:proofErr w:type="gramStart"/>
+      <w:r>
+        <w:t>Ppritnt(</w:t>
       </w:r>
       <w:proofErr w:type="gramEnd"/>
       <w:r>
@@ -432,29 +347,14 @@
       </w:r>
     </w:p>
     <w:p>
-      <w:proofErr w:type="spellStart"/>
       <w:r>
         <w:lastRenderedPageBreak/>
-        <w:t>Zb</w:t>
-      </w:r>
-      <w:proofErr w:type="spellEnd"/>
-      <w:r>
-        <w:t xml:space="preserve">. </w:t>
-      </w:r>
-      <w:proofErr w:type="spellStart"/>
-      <w:r>
-        <w:t>dictionarys</w:t>
-      </w:r>
-      <w:proofErr w:type="spellEnd"/>
-      <w:r>
-        <w:t xml:space="preserve"> die im Python-Format bleiben sollen mit </w:t>
-      </w:r>
-      <w:proofErr w:type="spellStart"/>
+        <w:t xml:space="preserve">Zb. dictionarys die im Python-Format bleiben sollen mit </w:t>
+      </w:r>
       <w:proofErr w:type="gramStart"/>
       <w:r>
         <w:t>pprint.pformat</w:t>
       </w:r>
-      <w:proofErr w:type="spellEnd"/>
       <w:proofErr w:type="gramEnd"/>
       <w:r>
         <w:t xml:space="preserve">() z.B. in als eigenständige Datei, als Modul speichern wird als </w:t>
@@ -465,15 +365,7 @@
       </w:r>
       <w:proofErr w:type="gramEnd"/>
       <w:r>
-        <w:t xml:space="preserve"> die das </w:t>
-      </w:r>
-      <w:proofErr w:type="spellStart"/>
-      <w:r>
-        <w:t>dictionary</w:t>
-      </w:r>
-      <w:proofErr w:type="spellEnd"/>
-      <w:r>
-        <w:t xml:space="preserve"> </w:t>
+        <w:t xml:space="preserve"> die das dictionary </w:t>
       </w:r>
       <w:proofErr w:type="gramStart"/>
       <w:r>
@@ -521,41 +413,45 @@
           <w:highlight w:val="yellow"/>
           <w:u w:val="single"/>
         </w:rPr>
-        <w:t xml:space="preserve">Skript aufzurufen, Bat </w:t>
-      </w:r>
-      <w:proofErr w:type="spellStart"/>
-      <w:r>
-        <w:rPr>
-          <w:b/>
-          <w:bCs/>
+        <w:t xml:space="preserve">Skript aufzurufen, Bat datei </w:t>
+      </w:r>
+      <w:r>
+        <w:rPr>
           <w:highlight w:val="yellow"/>
           <w:u w:val="single"/>
         </w:rPr>
-        <w:t>datei</w:t>
-      </w:r>
-      <w:proofErr w:type="spellEnd"/>
+        <w:t>in einen Path-Ordner:</w:t>
+      </w:r>
+      <w:r>
+        <w:t xml:space="preserve"> </w:t>
+      </w:r>
+      <w:r>
+        <w:br/>
+        <w:t xml:space="preserve">@py.exe C:\Pfad\zu\IhremSkript.py </w:t>
+      </w:r>
       <w:r>
         <w:rPr>
           <w:b/>
-          <w:bCs/>
-          <w:highlight w:val="yellow"/>
-          <w:u w:val="single"/>
-        </w:rPr>
-        <w:t xml:space="preserve"> </w:t>
-      </w:r>
-      <w:r>
-        <w:rPr>
-          <w:highlight w:val="yellow"/>
-          <w:u w:val="single"/>
-        </w:rPr>
-        <w:t>in einen Path-Ordner:</w:t>
-      </w:r>
-      <w:r>
-        <w:t xml:space="preserve"> </w:t>
-      </w:r>
-      <w:r>
-        <w:br/>
-        <w:t xml:space="preserve">@py.exe C:\Pfad\zu\IhremSkript.py </w:t>
+        </w:rPr>
+        <w:t>%*</w:t>
+      </w:r>
+    </w:p>
+    <w:p>
+      <w:r>
+        <w:t>@pause</w:t>
+      </w:r>
+    </w:p>
+    <w:p>
+      <w:r>
+        <w:t xml:space="preserve">Geben Sie statt des Platzhalters den absoluten Pfad zu Ihrem Programm an und </w:t>
+      </w:r>
+      <w:r>
+        <w:br/>
+        <w:t xml:space="preserve">speichern Sie die Datei mit der Endung .bat. Das Zeichen @ zu Beginn der einzelnen </w:t>
+      </w:r>
+      <w:r>
+        <w:br/>
+        <w:t xml:space="preserve">Befehle verhindert, dass sie im Terminalfenster angezeigt werden, und die Zeichenfolge </w:t>
       </w:r>
       <w:r>
         <w:rPr>
@@ -563,30 +459,6 @@
         </w:rPr>
         <w:t>%*</w:t>
       </w:r>
-    </w:p>
-    <w:p>
-      <w:r>
-        <w:t>@pause</w:t>
-      </w:r>
-    </w:p>
-    <w:p>
-      <w:r>
-        <w:t xml:space="preserve">Geben Sie statt des Platzhalters den absoluten Pfad zu Ihrem Programm an und </w:t>
-      </w:r>
-      <w:r>
-        <w:br/>
-        <w:t xml:space="preserve">speichern Sie die Datei mit der Endung .bat. Das Zeichen @ zu Beginn der einzelnen </w:t>
-      </w:r>
-      <w:r>
-        <w:br/>
-        <w:t xml:space="preserve">Befehle verhindert, dass sie im Terminalfenster angezeigt werden, und die Zeichenfolge </w:t>
-      </w:r>
-      <w:r>
-        <w:rPr>
-          <w:b/>
-        </w:rPr>
-        <w:t>%*</w:t>
-      </w:r>
       <w:r>
         <w:t xml:space="preserve"> sorgt daf</w:t>
       </w:r>
@@ -607,12 +479,10 @@
         <w:br/>
         <w:t xml:space="preserve">wiederum liest diese Argumente in die Liste </w:t>
       </w:r>
-      <w:proofErr w:type="spellStart"/>
       <w:proofErr w:type="gramStart"/>
       <w:r>
         <w:t>sys.argv</w:t>
       </w:r>
-      <w:proofErr w:type="spellEnd"/>
       <w:proofErr w:type="gramEnd"/>
       <w:r>
         <w:t xml:space="preserve"> ein.</w:t>
@@ -622,15 +492,7 @@
     <w:p/>
     <w:p>
       <w:r>
-        <w:t xml:space="preserve">Beispiel Raw-String über mehre Zeilen, „…\“darf nicht am </w:t>
-      </w:r>
-      <w:proofErr w:type="spellStart"/>
-      <w:r>
-        <w:t>ende</w:t>
-      </w:r>
-      <w:proofErr w:type="spellEnd"/>
-      <w:r>
-        <w:t xml:space="preserve"> der Zeile stehen</w:t>
+        <w:t>Beispiel Raw-String über mehre Zeilen, „…\“darf nicht am ende der Zeile stehen</w:t>
       </w:r>
     </w:p>
     <w:p>
@@ -647,7 +509,6 @@
           <w14:ligatures w14:val="none"/>
         </w:rPr>
       </w:pPr>
-      <w:proofErr w:type="spellStart"/>
       <w:r>
         <w:rPr>
           <w:rFonts w:ascii="JetBrains Mono NL" w:eastAsia="Times New Roman" w:hAnsi="JetBrains Mono NL" w:cs="JetBrains Mono NL"/>
@@ -660,7 +521,6 @@
         </w:rPr>
         <w:t>zipdatei</w:t>
       </w:r>
-      <w:proofErr w:type="spellEnd"/>
       <w:r>
         <w:rPr>
           <w:rFonts w:ascii="JetBrains Mono NL" w:eastAsia="Times New Roman" w:hAnsi="JetBrains Mono NL" w:cs="JetBrains Mono NL"/>
@@ -905,9 +765,20 @@
           <w:lang w:eastAsia="de-DE"/>
           <w14:ligatures w14:val="none"/>
         </w:rPr>
-        <w:t>\</w:t>
-      </w:r>
-      <w:proofErr w:type="spellStart"/>
+        <w:t>\R</w:t>
+      </w:r>
+      <w:r>
+        <w:rPr>
+          <w:rFonts w:ascii="JetBrains Mono NL" w:eastAsia="Times New Roman" w:hAnsi="JetBrains Mono NL" w:cs="JetBrains Mono NL"/>
+          <w:color w:val="E06C75"/>
+          <w:kern w:val="0"/>
+          <w:sz w:val="18"/>
+          <w:szCs w:val="18"/>
+          <w:lang w:eastAsia="de-DE"/>
+          <w14:ligatures w14:val="none"/>
+        </w:rPr>
+        <w:t>outine_Aufgaben_Automatisieren</w:t>
+      </w:r>
       <w:r>
         <w:rPr>
           <w:rFonts w:ascii="JetBrains Mono NL" w:eastAsia="Times New Roman" w:hAnsi="JetBrains Mono NL" w:cs="JetBrains Mono NL"/>
@@ -918,7 +789,7 @@
           <w:lang w:eastAsia="de-DE"/>
           <w14:ligatures w14:val="none"/>
         </w:rPr>
-        <w:t>R</w:t>
+        <w:t>\n</w:t>
       </w:r>
       <w:r>
         <w:rPr>
@@ -930,31 +801,6 @@
           <w:lang w:eastAsia="de-DE"/>
           <w14:ligatures w14:val="none"/>
         </w:rPr>
-        <w:t>outine_Aufgaben_Automatisieren</w:t>
-      </w:r>
-      <w:proofErr w:type="spellEnd"/>
-      <w:r>
-        <w:rPr>
-          <w:rFonts w:ascii="JetBrains Mono NL" w:eastAsia="Times New Roman" w:hAnsi="JetBrains Mono NL" w:cs="JetBrains Mono NL"/>
-          <w:color w:val="56B6C2"/>
-          <w:kern w:val="0"/>
-          <w:sz w:val="18"/>
-          <w:szCs w:val="18"/>
-          <w:lang w:eastAsia="de-DE"/>
-          <w14:ligatures w14:val="none"/>
-        </w:rPr>
-        <w:t>\n</w:t>
-      </w:r>
-      <w:r>
-        <w:rPr>
-          <w:rFonts w:ascii="JetBrains Mono NL" w:eastAsia="Times New Roman" w:hAnsi="JetBrains Mono NL" w:cs="JetBrains Mono NL"/>
-          <w:color w:val="E06C75"/>
-          <w:kern w:val="0"/>
-          <w:sz w:val="18"/>
-          <w:szCs w:val="18"/>
-          <w:lang w:eastAsia="de-DE"/>
-          <w14:ligatures w14:val="none"/>
-        </w:rPr>
         <w:t>eu.zip"</w:t>
       </w:r>
       <w:r>
@@ -997,7 +843,6 @@
         </w:rPr>
         <w:t xml:space="preserve">wiederholen </w:t>
       </w:r>
-      <w:proofErr w:type="spellStart"/>
       <w:r>
         <w:rPr>
           <w:b/>
@@ -1014,19 +859,13 @@
         </w:rPr>
         <w:t>gEx</w:t>
       </w:r>
-      <w:proofErr w:type="spellEnd"/>
     </w:p>
     <w:p>
       <w:pPr>
         <w:pStyle w:val="berschrift2"/>
       </w:pPr>
-      <w:proofErr w:type="spellStart"/>
-      <w:r>
-        <w:t>Pathlib</w:t>
-      </w:r>
-      <w:proofErr w:type="spellEnd"/>
-      <w:r>
-        <w:t>, OS, Pfade usw.</w:t>
+      <w:r>
+        <w:t>Pathlib, OS, Pfade usw.</w:t>
       </w:r>
     </w:p>
     <w:p>
@@ -1035,7 +874,6 @@
           <w:lang w:val="en-US"/>
         </w:rPr>
       </w:pPr>
-      <w:proofErr w:type="spellStart"/>
       <w:proofErr w:type="gramStart"/>
       <w:r>
         <w:rPr>
@@ -1058,7 +896,6 @@
         </w:rPr>
         <w:t>relpath</w:t>
       </w:r>
-      <w:proofErr w:type="spellEnd"/>
       <w:r>
         <w:rPr>
           <w:lang w:val="en-US"/>
@@ -1105,143 +942,77 @@
     </w:p>
     <w:p>
       <w:r>
-        <w:t xml:space="preserve">Basisname eines Path-Objektes in </w:t>
-      </w:r>
-      <w:proofErr w:type="spellStart"/>
-      <w:r>
-        <w:t>pathlib</w:t>
-      </w:r>
-      <w:proofErr w:type="spellEnd"/>
-      <w:r>
-        <w:t xml:space="preserve"> = .</w:t>
-      </w:r>
-      <w:proofErr w:type="spellStart"/>
-      <w:r>
-        <w:t>name</w:t>
-      </w:r>
-      <w:proofErr w:type="spellEnd"/>
+        <w:t>Basisname eines Path-Objektes in pathlib = .name</w:t>
+      </w:r>
       <w:r>
         <w:br/>
         <w:t xml:space="preserve">in OS:  </w:t>
       </w:r>
-      <w:proofErr w:type="spellStart"/>
       <w:proofErr w:type="gramStart"/>
       <w:r>
         <w:t>os.path</w:t>
       </w:r>
       <w:proofErr w:type="gramEnd"/>
       <w:r>
-        <w:t>.basename</w:t>
-      </w:r>
-      <w:proofErr w:type="spellEnd"/>
-      <w:r>
-        <w:t>(</w:t>
-      </w:r>
-      <w:proofErr w:type="spellStart"/>
+        <w:t>.basename(path)</w:t>
+      </w:r>
+    </w:p>
+    <w:p>
+      <w:r>
+        <w:t xml:space="preserve">Verzeichnisname in </w:t>
+      </w:r>
+      <w:proofErr w:type="gramStart"/>
+      <w:r>
+        <w:t>pathlib:=</w:t>
+      </w:r>
+      <w:proofErr w:type="gramEnd"/>
+      <w:r>
+        <w:t xml:space="preserve"> path_</w:t>
+      </w:r>
+      <w:proofErr w:type="gramStart"/>
+      <w:r>
+        <w:t>objekt.parent</w:t>
+      </w:r>
+      <w:proofErr w:type="gramEnd"/>
+      <w:r>
+        <w:br/>
+        <w:t xml:space="preserve">in OS: </w:t>
+      </w:r>
+      <w:proofErr w:type="gramStart"/>
+      <w:r>
+        <w:t>os.path</w:t>
+      </w:r>
+      <w:proofErr w:type="gramEnd"/>
+      <w:r>
+        <w:t>.</w:t>
+      </w:r>
+      <w:r>
+        <w:t>dirname</w:t>
+      </w:r>
+      <w:r>
+        <w:t>(path)</w:t>
+      </w:r>
+    </w:p>
+    <w:p>
+      <w:proofErr w:type="gramStart"/>
+      <w:r>
+        <w:t>Tupel(</w:t>
+      </w:r>
+      <w:proofErr w:type="gramEnd"/>
+      <w:r>
+        <w:t xml:space="preserve">vezeinsname, basename) = </w:t>
+      </w:r>
+      <w:proofErr w:type="gramStart"/>
+      <w:r>
+        <w:t>os.path</w:t>
+      </w:r>
+      <w:proofErr w:type="gramEnd"/>
+      <w:r>
+        <w:t>.split(</w:t>
+      </w:r>
       <w:r>
         <w:t>path</w:t>
       </w:r>
-      <w:proofErr w:type="spellEnd"/>
-      <w:r>
-        <w:t>)</w:t>
-      </w:r>
-    </w:p>
-    <w:p>
-      <w:r>
-        <w:t xml:space="preserve">Verzeichnisname in </w:t>
-      </w:r>
-      <w:proofErr w:type="spellStart"/>
-      <w:proofErr w:type="gramStart"/>
-      <w:r>
-        <w:t>pathlib</w:t>
-      </w:r>
-      <w:proofErr w:type="spellEnd"/>
-      <w:r>
-        <w:t>:=</w:t>
-      </w:r>
-      <w:proofErr w:type="gramEnd"/>
-      <w:r>
-        <w:t xml:space="preserve"> </w:t>
-      </w:r>
-      <w:proofErr w:type="spellStart"/>
-      <w:r>
-        <w:t>path_</w:t>
-      </w:r>
-      <w:proofErr w:type="gramStart"/>
-      <w:r>
-        <w:t>objekt.parent</w:t>
-      </w:r>
-      <w:proofErr w:type="spellEnd"/>
-      <w:proofErr w:type="gramEnd"/>
-      <w:r>
-        <w:br/>
-        <w:t xml:space="preserve">in OS: </w:t>
-      </w:r>
-      <w:proofErr w:type="spellStart"/>
-      <w:proofErr w:type="gramStart"/>
-      <w:r>
-        <w:t>os.path</w:t>
-      </w:r>
-      <w:proofErr w:type="gramEnd"/>
-      <w:r>
-        <w:t>.</w:t>
-      </w:r>
-      <w:r>
-        <w:t>dirname</w:t>
-      </w:r>
-      <w:proofErr w:type="spellEnd"/>
-      <w:r>
-        <w:t>(</w:t>
-      </w:r>
-      <w:proofErr w:type="spellStart"/>
-      <w:r>
-        <w:t>path</w:t>
-      </w:r>
-      <w:proofErr w:type="spellEnd"/>
-      <w:r>
-        <w:t>)</w:t>
-      </w:r>
-    </w:p>
-    <w:p>
-      <w:proofErr w:type="gramStart"/>
-      <w:r>
-        <w:t>Tupel(</w:t>
-      </w:r>
-      <w:proofErr w:type="spellStart"/>
-      <w:proofErr w:type="gramEnd"/>
-      <w:r>
-        <w:t>vezeinsname</w:t>
-      </w:r>
-      <w:proofErr w:type="spellEnd"/>
-      <w:r>
-        <w:t xml:space="preserve">, </w:t>
-      </w:r>
-      <w:proofErr w:type="spellStart"/>
-      <w:r>
-        <w:t>basename</w:t>
-      </w:r>
-      <w:proofErr w:type="spellEnd"/>
-      <w:r>
-        <w:t xml:space="preserve">) = </w:t>
-      </w:r>
-      <w:proofErr w:type="spellStart"/>
-      <w:proofErr w:type="gramStart"/>
-      <w:r>
-        <w:t>os.path</w:t>
-      </w:r>
-      <w:proofErr w:type="gramEnd"/>
-      <w:r>
-        <w:t>.split</w:t>
-      </w:r>
-      <w:proofErr w:type="spellEnd"/>
-      <w:r>
-        <w:t>(</w:t>
-      </w:r>
-      <w:proofErr w:type="spellStart"/>
-      <w:r>
-        <w:t>path</w:t>
-      </w:r>
-      <w:proofErr w:type="spellEnd"/>
       <w:r>
         <w:t>)</w:t>
       </w:r>
@@ -1256,7 +1027,6 @@
         </w:rPr>
         <w:t xml:space="preserve">Allerdings ist </w:t>
       </w:r>
-      <w:proofErr w:type="spellStart"/>
       <w:proofErr w:type="gramStart"/>
       <w:r>
         <w:rPr>
@@ -1282,155 +1052,107 @@
           <w:sz w:val="16"/>
           <w:szCs w:val="16"/>
         </w:rPr>
-        <w:t>split</w:t>
-      </w:r>
-      <w:proofErr w:type="spellEnd"/>
+        <w:t>split(</w:t>
+      </w:r>
+      <w:proofErr w:type="gramEnd"/>
       <w:r>
         <w:rPr>
           <w:rFonts w:ascii="Arial" w:hAnsi="Arial" w:cs="Arial"/>
           <w:sz w:val="16"/>
           <w:szCs w:val="16"/>
         </w:rPr>
-        <w:t>(</w:t>
-      </w:r>
-      <w:proofErr w:type="gramEnd"/>
+        <w:t>) eine praktische Abkürzung.</w:t>
+      </w:r>
       <w:r>
         <w:rPr>
           <w:rFonts w:ascii="Arial" w:hAnsi="Arial" w:cs="Arial"/>
           <w:sz w:val="16"/>
           <w:szCs w:val="16"/>
         </w:rPr>
-        <w:t>) eine praktische Abkürzung.</w:t>
-      </w:r>
+        <w:br/>
+        <w:t xml:space="preserve">Beachten Sie aber, dass </w:t>
+      </w:r>
+      <w:proofErr w:type="gramStart"/>
       <w:r>
         <w:rPr>
           <w:rFonts w:ascii="Arial" w:hAnsi="Arial" w:cs="Arial"/>
           <w:sz w:val="16"/>
           <w:szCs w:val="16"/>
         </w:rPr>
-        <w:br/>
-        <w:t xml:space="preserve">Beachten Sie aber, dass </w:t>
-      </w:r>
-      <w:proofErr w:type="spellStart"/>
-      <w:proofErr w:type="gramStart"/>
+        <w:t>os.path</w:t>
+      </w:r>
+      <w:proofErr w:type="gramEnd"/>
       <w:r>
         <w:rPr>
           <w:rFonts w:ascii="Arial" w:hAnsi="Arial" w:cs="Arial"/>
           <w:sz w:val="16"/>
           <w:szCs w:val="16"/>
         </w:rPr>
-        <w:t>os.path</w:t>
-      </w:r>
-      <w:proofErr w:type="gramEnd"/>
+        <w:t>.</w:t>
+      </w:r>
+      <w:proofErr w:type="gramStart"/>
       <w:r>
         <w:rPr>
           <w:rFonts w:ascii="Arial" w:hAnsi="Arial" w:cs="Arial"/>
           <w:sz w:val="16"/>
           <w:szCs w:val="16"/>
         </w:rPr>
-        <w:t>.</w:t>
-      </w:r>
-      <w:proofErr w:type="gramStart"/>
+        <w:t>split(</w:t>
+      </w:r>
+      <w:proofErr w:type="gramEnd"/>
       <w:r>
         <w:rPr>
           <w:rFonts w:ascii="Arial" w:hAnsi="Arial" w:cs="Arial"/>
           <w:sz w:val="16"/>
           <w:szCs w:val="16"/>
         </w:rPr>
-        <w:t>split</w:t>
-      </w:r>
-      <w:proofErr w:type="spellEnd"/>
+        <w:t xml:space="preserve">) keinen Dateipfad entgegennimmt und </w:t>
+      </w:r>
       <w:r>
         <w:rPr>
           <w:rFonts w:ascii="Arial" w:hAnsi="Arial" w:cs="Arial"/>
           <w:sz w:val="16"/>
           <w:szCs w:val="16"/>
         </w:rPr>
-        <w:t>(</w:t>
-      </w:r>
-      <w:proofErr w:type="gramEnd"/>
+        <w:br/>
+        <w:t xml:space="preserve">daraus eine Liste der Strings für die einzelnen Ordner zurückgibt. Für diesen </w:t>
+      </w:r>
       <w:r>
         <w:rPr>
           <w:rFonts w:ascii="Arial" w:hAnsi="Arial" w:cs="Arial"/>
           <w:sz w:val="16"/>
           <w:szCs w:val="16"/>
         </w:rPr>
-        <w:t xml:space="preserve">) keinen Dateipfad entgegennimmt und </w:t>
-      </w:r>
+        <w:br/>
+        <w:t xml:space="preserve">Zweck müssen Sie den Pfad mit der Stringmethode </w:t>
+      </w:r>
+      <w:proofErr w:type="gramStart"/>
       <w:r>
         <w:rPr>
           <w:rFonts w:ascii="Arial" w:hAnsi="Arial" w:cs="Arial"/>
           <w:sz w:val="16"/>
           <w:szCs w:val="16"/>
         </w:rPr>
-        <w:br/>
-        <w:t xml:space="preserve">daraus eine Liste der Strings für die einzelnen Ordner zurückgibt. Für diesen </w:t>
-      </w:r>
+        <w:t>split(</w:t>
+      </w:r>
+      <w:proofErr w:type="gramEnd"/>
       <w:r>
         <w:rPr>
           <w:rFonts w:ascii="Arial" w:hAnsi="Arial" w:cs="Arial"/>
           <w:sz w:val="16"/>
           <w:szCs w:val="16"/>
         </w:rPr>
-        <w:br/>
-        <w:t xml:space="preserve">Zweck müssen Sie den Pfad mit der </w:t>
-      </w:r>
-      <w:proofErr w:type="spellStart"/>
+        <w:t xml:space="preserve">) zerlegen und ihr die </w:t>
+      </w:r>
       <w:r>
         <w:rPr>
           <w:rFonts w:ascii="Arial" w:hAnsi="Arial" w:cs="Arial"/>
           <w:sz w:val="16"/>
           <w:szCs w:val="16"/>
         </w:rPr>
-        <w:t>Stringmethode</w:t>
-      </w:r>
-      <w:proofErr w:type="spellEnd"/>
-      <w:r>
-        <w:rPr>
-          <w:rFonts w:ascii="Arial" w:hAnsi="Arial" w:cs="Arial"/>
-          <w:sz w:val="16"/>
-          <w:szCs w:val="16"/>
-        </w:rPr>
-        <w:t xml:space="preserve"> </w:t>
-      </w:r>
-      <w:proofErr w:type="spellStart"/>
-      <w:proofErr w:type="gramStart"/>
-      <w:r>
-        <w:rPr>
-          <w:rFonts w:ascii="Arial" w:hAnsi="Arial" w:cs="Arial"/>
-          <w:sz w:val="16"/>
-          <w:szCs w:val="16"/>
-        </w:rPr>
-        <w:t>split</w:t>
-      </w:r>
-      <w:proofErr w:type="spellEnd"/>
-      <w:r>
-        <w:rPr>
-          <w:rFonts w:ascii="Arial" w:hAnsi="Arial" w:cs="Arial"/>
-          <w:sz w:val="16"/>
-          <w:szCs w:val="16"/>
-        </w:rPr>
-        <w:t>(</w:t>
-      </w:r>
-      <w:proofErr w:type="gramEnd"/>
-      <w:r>
-        <w:rPr>
-          <w:rFonts w:ascii="Arial" w:hAnsi="Arial" w:cs="Arial"/>
-          <w:sz w:val="16"/>
-          <w:szCs w:val="16"/>
-        </w:rPr>
-        <w:t xml:space="preserve">) zerlegen und ihr die </w:t>
-      </w:r>
-      <w:r>
-        <w:rPr>
-          <w:rFonts w:ascii="Arial" w:hAnsi="Arial" w:cs="Arial"/>
-          <w:sz w:val="16"/>
-          <w:szCs w:val="16"/>
-        </w:rPr>
         <w:br/>
         <w:t xml:space="preserve">Variable </w:t>
       </w:r>
-      <w:proofErr w:type="spellStart"/>
       <w:r>
         <w:rPr>
           <w:rFonts w:ascii="Arial" w:hAnsi="Arial" w:cs="Arial"/>
@@ -1441,7 +1163,6 @@
         </w:rPr>
         <w:t>os.path.sep</w:t>
       </w:r>
-      <w:proofErr w:type="spellEnd"/>
       <w:r>
         <w:rPr>
           <w:rFonts w:ascii="Arial" w:hAnsi="Arial" w:cs="Arial"/>
@@ -1465,36 +1186,15 @@
     </w:p>
     <w:p>
       <w:r>
-        <w:t>Die Methode `</w:t>
-      </w:r>
-      <w:proofErr w:type="spellStart"/>
-      <w:r>
-        <w:t>Path.chmod</w:t>
-      </w:r>
-      <w:proofErr w:type="spellEnd"/>
+        <w:t>Die Methode `Path.chmod</w:t>
+      </w:r>
       <w:proofErr w:type="gramStart"/>
       <w:r>
         <w:t>()`</w:t>
       </w:r>
       <w:proofErr w:type="gramEnd"/>
       <w:r>
-        <w:t xml:space="preserve"> in der `</w:t>
-      </w:r>
-      <w:proofErr w:type="spellStart"/>
-      <w:r>
-        <w:t>pathlib</w:t>
-      </w:r>
-      <w:proofErr w:type="spellEnd"/>
-      <w:r>
-        <w:t>`-Bibliothek wird verwendet, um die Berechtigungen (Zugriffsrechte) einer Datei oder eines Verzeichnisses zu ändern. Diese Methode ist eine Entsprechung zu `</w:t>
-      </w:r>
-      <w:proofErr w:type="spellStart"/>
-      <w:r>
-        <w:t>os.chmod</w:t>
-      </w:r>
-      <w:proofErr w:type="spellEnd"/>
-      <w:r>
-        <w:t>()` und ermöglicht es dir, die Zugriffsrechte auf Dateien und Verzeichnisse zu setzen, indem du den entsprechenden Berechtigungsmodus angibst.</w:t>
+        <w:t xml:space="preserve"> in der `pathlib`-Bibliothek wird verwendet, um die Berechtigungen (Zugriffsrechte) einer Datei oder eines Verzeichnisses zu ändern. Diese Methode ist eine Entsprechung zu `os.chmod()` und ermöglicht es dir, die Zugriffsrechte auf Dateien und Verzeichnisse zu setzen, indem du den entsprechenden Berechtigungsmodus angibst.</w:t>
       </w:r>
       <w:r>
         <w:br/>
@@ -1502,98 +1202,141 @@
       <w:r>
         <w:lastRenderedPageBreak/>
         <w:br/>
-        <w:t>### Verwendung von `</w:t>
-      </w:r>
-      <w:proofErr w:type="spellStart"/>
-      <w:r>
-        <w:t>Path.chmod</w:t>
-      </w:r>
-      <w:proofErr w:type="spellEnd"/>
-      <w:r>
-        <w:t>()`</w:t>
-      </w:r>
-      <w:r>
-        <w:br/>
+        <w:t>### Verwendung von `Path.chmod()`</w:t>
+      </w:r>
+      <w:r>
+        <w:br/>
+      </w:r>
+      <w:r>
+        <w:br/>
+        <w:t>```python</w:t>
+      </w:r>
+      <w:r>
+        <w:br/>
+        <w:t>from pathlib import Path</w:t>
+      </w:r>
+      <w:r>
+        <w:br/>
+      </w:r>
+      <w:r>
+        <w:br/>
+        <w:t># Definiere den Pfad zur Datei</w:t>
+      </w:r>
+      <w:r>
+        <w:br/>
+        <w:t>path = Path('example.txt')</w:t>
+      </w:r>
+      <w:r>
+        <w:br/>
+      </w:r>
+      <w:r>
+        <w:br/>
+        <w:t># Ändere die Berechtigungen auf 0o644 (rw-r--r--)</w:t>
+      </w:r>
+      <w:r>
+        <w:br/>
+        <w:t>path.chmod(0o644)</w:t>
       </w:r>
       <w:r>
         <w:br/>
         <w:t>```</w:t>
       </w:r>
-      <w:proofErr w:type="spellStart"/>
-      <w:r>
-        <w:t>python</w:t>
-      </w:r>
-      <w:proofErr w:type="spellEnd"/>
-      <w:r>
-        <w:br/>
-      </w:r>
-      <w:proofErr w:type="spellStart"/>
-      <w:r>
-        <w:t>from</w:t>
-      </w:r>
-      <w:proofErr w:type="spellEnd"/>
-      <w:r>
-        <w:t xml:space="preserve"> </w:t>
-      </w:r>
-      <w:proofErr w:type="spellStart"/>
-      <w:r>
-        <w:t>pathlib</w:t>
-      </w:r>
-      <w:proofErr w:type="spellEnd"/>
-      <w:r>
-        <w:t xml:space="preserve"> </w:t>
-      </w:r>
-      <w:proofErr w:type="spellStart"/>
-      <w:r>
-        <w:t>import</w:t>
-      </w:r>
-      <w:proofErr w:type="spellEnd"/>
-      <w:r>
-        <w:t xml:space="preserve"> Path</w:t>
-      </w:r>
-      <w:r>
-        <w:br/>
-      </w:r>
-      <w:r>
-        <w:br/>
-        <w:t># Definiere den Pfad zur Datei</w:t>
-      </w:r>
-      <w:r>
-        <w:br/>
-      </w:r>
-      <w:proofErr w:type="spellStart"/>
-      <w:r>
-        <w:t>path</w:t>
-      </w:r>
-      <w:proofErr w:type="spellEnd"/>
-      <w:r>
-        <w:t xml:space="preserve"> = Path('example.txt')</w:t>
-      </w:r>
-      <w:r>
-        <w:br/>
-      </w:r>
-      <w:r>
-        <w:br/>
-        <w:t># Ändere die Berechtigungen auf 0o644 (</w:t>
-      </w:r>
-      <w:proofErr w:type="spellStart"/>
-      <w:r>
-        <w:t>rw</w:t>
-      </w:r>
-      <w:proofErr w:type="spellEnd"/>
-      <w:r>
-        <w:t>-r--r--)</w:t>
-      </w:r>
-      <w:r>
-        <w:br/>
-      </w:r>
-      <w:proofErr w:type="spellStart"/>
-      <w:r>
-        <w:t>path.chmod</w:t>
-      </w:r>
-      <w:proofErr w:type="spellEnd"/>
-      <w:r>
-        <w:t>(0o644)</w:t>
+      <w:r>
+        <w:br/>
+      </w:r>
+      <w:r>
+        <w:br/>
+        <w:t>### Parameter:</w:t>
+      </w:r>
+      <w:r>
+        <w:br/>
+      </w:r>
+      <w:r>
+        <w:br/>
+        <w:t>- **`mode`**: Der Modus ist eine Ganzzahl, die die Berechtigungen in Oktalnotation angibt. Zum Beispiel:</w:t>
+      </w:r>
+      <w:r>
+        <w:br/>
+        <w:t xml:space="preserve">  </w:t>
+      </w:r>
+      <w:r>
+        <w:rPr>
+          <w:highlight w:val="lightGray"/>
+        </w:rPr>
+        <w:t>- `0o644`: Lese- und Schreibrechte für den Eigentümer, nur Leserechte für andere.</w:t>
+      </w:r>
+      <w:r>
+        <w:rPr>
+          <w:highlight w:val="lightGray"/>
+        </w:rPr>
+        <w:br/>
+        <w:t xml:space="preserve">  - `0o755`: Lese-, Schreib- und Ausführungsrechte für den Eigentümer, Lese- und Ausführungsrechte für andere.</w:t>
+      </w:r>
+      <w:r>
+        <w:rPr>
+          <w:highlight w:val="lightGray"/>
+        </w:rPr>
+        <w:br/>
+        <w:t xml:space="preserve">  - `0o700`: Lese-, Schreib- und Ausführungsrechte nur für den Eigentümer.</w:t>
+      </w:r>
+      <w:r>
+        <w:br/>
+      </w:r>
+      <w:r>
+        <w:br/>
+        <w:t>### Beispiel</w:t>
+      </w:r>
+      <w:r>
+        <w:br/>
+      </w:r>
+      <w:r>
+        <w:br/>
+        <w:t>Hier ist ein vollständiges Beispiel zur Verwendung von `Path.chmod()`:</w:t>
+      </w:r>
+      <w:r>
+        <w:br/>
+      </w:r>
+      <w:r>
+        <w:br/>
+        <w:t>```python</w:t>
+      </w:r>
+      <w:r>
+        <w:br/>
+        <w:t>from pathlib import Path</w:t>
+      </w:r>
+      <w:r>
+        <w:br/>
+      </w:r>
+      <w:r>
+        <w:br/>
+        <w:t># Erstelle eine Testdatei</w:t>
+      </w:r>
+      <w:r>
+        <w:br/>
+        <w:t>path = Path('example.txt')</w:t>
+      </w:r>
+      <w:r>
+        <w:br/>
+        <w:t>path.write_text('Dies ist ein Test.')</w:t>
+      </w:r>
+      <w:r>
+        <w:br/>
+      </w:r>
+      <w:r>
+        <w:br/>
+        <w:t># Ändere die Berechtigungen der Datei</w:t>
+      </w:r>
+      <w:r>
+        <w:br/>
+        <w:t>print(f"Vorherige Berechtigungen: {oct(path.stat().st_mode &amp; 0o777)}")</w:t>
+      </w:r>
+      <w:r>
+        <w:br/>
+        <w:t>path.chmod(0o600)  # Nur Lese- und Schreibrechte für den Eigentümer</w:t>
+      </w:r>
+      <w:r>
+        <w:br/>
+        <w:t>print(f"Nachherige Berechtigungen: {oct(path.stat().st_mode &amp; 0o777)}")</w:t>
       </w:r>
       <w:r>
         <w:br/>
@@ -1604,258 +1347,6 @@
       </w:r>
       <w:r>
         <w:br/>
-        <w:t>### Parameter:</w:t>
-      </w:r>
-      <w:r>
-        <w:br/>
-      </w:r>
-      <w:r>
-        <w:br/>
-        <w:t>- **`</w:t>
-      </w:r>
-      <w:proofErr w:type="spellStart"/>
-      <w:r>
-        <w:t>mode</w:t>
-      </w:r>
-      <w:proofErr w:type="spellEnd"/>
-      <w:r>
-        <w:t xml:space="preserve">`**: Der Modus ist eine Ganzzahl, die die Berechtigungen in </w:t>
-      </w:r>
-      <w:proofErr w:type="spellStart"/>
-      <w:r>
-        <w:t>Oktalnotation</w:t>
-      </w:r>
-      <w:proofErr w:type="spellEnd"/>
-      <w:r>
-        <w:t xml:space="preserve"> angibt. Zum Beispiel:</w:t>
-      </w:r>
-      <w:r>
-        <w:br/>
-        <w:t xml:space="preserve">  </w:t>
-      </w:r>
-      <w:r>
-        <w:rPr>
-          <w:highlight w:val="lightGray"/>
-        </w:rPr>
-        <w:t>- `0o644`: Lese- und Schreibrechte für den Eigentümer, nur Leserechte für andere.</w:t>
-      </w:r>
-      <w:r>
-        <w:rPr>
-          <w:highlight w:val="lightGray"/>
-        </w:rPr>
-        <w:br/>
-        <w:t xml:space="preserve">  - `0o755`: Lese-, Schreib- und Ausführungsrechte für den Eigentümer, Lese- und Ausführungsrechte für andere.</w:t>
-      </w:r>
-      <w:r>
-        <w:rPr>
-          <w:highlight w:val="lightGray"/>
-        </w:rPr>
-        <w:br/>
-        <w:t xml:space="preserve">  - `0o700`: Lese-, Schreib- und Ausführungsrechte nur für den Eigentümer.</w:t>
-      </w:r>
-      <w:r>
-        <w:br/>
-      </w:r>
-      <w:r>
-        <w:br/>
-        <w:t>### Beispiel</w:t>
-      </w:r>
-      <w:r>
-        <w:br/>
-      </w:r>
-      <w:r>
-        <w:br/>
-        <w:t>Hier ist ein vollständiges Beispiel zur Verwendung von `</w:t>
-      </w:r>
-      <w:proofErr w:type="spellStart"/>
-      <w:r>
-        <w:t>Path.chmod</w:t>
-      </w:r>
-      <w:proofErr w:type="spellEnd"/>
-      <w:r>
-        <w:t>()`:</w:t>
-      </w:r>
-      <w:r>
-        <w:br/>
-      </w:r>
-      <w:r>
-        <w:br/>
-        <w:t>```</w:t>
-      </w:r>
-      <w:proofErr w:type="spellStart"/>
-      <w:r>
-        <w:t>python</w:t>
-      </w:r>
-      <w:proofErr w:type="spellEnd"/>
-      <w:r>
-        <w:br/>
-      </w:r>
-      <w:proofErr w:type="spellStart"/>
-      <w:r>
-        <w:t>from</w:t>
-      </w:r>
-      <w:proofErr w:type="spellEnd"/>
-      <w:r>
-        <w:t xml:space="preserve"> </w:t>
-      </w:r>
-      <w:proofErr w:type="spellStart"/>
-      <w:r>
-        <w:t>pathlib</w:t>
-      </w:r>
-      <w:proofErr w:type="spellEnd"/>
-      <w:r>
-        <w:t xml:space="preserve"> </w:t>
-      </w:r>
-      <w:proofErr w:type="spellStart"/>
-      <w:r>
-        <w:t>import</w:t>
-      </w:r>
-      <w:proofErr w:type="spellEnd"/>
-      <w:r>
-        <w:t xml:space="preserve"> Path</w:t>
-      </w:r>
-      <w:r>
-        <w:br/>
-      </w:r>
-      <w:r>
-        <w:br/>
-        <w:t># Erstelle eine Testdatei</w:t>
-      </w:r>
-      <w:r>
-        <w:br/>
-      </w:r>
-      <w:proofErr w:type="spellStart"/>
-      <w:r>
-        <w:t>path</w:t>
-      </w:r>
-      <w:proofErr w:type="spellEnd"/>
-      <w:r>
-        <w:t xml:space="preserve"> = Path('example.txt')</w:t>
-      </w:r>
-      <w:r>
-        <w:br/>
-      </w:r>
-      <w:proofErr w:type="spellStart"/>
-      <w:r>
-        <w:t>path.write_text</w:t>
-      </w:r>
-      <w:proofErr w:type="spellEnd"/>
-      <w:r>
-        <w:t>('Dies ist ein Test.')</w:t>
-      </w:r>
-      <w:r>
-        <w:br/>
-      </w:r>
-      <w:r>
-        <w:br/>
-        <w:t># Ändere die Berechtigungen der Datei</w:t>
-      </w:r>
-      <w:r>
-        <w:br/>
-      </w:r>
-      <w:proofErr w:type="spellStart"/>
-      <w:r>
-        <w:t>print</w:t>
-      </w:r>
-      <w:proofErr w:type="spellEnd"/>
-      <w:r>
-        <w:t>(</w:t>
-      </w:r>
-      <w:proofErr w:type="spellStart"/>
-      <w:r>
-        <w:t>f"Vorherige</w:t>
-      </w:r>
-      <w:proofErr w:type="spellEnd"/>
-      <w:r>
-        <w:t xml:space="preserve"> Berechtigungen: {</w:t>
-      </w:r>
-      <w:proofErr w:type="spellStart"/>
-      <w:r>
-        <w:t>oct</w:t>
-      </w:r>
-      <w:proofErr w:type="spellEnd"/>
-      <w:r>
-        <w:t>(</w:t>
-      </w:r>
-      <w:proofErr w:type="spellStart"/>
-      <w:r>
-        <w:t>path.stat</w:t>
-      </w:r>
-      <w:proofErr w:type="spellEnd"/>
-      <w:r>
-        <w:t>().</w:t>
-      </w:r>
-      <w:proofErr w:type="spellStart"/>
-      <w:r>
-        <w:t>st_mode</w:t>
-      </w:r>
-      <w:proofErr w:type="spellEnd"/>
-      <w:r>
-        <w:t xml:space="preserve"> &amp; 0o777)}")</w:t>
-      </w:r>
-      <w:r>
-        <w:br/>
-      </w:r>
-      <w:proofErr w:type="spellStart"/>
-      <w:r>
-        <w:t>path.chmod</w:t>
-      </w:r>
-      <w:proofErr w:type="spellEnd"/>
-      <w:r>
-        <w:t>(0o600)  # Nur Lese- und Schreibrechte für den Eigentümer</w:t>
-      </w:r>
-      <w:r>
-        <w:br/>
-      </w:r>
-      <w:proofErr w:type="spellStart"/>
-      <w:r>
-        <w:t>print</w:t>
-      </w:r>
-      <w:proofErr w:type="spellEnd"/>
-      <w:r>
-        <w:t>(</w:t>
-      </w:r>
-      <w:proofErr w:type="spellStart"/>
-      <w:r>
-        <w:t>f"Nachherige</w:t>
-      </w:r>
-      <w:proofErr w:type="spellEnd"/>
-      <w:r>
-        <w:t xml:space="preserve"> Berechtigungen: {</w:t>
-      </w:r>
-      <w:proofErr w:type="spellStart"/>
-      <w:r>
-        <w:t>oct</w:t>
-      </w:r>
-      <w:proofErr w:type="spellEnd"/>
-      <w:r>
-        <w:t>(</w:t>
-      </w:r>
-      <w:proofErr w:type="spellStart"/>
-      <w:r>
-        <w:t>path.stat</w:t>
-      </w:r>
-      <w:proofErr w:type="spellEnd"/>
-      <w:r>
-        <w:t>().</w:t>
-      </w:r>
-      <w:proofErr w:type="spellStart"/>
-      <w:r>
-        <w:t>st_mode</w:t>
-      </w:r>
-      <w:proofErr w:type="spellEnd"/>
-      <w:r>
-        <w:t xml:space="preserve"> &amp; 0o777)}")</w:t>
-      </w:r>
-      <w:r>
-        <w:br/>
-        <w:t>```</w:t>
-      </w:r>
-      <w:r>
-        <w:br/>
-      </w:r>
-      <w:r>
-        <w:br/>
         <w:t>In diesem Beispiel:</w:t>
       </w:r>
       <w:r>
@@ -1869,14 +1360,9 @@
         <w:br/>
         <w:t>2. Die Berechtigungen der Datei werden vor und nach der Verwendung von `</w:t>
       </w:r>
-      <w:proofErr w:type="spellStart"/>
-      <w:proofErr w:type="gramStart"/>
-      <w:r>
-        <w:t>chmod</w:t>
-      </w:r>
-      <w:proofErr w:type="spellEnd"/>
-      <w:r>
-        <w:t>(</w:t>
+      <w:proofErr w:type="gramStart"/>
+      <w:r>
+        <w:t>chmod(</w:t>
       </w:r>
       <w:proofErr w:type="gramEnd"/>
       <w:r>
@@ -1898,15 +1384,7 @@
       </w:r>
       <w:r>
         <w:br/>
-        <w:t xml:space="preserve">- **Zugriffsrechte**: Die Berechtigungen werden in </w:t>
-      </w:r>
-      <w:proofErr w:type="spellStart"/>
-      <w:r>
-        <w:t>Oktalnotation</w:t>
-      </w:r>
-      <w:proofErr w:type="spellEnd"/>
-      <w:r>
-        <w:t xml:space="preserve"> angegeben. Zum Beispiel steht </w:t>
+        <w:t xml:space="preserve">- **Zugriffsrechte**: Die Berechtigungen werden in Oktalnotation angegeben. Zum Beispiel steht </w:t>
       </w:r>
       <w:r>
         <w:lastRenderedPageBreak/>
@@ -1916,14 +1394,9 @@
         <w:br/>
         <w:t>- **Berechtigungsänderungen**: `</w:t>
       </w:r>
-      <w:proofErr w:type="spellStart"/>
-      <w:proofErr w:type="gramStart"/>
-      <w:r>
-        <w:t>chmod</w:t>
-      </w:r>
-      <w:proofErr w:type="spellEnd"/>
-      <w:r>
-        <w:t>(</w:t>
+      <w:proofErr w:type="gramStart"/>
+      <w:r>
+        <w:t>chmod(</w:t>
       </w:r>
       <w:proofErr w:type="gramEnd"/>
       <w:r>
@@ -1933,35 +1406,17 @@
         <w:br/>
         <w:t>- **Plattformabhängigkeit**: `</w:t>
       </w:r>
-      <w:proofErr w:type="spellStart"/>
-      <w:proofErr w:type="gramStart"/>
-      <w:r>
-        <w:t>chmod</w:t>
-      </w:r>
-      <w:proofErr w:type="spellEnd"/>
-      <w:r>
-        <w:t>(</w:t>
-      </w:r>
-      <w:proofErr w:type="gramEnd"/>
-      <w:r>
-        <w:t xml:space="preserve">)` funktioniert in der Regel auf Unix-ähnlichen Systemen (wie Linux und </w:t>
-      </w:r>
-      <w:proofErr w:type="spellStart"/>
-      <w:r>
-        <w:t>macOS</w:t>
-      </w:r>
-      <w:proofErr w:type="spellEnd"/>
-      <w:r>
-        <w:t>). Auf Windows-Systemen werden Berechtigungen anders gehandhabt, und `</w:t>
-      </w:r>
-      <w:proofErr w:type="spellStart"/>
-      <w:proofErr w:type="gramStart"/>
-      <w:r>
-        <w:t>chmod</w:t>
-      </w:r>
-      <w:proofErr w:type="spellEnd"/>
-      <w:r>
-        <w:t>(</w:t>
+      <w:proofErr w:type="gramStart"/>
+      <w:r>
+        <w:t>chmod(</w:t>
+      </w:r>
+      <w:proofErr w:type="gramEnd"/>
+      <w:r>
+        <w:t>)` funktioniert in der Regel auf Unix-ähnlichen Systemen (wie Linux und macOS). Auf Windows-Systemen werden Berechtigungen anders gehandhabt, und `</w:t>
+      </w:r>
+      <w:proofErr w:type="gramStart"/>
+      <w:r>
+        <w:t>chmod(</w:t>
       </w:r>
       <w:proofErr w:type="gramEnd"/>
       <w:r>
@@ -1972,43 +1427,24 @@
       </w:r>
       <w:r>
         <w:br/>
-        <w:t>Die Methode `</w:t>
-      </w:r>
-      <w:proofErr w:type="spellStart"/>
-      <w:r>
-        <w:t>Path.chmod</w:t>
-      </w:r>
-      <w:proofErr w:type="spellEnd"/>
+        <w:t>Die Methode `Path.chmod</w:t>
+      </w:r>
       <w:proofErr w:type="gramStart"/>
       <w:r>
         <w:t>()`</w:t>
       </w:r>
       <w:proofErr w:type="gramEnd"/>
       <w:r>
-        <w:t xml:space="preserve"> bietet eine objektorientierte Möglichkeit, Dateiberechtigungen zu ändern, und integriert sich nahtlos in die `</w:t>
-      </w:r>
-      <w:proofErr w:type="spellStart"/>
-      <w:r>
-        <w:t>pathlib</w:t>
-      </w:r>
-      <w:proofErr w:type="spellEnd"/>
-      <w:r>
-        <w:t>`-Bibliothek, die für die Arbeit mit Pfaden und Dateien in Python entwickelt wurde.</w:t>
-      </w:r>
-      <w:r>
-        <w:br/>
-      </w:r>
-    </w:p>
-    <w:p>
-      <w:proofErr w:type="spellStart"/>
-      <w:r>
-        <w:t>pathlib</w:t>
-      </w:r>
-      <w:proofErr w:type="spellEnd"/>
-      <w:r>
-        <w:t xml:space="preserve"> bietet eine Methode zur Bestimmung der Größe einer Datei, die der Funktion </w:t>
-      </w:r>
-      <w:proofErr w:type="spellStart"/>
+        <w:t xml:space="preserve"> bietet eine objektorientierte Möglichkeit, Dateiberechtigungen zu ändern, und integriert sich nahtlos in die `pathlib`-Bibliothek, die für die Arbeit mit Pfaden und Dateien in Python entwickelt wurde.</w:t>
+      </w:r>
+      <w:r>
+        <w:br/>
+      </w:r>
+    </w:p>
+    <w:p>
+      <w:r>
+        <w:t xml:space="preserve">pathlib bietet eine Methode zur Bestimmung der Größe einer Datei, die der Funktion </w:t>
+      </w:r>
       <w:proofErr w:type="gramStart"/>
       <w:r>
         <w:t>os.path</w:t>
@@ -2019,11 +1455,7 @@
       </w:r>
       <w:proofErr w:type="gramStart"/>
       <w:r>
-        <w:t>getsize</w:t>
-      </w:r>
-      <w:proofErr w:type="spellEnd"/>
-      <w:r>
-        <w:t>(</w:t>
+        <w:t>getsize(</w:t>
       </w:r>
       <w:proofErr w:type="gramEnd"/>
       <w:r>
@@ -2032,15 +1464,7 @@
     </w:p>
     <w:p>
       <w:r>
-        <w:t xml:space="preserve">In </w:t>
-      </w:r>
-      <w:proofErr w:type="spellStart"/>
-      <w:r>
-        <w:t>pathlib</w:t>
-      </w:r>
-      <w:proofErr w:type="spellEnd"/>
-      <w:r>
-        <w:t xml:space="preserve"> kannst du die </w:t>
+        <w:t xml:space="preserve">In pathlib kannst du die </w:t>
       </w:r>
       <w:proofErr w:type="gramStart"/>
       <w:r>
@@ -2050,59 +1474,39 @@
         <w:rPr>
           <w:b/>
         </w:rPr>
-        <w:t>.</w:t>
-      </w:r>
-      <w:proofErr w:type="spellStart"/>
+        <w:t>.stat</w:t>
+      </w:r>
+      <w:proofErr w:type="gramEnd"/>
       <w:r>
         <w:rPr>
           <w:b/>
         </w:rPr>
-        <w:t>stat</w:t>
-      </w:r>
-      <w:proofErr w:type="spellEnd"/>
-      <w:proofErr w:type="gramEnd"/>
+        <w:t>()</w:t>
+      </w:r>
+      <w:r>
+        <w:t xml:space="preserve"> verwenden, um verschiedene Dateieigenschaften abzurufen, einschließlich der Größe der Datei. Die Größe wird im Attribut </w:t>
+      </w:r>
       <w:r>
         <w:rPr>
           <w:b/>
         </w:rPr>
-        <w:t>()</w:t>
-      </w:r>
-      <w:r>
-        <w:t xml:space="preserve"> verwenden, um verschiedene Dateieigenschaften abzurufen, einschließlich der Größe der Datei. Die Größe wird im Attribut </w:t>
-      </w:r>
-      <w:proofErr w:type="spellStart"/>
-      <w:r>
-        <w:rPr>
-          <w:b/>
-        </w:rPr>
         <w:t>st_size</w:t>
       </w:r>
-      <w:proofErr w:type="spellEnd"/>
       <w:r>
         <w:t xml:space="preserve"> des </w:t>
       </w:r>
-      <w:proofErr w:type="spellStart"/>
       <w:proofErr w:type="gramStart"/>
       <w:r>
         <w:t>os.stat</w:t>
       </w:r>
       <w:proofErr w:type="gramEnd"/>
       <w:r>
-        <w:t>_result</w:t>
-      </w:r>
-      <w:proofErr w:type="spellEnd"/>
-      <w:r>
-        <w:t xml:space="preserve">-Objekts gespeichert, das </w:t>
-      </w:r>
-      <w:proofErr w:type="gramStart"/>
-      <w:r>
-        <w:t>von .</w:t>
-      </w:r>
-      <w:proofErr w:type="spellStart"/>
-      <w:r>
-        <w:t>stat</w:t>
-      </w:r>
-      <w:proofErr w:type="spellEnd"/>
+        <w:t xml:space="preserve">_result-Objekts gespeichert, das </w:t>
+      </w:r>
+      <w:proofErr w:type="gramStart"/>
+      <w:r>
+        <w:t>von .stat</w:t>
+      </w:r>
       <w:proofErr w:type="gramEnd"/>
       <w:r>
         <w:t>() zurückgegeben wird.</w:t>
@@ -2142,16 +1546,8 @@
         <w:rPr>
           <w:b/>
         </w:rPr>
-        <w:t xml:space="preserve"> </w:t>
-      </w:r>
-      <w:proofErr w:type="spellStart"/>
-      <w:r>
-        <w:rPr>
-          <w:b/>
-        </w:rPr>
-        <w:t>traceback</w:t>
-      </w:r>
-      <w:proofErr w:type="spellEnd"/>
+        <w:t xml:space="preserve"> traceback</w:t>
+      </w:r>
       <w:r>
         <w:t>:</w:t>
       </w:r>
@@ -2222,80 +1618,79 @@
           <w:lang w:val="en-US"/>
         </w:rPr>
         <w:br/>
-        <w:t xml:space="preserve"> </w:t>
-      </w:r>
-      <w:proofErr w:type="spellStart"/>
+        <w:t xml:space="preserve"> errorFile = </w:t>
+      </w:r>
+      <w:proofErr w:type="gramStart"/>
       <w:r>
         <w:rPr>
           <w:rFonts w:ascii="JetBrains Mono NL" w:hAnsi="JetBrains Mono NL" w:cs="JetBrains Mono NL"/>
           <w:lang w:val="en-US"/>
         </w:rPr>
-        <w:t>errorFile</w:t>
-      </w:r>
-      <w:proofErr w:type="spellEnd"/>
+        <w:t>open(</w:t>
+      </w:r>
+      <w:proofErr w:type="gramEnd"/>
       <w:r>
         <w:rPr>
           <w:rFonts w:ascii="JetBrains Mono NL" w:hAnsi="JetBrains Mono NL" w:cs="JetBrains Mono NL"/>
           <w:lang w:val="en-US"/>
         </w:rPr>
-        <w:t xml:space="preserve"> = </w:t>
-      </w:r>
-      <w:proofErr w:type="gramStart"/>
+        <w:t xml:space="preserve">'errorInfo.txt', 'w') </w:t>
+      </w:r>
       <w:r>
         <w:rPr>
           <w:rFonts w:ascii="JetBrains Mono NL" w:hAnsi="JetBrains Mono NL" w:cs="JetBrains Mono NL"/>
           <w:lang w:val="en-US"/>
         </w:rPr>
-        <w:t>open(</w:t>
-      </w:r>
-      <w:proofErr w:type="gramEnd"/>
+        <w:br/>
+        <w:t xml:space="preserve"> errorFile.write(</w:t>
+      </w:r>
+      <w:proofErr w:type="gramStart"/>
       <w:r>
         <w:rPr>
           <w:rFonts w:ascii="JetBrains Mono NL" w:hAnsi="JetBrains Mono NL" w:cs="JetBrains Mono NL"/>
           <w:lang w:val="en-US"/>
         </w:rPr>
-        <w:t xml:space="preserve">'errorInfo.txt', 'w') </w:t>
-      </w:r>
+        <w:t>traceback.format</w:t>
+      </w:r>
+      <w:proofErr w:type="gramEnd"/>
       <w:r>
         <w:rPr>
           <w:rFonts w:ascii="JetBrains Mono NL" w:hAnsi="JetBrains Mono NL" w:cs="JetBrains Mono NL"/>
           <w:lang w:val="en-US"/>
         </w:rPr>
-        <w:br/>
-        <w:t xml:space="preserve"> </w:t>
-      </w:r>
-      <w:proofErr w:type="spellStart"/>
+        <w:t>_</w:t>
+      </w:r>
+      <w:proofErr w:type="gramStart"/>
       <w:r>
         <w:rPr>
           <w:rFonts w:ascii="JetBrains Mono NL" w:hAnsi="JetBrains Mono NL" w:cs="JetBrains Mono NL"/>
           <w:lang w:val="en-US"/>
         </w:rPr>
-        <w:t>errorFile.write</w:t>
-      </w:r>
-      <w:proofErr w:type="spellEnd"/>
+        <w:t>exc(</w:t>
+      </w:r>
+      <w:proofErr w:type="gramEnd"/>
       <w:r>
         <w:rPr>
           <w:rFonts w:ascii="JetBrains Mono NL" w:hAnsi="JetBrains Mono NL" w:cs="JetBrains Mono NL"/>
           <w:lang w:val="en-US"/>
         </w:rPr>
-        <w:t>(</w:t>
-      </w:r>
-      <w:proofErr w:type="spellStart"/>
-      <w:proofErr w:type="gramStart"/>
+        <w:t xml:space="preserve">)) </w:t>
+      </w:r>
       <w:r>
         <w:rPr>
           <w:rFonts w:ascii="JetBrains Mono NL" w:hAnsi="JetBrains Mono NL" w:cs="JetBrains Mono NL"/>
           <w:lang w:val="en-US"/>
         </w:rPr>
-        <w:t>traceback.format</w:t>
-      </w:r>
-      <w:proofErr w:type="gramEnd"/>
+        <w:br/>
+        <w:t xml:space="preserve"> errorFile.close() </w:t>
+      </w:r>
       <w:r>
         <w:rPr>
           <w:rFonts w:ascii="JetBrains Mono NL" w:hAnsi="JetBrains Mono NL" w:cs="JetBrains Mono NL"/>
           <w:lang w:val="en-US"/>
         </w:rPr>
-        <w:t>_</w:t>
+        <w:br/>
+        <w:t xml:space="preserve"> </w:t>
       </w:r>
       <w:proofErr w:type="gramStart"/>
       <w:r>
@@ -2303,168 +1698,54 @@
           <w:rFonts w:ascii="JetBrains Mono NL" w:hAnsi="JetBrains Mono NL" w:cs="JetBrains Mono NL"/>
           <w:lang w:val="en-US"/>
         </w:rPr>
-        <w:t>exc</w:t>
-      </w:r>
-      <w:proofErr w:type="spellEnd"/>
+        <w:t>print(</w:t>
+      </w:r>
+      <w:proofErr w:type="gramEnd"/>
       <w:r>
         <w:rPr>
           <w:rFonts w:ascii="JetBrains Mono NL" w:hAnsi="JetBrains Mono NL" w:cs="JetBrains Mono NL"/>
           <w:lang w:val="en-US"/>
         </w:rPr>
-        <w:t>(</w:t>
-      </w:r>
-      <w:proofErr w:type="gramEnd"/>
+        <w:t xml:space="preserve">'The traceback info was written to errorInfo.txt.') </w:t>
+      </w:r>
       <w:r>
         <w:rPr>
           <w:rFonts w:ascii="JetBrains Mono NL" w:hAnsi="JetBrains Mono NL" w:cs="JetBrains Mono NL"/>
           <w:lang w:val="en-US"/>
         </w:rPr>
-        <w:t xml:space="preserve">)) </w:t>
+        <w:br/>
       </w:r>
       <w:r>
         <w:rPr>
           <w:rFonts w:ascii="JetBrains Mono NL" w:hAnsi="JetBrains Mono NL" w:cs="JetBrains Mono NL"/>
           <w:lang w:val="en-US"/>
         </w:rPr>
-        <w:br/>
-        <w:t xml:space="preserve"> </w:t>
-      </w:r>
-      <w:proofErr w:type="spellStart"/>
-      <w:r>
-        <w:rPr>
-          <w:rFonts w:ascii="JetBrains Mono NL" w:hAnsi="JetBrains Mono NL" w:cs="JetBrains Mono NL"/>
+        <w:t># schreibt den traceback in die Datei “errorInfo.txt”</w:t>
+      </w:r>
+    </w:p>
+    <w:p>
+      <w:pPr>
+        <w:rPr>
           <w:lang w:val="en-US"/>
         </w:rPr>
-        <w:t>errorFile.close</w:t>
-      </w:r>
-      <w:proofErr w:type="spellEnd"/>
-      <w:r>
-        <w:rPr>
-          <w:rFonts w:ascii="JetBrains Mono NL" w:hAnsi="JetBrains Mono NL" w:cs="JetBrains Mono NL"/>
-          <w:lang w:val="en-US"/>
-        </w:rPr>
-        <w:t xml:space="preserve">() </w:t>
-      </w:r>
-      <w:r>
-        <w:rPr>
-          <w:rFonts w:ascii="JetBrains Mono NL" w:hAnsi="JetBrains Mono NL" w:cs="JetBrains Mono NL"/>
-          <w:lang w:val="en-US"/>
-        </w:rPr>
-        <w:br/>
-        <w:t xml:space="preserve"> </w:t>
-      </w:r>
-      <w:proofErr w:type="gramStart"/>
-      <w:r>
-        <w:rPr>
-          <w:rFonts w:ascii="JetBrains Mono NL" w:hAnsi="JetBrains Mono NL" w:cs="JetBrains Mono NL"/>
-          <w:lang w:val="en-US"/>
-        </w:rPr>
-        <w:t>print(</w:t>
-      </w:r>
-      <w:proofErr w:type="gramEnd"/>
-      <w:r>
-        <w:rPr>
-          <w:rFonts w:ascii="JetBrains Mono NL" w:hAnsi="JetBrains Mono NL" w:cs="JetBrains Mono NL"/>
-          <w:lang w:val="en-US"/>
-        </w:rPr>
-        <w:t xml:space="preserve">'The traceback info was written to errorInfo.txt.') </w:t>
-      </w:r>
-      <w:r>
-        <w:rPr>
-          <w:rFonts w:ascii="JetBrains Mono NL" w:hAnsi="JetBrains Mono NL" w:cs="JetBrains Mono NL"/>
-          <w:lang w:val="en-US"/>
-        </w:rPr>
-        <w:br/>
-      </w:r>
-      <w:r>
-        <w:rPr>
-          <w:rFonts w:ascii="JetBrains Mono NL" w:hAnsi="JetBrains Mono NL" w:cs="JetBrains Mono NL"/>
-          <w:lang w:val="en-US"/>
-        </w:rPr>
-        <w:t xml:space="preserve"># </w:t>
-      </w:r>
-      <w:proofErr w:type="spellStart"/>
-      <w:r>
-        <w:rPr>
-          <w:rFonts w:ascii="JetBrains Mono NL" w:hAnsi="JetBrains Mono NL" w:cs="JetBrains Mono NL"/>
-          <w:lang w:val="en-US"/>
-        </w:rPr>
-        <w:t>schreibt</w:t>
-      </w:r>
-      <w:proofErr w:type="spellEnd"/>
-      <w:r>
-        <w:rPr>
-          <w:rFonts w:ascii="JetBrains Mono NL" w:hAnsi="JetBrains Mono NL" w:cs="JetBrains Mono NL"/>
-          <w:lang w:val="en-US"/>
-        </w:rPr>
-        <w:t xml:space="preserve"> den traceback in die </w:t>
-      </w:r>
-      <w:proofErr w:type="spellStart"/>
-      <w:r>
-        <w:rPr>
-          <w:rFonts w:ascii="JetBrains Mono NL" w:hAnsi="JetBrains Mono NL" w:cs="JetBrains Mono NL"/>
-          <w:lang w:val="en-US"/>
-        </w:rPr>
-        <w:t>Datei</w:t>
-      </w:r>
-      <w:proofErr w:type="spellEnd"/>
-      <w:r>
-        <w:rPr>
-          <w:rFonts w:ascii="JetBrains Mono NL" w:hAnsi="JetBrains Mono NL" w:cs="JetBrains Mono NL"/>
-          <w:lang w:val="en-US"/>
-        </w:rPr>
-        <w:t xml:space="preserve"> “errorInfo.txt”</w:t>
-      </w:r>
-    </w:p>
-    <w:p>
-      <w:pPr>
-        <w:rPr>
-          <w:lang w:val="en-US"/>
-        </w:rPr>
       </w:pPr>
     </w:p>
     <w:p>
-      <w:proofErr w:type="spellStart"/>
-      <w:r>
-        <w:t>assert</w:t>
-      </w:r>
-      <w:proofErr w:type="spellEnd"/>
-      <w:r>
-        <w:t xml:space="preserve"> </w:t>
-      </w:r>
-      <w:proofErr w:type="spellStart"/>
-      <w:r>
-        <w:t>prüf</w:t>
-      </w:r>
-      <w:r>
-        <w:t>ung_ob_True</w:t>
-      </w:r>
-      <w:proofErr w:type="spellEnd"/>
-      <w:r>
-        <w:t>, „Message“</w:t>
-      </w:r>
-      <w:r>
-        <w:br/>
-        <w:t>Zusicherungen(</w:t>
-      </w:r>
-      <w:proofErr w:type="spellStart"/>
-      <w:r>
-        <w:t>assert</w:t>
-      </w:r>
-      <w:proofErr w:type="spellEnd"/>
-      <w:r>
-        <w:t>) lassen sich deaktivieren, indem Sie bei der Ausführung von Python die Option -0 übergeben</w:t>
+      <w:r>
+        <w:t>assert prüf</w:t>
+      </w:r>
+      <w:r>
+        <w:t>ung_ob_True, „Message“</w:t>
+      </w:r>
+      <w:r>
+        <w:br/>
+        <w:t>Zusicherungen(assert) lassen sich deaktivieren, indem Sie bei der Ausführung von Python die Option -0 übergeben</w:t>
       </w:r>
     </w:p>
     <w:p/>
     <w:p>
-      <w:proofErr w:type="spellStart"/>
-      <w:r>
-        <w:t>logging</w:t>
-      </w:r>
-      <w:proofErr w:type="spellEnd"/>
-      <w:r>
-        <w:t>:</w:t>
+      <w:r>
+        <w:t>logging:</w:t>
       </w:r>
     </w:p>
     <w:p>
@@ -2478,15 +1759,7 @@
         <w:br/>
       </w:r>
       <w:r>
-        <w:t xml:space="preserve">Seite 294 Web </w:t>
-      </w:r>
-      <w:proofErr w:type="spellStart"/>
-      <w:r>
-        <w:t>Scraping</w:t>
-      </w:r>
-      <w:proofErr w:type="spellEnd"/>
-      <w:r>
-        <w:t xml:space="preserve"> </w:t>
+        <w:t xml:space="preserve">Seite 294 Web Scraping </w:t>
       </w:r>
       <w:r>
         <w:br/>
@@ -2510,12 +1783,10 @@
       <w:r>
         <w:t xml:space="preserve">Wiederholen </w:t>
       </w:r>
-      <w:proofErr w:type="spellStart"/>
       <w:proofErr w:type="gramStart"/>
       <w:r>
         <w:t>RegEx</w:t>
       </w:r>
-      <w:proofErr w:type="spellEnd"/>
       <w:proofErr w:type="gramEnd"/>
       <w:r>
         <w:t xml:space="preserve"> Seite 198</w:t>

--- a/docs/Routineaufgaben_Automatisieren.docx
+++ b/docs/Routineaufgaben_Automatisieren.docx
@@ -89,7 +89,21 @@
         <w:rPr>
           <w:highlight w:val="yellow"/>
         </w:rPr>
-        <w:t>loop in loop table_frmt_print wiederholen!</w:t>
+        <w:t xml:space="preserve">loop in loop </w:t>
+      </w:r>
+      <w:proofErr w:type="spellStart"/>
+      <w:r>
+        <w:rPr>
+          <w:highlight w:val="yellow"/>
+        </w:rPr>
+        <w:t>table_frmt_print</w:t>
+      </w:r>
+      <w:proofErr w:type="spellEnd"/>
+      <w:r>
+        <w:rPr>
+          <w:highlight w:val="yellow"/>
+        </w:rPr>
+        <w:t xml:space="preserve"> wiederholen!</w:t>
       </w:r>
     </w:p>
     <w:p/>
@@ -121,19 +135,32 @@
       </w:r>
     </w:p>
     <w:p>
-      <w:proofErr w:type="gramStart"/>
-      <w:r>
-        <w:t>Dicotonary.get(</w:t>
-      </w:r>
-      <w:proofErr w:type="gramEnd"/>
-      <w:r>
-        <w:t>k, de</w:t>
+      <w:proofErr w:type="spellStart"/>
+      <w:proofErr w:type="gramStart"/>
+      <w:r>
+        <w:t>Dicotonary.get</w:t>
+      </w:r>
+      <w:proofErr w:type="spellEnd"/>
+      <w:r>
+        <w:t>(</w:t>
+      </w:r>
+      <w:proofErr w:type="gramEnd"/>
+      <w:r>
+        <w:t xml:space="preserve">k, </w:t>
+      </w:r>
+      <w:proofErr w:type="spellStart"/>
+      <w:r>
+        <w:t>de</w:t>
       </w:r>
       <w:r>
         <w:t>f</w:t>
       </w:r>
       <w:r>
-        <w:t>ault) + 1</w:t>
+        <w:t>ault</w:t>
+      </w:r>
+      <w:proofErr w:type="spellEnd"/>
+      <w:r>
+        <w:t>) + 1</w:t>
       </w:r>
       <w:r>
         <w:tab/>
@@ -158,26 +185,26 @@
       </w:r>
     </w:p>
     <w:p>
-      <w:proofErr w:type="gramStart"/>
-      <w:r>
-        <w:t>spam.sort</w:t>
-      </w:r>
-      <w:proofErr w:type="gramEnd"/>
-      <w:r>
-        <w:t>(key=</w:t>
-      </w:r>
-      <w:proofErr w:type="gramStart"/>
-      <w:r>
-        <w:t>str.lower</w:t>
-      </w:r>
-      <w:proofErr w:type="gramEnd"/>
-      <w:r>
-        <w:t>)</w:t>
-      </w:r>
-    </w:p>
-    <w:p>
-      <w:r>
-        <w:t>isX-Stringmethoden Seite 172</w:t>
+      <w:pPr>
+        <w:rPr>
+          <w:lang w:val="en-US"/>
+        </w:rPr>
+      </w:pPr>
+      <w:r>
+        <w:rPr>
+          <w:lang w:val="en-US"/>
+        </w:rPr>
+        <w:t>spam.sort(key=str.lower)</w:t>
+      </w:r>
+    </w:p>
+    <w:p>
+      <w:proofErr w:type="spellStart"/>
+      <w:r>
+        <w:t>isX-Stringmethoden</w:t>
+      </w:r>
+      <w:proofErr w:type="spellEnd"/>
+      <w:r>
+        <w:t xml:space="preserve"> Seite 172</w:t>
       </w:r>
     </w:p>
     <w:p/>
@@ -185,17 +212,27 @@
       <w:r>
         <w:t xml:space="preserve">Die Methoden </w:t>
       </w:r>
-      <w:proofErr w:type="gramStart"/>
-      <w:r>
-        <w:t>rjust(</w:t>
+      <w:proofErr w:type="spellStart"/>
+      <w:proofErr w:type="gramStart"/>
+      <w:r>
+        <w:t>rjust</w:t>
+      </w:r>
+      <w:proofErr w:type="spellEnd"/>
+      <w:r>
+        <w:t>(</w:t>
       </w:r>
       <w:proofErr w:type="gramEnd"/>
       <w:r>
         <w:t xml:space="preserve">) und </w:t>
       </w:r>
-      <w:proofErr w:type="gramStart"/>
-      <w:r>
-        <w:t>ljust(</w:t>
+      <w:proofErr w:type="spellStart"/>
+      <w:proofErr w:type="gramStart"/>
+      <w:r>
+        <w:t>ljust</w:t>
+      </w:r>
+      <w:proofErr w:type="spellEnd"/>
+      <w:r>
+        <w:t>(</w:t>
       </w:r>
       <w:proofErr w:type="gramEnd"/>
       <w:r>
@@ -220,8 +257,13 @@
       </w:r>
       <w:proofErr w:type="gramStart"/>
       <w:r>
-        <w:t>.center</w:t>
-      </w:r>
+        <w:t>.</w:t>
+      </w:r>
+      <w:proofErr w:type="spellStart"/>
+      <w:r>
+        <w:t>center</w:t>
+      </w:r>
+      <w:proofErr w:type="spellEnd"/>
       <w:proofErr w:type="gramEnd"/>
       <w:r>
         <w:t>()</w:t>
@@ -235,19 +277,37 @@
     <w:p/>
     <w:p>
       <w:r>
-        <w:t xml:space="preserve">Das Modul pyperclip enthält die Funktionen </w:t>
-      </w:r>
-      <w:proofErr w:type="gramStart"/>
-      <w:r>
-        <w:t>copy(</w:t>
+        <w:t xml:space="preserve">Das Modul </w:t>
+      </w:r>
+      <w:proofErr w:type="spellStart"/>
+      <w:r>
+        <w:t>pyperclip</w:t>
+      </w:r>
+      <w:proofErr w:type="spellEnd"/>
+      <w:r>
+        <w:t xml:space="preserve"> enthält die Funktionen </w:t>
+      </w:r>
+      <w:proofErr w:type="spellStart"/>
+      <w:proofErr w:type="gramStart"/>
+      <w:r>
+        <w:t>copy</w:t>
+      </w:r>
+      <w:proofErr w:type="spellEnd"/>
+      <w:r>
+        <w:t>(</w:t>
       </w:r>
       <w:proofErr w:type="gramEnd"/>
       <w:r>
         <w:t xml:space="preserve">) und </w:t>
       </w:r>
-      <w:proofErr w:type="gramStart"/>
-      <w:r>
-        <w:t>paste(</w:t>
+      <w:proofErr w:type="spellStart"/>
+      <w:proofErr w:type="gramStart"/>
+      <w:r>
+        <w:t>paste</w:t>
+      </w:r>
+      <w:proofErr w:type="spellEnd"/>
+      <w:r>
+        <w:t>(</w:t>
       </w:r>
       <w:proofErr w:type="gramEnd"/>
       <w:r>
@@ -262,8 +322,13 @@
     </w:p>
     <w:p/>
     <w:p>
-      <w:r>
-        <w:t xml:space="preserve">Sys.argv </w:t>
+      <w:proofErr w:type="spellStart"/>
+      <w:r>
+        <w:t>Sys.argv</w:t>
+      </w:r>
+      <w:proofErr w:type="spellEnd"/>
+      <w:r>
+        <w:t xml:space="preserve"> </w:t>
       </w:r>
       <w:r>
         <w:tab/>
@@ -275,24 +340,39 @@
       <w:r>
         <w:t xml:space="preserve">Aufgabe Projekt </w:t>
       </w:r>
+      <w:proofErr w:type="spellStart"/>
       <w:proofErr w:type="gramStart"/>
       <w:r>
         <w:t>TablePrint</w:t>
       </w:r>
+      <w:proofErr w:type="spellEnd"/>
       <w:proofErr w:type="gramEnd"/>
       <w:r>
         <w:t xml:space="preserve"> Seite 187 wiederholen </w:t>
       </w:r>
-      <w:proofErr w:type="gramStart"/>
-      <w:r>
-        <w:t>indexing  mit</w:t>
-      </w:r>
-      <w:proofErr w:type="gramEnd"/>
-      <w:r>
-        <w:t xml:space="preserve"> verschachtelten Schleifen und enum</w:t>
-      </w:r>
-      <w:r>
-        <w:t>erate üben</w:t>
+      <w:proofErr w:type="spellStart"/>
+      <w:proofErr w:type="gramStart"/>
+      <w:r>
+        <w:t>indexing</w:t>
+      </w:r>
+      <w:proofErr w:type="spellEnd"/>
+      <w:r>
+        <w:t xml:space="preserve">  mit</w:t>
+      </w:r>
+      <w:proofErr w:type="gramEnd"/>
+      <w:r>
+        <w:t xml:space="preserve"> verschachtelten Schleifen und </w:t>
+      </w:r>
+      <w:proofErr w:type="spellStart"/>
+      <w:r>
+        <w:t>enum</w:t>
+      </w:r>
+      <w:r>
+        <w:t>erate</w:t>
+      </w:r>
+      <w:proofErr w:type="spellEnd"/>
+      <w:r>
+        <w:t xml:space="preserve"> üben</w:t>
       </w:r>
       <w:r>
         <w:t xml:space="preserve">. </w:t>
@@ -307,18 +387,25 @@
       <w:r>
         <w:t xml:space="preserve">Widerholungsfragen </w:t>
       </w:r>
+      <w:proofErr w:type="spellStart"/>
       <w:proofErr w:type="gramStart"/>
       <w:r>
         <w:t>Regex</w:t>
       </w:r>
+      <w:proofErr w:type="spellEnd"/>
       <w:proofErr w:type="gramEnd"/>
       <w:r>
         <w:t xml:space="preserve"> Seite 218</w:t>
       </w:r>
     </w:p>
     <w:p>
-      <w:r>
-        <w:t xml:space="preserve">Regex </w:t>
+      <w:proofErr w:type="spellStart"/>
+      <w:r>
+        <w:t>Regex</w:t>
+      </w:r>
+      <w:proofErr w:type="spellEnd"/>
+      <w:r>
+        <w:t xml:space="preserve"> </w:t>
       </w:r>
       <w:proofErr w:type="gramStart"/>
       <w:r>
@@ -331,15 +418,25 @@
       <w:r>
         <w:t xml:space="preserve">Seite 220 wiederholen. </w:t>
       </w:r>
-      <w:r>
-        <w:t xml:space="preserve">Regex Projekt 248 wiederholen. </w:t>
+      <w:proofErr w:type="spellStart"/>
+      <w:r>
+        <w:t>Regex</w:t>
+      </w:r>
+      <w:proofErr w:type="spellEnd"/>
+      <w:r>
+        <w:t xml:space="preserve"> Projekt 248 wiederholen. </w:t>
       </w:r>
     </w:p>
     <w:p/>
     <w:p>
-      <w:proofErr w:type="gramStart"/>
-      <w:r>
-        <w:t>Ppritnt(</w:t>
+      <w:proofErr w:type="spellStart"/>
+      <w:proofErr w:type="gramStart"/>
+      <w:r>
+        <w:t>Ppritnt</w:t>
+      </w:r>
+      <w:proofErr w:type="spellEnd"/>
+      <w:r>
+        <w:t>(</w:t>
       </w:r>
       <w:proofErr w:type="gramEnd"/>
       <w:r>
@@ -347,14 +444,29 @@
       </w:r>
     </w:p>
     <w:p>
+      <w:proofErr w:type="spellStart"/>
       <w:r>
         <w:lastRenderedPageBreak/>
-        <w:t xml:space="preserve">Zb. dictionarys die im Python-Format bleiben sollen mit </w:t>
-      </w:r>
+        <w:t>Zb</w:t>
+      </w:r>
+      <w:proofErr w:type="spellEnd"/>
+      <w:r>
+        <w:t xml:space="preserve">. </w:t>
+      </w:r>
+      <w:proofErr w:type="spellStart"/>
+      <w:r>
+        <w:t>dictionarys</w:t>
+      </w:r>
+      <w:proofErr w:type="spellEnd"/>
+      <w:r>
+        <w:t xml:space="preserve"> die im Python-Format bleiben sollen mit </w:t>
+      </w:r>
+      <w:proofErr w:type="spellStart"/>
       <w:proofErr w:type="gramStart"/>
       <w:r>
         <w:t>pprint.pformat</w:t>
       </w:r>
+      <w:proofErr w:type="spellEnd"/>
       <w:proofErr w:type="gramEnd"/>
       <w:r>
         <w:t xml:space="preserve">() z.B. in als eigenständige Datei, als Modul speichern wird als </w:t>
@@ -365,7 +477,15 @@
       </w:r>
       <w:proofErr w:type="gramEnd"/>
       <w:r>
-        <w:t xml:space="preserve"> die das dictionary </w:t>
+        <w:t xml:space="preserve"> die das </w:t>
+      </w:r>
+      <w:proofErr w:type="spellStart"/>
+      <w:r>
+        <w:t>dictionary</w:t>
+      </w:r>
+      <w:proofErr w:type="spellEnd"/>
+      <w:r>
+        <w:t xml:space="preserve"> </w:t>
       </w:r>
       <w:proofErr w:type="gramStart"/>
       <w:r>
@@ -413,13 +533,33 @@
           <w:highlight w:val="yellow"/>
           <w:u w:val="single"/>
         </w:rPr>
-        <w:t xml:space="preserve">Skript aufzurufen, Bat datei </w:t>
-      </w:r>
-      <w:r>
-        <w:rPr>
+        <w:t xml:space="preserve">Skript aufzurufen, Bat </w:t>
+      </w:r>
+      <w:proofErr w:type="spellStart"/>
+      <w:r>
+        <w:rPr>
+          <w:b/>
+          <w:bCs/>
           <w:highlight w:val="yellow"/>
           <w:u w:val="single"/>
         </w:rPr>
+        <w:t>datei</w:t>
+      </w:r>
+      <w:proofErr w:type="spellEnd"/>
+      <w:r>
+        <w:rPr>
+          <w:b/>
+          <w:bCs/>
+          <w:highlight w:val="yellow"/>
+          <w:u w:val="single"/>
+        </w:rPr>
+        <w:t xml:space="preserve"> </w:t>
+      </w:r>
+      <w:r>
+        <w:rPr>
+          <w:highlight w:val="yellow"/>
+          <w:u w:val="single"/>
+        </w:rPr>
         <w:t>in einen Path-Ordner:</w:t>
       </w:r>
       <w:r>
@@ -479,10 +619,12 @@
         <w:br/>
         <w:t xml:space="preserve">wiederum liest diese Argumente in die Liste </w:t>
       </w:r>
+      <w:proofErr w:type="spellStart"/>
       <w:proofErr w:type="gramStart"/>
       <w:r>
         <w:t>sys.argv</w:t>
       </w:r>
+      <w:proofErr w:type="spellEnd"/>
       <w:proofErr w:type="gramEnd"/>
       <w:r>
         <w:t xml:space="preserve"> ein.</w:t>
@@ -492,7 +634,15 @@
     <w:p/>
     <w:p>
       <w:r>
-        <w:t>Beispiel Raw-String über mehre Zeilen, „…\“darf nicht am ende der Zeile stehen</w:t>
+        <w:t xml:space="preserve">Beispiel Raw-String über mehre Zeilen, „…\“darf nicht am </w:t>
+      </w:r>
+      <w:proofErr w:type="spellStart"/>
+      <w:r>
+        <w:t>ende</w:t>
+      </w:r>
+      <w:proofErr w:type="spellEnd"/>
+      <w:r>
+        <w:t xml:space="preserve"> der Zeile stehen</w:t>
       </w:r>
     </w:p>
     <w:p>
@@ -509,6 +659,7 @@
           <w14:ligatures w14:val="none"/>
         </w:rPr>
       </w:pPr>
+      <w:proofErr w:type="spellStart"/>
       <w:r>
         <w:rPr>
           <w:rFonts w:ascii="JetBrains Mono NL" w:eastAsia="Times New Roman" w:hAnsi="JetBrains Mono NL" w:cs="JetBrains Mono NL"/>
@@ -521,6 +672,7 @@
         </w:rPr>
         <w:t>zipdatei</w:t>
       </w:r>
+      <w:proofErr w:type="spellEnd"/>
       <w:r>
         <w:rPr>
           <w:rFonts w:ascii="JetBrains Mono NL" w:eastAsia="Times New Roman" w:hAnsi="JetBrains Mono NL" w:cs="JetBrains Mono NL"/>
@@ -765,7 +917,20 @@
           <w:lang w:eastAsia="de-DE"/>
           <w14:ligatures w14:val="none"/>
         </w:rPr>
-        <w:t>\R</w:t>
+        <w:t>\</w:t>
+      </w:r>
+      <w:proofErr w:type="spellStart"/>
+      <w:r>
+        <w:rPr>
+          <w:rFonts w:ascii="JetBrains Mono NL" w:eastAsia="Times New Roman" w:hAnsi="JetBrains Mono NL" w:cs="JetBrains Mono NL"/>
+          <w:color w:val="56B6C2"/>
+          <w:kern w:val="0"/>
+          <w:sz w:val="18"/>
+          <w:szCs w:val="18"/>
+          <w:lang w:eastAsia="de-DE"/>
+          <w14:ligatures w14:val="none"/>
+        </w:rPr>
+        <w:t>R</w:t>
       </w:r>
       <w:r>
         <w:rPr>
@@ -779,6 +944,7 @@
         </w:rPr>
         <w:t>outine_Aufgaben_Automatisieren</w:t>
       </w:r>
+      <w:proofErr w:type="spellEnd"/>
       <w:r>
         <w:rPr>
           <w:rFonts w:ascii="JetBrains Mono NL" w:eastAsia="Times New Roman" w:hAnsi="JetBrains Mono NL" w:cs="JetBrains Mono NL"/>
@@ -843,6 +1009,7 @@
         </w:rPr>
         <w:t xml:space="preserve">wiederholen </w:t>
       </w:r>
+      <w:proofErr w:type="spellStart"/>
       <w:r>
         <w:rPr>
           <w:b/>
@@ -859,13 +1026,19 @@
         </w:rPr>
         <w:t>gEx</w:t>
       </w:r>
+      <w:proofErr w:type="spellEnd"/>
     </w:p>
     <w:p>
       <w:pPr>
         <w:pStyle w:val="berschrift2"/>
       </w:pPr>
-      <w:r>
-        <w:t>Pathlib, OS, Pfade usw.</w:t>
+      <w:proofErr w:type="spellStart"/>
+      <w:r>
+        <w:t>Pathlib</w:t>
+      </w:r>
+      <w:proofErr w:type="spellEnd"/>
+      <w:r>
+        <w:t>, OS, Pfade usw.</w:t>
       </w:r>
     </w:p>
     <w:p>
@@ -874,6 +1047,7 @@
           <w:lang w:val="en-US"/>
         </w:rPr>
       </w:pPr>
+      <w:proofErr w:type="spellStart"/>
       <w:proofErr w:type="gramStart"/>
       <w:r>
         <w:rPr>
@@ -896,6 +1070,7 @@
         </w:rPr>
         <w:t>relpath</w:t>
       </w:r>
+      <w:proofErr w:type="spellEnd"/>
       <w:r>
         <w:rPr>
           <w:lang w:val="en-US"/>
@@ -942,42 +1117,79 @@
     </w:p>
     <w:p>
       <w:r>
-        <w:t>Basisname eines Path-Objektes in pathlib = .name</w:t>
-      </w:r>
+        <w:t xml:space="preserve">Basisname eines Path-Objektes in </w:t>
+      </w:r>
+      <w:proofErr w:type="spellStart"/>
+      <w:r>
+        <w:t>pathlib</w:t>
+      </w:r>
+      <w:proofErr w:type="spellEnd"/>
+      <w:r>
+        <w:t xml:space="preserve"> = .</w:t>
+      </w:r>
+      <w:proofErr w:type="spellStart"/>
+      <w:r>
+        <w:t>name</w:t>
+      </w:r>
+      <w:proofErr w:type="spellEnd"/>
       <w:r>
         <w:br/>
         <w:t xml:space="preserve">in OS:  </w:t>
       </w:r>
+      <w:proofErr w:type="spellStart"/>
       <w:proofErr w:type="gramStart"/>
       <w:r>
         <w:t>os.path</w:t>
       </w:r>
       <w:proofErr w:type="gramEnd"/>
       <w:r>
-        <w:t>.basename(path)</w:t>
+        <w:t>.basename</w:t>
+      </w:r>
+      <w:proofErr w:type="spellEnd"/>
+      <w:r>
+        <w:t>(</w:t>
+      </w:r>
+      <w:proofErr w:type="spellStart"/>
+      <w:r>
+        <w:t>path</w:t>
+      </w:r>
+      <w:proofErr w:type="spellEnd"/>
+      <w:r>
+        <w:t>)</w:t>
       </w:r>
     </w:p>
     <w:p>
       <w:r>
         <w:t xml:space="preserve">Verzeichnisname in </w:t>
       </w:r>
-      <w:proofErr w:type="gramStart"/>
-      <w:r>
-        <w:t>pathlib:=</w:t>
-      </w:r>
-      <w:proofErr w:type="gramEnd"/>
-      <w:r>
-        <w:t xml:space="preserve"> path_</w:t>
+      <w:proofErr w:type="spellStart"/>
+      <w:proofErr w:type="gramStart"/>
+      <w:r>
+        <w:t>pathlib</w:t>
+      </w:r>
+      <w:proofErr w:type="spellEnd"/>
+      <w:r>
+        <w:t>:=</w:t>
+      </w:r>
+      <w:proofErr w:type="gramEnd"/>
+      <w:r>
+        <w:t xml:space="preserve"> </w:t>
+      </w:r>
+      <w:proofErr w:type="spellStart"/>
+      <w:r>
+        <w:t>path_</w:t>
       </w:r>
       <w:proofErr w:type="gramStart"/>
       <w:r>
         <w:t>objekt.parent</w:t>
       </w:r>
+      <w:proofErr w:type="spellEnd"/>
       <w:proofErr w:type="gramEnd"/>
       <w:r>
         <w:br/>
         <w:t xml:space="preserve">in OS: </w:t>
       </w:r>
+      <w:proofErr w:type="spellStart"/>
       <w:proofErr w:type="gramStart"/>
       <w:r>
         <w:t>os.path</w:t>
@@ -989,8 +1201,17 @@
       <w:r>
         <w:t>dirname</w:t>
       </w:r>
-      <w:r>
-        <w:t>(path)</w:t>
+      <w:proofErr w:type="spellEnd"/>
+      <w:r>
+        <w:t>(</w:t>
+      </w:r>
+      <w:proofErr w:type="spellStart"/>
+      <w:r>
+        <w:t>path</w:t>
+      </w:r>
+      <w:proofErr w:type="spellEnd"/>
+      <w:r>
+        <w:t>)</w:t>
       </w:r>
     </w:p>
     <w:p>
@@ -998,21 +1219,41 @@
       <w:r>
         <w:t>Tupel(</w:t>
       </w:r>
-      <w:proofErr w:type="gramEnd"/>
-      <w:r>
-        <w:t xml:space="preserve">vezeinsname, basename) = </w:t>
-      </w:r>
+      <w:proofErr w:type="spellStart"/>
+      <w:proofErr w:type="gramEnd"/>
+      <w:r>
+        <w:t>vezeinsname</w:t>
+      </w:r>
+      <w:proofErr w:type="spellEnd"/>
+      <w:r>
+        <w:t xml:space="preserve">, </w:t>
+      </w:r>
+      <w:proofErr w:type="spellStart"/>
+      <w:r>
+        <w:t>basename</w:t>
+      </w:r>
+      <w:proofErr w:type="spellEnd"/>
+      <w:r>
+        <w:t xml:space="preserve">) = </w:t>
+      </w:r>
+      <w:proofErr w:type="spellStart"/>
       <w:proofErr w:type="gramStart"/>
       <w:r>
         <w:t>os.path</w:t>
       </w:r>
       <w:proofErr w:type="gramEnd"/>
       <w:r>
-        <w:t>.split(</w:t>
-      </w:r>
+        <w:t>.split</w:t>
+      </w:r>
+      <w:proofErr w:type="spellEnd"/>
+      <w:r>
+        <w:t>(</w:t>
+      </w:r>
+      <w:proofErr w:type="spellStart"/>
       <w:r>
         <w:t>path</w:t>
       </w:r>
+      <w:proofErr w:type="spellEnd"/>
       <w:r>
         <w:t>)</w:t>
       </w:r>
@@ -1027,6 +1268,7 @@
         </w:rPr>
         <w:t xml:space="preserve">Allerdings ist </w:t>
       </w:r>
+      <w:proofErr w:type="spellStart"/>
       <w:proofErr w:type="gramStart"/>
       <w:r>
         <w:rPr>
@@ -1052,107 +1294,155 @@
           <w:sz w:val="16"/>
           <w:szCs w:val="16"/>
         </w:rPr>
-        <w:t>split(</w:t>
-      </w:r>
-      <w:proofErr w:type="gramEnd"/>
+        <w:t>split</w:t>
+      </w:r>
+      <w:proofErr w:type="spellEnd"/>
       <w:r>
         <w:rPr>
           <w:rFonts w:ascii="Arial" w:hAnsi="Arial" w:cs="Arial"/>
           <w:sz w:val="16"/>
           <w:szCs w:val="16"/>
         </w:rPr>
-        <w:t>) eine praktische Abkürzung.</w:t>
-      </w:r>
+        <w:t>(</w:t>
+      </w:r>
+      <w:proofErr w:type="gramEnd"/>
       <w:r>
         <w:rPr>
           <w:rFonts w:ascii="Arial" w:hAnsi="Arial" w:cs="Arial"/>
           <w:sz w:val="16"/>
           <w:szCs w:val="16"/>
         </w:rPr>
-        <w:br/>
-        <w:t xml:space="preserve">Beachten Sie aber, dass </w:t>
-      </w:r>
-      <w:proofErr w:type="gramStart"/>
+        <w:t>) eine praktische Abkürzung.</w:t>
+      </w:r>
       <w:r>
         <w:rPr>
           <w:rFonts w:ascii="Arial" w:hAnsi="Arial" w:cs="Arial"/>
           <w:sz w:val="16"/>
           <w:szCs w:val="16"/>
         </w:rPr>
-        <w:t>os.path</w:t>
-      </w:r>
-      <w:proofErr w:type="gramEnd"/>
+        <w:br/>
+        <w:t xml:space="preserve">Beachten Sie aber, dass </w:t>
+      </w:r>
+      <w:proofErr w:type="spellStart"/>
+      <w:proofErr w:type="gramStart"/>
       <w:r>
         <w:rPr>
           <w:rFonts w:ascii="Arial" w:hAnsi="Arial" w:cs="Arial"/>
           <w:sz w:val="16"/>
           <w:szCs w:val="16"/>
         </w:rPr>
-        <w:t>.</w:t>
-      </w:r>
-      <w:proofErr w:type="gramStart"/>
+        <w:t>os.path</w:t>
+      </w:r>
+      <w:proofErr w:type="gramEnd"/>
       <w:r>
         <w:rPr>
           <w:rFonts w:ascii="Arial" w:hAnsi="Arial" w:cs="Arial"/>
           <w:sz w:val="16"/>
           <w:szCs w:val="16"/>
         </w:rPr>
-        <w:t>split(</w:t>
-      </w:r>
-      <w:proofErr w:type="gramEnd"/>
+        <w:t>.</w:t>
+      </w:r>
+      <w:proofErr w:type="gramStart"/>
       <w:r>
         <w:rPr>
           <w:rFonts w:ascii="Arial" w:hAnsi="Arial" w:cs="Arial"/>
           <w:sz w:val="16"/>
           <w:szCs w:val="16"/>
         </w:rPr>
-        <w:t xml:space="preserve">) keinen Dateipfad entgegennimmt und </w:t>
-      </w:r>
+        <w:t>split</w:t>
+      </w:r>
+      <w:proofErr w:type="spellEnd"/>
       <w:r>
         <w:rPr>
           <w:rFonts w:ascii="Arial" w:hAnsi="Arial" w:cs="Arial"/>
           <w:sz w:val="16"/>
           <w:szCs w:val="16"/>
         </w:rPr>
-        <w:br/>
-        <w:t xml:space="preserve">daraus eine Liste der Strings für die einzelnen Ordner zurückgibt. Für diesen </w:t>
-      </w:r>
+        <w:t>(</w:t>
+      </w:r>
+      <w:proofErr w:type="gramEnd"/>
       <w:r>
         <w:rPr>
           <w:rFonts w:ascii="Arial" w:hAnsi="Arial" w:cs="Arial"/>
           <w:sz w:val="16"/>
           <w:szCs w:val="16"/>
         </w:rPr>
-        <w:br/>
-        <w:t xml:space="preserve">Zweck müssen Sie den Pfad mit der Stringmethode </w:t>
-      </w:r>
-      <w:proofErr w:type="gramStart"/>
+        <w:t xml:space="preserve">) keinen Dateipfad entgegennimmt und </w:t>
+      </w:r>
       <w:r>
         <w:rPr>
           <w:rFonts w:ascii="Arial" w:hAnsi="Arial" w:cs="Arial"/>
           <w:sz w:val="16"/>
           <w:szCs w:val="16"/>
         </w:rPr>
-        <w:t>split(</w:t>
-      </w:r>
-      <w:proofErr w:type="gramEnd"/>
+        <w:br/>
+        <w:t xml:space="preserve">daraus eine Liste der Strings für die einzelnen Ordner zurückgibt. Für diesen </w:t>
+      </w:r>
       <w:r>
         <w:rPr>
           <w:rFonts w:ascii="Arial" w:hAnsi="Arial" w:cs="Arial"/>
           <w:sz w:val="16"/>
           <w:szCs w:val="16"/>
         </w:rPr>
-        <w:t xml:space="preserve">) zerlegen und ihr die </w:t>
-      </w:r>
+        <w:br/>
+        <w:t xml:space="preserve">Zweck müssen Sie den Pfad mit der </w:t>
+      </w:r>
+      <w:proofErr w:type="spellStart"/>
       <w:r>
         <w:rPr>
           <w:rFonts w:ascii="Arial" w:hAnsi="Arial" w:cs="Arial"/>
           <w:sz w:val="16"/>
           <w:szCs w:val="16"/>
         </w:rPr>
+        <w:t>Stringmethode</w:t>
+      </w:r>
+      <w:proofErr w:type="spellEnd"/>
+      <w:r>
+        <w:rPr>
+          <w:rFonts w:ascii="Arial" w:hAnsi="Arial" w:cs="Arial"/>
+          <w:sz w:val="16"/>
+          <w:szCs w:val="16"/>
+        </w:rPr>
+        <w:t xml:space="preserve"> </w:t>
+      </w:r>
+      <w:proofErr w:type="spellStart"/>
+      <w:proofErr w:type="gramStart"/>
+      <w:r>
+        <w:rPr>
+          <w:rFonts w:ascii="Arial" w:hAnsi="Arial" w:cs="Arial"/>
+          <w:sz w:val="16"/>
+          <w:szCs w:val="16"/>
+        </w:rPr>
+        <w:t>split</w:t>
+      </w:r>
+      <w:proofErr w:type="spellEnd"/>
+      <w:r>
+        <w:rPr>
+          <w:rFonts w:ascii="Arial" w:hAnsi="Arial" w:cs="Arial"/>
+          <w:sz w:val="16"/>
+          <w:szCs w:val="16"/>
+        </w:rPr>
+        <w:t>(</w:t>
+      </w:r>
+      <w:proofErr w:type="gramEnd"/>
+      <w:r>
+        <w:rPr>
+          <w:rFonts w:ascii="Arial" w:hAnsi="Arial" w:cs="Arial"/>
+          <w:sz w:val="16"/>
+          <w:szCs w:val="16"/>
+        </w:rPr>
+        <w:t xml:space="preserve">) zerlegen und ihr die </w:t>
+      </w:r>
+      <w:r>
+        <w:rPr>
+          <w:rFonts w:ascii="Arial" w:hAnsi="Arial" w:cs="Arial"/>
+          <w:sz w:val="16"/>
+          <w:szCs w:val="16"/>
+        </w:rPr>
         <w:br/>
         <w:t xml:space="preserve">Variable </w:t>
       </w:r>
+      <w:proofErr w:type="spellStart"/>
       <w:r>
         <w:rPr>
           <w:rFonts w:ascii="Arial" w:hAnsi="Arial" w:cs="Arial"/>
@@ -1163,6 +1453,7 @@
         </w:rPr>
         <w:t>os.path.sep</w:t>
       </w:r>
+      <w:proofErr w:type="spellEnd"/>
       <w:r>
         <w:rPr>
           <w:rFonts w:ascii="Arial" w:hAnsi="Arial" w:cs="Arial"/>
@@ -1186,15 +1477,36 @@
     </w:p>
     <w:p>
       <w:r>
-        <w:t>Die Methode `Path.chmod</w:t>
-      </w:r>
+        <w:t>Die Methode `</w:t>
+      </w:r>
+      <w:proofErr w:type="spellStart"/>
+      <w:r>
+        <w:t>Path.chmod</w:t>
+      </w:r>
+      <w:proofErr w:type="spellEnd"/>
       <w:proofErr w:type="gramStart"/>
       <w:r>
         <w:t>()`</w:t>
       </w:r>
       <w:proofErr w:type="gramEnd"/>
       <w:r>
-        <w:t xml:space="preserve"> in der `pathlib`-Bibliothek wird verwendet, um die Berechtigungen (Zugriffsrechte) einer Datei oder eines Verzeichnisses zu ändern. Diese Methode ist eine Entsprechung zu `os.chmod()` und ermöglicht es dir, die Zugriffsrechte auf Dateien und Verzeichnisse zu setzen, indem du den entsprechenden Berechtigungsmodus angibst.</w:t>
+        <w:t xml:space="preserve"> in der `</w:t>
+      </w:r>
+      <w:proofErr w:type="spellStart"/>
+      <w:r>
+        <w:t>pathlib</w:t>
+      </w:r>
+      <w:proofErr w:type="spellEnd"/>
+      <w:r>
+        <w:t>`-Bibliothek wird verwendet, um die Berechtigungen (Zugriffsrechte) einer Datei oder eines Verzeichnisses zu ändern. Diese Methode ist eine Entsprechung zu `</w:t>
+      </w:r>
+      <w:proofErr w:type="spellStart"/>
+      <w:r>
+        <w:t>os.chmod</w:t>
+      </w:r>
+      <w:proofErr w:type="spellEnd"/>
+      <w:r>
+        <w:t>()` und ermöglicht es dir, die Zugriffsrechte auf Dateien und Verzeichnisse zu setzen, indem du den entsprechenden Berechtigungsmodus angibst.</w:t>
       </w:r>
       <w:r>
         <w:br/>
@@ -1202,18 +1514,54 @@
       <w:r>
         <w:lastRenderedPageBreak/>
         <w:br/>
-        <w:t>### Verwendung von `Path.chmod()`</w:t>
-      </w:r>
-      <w:r>
-        <w:br/>
-      </w:r>
-      <w:r>
-        <w:br/>
-        <w:t>```python</w:t>
-      </w:r>
-      <w:r>
-        <w:br/>
-        <w:t>from pathlib import Path</w:t>
+        <w:t>### Verwendung von `</w:t>
+      </w:r>
+      <w:proofErr w:type="spellStart"/>
+      <w:r>
+        <w:t>Path.chmod</w:t>
+      </w:r>
+      <w:proofErr w:type="spellEnd"/>
+      <w:r>
+        <w:t>()`</w:t>
+      </w:r>
+      <w:r>
+        <w:br/>
+      </w:r>
+      <w:r>
+        <w:br/>
+        <w:t>```</w:t>
+      </w:r>
+      <w:proofErr w:type="spellStart"/>
+      <w:r>
+        <w:t>python</w:t>
+      </w:r>
+      <w:proofErr w:type="spellEnd"/>
+      <w:r>
+        <w:br/>
+      </w:r>
+      <w:proofErr w:type="spellStart"/>
+      <w:r>
+        <w:t>from</w:t>
+      </w:r>
+      <w:proofErr w:type="spellEnd"/>
+      <w:r>
+        <w:t xml:space="preserve"> </w:t>
+      </w:r>
+      <w:proofErr w:type="spellStart"/>
+      <w:r>
+        <w:t>pathlib</w:t>
+      </w:r>
+      <w:proofErr w:type="spellEnd"/>
+      <w:r>
+        <w:t xml:space="preserve"> </w:t>
+      </w:r>
+      <w:proofErr w:type="spellStart"/>
+      <w:r>
+        <w:t>import</w:t>
+      </w:r>
+      <w:proofErr w:type="spellEnd"/>
+      <w:r>
+        <w:t xml:space="preserve"> Path</w:t>
       </w:r>
       <w:r>
         <w:br/>
@@ -1224,18 +1572,40 @@
       </w:r>
       <w:r>
         <w:br/>
-        <w:t>path = Path('example.txt')</w:t>
-      </w:r>
-      <w:r>
-        <w:br/>
-      </w:r>
-      <w:r>
-        <w:br/>
-        <w:t># Ändere die Berechtigungen auf 0o644 (rw-r--r--)</w:t>
-      </w:r>
-      <w:r>
-        <w:br/>
-        <w:t>path.chmod(0o644)</w:t>
+      </w:r>
+      <w:proofErr w:type="spellStart"/>
+      <w:r>
+        <w:t>path</w:t>
+      </w:r>
+      <w:proofErr w:type="spellEnd"/>
+      <w:r>
+        <w:t xml:space="preserve"> = Path('example.txt')</w:t>
+      </w:r>
+      <w:r>
+        <w:br/>
+      </w:r>
+      <w:r>
+        <w:br/>
+        <w:t># Ändere die Berechtigungen auf 0o644 (</w:t>
+      </w:r>
+      <w:proofErr w:type="spellStart"/>
+      <w:r>
+        <w:t>rw</w:t>
+      </w:r>
+      <w:proofErr w:type="spellEnd"/>
+      <w:r>
+        <w:t>-r--r--)</w:t>
+      </w:r>
+      <w:r>
+        <w:br/>
+      </w:r>
+      <w:proofErr w:type="spellStart"/>
+      <w:r>
+        <w:t>path.chmod</w:t>
+      </w:r>
+      <w:proofErr w:type="spellEnd"/>
+      <w:r>
+        <w:t>(0o644)</w:t>
       </w:r>
       <w:r>
         <w:br/>
@@ -1253,7 +1623,23 @@
       </w:r>
       <w:r>
         <w:br/>
-        <w:t>- **`mode`**: Der Modus ist eine Ganzzahl, die die Berechtigungen in Oktalnotation angibt. Zum Beispiel:</w:t>
+        <w:t>- **`</w:t>
+      </w:r>
+      <w:proofErr w:type="spellStart"/>
+      <w:r>
+        <w:t>mode</w:t>
+      </w:r>
+      <w:proofErr w:type="spellEnd"/>
+      <w:r>
+        <w:t xml:space="preserve">`**: Der Modus ist eine Ganzzahl, die die Berechtigungen in </w:t>
+      </w:r>
+      <w:proofErr w:type="spellStart"/>
+      <w:r>
+        <w:t>Oktalnotation</w:t>
+      </w:r>
+      <w:proofErr w:type="spellEnd"/>
+      <w:r>
+        <w:t xml:space="preserve"> angibt. Zum Beispiel:</w:t>
       </w:r>
       <w:r>
         <w:br/>
@@ -1291,18 +1677,54 @@
       </w:r>
       <w:r>
         <w:br/>
-        <w:t>Hier ist ein vollständiges Beispiel zur Verwendung von `Path.chmod()`:</w:t>
-      </w:r>
-      <w:r>
-        <w:br/>
-      </w:r>
-      <w:r>
-        <w:br/>
-        <w:t>```python</w:t>
-      </w:r>
-      <w:r>
-        <w:br/>
-        <w:t>from pathlib import Path</w:t>
+        <w:t>Hier ist ein vollständiges Beispiel zur Verwendung von `</w:t>
+      </w:r>
+      <w:proofErr w:type="spellStart"/>
+      <w:r>
+        <w:t>Path.chmod</w:t>
+      </w:r>
+      <w:proofErr w:type="spellEnd"/>
+      <w:r>
+        <w:t>()`:</w:t>
+      </w:r>
+      <w:r>
+        <w:br/>
+      </w:r>
+      <w:r>
+        <w:br/>
+        <w:t>```</w:t>
+      </w:r>
+      <w:proofErr w:type="spellStart"/>
+      <w:r>
+        <w:t>python</w:t>
+      </w:r>
+      <w:proofErr w:type="spellEnd"/>
+      <w:r>
+        <w:br/>
+      </w:r>
+      <w:proofErr w:type="spellStart"/>
+      <w:r>
+        <w:t>from</w:t>
+      </w:r>
+      <w:proofErr w:type="spellEnd"/>
+      <w:r>
+        <w:t xml:space="preserve"> </w:t>
+      </w:r>
+      <w:proofErr w:type="spellStart"/>
+      <w:r>
+        <w:t>pathlib</w:t>
+      </w:r>
+      <w:proofErr w:type="spellEnd"/>
+      <w:r>
+        <w:t xml:space="preserve"> </w:t>
+      </w:r>
+      <w:proofErr w:type="spellStart"/>
+      <w:r>
+        <w:t>import</w:t>
+      </w:r>
+      <w:proofErr w:type="spellEnd"/>
+      <w:r>
+        <w:t xml:space="preserve"> Path</w:t>
       </w:r>
       <w:r>
         <w:br/>
@@ -1313,11 +1735,25 @@
       </w:r>
       <w:r>
         <w:br/>
-        <w:t>path = Path('example.txt')</w:t>
-      </w:r>
-      <w:r>
-        <w:br/>
-        <w:t>path.write_text('Dies ist ein Test.')</w:t>
+      </w:r>
+      <w:proofErr w:type="spellStart"/>
+      <w:r>
+        <w:t>path</w:t>
+      </w:r>
+      <w:proofErr w:type="spellEnd"/>
+      <w:r>
+        <w:t xml:space="preserve"> = Path('example.txt')</w:t>
+      </w:r>
+      <w:r>
+        <w:br/>
+      </w:r>
+      <w:proofErr w:type="spellStart"/>
+      <w:r>
+        <w:t>path.write_text</w:t>
+      </w:r>
+      <w:proofErr w:type="spellEnd"/>
+      <w:r>
+        <w:t>('Dies ist ein Test.')</w:t>
       </w:r>
       <w:r>
         <w:br/>
@@ -1328,15 +1764,100 @@
       </w:r>
       <w:r>
         <w:br/>
-        <w:t>print(f"Vorherige Berechtigungen: {oct(path.stat().st_mode &amp; 0o777)}")</w:t>
-      </w:r>
-      <w:r>
-        <w:br/>
-        <w:t>path.chmod(0o600)  # Nur Lese- und Schreibrechte für den Eigentümer</w:t>
-      </w:r>
-      <w:r>
-        <w:br/>
-        <w:t>print(f"Nachherige Berechtigungen: {oct(path.stat().st_mode &amp; 0o777)}")</w:t>
+      </w:r>
+      <w:proofErr w:type="spellStart"/>
+      <w:r>
+        <w:t>print</w:t>
+      </w:r>
+      <w:proofErr w:type="spellEnd"/>
+      <w:r>
+        <w:t>(</w:t>
+      </w:r>
+      <w:proofErr w:type="spellStart"/>
+      <w:r>
+        <w:t>f"Vorherige</w:t>
+      </w:r>
+      <w:proofErr w:type="spellEnd"/>
+      <w:r>
+        <w:t xml:space="preserve"> Berechtigungen: {</w:t>
+      </w:r>
+      <w:proofErr w:type="spellStart"/>
+      <w:r>
+        <w:t>oct</w:t>
+      </w:r>
+      <w:proofErr w:type="spellEnd"/>
+      <w:r>
+        <w:t>(</w:t>
+      </w:r>
+      <w:proofErr w:type="spellStart"/>
+      <w:r>
+        <w:t>path.stat</w:t>
+      </w:r>
+      <w:proofErr w:type="spellEnd"/>
+      <w:r>
+        <w:t>().</w:t>
+      </w:r>
+      <w:proofErr w:type="spellStart"/>
+      <w:r>
+        <w:t>st_mode</w:t>
+      </w:r>
+      <w:proofErr w:type="spellEnd"/>
+      <w:r>
+        <w:t xml:space="preserve"> &amp; 0o777)}")</w:t>
+      </w:r>
+      <w:r>
+        <w:br/>
+      </w:r>
+      <w:proofErr w:type="spellStart"/>
+      <w:r>
+        <w:t>path.chmod</w:t>
+      </w:r>
+      <w:proofErr w:type="spellEnd"/>
+      <w:r>
+        <w:t>(0o600)  # Nur Lese- und Schreibrechte für den Eigentümer</w:t>
+      </w:r>
+      <w:r>
+        <w:br/>
+      </w:r>
+      <w:proofErr w:type="spellStart"/>
+      <w:r>
+        <w:t>print</w:t>
+      </w:r>
+      <w:proofErr w:type="spellEnd"/>
+      <w:r>
+        <w:t>(</w:t>
+      </w:r>
+      <w:proofErr w:type="spellStart"/>
+      <w:r>
+        <w:t>f"Nachherige</w:t>
+      </w:r>
+      <w:proofErr w:type="spellEnd"/>
+      <w:r>
+        <w:t xml:space="preserve"> Berechtigungen: {</w:t>
+      </w:r>
+      <w:proofErr w:type="spellStart"/>
+      <w:r>
+        <w:t>oct</w:t>
+      </w:r>
+      <w:proofErr w:type="spellEnd"/>
+      <w:r>
+        <w:t>(</w:t>
+      </w:r>
+      <w:proofErr w:type="spellStart"/>
+      <w:r>
+        <w:t>path.stat</w:t>
+      </w:r>
+      <w:proofErr w:type="spellEnd"/>
+      <w:r>
+        <w:t>().</w:t>
+      </w:r>
+      <w:proofErr w:type="spellStart"/>
+      <w:r>
+        <w:t>st_mode</w:t>
+      </w:r>
+      <w:proofErr w:type="spellEnd"/>
+      <w:r>
+        <w:t xml:space="preserve"> &amp; 0o777)}")</w:t>
       </w:r>
       <w:r>
         <w:br/>
@@ -1360,9 +1881,14 @@
         <w:br/>
         <w:t>2. Die Berechtigungen der Datei werden vor und nach der Verwendung von `</w:t>
       </w:r>
-      <w:proofErr w:type="gramStart"/>
-      <w:r>
-        <w:t>chmod(</w:t>
+      <w:proofErr w:type="spellStart"/>
+      <w:proofErr w:type="gramStart"/>
+      <w:r>
+        <w:t>chmod</w:t>
+      </w:r>
+      <w:proofErr w:type="spellEnd"/>
+      <w:r>
+        <w:t>(</w:t>
       </w:r>
       <w:proofErr w:type="gramEnd"/>
       <w:r>
@@ -1384,7 +1910,15 @@
       </w:r>
       <w:r>
         <w:br/>
-        <w:t xml:space="preserve">- **Zugriffsrechte**: Die Berechtigungen werden in Oktalnotation angegeben. Zum Beispiel steht </w:t>
+        <w:t xml:space="preserve">- **Zugriffsrechte**: Die Berechtigungen werden in </w:t>
+      </w:r>
+      <w:proofErr w:type="spellStart"/>
+      <w:r>
+        <w:t>Oktalnotation</w:t>
+      </w:r>
+      <w:proofErr w:type="spellEnd"/>
+      <w:r>
+        <w:t xml:space="preserve"> angegeben. Zum Beispiel steht </w:t>
       </w:r>
       <w:r>
         <w:lastRenderedPageBreak/>
@@ -1394,9 +1928,14 @@
         <w:br/>
         <w:t>- **Berechtigungsänderungen**: `</w:t>
       </w:r>
-      <w:proofErr w:type="gramStart"/>
-      <w:r>
-        <w:t>chmod(</w:t>
+      <w:proofErr w:type="spellStart"/>
+      <w:proofErr w:type="gramStart"/>
+      <w:r>
+        <w:t>chmod</w:t>
+      </w:r>
+      <w:proofErr w:type="spellEnd"/>
+      <w:r>
+        <w:t>(</w:t>
       </w:r>
       <w:proofErr w:type="gramEnd"/>
       <w:r>
@@ -1406,17 +1945,35 @@
         <w:br/>
         <w:t>- **Plattformabhängigkeit**: `</w:t>
       </w:r>
-      <w:proofErr w:type="gramStart"/>
-      <w:r>
-        <w:t>chmod(</w:t>
-      </w:r>
-      <w:proofErr w:type="gramEnd"/>
-      <w:r>
-        <w:t>)` funktioniert in der Regel auf Unix-ähnlichen Systemen (wie Linux und macOS). Auf Windows-Systemen werden Berechtigungen anders gehandhabt, und `</w:t>
-      </w:r>
-      <w:proofErr w:type="gramStart"/>
-      <w:r>
-        <w:t>chmod(</w:t>
+      <w:proofErr w:type="spellStart"/>
+      <w:proofErr w:type="gramStart"/>
+      <w:r>
+        <w:t>chmod</w:t>
+      </w:r>
+      <w:proofErr w:type="spellEnd"/>
+      <w:r>
+        <w:t>(</w:t>
+      </w:r>
+      <w:proofErr w:type="gramEnd"/>
+      <w:r>
+        <w:t xml:space="preserve">)` funktioniert in der Regel auf Unix-ähnlichen Systemen (wie Linux und </w:t>
+      </w:r>
+      <w:proofErr w:type="spellStart"/>
+      <w:r>
+        <w:t>macOS</w:t>
+      </w:r>
+      <w:proofErr w:type="spellEnd"/>
+      <w:r>
+        <w:t>). Auf Windows-Systemen werden Berechtigungen anders gehandhabt, und `</w:t>
+      </w:r>
+      <w:proofErr w:type="spellStart"/>
+      <w:proofErr w:type="gramStart"/>
+      <w:r>
+        <w:t>chmod</w:t>
+      </w:r>
+      <w:proofErr w:type="spellEnd"/>
+      <w:r>
+        <w:t>(</w:t>
       </w:r>
       <w:proofErr w:type="gramEnd"/>
       <w:r>
@@ -1427,24 +1984,43 @@
       </w:r>
       <w:r>
         <w:br/>
-        <w:t>Die Methode `Path.chmod</w:t>
-      </w:r>
+        <w:t>Die Methode `</w:t>
+      </w:r>
+      <w:proofErr w:type="spellStart"/>
+      <w:r>
+        <w:t>Path.chmod</w:t>
+      </w:r>
+      <w:proofErr w:type="spellEnd"/>
       <w:proofErr w:type="gramStart"/>
       <w:r>
         <w:t>()`</w:t>
       </w:r>
       <w:proofErr w:type="gramEnd"/>
       <w:r>
-        <w:t xml:space="preserve"> bietet eine objektorientierte Möglichkeit, Dateiberechtigungen zu ändern, und integriert sich nahtlos in die `pathlib`-Bibliothek, die für die Arbeit mit Pfaden und Dateien in Python entwickelt wurde.</w:t>
-      </w:r>
-      <w:r>
-        <w:br/>
-      </w:r>
-    </w:p>
-    <w:p>
-      <w:r>
-        <w:t xml:space="preserve">pathlib bietet eine Methode zur Bestimmung der Größe einer Datei, die der Funktion </w:t>
-      </w:r>
+        <w:t xml:space="preserve"> bietet eine objektorientierte Möglichkeit, Dateiberechtigungen zu ändern, und integriert sich nahtlos in die `</w:t>
+      </w:r>
+      <w:proofErr w:type="spellStart"/>
+      <w:r>
+        <w:t>pathlib</w:t>
+      </w:r>
+      <w:proofErr w:type="spellEnd"/>
+      <w:r>
+        <w:t>`-Bibliothek, die für die Arbeit mit Pfaden und Dateien in Python entwickelt wurde.</w:t>
+      </w:r>
+      <w:r>
+        <w:br/>
+      </w:r>
+    </w:p>
+    <w:p>
+      <w:proofErr w:type="spellStart"/>
+      <w:r>
+        <w:t>pathlib</w:t>
+      </w:r>
+      <w:proofErr w:type="spellEnd"/>
+      <w:r>
+        <w:t xml:space="preserve"> bietet eine Methode zur Bestimmung der Größe einer Datei, die der Funktion </w:t>
+      </w:r>
+      <w:proofErr w:type="spellStart"/>
       <w:proofErr w:type="gramStart"/>
       <w:r>
         <w:t>os.path</w:t>
@@ -1455,7 +2031,11 @@
       </w:r>
       <w:proofErr w:type="gramStart"/>
       <w:r>
-        <w:t>getsize(</w:t>
+        <w:t>getsize</w:t>
+      </w:r>
+      <w:proofErr w:type="spellEnd"/>
+      <w:r>
+        <w:t>(</w:t>
       </w:r>
       <w:proofErr w:type="gramEnd"/>
       <w:r>
@@ -1464,7 +2044,15 @@
     </w:p>
     <w:p>
       <w:r>
-        <w:t xml:space="preserve">In pathlib kannst du die </w:t>
+        <w:t xml:space="preserve">In </w:t>
+      </w:r>
+      <w:proofErr w:type="spellStart"/>
+      <w:r>
+        <w:t>pathlib</w:t>
+      </w:r>
+      <w:proofErr w:type="spellEnd"/>
+      <w:r>
+        <w:t xml:space="preserve"> kannst du die </w:t>
       </w:r>
       <w:proofErr w:type="gramStart"/>
       <w:r>
@@ -1474,39 +2062,59 @@
         <w:rPr>
           <w:b/>
         </w:rPr>
-        <w:t>.stat</w:t>
-      </w:r>
-      <w:proofErr w:type="gramEnd"/>
+        <w:t>.</w:t>
+      </w:r>
+      <w:proofErr w:type="spellStart"/>
       <w:r>
         <w:rPr>
           <w:b/>
         </w:rPr>
+        <w:t>stat</w:t>
+      </w:r>
+      <w:proofErr w:type="spellEnd"/>
+      <w:proofErr w:type="gramEnd"/>
+      <w:r>
+        <w:rPr>
+          <w:b/>
+        </w:rPr>
         <w:t>()</w:t>
       </w:r>
       <w:r>
         <w:t xml:space="preserve"> verwenden, um verschiedene Dateieigenschaften abzurufen, einschließlich der Größe der Datei. Die Größe wird im Attribut </w:t>
       </w:r>
+      <w:proofErr w:type="spellStart"/>
       <w:r>
         <w:rPr>
           <w:b/>
         </w:rPr>
         <w:t>st_size</w:t>
       </w:r>
+      <w:proofErr w:type="spellEnd"/>
       <w:r>
         <w:t xml:space="preserve"> des </w:t>
       </w:r>
+      <w:proofErr w:type="spellStart"/>
       <w:proofErr w:type="gramStart"/>
       <w:r>
         <w:t>os.stat</w:t>
       </w:r>
       <w:proofErr w:type="gramEnd"/>
       <w:r>
-        <w:t xml:space="preserve">_result-Objekts gespeichert, das </w:t>
-      </w:r>
-      <w:proofErr w:type="gramStart"/>
-      <w:r>
-        <w:t>von .stat</w:t>
-      </w:r>
+        <w:t>_result</w:t>
+      </w:r>
+      <w:proofErr w:type="spellEnd"/>
+      <w:r>
+        <w:t xml:space="preserve">-Objekts gespeichert, das </w:t>
+      </w:r>
+      <w:proofErr w:type="gramStart"/>
+      <w:r>
+        <w:t>von .</w:t>
+      </w:r>
+      <w:proofErr w:type="spellStart"/>
+      <w:r>
+        <w:t>stat</w:t>
+      </w:r>
+      <w:proofErr w:type="spellEnd"/>
       <w:proofErr w:type="gramEnd"/>
       <w:r>
         <w:t>() zurückgegeben wird.</w:t>
@@ -1546,8 +2154,16 @@
         <w:rPr>
           <w:b/>
         </w:rPr>
-        <w:t xml:space="preserve"> traceback</w:t>
-      </w:r>
+        <w:t xml:space="preserve"> </w:t>
+      </w:r>
+      <w:proofErr w:type="spellStart"/>
+      <w:r>
+        <w:rPr>
+          <w:b/>
+        </w:rPr>
+        <w:t>traceback</w:t>
+      </w:r>
+      <w:proofErr w:type="spellEnd"/>
       <w:r>
         <w:t>:</w:t>
       </w:r>
@@ -1618,14 +2234,30 @@
           <w:lang w:val="en-US"/>
         </w:rPr>
         <w:br/>
-        <w:t xml:space="preserve"> errorFile = </w:t>
-      </w:r>
-      <w:proofErr w:type="gramStart"/>
+        <w:t xml:space="preserve"> </w:t>
+      </w:r>
+      <w:proofErr w:type="spellStart"/>
       <w:r>
         <w:rPr>
           <w:rFonts w:ascii="JetBrains Mono NL" w:hAnsi="JetBrains Mono NL" w:cs="JetBrains Mono NL"/>
           <w:lang w:val="en-US"/>
         </w:rPr>
+        <w:t>errorFile</w:t>
+      </w:r>
+      <w:proofErr w:type="spellEnd"/>
+      <w:r>
+        <w:rPr>
+          <w:rFonts w:ascii="JetBrains Mono NL" w:hAnsi="JetBrains Mono NL" w:cs="JetBrains Mono NL"/>
+          <w:lang w:val="en-US"/>
+        </w:rPr>
+        <w:t xml:space="preserve"> = </w:t>
+      </w:r>
+      <w:proofErr w:type="gramStart"/>
+      <w:r>
+        <w:rPr>
+          <w:rFonts w:ascii="JetBrains Mono NL" w:hAnsi="JetBrains Mono NL" w:cs="JetBrains Mono NL"/>
+          <w:lang w:val="en-US"/>
+        </w:rPr>
         <w:t>open(</w:t>
       </w:r>
       <w:proofErr w:type="gramEnd"/>
@@ -1642,14 +2274,31 @@
           <w:lang w:val="en-US"/>
         </w:rPr>
         <w:br/>
-        <w:t xml:space="preserve"> errorFile.write(</w:t>
-      </w:r>
-      <w:proofErr w:type="gramStart"/>
+        <w:t xml:space="preserve"> </w:t>
+      </w:r>
+      <w:proofErr w:type="spellStart"/>
       <w:r>
         <w:rPr>
           <w:rFonts w:ascii="JetBrains Mono NL" w:hAnsi="JetBrains Mono NL" w:cs="JetBrains Mono NL"/>
           <w:lang w:val="en-US"/>
         </w:rPr>
+        <w:t>errorFile.write</w:t>
+      </w:r>
+      <w:proofErr w:type="spellEnd"/>
+      <w:r>
+        <w:rPr>
+          <w:rFonts w:ascii="JetBrains Mono NL" w:hAnsi="JetBrains Mono NL" w:cs="JetBrains Mono NL"/>
+          <w:lang w:val="en-US"/>
+        </w:rPr>
+        <w:t>(</w:t>
+      </w:r>
+      <w:proofErr w:type="spellStart"/>
+      <w:proofErr w:type="gramStart"/>
+      <w:r>
+        <w:rPr>
+          <w:rFonts w:ascii="JetBrains Mono NL" w:hAnsi="JetBrains Mono NL" w:cs="JetBrains Mono NL"/>
+          <w:lang w:val="en-US"/>
+        </w:rPr>
         <w:t>traceback.format</w:t>
       </w:r>
       <w:proofErr w:type="gramEnd"/>
@@ -1666,14 +2315,22 @@
           <w:rFonts w:ascii="JetBrains Mono NL" w:hAnsi="JetBrains Mono NL" w:cs="JetBrains Mono NL"/>
           <w:lang w:val="en-US"/>
         </w:rPr>
-        <w:t>exc(</w:t>
-      </w:r>
-      <w:proofErr w:type="gramEnd"/>
+        <w:t>exc</w:t>
+      </w:r>
+      <w:proofErr w:type="spellEnd"/>
       <w:r>
         <w:rPr>
           <w:rFonts w:ascii="JetBrains Mono NL" w:hAnsi="JetBrains Mono NL" w:cs="JetBrains Mono NL"/>
           <w:lang w:val="en-US"/>
         </w:rPr>
+        <w:t>(</w:t>
+      </w:r>
+      <w:proofErr w:type="gramEnd"/>
+      <w:r>
+        <w:rPr>
+          <w:rFonts w:ascii="JetBrains Mono NL" w:hAnsi="JetBrains Mono NL" w:cs="JetBrains Mono NL"/>
+          <w:lang w:val="en-US"/>
+        </w:rPr>
         <w:t xml:space="preserve">)) </w:t>
       </w:r>
       <w:r>
@@ -1682,13 +2339,29 @@
           <w:lang w:val="en-US"/>
         </w:rPr>
         <w:br/>
-        <w:t xml:space="preserve"> errorFile.close() </w:t>
-      </w:r>
+        <w:t xml:space="preserve"> </w:t>
+      </w:r>
+      <w:proofErr w:type="spellStart"/>
       <w:r>
         <w:rPr>
           <w:rFonts w:ascii="JetBrains Mono NL" w:hAnsi="JetBrains Mono NL" w:cs="JetBrains Mono NL"/>
           <w:lang w:val="en-US"/>
         </w:rPr>
+        <w:t>errorFile.close</w:t>
+      </w:r>
+      <w:proofErr w:type="spellEnd"/>
+      <w:r>
+        <w:rPr>
+          <w:rFonts w:ascii="JetBrains Mono NL" w:hAnsi="JetBrains Mono NL" w:cs="JetBrains Mono NL"/>
+          <w:lang w:val="en-US"/>
+        </w:rPr>
+        <w:t xml:space="preserve">() </w:t>
+      </w:r>
+      <w:r>
+        <w:rPr>
+          <w:rFonts w:ascii="JetBrains Mono NL" w:hAnsi="JetBrains Mono NL" w:cs="JetBrains Mono NL"/>
+          <w:lang w:val="en-US"/>
+        </w:rPr>
         <w:br/>
         <w:t xml:space="preserve"> </w:t>
       </w:r>
@@ -1720,7 +2393,39 @@
           <w:rFonts w:ascii="JetBrains Mono NL" w:hAnsi="JetBrains Mono NL" w:cs="JetBrains Mono NL"/>
           <w:lang w:val="en-US"/>
         </w:rPr>
-        <w:t># schreibt den traceback in die Datei “errorInfo.txt”</w:t>
+        <w:t xml:space="preserve"># </w:t>
+      </w:r>
+      <w:proofErr w:type="spellStart"/>
+      <w:r>
+        <w:rPr>
+          <w:rFonts w:ascii="JetBrains Mono NL" w:hAnsi="JetBrains Mono NL" w:cs="JetBrains Mono NL"/>
+          <w:lang w:val="en-US"/>
+        </w:rPr>
+        <w:t>schreibt</w:t>
+      </w:r>
+      <w:proofErr w:type="spellEnd"/>
+      <w:r>
+        <w:rPr>
+          <w:rFonts w:ascii="JetBrains Mono NL" w:hAnsi="JetBrains Mono NL" w:cs="JetBrains Mono NL"/>
+          <w:lang w:val="en-US"/>
+        </w:rPr>
+        <w:t xml:space="preserve"> den traceback in die </w:t>
+      </w:r>
+      <w:proofErr w:type="spellStart"/>
+      <w:r>
+        <w:rPr>
+          <w:rFonts w:ascii="JetBrains Mono NL" w:hAnsi="JetBrains Mono NL" w:cs="JetBrains Mono NL"/>
+          <w:lang w:val="en-US"/>
+        </w:rPr>
+        <w:t>Datei</w:t>
+      </w:r>
+      <w:proofErr w:type="spellEnd"/>
+      <w:r>
+        <w:rPr>
+          <w:rFonts w:ascii="JetBrains Mono NL" w:hAnsi="JetBrains Mono NL" w:cs="JetBrains Mono NL"/>
+          <w:lang w:val="en-US"/>
+        </w:rPr>
+        <w:t xml:space="preserve"> “errorInfo.txt”</w:t>
       </w:r>
     </w:p>
     <w:p>
@@ -1731,21 +2436,47 @@
       </w:pPr>
     </w:p>
     <w:p>
-      <w:r>
-        <w:t>assert prüf</w:t>
-      </w:r>
-      <w:r>
-        <w:t>ung_ob_True, „Message“</w:t>
-      </w:r>
-      <w:r>
-        <w:br/>
-        <w:t>Zusicherungen(assert) lassen sich deaktivieren, indem Sie bei der Ausführung von Python die Option -0 übergeben</w:t>
+      <w:proofErr w:type="spellStart"/>
+      <w:r>
+        <w:t>assert</w:t>
+      </w:r>
+      <w:proofErr w:type="spellEnd"/>
+      <w:r>
+        <w:t xml:space="preserve"> </w:t>
+      </w:r>
+      <w:proofErr w:type="spellStart"/>
+      <w:r>
+        <w:t>prüf</w:t>
+      </w:r>
+      <w:r>
+        <w:t>ung_ob_True</w:t>
+      </w:r>
+      <w:proofErr w:type="spellEnd"/>
+      <w:r>
+        <w:t>, „Message“</w:t>
+      </w:r>
+      <w:r>
+        <w:br/>
+        <w:t>Zusicherungen(</w:t>
+      </w:r>
+      <w:proofErr w:type="spellStart"/>
+      <w:r>
+        <w:t>assert</w:t>
+      </w:r>
+      <w:proofErr w:type="spellEnd"/>
+      <w:r>
+        <w:t>) lassen sich deaktivieren, indem Sie bei der Ausführung von Python die Option -0 übergeben</w:t>
       </w:r>
     </w:p>
     <w:p/>
     <w:p>
-      <w:r>
-        <w:t>logging:</w:t>
+      <w:proofErr w:type="spellStart"/>
+      <w:r>
+        <w:t>logging</w:t>
+      </w:r>
+      <w:proofErr w:type="spellEnd"/>
+      <w:r>
+        <w:t>:</w:t>
       </w:r>
     </w:p>
     <w:p>
@@ -1759,7 +2490,15 @@
         <w:br/>
       </w:r>
       <w:r>
-        <w:t xml:space="preserve">Seite 294 Web Scraping </w:t>
+        <w:t xml:space="preserve">Seite 294 Web </w:t>
+      </w:r>
+      <w:proofErr w:type="spellStart"/>
+      <w:r>
+        <w:t>Scraping</w:t>
+      </w:r>
+      <w:proofErr w:type="spellEnd"/>
+      <w:r>
+        <w:t xml:space="preserve"> </w:t>
       </w:r>
       <w:r>
         <w:br/>
@@ -1783,10 +2522,12 @@
       <w:r>
         <w:t xml:space="preserve">Wiederholen </w:t>
       </w:r>
+      <w:proofErr w:type="spellStart"/>
       <w:proofErr w:type="gramStart"/>
       <w:r>
         <w:t>RegEx</w:t>
       </w:r>
+      <w:proofErr w:type="spellEnd"/>
       <w:proofErr w:type="gramEnd"/>
       <w:r>
         <w:t xml:space="preserve"> Seite 198</w:t>
